--- a/Progres Pekerjaan.docx
+++ b/Progres Pekerjaan.docx
@@ -4,6 +4,1578 @@
   <w:body>
     <w:p>
       <w:r>
+        <w:t xml:space="preserve">Tentu. Berikut </w:t>
+      </w:r>
+      <w:r>
+        <w:rPr>
+          <w:b/>
+          <w:bCs/>
+        </w:rPr>
+        <w:t>update progres terakhir</w:t>
+      </w:r>
+      <w:r>
+        <w:t xml:space="preserve"> proyek </w:t>
+      </w:r>
+      <w:r>
+        <w:rPr>
+          <w:b/>
+          <w:bCs/>
+        </w:rPr>
+        <w:t>Website Polda Papua Tengah</w:t>
+      </w:r>
+      <w:r>
+        <w:t xml:space="preserve"> per </w:t>
+      </w:r>
+      <w:r>
+        <w:rPr>
+          <w:b/>
+          <w:bCs/>
+        </w:rPr>
+        <w:t>08 Juli 2026</w:t>
+      </w:r>
+      <w:r>
+        <w:t>.</w:t>
+      </w:r>
+    </w:p>
+    <w:p>
+      <w:r>
+        <w:pict w14:anchorId="51480226">
+          <v:rect id="_x0000_i1145" style="width:0;height:1.5pt" o:hralign="center" o:hrstd="t" o:hr="t" fillcolor="#a0a0a0" stroked="f"/>
+        </w:pict>
+      </w:r>
+    </w:p>
+    <w:p>
+      <w:pPr>
+        <w:rPr>
+          <w:b/>
+          <w:bCs/>
+        </w:rPr>
+      </w:pPr>
+      <w:r>
+        <w:rPr>
+          <w:b/>
+          <w:bCs/>
+        </w:rPr>
+        <w:t>Laporan Progress Development</w:t>
+      </w:r>
+    </w:p>
+    <w:p>
+      <w:r>
+        <w:rPr>
+          <w:b/>
+          <w:bCs/>
+        </w:rPr>
+        <w:t>Project:</w:t>
+      </w:r>
+      <w:r>
+        <w:t xml:space="preserve"> Website Resmi Polda Papua Tengah</w:t>
+      </w:r>
+      <w:r>
+        <w:br/>
+      </w:r>
+      <w:r>
+        <w:rPr>
+          <w:b/>
+          <w:bCs/>
+        </w:rPr>
+        <w:t>Tanggal:</w:t>
+      </w:r>
+      <w:r>
+        <w:t xml:space="preserve"> 08 Juli 2026</w:t>
+      </w:r>
+    </w:p>
+    <w:p>
+      <w:pPr>
+        <w:rPr>
+          <w:b/>
+          <w:bCs/>
+        </w:rPr>
+      </w:pPr>
+      <w:r>
+        <w:rPr>
+          <w:b/>
+          <w:bCs/>
+        </w:rPr>
+        <w:t>1. Setup Project</w:t>
+      </w:r>
+    </w:p>
+    <w:p>
+      <w:r>
+        <w:t xml:space="preserve">Status: </w:t>
+      </w:r>
+      <w:r>
+        <w:rPr>
+          <w:rFonts w:ascii="Segoe UI Emoji" w:hAnsi="Segoe UI Emoji" w:cs="Segoe UI Emoji"/>
+        </w:rPr>
+        <w:t>✅</w:t>
+      </w:r>
+      <w:r>
+        <w:t xml:space="preserve"> Selesai</w:t>
+      </w:r>
+    </w:p>
+    <w:p>
+      <w:pPr>
+        <w:numPr>
+          <w:ilvl w:val="0"/>
+          <w:numId w:val="18"/>
+        </w:numPr>
+      </w:pPr>
+      <w:r>
+        <w:t xml:space="preserve">Berhasil membuat project menggunakan </w:t>
+      </w:r>
+      <w:r>
+        <w:rPr>
+          <w:b/>
+          <w:bCs/>
+        </w:rPr>
+        <w:t>React + TypeScript + Vite</w:t>
+      </w:r>
+      <w:r>
+        <w:t>.</w:t>
+      </w:r>
+    </w:p>
+    <w:p>
+      <w:pPr>
+        <w:numPr>
+          <w:ilvl w:val="0"/>
+          <w:numId w:val="18"/>
+        </w:numPr>
+      </w:pPr>
+      <w:r>
+        <w:t>Struktur folder project telah terbentuk dengan baik.</w:t>
+      </w:r>
+    </w:p>
+    <w:p>
+      <w:pPr>
+        <w:numPr>
+          <w:ilvl w:val="0"/>
+          <w:numId w:val="18"/>
+        </w:numPr>
+      </w:pPr>
+      <w:r>
+        <w:t>Konfigurasi dasar project telah selesai.</w:t>
+      </w:r>
+    </w:p>
+    <w:p>
+      <w:r>
+        <w:pict w14:anchorId="528739A8">
+          <v:rect id="_x0000_i1146" style="width:0;height:1.5pt" o:hralign="center" o:hrstd="t" o:hr="t" fillcolor="#a0a0a0" stroked="f"/>
+        </w:pict>
+      </w:r>
+    </w:p>
+    <w:p>
+      <w:pPr>
+        <w:rPr>
+          <w:b/>
+          <w:bCs/>
+        </w:rPr>
+      </w:pPr>
+      <w:r>
+        <w:rPr>
+          <w:b/>
+          <w:bCs/>
+        </w:rPr>
+        <w:t>2. Struktur Project</w:t>
+      </w:r>
+    </w:p>
+    <w:p>
+      <w:r>
+        <w:t xml:space="preserve">Status: </w:t>
+      </w:r>
+      <w:r>
+        <w:rPr>
+          <w:rFonts w:ascii="Segoe UI Emoji" w:hAnsi="Segoe UI Emoji" w:cs="Segoe UI Emoji"/>
+        </w:rPr>
+        <w:t>✅</w:t>
+      </w:r>
+      <w:r>
+        <w:t xml:space="preserve"> Selesai</w:t>
+      </w:r>
+    </w:p>
+    <w:p>
+      <w:r>
+        <w:t>Struktur project sudah meliputi:</w:t>
+      </w:r>
+    </w:p>
+    <w:p>
+      <w:r>
+        <w:t>website-polda-papua-tengah/</w:t>
+      </w:r>
+    </w:p>
+    <w:p>
+      <w:r>
+        <w:t>│</w:t>
+      </w:r>
+    </w:p>
+    <w:p>
+      <w:r>
+        <w:rPr>
+          <w:rFonts w:ascii="MS Gothic" w:eastAsia="MS Gothic" w:hAnsi="MS Gothic" w:cs="MS Gothic" w:hint="eastAsia"/>
+        </w:rPr>
+        <w:t>├</w:t>
+      </w:r>
+      <w:r>
+        <w:rPr>
+          <w:rFonts w:ascii="Aptos" w:hAnsi="Aptos" w:cs="Aptos"/>
+        </w:rPr>
+        <w:t>──</w:t>
+      </w:r>
+      <w:r>
+        <w:t xml:space="preserve"> public/</w:t>
+      </w:r>
+    </w:p>
+    <w:p>
+      <w:r>
+        <w:rPr>
+          <w:rFonts w:ascii="MS Gothic" w:eastAsia="MS Gothic" w:hAnsi="MS Gothic" w:cs="MS Gothic" w:hint="eastAsia"/>
+        </w:rPr>
+        <w:t>├</w:t>
+      </w:r>
+      <w:r>
+        <w:rPr>
+          <w:rFonts w:ascii="Aptos" w:hAnsi="Aptos" w:cs="Aptos"/>
+        </w:rPr>
+        <w:t>──</w:t>
+      </w:r>
+      <w:r>
+        <w:t xml:space="preserve"> src/</w:t>
+      </w:r>
+    </w:p>
+    <w:p>
+      <w:r>
+        <w:t xml:space="preserve">│   </w:t>
+      </w:r>
+      <w:r>
+        <w:rPr>
+          <w:rFonts w:ascii="MS Gothic" w:eastAsia="MS Gothic" w:hAnsi="MS Gothic" w:cs="MS Gothic" w:hint="eastAsia"/>
+        </w:rPr>
+        <w:t>├</w:t>
+      </w:r>
+      <w:r>
+        <w:rPr>
+          <w:rFonts w:ascii="Aptos" w:hAnsi="Aptos" w:cs="Aptos"/>
+        </w:rPr>
+        <w:t>──</w:t>
+      </w:r>
+      <w:r>
+        <w:t xml:space="preserve"> assets/</w:t>
+      </w:r>
+    </w:p>
+    <w:p>
+      <w:r>
+        <w:t xml:space="preserve">│   </w:t>
+      </w:r>
+      <w:r>
+        <w:rPr>
+          <w:rFonts w:ascii="MS Gothic" w:eastAsia="MS Gothic" w:hAnsi="MS Gothic" w:cs="MS Gothic" w:hint="eastAsia"/>
+        </w:rPr>
+        <w:t>├</w:t>
+      </w:r>
+      <w:r>
+        <w:rPr>
+          <w:rFonts w:ascii="Aptos" w:hAnsi="Aptos" w:cs="Aptos"/>
+        </w:rPr>
+        <w:t>──</w:t>
+      </w:r>
+      <w:r>
+        <w:t xml:space="preserve"> components/</w:t>
+      </w:r>
+    </w:p>
+    <w:p>
+      <w:r>
+        <w:t xml:space="preserve">│   </w:t>
+      </w:r>
+      <w:r>
+        <w:rPr>
+          <w:rFonts w:ascii="MS Gothic" w:eastAsia="MS Gothic" w:hAnsi="MS Gothic" w:cs="MS Gothic" w:hint="eastAsia"/>
+        </w:rPr>
+        <w:t>├</w:t>
+      </w:r>
+      <w:r>
+        <w:rPr>
+          <w:rFonts w:ascii="Aptos" w:hAnsi="Aptos" w:cs="Aptos"/>
+        </w:rPr>
+        <w:t>──</w:t>
+      </w:r>
+      <w:r>
+        <w:t xml:space="preserve"> styles/</w:t>
+      </w:r>
+    </w:p>
+    <w:p>
+      <w:r>
+        <w:t xml:space="preserve">│   </w:t>
+      </w:r>
+      <w:r>
+        <w:rPr>
+          <w:rFonts w:ascii="MS Gothic" w:eastAsia="MS Gothic" w:hAnsi="MS Gothic" w:cs="MS Gothic" w:hint="eastAsia"/>
+        </w:rPr>
+        <w:t>├</w:t>
+      </w:r>
+      <w:r>
+        <w:rPr>
+          <w:rFonts w:ascii="Aptos" w:hAnsi="Aptos" w:cs="Aptos"/>
+        </w:rPr>
+        <w:t>──</w:t>
+      </w:r>
+      <w:r>
+        <w:t xml:space="preserve"> App.tsx</w:t>
+      </w:r>
+    </w:p>
+    <w:p>
+      <w:r>
+        <w:t>│   └── main.tsx</w:t>
+      </w:r>
+    </w:p>
+    <w:p>
+      <w:r>
+        <w:t>│</w:t>
+      </w:r>
+    </w:p>
+    <w:p>
+      <w:r>
+        <w:rPr>
+          <w:rFonts w:ascii="MS Gothic" w:eastAsia="MS Gothic" w:hAnsi="MS Gothic" w:cs="MS Gothic" w:hint="eastAsia"/>
+        </w:rPr>
+        <w:t>├</w:t>
+      </w:r>
+      <w:r>
+        <w:rPr>
+          <w:rFonts w:ascii="Aptos" w:hAnsi="Aptos" w:cs="Aptos"/>
+        </w:rPr>
+        <w:t>──</w:t>
+      </w:r>
+      <w:r>
+        <w:t xml:space="preserve"> package.json</w:t>
+      </w:r>
+    </w:p>
+    <w:p>
+      <w:r>
+        <w:rPr>
+          <w:rFonts w:ascii="MS Gothic" w:eastAsia="MS Gothic" w:hAnsi="MS Gothic" w:cs="MS Gothic" w:hint="eastAsia"/>
+        </w:rPr>
+        <w:t>├</w:t>
+      </w:r>
+      <w:r>
+        <w:rPr>
+          <w:rFonts w:ascii="Aptos" w:hAnsi="Aptos" w:cs="Aptos"/>
+        </w:rPr>
+        <w:t>──</w:t>
+      </w:r>
+      <w:r>
+        <w:t xml:space="preserve"> vite.config.ts</w:t>
+      </w:r>
+    </w:p>
+    <w:p>
+      <w:r>
+        <w:rPr>
+          <w:rFonts w:ascii="MS Gothic" w:eastAsia="MS Gothic" w:hAnsi="MS Gothic" w:cs="MS Gothic" w:hint="eastAsia"/>
+        </w:rPr>
+        <w:t>├</w:t>
+      </w:r>
+      <w:r>
+        <w:rPr>
+          <w:rFonts w:ascii="Aptos" w:hAnsi="Aptos" w:cs="Aptos"/>
+        </w:rPr>
+        <w:t>──</w:t>
+      </w:r>
+      <w:r>
+        <w:t xml:space="preserve"> tsconfig.json</w:t>
+      </w:r>
+    </w:p>
+    <w:p>
+      <w:r>
+        <w:t>└── README.md</w:t>
+      </w:r>
+    </w:p>
+    <w:p>
+      <w:r>
+        <w:pict w14:anchorId="28BBBCC5">
+          <v:rect id="_x0000_i1147" style="width:0;height:1.5pt" o:hralign="center" o:hrstd="t" o:hr="t" fillcolor="#a0a0a0" stroked="f"/>
+        </w:pict>
+      </w:r>
+    </w:p>
+    <w:p>
+      <w:pPr>
+        <w:rPr>
+          <w:b/>
+          <w:bCs/>
+        </w:rPr>
+      </w:pPr>
+      <w:r>
+        <w:rPr>
+          <w:b/>
+          <w:bCs/>
+        </w:rPr>
+        <w:t>3. Komponen Website</w:t>
+      </w:r>
+    </w:p>
+    <w:p>
+      <w:r>
+        <w:t xml:space="preserve">Status: </w:t>
+      </w:r>
+      <w:r>
+        <w:rPr>
+          <w:rFonts w:ascii="Segoe UI Emoji" w:hAnsi="Segoe UI Emoji" w:cs="Segoe UI Emoji"/>
+        </w:rPr>
+        <w:t>✅</w:t>
+      </w:r>
+      <w:r>
+        <w:t xml:space="preserve"> Selesai</w:t>
+      </w:r>
+    </w:p>
+    <w:p>
+      <w:r>
+        <w:lastRenderedPageBreak/>
+        <w:t>Sudah dibuat:</w:t>
+      </w:r>
+    </w:p>
+    <w:p>
+      <w:pPr>
+        <w:numPr>
+          <w:ilvl w:val="0"/>
+          <w:numId w:val="19"/>
+        </w:numPr>
+      </w:pPr>
+      <w:r>
+        <w:t>Header</w:t>
+      </w:r>
+    </w:p>
+    <w:p>
+      <w:pPr>
+        <w:numPr>
+          <w:ilvl w:val="0"/>
+          <w:numId w:val="19"/>
+        </w:numPr>
+      </w:pPr>
+      <w:r>
+        <w:t>Hero Section</w:t>
+      </w:r>
+    </w:p>
+    <w:p>
+      <w:pPr>
+        <w:numPr>
+          <w:ilvl w:val="0"/>
+          <w:numId w:val="19"/>
+        </w:numPr>
+      </w:pPr>
+      <w:r>
+        <w:t>Footer</w:t>
+      </w:r>
+    </w:p>
+    <w:p>
+      <w:r>
+        <w:t>Beserta file CSS masing-masing.</w:t>
+      </w:r>
+    </w:p>
+    <w:p>
+      <w:r>
+        <w:pict w14:anchorId="4545AA22">
+          <v:rect id="_x0000_i1148" style="width:0;height:1.5pt" o:hralign="center" o:hrstd="t" o:hr="t" fillcolor="#a0a0a0" stroked="f"/>
+        </w:pict>
+      </w:r>
+    </w:p>
+    <w:p>
+      <w:pPr>
+        <w:rPr>
+          <w:b/>
+          <w:bCs/>
+        </w:rPr>
+      </w:pPr>
+      <w:r>
+        <w:rPr>
+          <w:b/>
+          <w:bCs/>
+        </w:rPr>
+        <w:t>4. Asset Website</w:t>
+      </w:r>
+    </w:p>
+    <w:p>
+      <w:r>
+        <w:t xml:space="preserve">Status: </w:t>
+      </w:r>
+      <w:r>
+        <w:rPr>
+          <w:rFonts w:ascii="Segoe UI Emoji" w:hAnsi="Segoe UI Emoji" w:cs="Segoe UI Emoji"/>
+        </w:rPr>
+        <w:t>✅</w:t>
+      </w:r>
+      <w:r>
+        <w:t xml:space="preserve"> Selesai</w:t>
+      </w:r>
+    </w:p>
+    <w:p>
+      <w:r>
+        <w:t>Asset yang sudah dimasukkan:</w:t>
+      </w:r>
+    </w:p>
+    <w:p>
+      <w:pPr>
+        <w:numPr>
+          <w:ilvl w:val="0"/>
+          <w:numId w:val="20"/>
+        </w:numPr>
+      </w:pPr>
+      <w:r>
+        <w:t>Logo Polda Papua Tengah</w:t>
+      </w:r>
+    </w:p>
+    <w:p>
+      <w:pPr>
+        <w:numPr>
+          <w:ilvl w:val="0"/>
+          <w:numId w:val="20"/>
+        </w:numPr>
+      </w:pPr>
+      <w:r>
+        <w:t>Foto Kapolda</w:t>
+      </w:r>
+    </w:p>
+    <w:p>
+      <w:pPr>
+        <w:numPr>
+          <w:ilvl w:val="0"/>
+          <w:numId w:val="20"/>
+        </w:numPr>
+      </w:pPr>
+      <w:r>
+        <w:t>Hero Image</w:t>
+      </w:r>
+    </w:p>
+    <w:p>
+      <w:pPr>
+        <w:numPr>
+          <w:ilvl w:val="0"/>
+          <w:numId w:val="20"/>
+        </w:numPr>
+      </w:pPr>
+      <w:r>
+        <w:t>Icon Website</w:t>
+      </w:r>
+    </w:p>
+    <w:p>
+      <w:pPr>
+        <w:numPr>
+          <w:ilvl w:val="0"/>
+          <w:numId w:val="20"/>
+        </w:numPr>
+      </w:pPr>
+      <w:r>
+        <w:t>Favicon</w:t>
+      </w:r>
+    </w:p>
+    <w:p>
+      <w:r>
+        <w:pict w14:anchorId="1C9CA8A7">
+          <v:rect id="_x0000_i1149" style="width:0;height:1.5pt" o:hralign="center" o:hrstd="t" o:hr="t" fillcolor="#a0a0a0" stroked="f"/>
+        </w:pict>
+      </w:r>
+    </w:p>
+    <w:p>
+      <w:pPr>
+        <w:rPr>
+          <w:b/>
+          <w:bCs/>
+        </w:rPr>
+      </w:pPr>
+      <w:r>
+        <w:rPr>
+          <w:b/>
+          <w:bCs/>
+        </w:rPr>
+        <w:t>5. Git Repository Lokal</w:t>
+      </w:r>
+    </w:p>
+    <w:p>
+      <w:r>
+        <w:t xml:space="preserve">Status: </w:t>
+      </w:r>
+      <w:r>
+        <w:rPr>
+          <w:rFonts w:ascii="Segoe UI Emoji" w:hAnsi="Segoe UI Emoji" w:cs="Segoe UI Emoji"/>
+        </w:rPr>
+        <w:t>✅</w:t>
+      </w:r>
+      <w:r>
+        <w:t xml:space="preserve"> Selesai</w:t>
+      </w:r>
+    </w:p>
+    <w:p>
+      <w:r>
+        <w:t>Berhasil:</w:t>
+      </w:r>
+    </w:p>
+    <w:p>
+      <w:pPr>
+        <w:numPr>
+          <w:ilvl w:val="0"/>
+          <w:numId w:val="21"/>
+        </w:numPr>
+      </w:pPr>
+      <w:r>
+        <w:t>Inisialisasi Git</w:t>
+      </w:r>
+    </w:p>
+    <w:p>
+      <w:pPr>
+        <w:numPr>
+          <w:ilvl w:val="0"/>
+          <w:numId w:val="21"/>
+        </w:numPr>
+      </w:pPr>
+      <w:r>
+        <w:t>Staging seluruh file</w:t>
+      </w:r>
+    </w:p>
+    <w:p>
+      <w:pPr>
+        <w:numPr>
+          <w:ilvl w:val="0"/>
+          <w:numId w:val="21"/>
+        </w:numPr>
+      </w:pPr>
+      <w:r>
+        <w:t>Commit project</w:t>
+      </w:r>
+    </w:p>
+    <w:p>
+      <w:r>
+        <w:pict w14:anchorId="40FEE164">
+          <v:rect id="_x0000_i1150" style="width:0;height:1.5pt" o:hralign="center" o:hrstd="t" o:hr="t" fillcolor="#a0a0a0" stroked="f"/>
+        </w:pict>
+      </w:r>
+    </w:p>
+    <w:p>
+      <w:pPr>
+        <w:rPr>
+          <w:b/>
+          <w:bCs/>
+        </w:rPr>
+      </w:pPr>
+      <w:r>
+        <w:rPr>
+          <w:b/>
+          <w:bCs/>
+        </w:rPr>
+        <w:t>6. GitHub Repository</w:t>
+      </w:r>
+    </w:p>
+    <w:p>
+      <w:r>
+        <w:t xml:space="preserve">Status: </w:t>
+      </w:r>
+      <w:r>
+        <w:rPr>
+          <w:rFonts w:ascii="Segoe UI Emoji" w:hAnsi="Segoe UI Emoji" w:cs="Segoe UI Emoji"/>
+        </w:rPr>
+        <w:t>✅</w:t>
+      </w:r>
+      <w:r>
+        <w:t xml:space="preserve"> Selesai</w:t>
+      </w:r>
+    </w:p>
+    <w:p>
+      <w:r>
+        <w:t>Repository:</w:t>
+      </w:r>
+    </w:p>
+    <w:p>
+      <w:r>
+        <w:rPr>
+          <w:b/>
+          <w:bCs/>
+        </w:rPr>
+        <w:t>website-polda-papua-tengah</w:t>
+      </w:r>
+    </w:p>
+    <w:p>
+      <w:r>
+        <w:t>Berhasil:</w:t>
+      </w:r>
+    </w:p>
+    <w:p>
+      <w:pPr>
+        <w:numPr>
+          <w:ilvl w:val="0"/>
+          <w:numId w:val="22"/>
+        </w:numPr>
+      </w:pPr>
+      <w:r>
+        <w:t>Menghubungkan Git lokal ke GitHub</w:t>
+      </w:r>
+    </w:p>
+    <w:p>
+      <w:pPr>
+        <w:numPr>
+          <w:ilvl w:val="0"/>
+          <w:numId w:val="22"/>
+        </w:numPr>
+      </w:pPr>
+      <w:r>
+        <w:t>Push seluruh source code</w:t>
+      </w:r>
+    </w:p>
+    <w:p>
+      <w:pPr>
+        <w:numPr>
+          <w:ilvl w:val="0"/>
+          <w:numId w:val="22"/>
+        </w:numPr>
+      </w:pPr>
+      <w:r>
+        <w:t>Sinkronisasi branch main</w:t>
+      </w:r>
+    </w:p>
+    <w:p>
+      <w:r>
+        <w:pict w14:anchorId="0D198130">
+          <v:rect id="_x0000_i1151" style="width:0;height:1.5pt" o:hralign="center" o:hrstd="t" o:hr="t" fillcolor="#a0a0a0" stroked="f"/>
+        </w:pict>
+      </w:r>
+    </w:p>
+    <w:p>
+      <w:pPr>
+        <w:rPr>
+          <w:b/>
+          <w:bCs/>
+        </w:rPr>
+      </w:pPr>
+      <w:r>
+        <w:rPr>
+          <w:b/>
+          <w:bCs/>
+        </w:rPr>
+        <w:lastRenderedPageBreak/>
+        <w:t>7. Perbaikan Identitas Git</w:t>
+      </w:r>
+    </w:p>
+    <w:p>
+      <w:r>
+        <w:t xml:space="preserve">Status: </w:t>
+      </w:r>
+      <w:r>
+        <w:rPr>
+          <w:rFonts w:ascii="Segoe UI Emoji" w:hAnsi="Segoe UI Emoji" w:cs="Segoe UI Emoji"/>
+        </w:rPr>
+        <w:t>✅</w:t>
+      </w:r>
+      <w:r>
+        <w:t xml:space="preserve"> Selesai</w:t>
+      </w:r>
+    </w:p>
+    <w:p>
+      <w:r>
+        <w:t>Berhasil memperbaiki konfigurasi Git menjadi:</w:t>
+      </w:r>
+    </w:p>
+    <w:p>
+      <w:r>
+        <w:t>user.name</w:t>
+      </w:r>
+    </w:p>
+    <w:p>
+      <w:r>
+        <w:t>jayadigitalintegrate-dev</w:t>
+      </w:r>
+    </w:p>
+    <w:p/>
+    <w:p>
+      <w:r>
+        <w:t>user.email</w:t>
+      </w:r>
+    </w:p>
+    <w:p>
+      <w:r>
+        <w:t>jayadigitalintegrate@gmail.com</w:t>
+      </w:r>
+    </w:p>
+    <w:p>
+      <w:r>
+        <w:t>Seluruh commit terbaru sekarang menggunakan identitas GitHub yang benar.</w:t>
+      </w:r>
+    </w:p>
+    <w:p>
+      <w:r>
+        <w:pict w14:anchorId="267DC955">
+          <v:rect id="_x0000_i1152" style="width:0;height:1.5pt" o:hralign="center" o:hrstd="t" o:hr="t" fillcolor="#a0a0a0" stroked="f"/>
+        </w:pict>
+      </w:r>
+    </w:p>
+    <w:p>
+      <w:pPr>
+        <w:rPr>
+          <w:b/>
+          <w:bCs/>
+        </w:rPr>
+      </w:pPr>
+      <w:r>
+        <w:rPr>
+          <w:b/>
+          <w:bCs/>
+        </w:rPr>
+        <w:t>8. Branch</w:t>
+      </w:r>
+    </w:p>
+    <w:p>
+      <w:r>
+        <w:t xml:space="preserve">Status: </w:t>
+      </w:r>
+      <w:r>
+        <w:rPr>
+          <w:rFonts w:ascii="Segoe UI Emoji" w:hAnsi="Segoe UI Emoji" w:cs="Segoe UI Emoji"/>
+        </w:rPr>
+        <w:t>✅</w:t>
+      </w:r>
+      <w:r>
+        <w:t xml:space="preserve"> Selesai</w:t>
+      </w:r>
+    </w:p>
+    <w:p>
+      <w:r>
+        <w:t>Repository menggunakan:</w:t>
+      </w:r>
+    </w:p>
+    <w:p>
+      <w:r>
+        <w:t>main</w:t>
+      </w:r>
+    </w:p>
+    <w:p>
+      <w:r>
+        <w:t>Sebagai branch utama.</w:t>
+      </w:r>
+    </w:p>
+    <w:p>
+      <w:r>
+        <w:pict w14:anchorId="42A192E0">
+          <v:rect id="_x0000_i1153" style="width:0;height:1.5pt" o:hralign="center" o:hrstd="t" o:hr="t" fillcolor="#a0a0a0" stroked="f"/>
+        </w:pict>
+      </w:r>
+    </w:p>
+    <w:p>
+      <w:pPr>
+        <w:rPr>
+          <w:b/>
+          <w:bCs/>
+        </w:rPr>
+      </w:pPr>
+      <w:r>
+        <w:rPr>
+          <w:b/>
+          <w:bCs/>
+        </w:rPr>
+        <w:t>9. Source Code</w:t>
+      </w:r>
+    </w:p>
+    <w:p>
+      <w:r>
+        <w:t xml:space="preserve">Status: </w:t>
+      </w:r>
+      <w:r>
+        <w:rPr>
+          <w:rFonts w:ascii="Segoe UI Emoji" w:hAnsi="Segoe UI Emoji" w:cs="Segoe UI Emoji"/>
+        </w:rPr>
+        <w:t>✅</w:t>
+      </w:r>
+      <w:r>
+        <w:t xml:space="preserve"> Aman</w:t>
+      </w:r>
+    </w:p>
+    <w:p>
+      <w:r>
+        <w:t>Seluruh source code sudah berada di GitHub.</w:t>
+      </w:r>
+    </w:p>
+    <w:p>
+      <w:r>
+        <w:t>Folder yang sudah tersedia:</w:t>
+      </w:r>
+    </w:p>
+    <w:p>
+      <w:pPr>
+        <w:numPr>
+          <w:ilvl w:val="0"/>
+          <w:numId w:val="23"/>
+        </w:numPr>
+      </w:pPr>
+      <w:r>
+        <w:t>public</w:t>
+      </w:r>
+    </w:p>
+    <w:p>
+      <w:pPr>
+        <w:numPr>
+          <w:ilvl w:val="0"/>
+          <w:numId w:val="23"/>
+        </w:numPr>
+      </w:pPr>
+      <w:r>
+        <w:t>src</w:t>
+      </w:r>
+    </w:p>
+    <w:p>
+      <w:pPr>
+        <w:numPr>
+          <w:ilvl w:val="0"/>
+          <w:numId w:val="23"/>
+        </w:numPr>
+      </w:pPr>
+      <w:r>
+        <w:t>package.json</w:t>
+      </w:r>
+    </w:p>
+    <w:p>
+      <w:pPr>
+        <w:numPr>
+          <w:ilvl w:val="0"/>
+          <w:numId w:val="23"/>
+        </w:numPr>
+      </w:pPr>
+      <w:r>
+        <w:t>package-lock.json</w:t>
+      </w:r>
+    </w:p>
+    <w:p>
+      <w:pPr>
+        <w:numPr>
+          <w:ilvl w:val="0"/>
+          <w:numId w:val="23"/>
+        </w:numPr>
+      </w:pPr>
+      <w:r>
+        <w:t>vite.config.ts</w:t>
+      </w:r>
+    </w:p>
+    <w:p>
+      <w:pPr>
+        <w:numPr>
+          <w:ilvl w:val="0"/>
+          <w:numId w:val="23"/>
+        </w:numPr>
+      </w:pPr>
+      <w:r>
+        <w:t>README.md</w:t>
+      </w:r>
+    </w:p>
+    <w:p>
+      <w:pPr>
+        <w:numPr>
+          <w:ilvl w:val="0"/>
+          <w:numId w:val="23"/>
+        </w:numPr>
+      </w:pPr>
+      <w:r>
+        <w:t>tsconfig</w:t>
+      </w:r>
+    </w:p>
+    <w:p>
+      <w:r>
+        <w:pict w14:anchorId="4B8C82C7">
+          <v:rect id="_x0000_i1154" style="width:0;height:1.5pt" o:hralign="center" o:hrstd="t" o:hr="t" fillcolor="#a0a0a0" stroked="f"/>
+        </w:pict>
+      </w:r>
+    </w:p>
+    <w:p>
+      <w:pPr>
+        <w:rPr>
+          <w:b/>
+          <w:bCs/>
+        </w:rPr>
+      </w:pPr>
+      <w:r>
+        <w:rPr>
+          <w:b/>
+          <w:bCs/>
+        </w:rPr>
+        <w:t>10. GitHub Project</w:t>
+      </w:r>
+    </w:p>
+    <w:p>
+      <w:r>
+        <w:t xml:space="preserve">Status: </w:t>
+      </w:r>
+      <w:r>
+        <w:rPr>
+          <w:rFonts w:ascii="Segoe UI Emoji" w:hAnsi="Segoe UI Emoji" w:cs="Segoe UI Emoji"/>
+        </w:rPr>
+        <w:t>✅</w:t>
+      </w:r>
+      <w:r>
+        <w:t xml:space="preserve"> Sudah dibuat</w:t>
+      </w:r>
+    </w:p>
+    <w:p>
+      <w:r>
+        <w:t>Project Board GitHub sudah tersedia untuk mencatat seluruh progress development.</w:t>
+      </w:r>
+    </w:p>
+    <w:p>
+      <w:r>
+        <w:lastRenderedPageBreak/>
+        <w:pict w14:anchorId="6881D93E">
+          <v:rect id="_x0000_i1155" style="width:0;height:1.5pt" o:hralign="center" o:hrstd="t" o:hr="t" fillcolor="#a0a0a0" stroked="f"/>
+        </w:pict>
+      </w:r>
+    </w:p>
+    <w:p>
+      <w:pPr>
+        <w:rPr>
+          <w:b/>
+          <w:bCs/>
+        </w:rPr>
+      </w:pPr>
+      <w:r>
+        <w:rPr>
+          <w:b/>
+          <w:bCs/>
+        </w:rPr>
+        <w:t>Permasalahan yang Berhasil Diselesaikan Hari Ini</w:t>
+      </w:r>
+    </w:p>
+    <w:p>
+      <w:r>
+        <w:rPr>
+          <w:rFonts w:ascii="Segoe UI Emoji" w:hAnsi="Segoe UI Emoji" w:cs="Segoe UI Emoji"/>
+        </w:rPr>
+        <w:t>✅</w:t>
+      </w:r>
+      <w:r>
+        <w:t xml:space="preserve"> Git belum terinisialisasi</w:t>
+      </w:r>
+    </w:p>
+    <w:p>
+      <w:r>
+        <w:rPr>
+          <w:rFonts w:ascii="Segoe UI Emoji" w:hAnsi="Segoe UI Emoji" w:cs="Segoe UI Emoji"/>
+        </w:rPr>
+        <w:t>✅</w:t>
+      </w:r>
+      <w:r>
+        <w:t xml:space="preserve"> Git Remote belum terhubung</w:t>
+      </w:r>
+    </w:p>
+    <w:p>
+      <w:r>
+        <w:rPr>
+          <w:rFonts w:ascii="Segoe UI Emoji" w:hAnsi="Segoe UI Emoji" w:cs="Segoe UI Emoji"/>
+        </w:rPr>
+        <w:t>✅</w:t>
+      </w:r>
+      <w:r>
+        <w:t xml:space="preserve"> Konflik README.md</w:t>
+      </w:r>
+    </w:p>
+    <w:p>
+      <w:r>
+        <w:rPr>
+          <w:rFonts w:ascii="Segoe UI Emoji" w:hAnsi="Segoe UI Emoji" w:cs="Segoe UI Emoji"/>
+        </w:rPr>
+        <w:t>✅</w:t>
+      </w:r>
+      <w:r>
+        <w:t xml:space="preserve"> Branch master diubah menjadi main</w:t>
+      </w:r>
+    </w:p>
+    <w:p>
+      <w:r>
+        <w:rPr>
+          <w:rFonts w:ascii="Segoe UI Emoji" w:hAnsi="Segoe UI Emoji" w:cs="Segoe UI Emoji"/>
+        </w:rPr>
+        <w:t>✅</w:t>
+      </w:r>
+      <w:r>
+        <w:t xml:space="preserve"> Push gagal</w:t>
+      </w:r>
+    </w:p>
+    <w:p>
+      <w:r>
+        <w:rPr>
+          <w:rFonts w:ascii="Segoe UI Emoji" w:hAnsi="Segoe UI Emoji" w:cs="Segoe UI Emoji"/>
+        </w:rPr>
+        <w:t>✅</w:t>
+      </w:r>
+      <w:r>
+        <w:t xml:space="preserve"> Rebuild histori Git</w:t>
+      </w:r>
+    </w:p>
+    <w:p>
+      <w:r>
+        <w:rPr>
+          <w:rFonts w:ascii="Segoe UI Emoji" w:hAnsi="Segoe UI Emoji" w:cs="Segoe UI Emoji"/>
+        </w:rPr>
+        <w:t>✅</w:t>
+      </w:r>
+      <w:r>
+        <w:t xml:space="preserve"> Perbaikan konfigurasi Git</w:t>
+      </w:r>
+    </w:p>
+    <w:p>
+      <w:r>
+        <w:rPr>
+          <w:rFonts w:ascii="Segoe UI Emoji" w:hAnsi="Segoe UI Emoji" w:cs="Segoe UI Emoji"/>
+        </w:rPr>
+        <w:t>✅</w:t>
+      </w:r>
+      <w:r>
+        <w:t xml:space="preserve"> Push ulang berhasil</w:t>
+      </w:r>
+    </w:p>
+    <w:p>
+      <w:r>
+        <w:pict w14:anchorId="58780E44">
+          <v:rect id="_x0000_i1156" style="width:0;height:1.5pt" o:hralign="center" o:hrstd="t" o:hr="t" fillcolor="#a0a0a0" stroked="f"/>
+        </w:pict>
+      </w:r>
+    </w:p>
+    <w:p>
+      <w:pPr>
+        <w:rPr>
+          <w:b/>
+          <w:bCs/>
+        </w:rPr>
+      </w:pPr>
+      <w:r>
+        <w:rPr>
+          <w:b/>
+          <w:bCs/>
+        </w:rPr>
+        <w:t>Catatan</w:t>
+      </w:r>
+    </w:p>
+    <w:p>
+      <w:r>
+        <w:t xml:space="preserve">Panel </w:t>
+      </w:r>
+      <w:r>
+        <w:rPr>
+          <w:b/>
+          <w:bCs/>
+        </w:rPr>
+        <w:t>Contributors</w:t>
+      </w:r>
+      <w:r>
+        <w:t xml:space="preserve"> GitHub masih menampilkan akun lama karena proses cache GitHub.</w:t>
+      </w:r>
+    </w:p>
+    <w:p>
+      <w:r>
+        <w:t>Namun histori commit saat ini sudah benar.</w:t>
+      </w:r>
+    </w:p>
+    <w:p>
+      <w:r>
+        <w:t>Commit terbaru:</w:t>
+      </w:r>
+    </w:p>
+    <w:p>
+      <w:r>
+        <w:t>Author:</w:t>
+      </w:r>
+    </w:p>
+    <w:p>
+      <w:r>
+        <w:t>jayadigitalintegrate-dev</w:t>
+      </w:r>
+    </w:p>
+    <w:p>
+      <w:r>
+        <w:t>&lt;jayadigitalintegrate@gmail.com&gt;</w:t>
+      </w:r>
+    </w:p>
+    <w:p>
+      <w:r>
+        <w:t>Tidak ada lagi commit yang menggunakan akun lama.</w:t>
+      </w:r>
+    </w:p>
+    <w:p>
+      <w:r>
+        <w:pict w14:anchorId="10C83261">
+          <v:rect id="_x0000_i1157" style="width:0;height:1.5pt" o:hralign="center" o:hrstd="t" o:hr="t" fillcolor="#a0a0a0" stroked="f"/>
+        </w:pict>
+      </w:r>
+    </w:p>
+    <w:p>
+      <w:pPr>
+        <w:rPr>
+          <w:b/>
+          <w:bCs/>
+        </w:rPr>
+      </w:pPr>
+      <w:r>
+        <w:rPr>
+          <w:b/>
+          <w:bCs/>
+        </w:rPr>
+        <w:t>Rencana Pekerjaan Berikutnya</w:t>
+      </w:r>
+    </w:p>
+    <w:p>
+      <w:r>
+        <w:t>Prioritas pengembangan selanjutnya:</w:t>
+      </w:r>
+    </w:p>
+    <w:p>
+      <w:pPr>
+        <w:numPr>
+          <w:ilvl w:val="0"/>
+          <w:numId w:val="24"/>
+        </w:numPr>
+      </w:pPr>
+      <w:r>
+        <w:t>Penyempurnaan Header (Navigasi lengkap).</w:t>
+      </w:r>
+    </w:p>
+    <w:p>
+      <w:pPr>
+        <w:numPr>
+          <w:ilvl w:val="0"/>
+          <w:numId w:val="24"/>
+        </w:numPr>
+      </w:pPr>
+      <w:r>
+        <w:t>Pengembangan Hero Section sesuai desain final.</w:t>
+      </w:r>
+    </w:p>
+    <w:p>
+      <w:pPr>
+        <w:numPr>
+          <w:ilvl w:val="0"/>
+          <w:numId w:val="24"/>
+        </w:numPr>
+      </w:pPr>
+      <w:r>
+        <w:t>Pembuatan section:</w:t>
+      </w:r>
+    </w:p>
+    <w:p>
+      <w:pPr>
+        <w:numPr>
+          <w:ilvl w:val="1"/>
+          <w:numId w:val="24"/>
+        </w:numPr>
+      </w:pPr>
+      <w:r>
+        <w:t>Sambutan Kapolda</w:t>
+      </w:r>
+    </w:p>
+    <w:p>
+      <w:pPr>
+        <w:numPr>
+          <w:ilvl w:val="1"/>
+          <w:numId w:val="24"/>
+        </w:numPr>
+      </w:pPr>
+      <w:r>
+        <w:t>Profil Polda</w:t>
+      </w:r>
+    </w:p>
+    <w:p>
+      <w:pPr>
+        <w:numPr>
+          <w:ilvl w:val="1"/>
+          <w:numId w:val="24"/>
+        </w:numPr>
+      </w:pPr>
+      <w:r>
+        <w:t>Berita</w:t>
+      </w:r>
+    </w:p>
+    <w:p>
+      <w:pPr>
+        <w:numPr>
+          <w:ilvl w:val="1"/>
+          <w:numId w:val="24"/>
+        </w:numPr>
+      </w:pPr>
+      <w:r>
+        <w:t>Layanan</w:t>
+      </w:r>
+    </w:p>
+    <w:p>
+      <w:pPr>
+        <w:numPr>
+          <w:ilvl w:val="1"/>
+          <w:numId w:val="24"/>
+        </w:numPr>
+      </w:pPr>
+      <w:r>
+        <w:t>Pengumuman</w:t>
+      </w:r>
+    </w:p>
+    <w:p>
+      <w:pPr>
+        <w:numPr>
+          <w:ilvl w:val="1"/>
+          <w:numId w:val="24"/>
+        </w:numPr>
+      </w:pPr>
+      <w:r>
+        <w:lastRenderedPageBreak/>
+        <w:t>Footer lengkap.</w:t>
+      </w:r>
+    </w:p>
+    <w:p>
+      <w:pPr>
+        <w:numPr>
+          <w:ilvl w:val="0"/>
+          <w:numId w:val="24"/>
+        </w:numPr>
+      </w:pPr>
+      <w:r>
+        <w:t>Membuat layout responsif untuk desktop, tablet, dan mobile.</w:t>
+      </w:r>
+    </w:p>
+    <w:p>
+      <w:pPr>
+        <w:numPr>
+          <w:ilvl w:val="0"/>
+          <w:numId w:val="24"/>
+        </w:numPr>
+      </w:pPr>
+      <w:r>
+        <w:t>Integrasi data dari backend/API jika diperlukan.</w:t>
+      </w:r>
+    </w:p>
+    <w:p>
+      <w:pPr>
+        <w:numPr>
+          <w:ilvl w:val="0"/>
+          <w:numId w:val="24"/>
+        </w:numPr>
+      </w:pPr>
+      <w:r>
+        <w:t>Optimasi performa dan SEO.</w:t>
+      </w:r>
+    </w:p>
+    <w:p>
+      <w:pPr>
+        <w:numPr>
+          <w:ilvl w:val="0"/>
+          <w:numId w:val="24"/>
+        </w:numPr>
+      </w:pPr>
+      <w:r>
+        <w:t>Persiapan deployment ke hosting/domain resmi.</w:t>
+      </w:r>
+    </w:p>
+    <w:p>
+      <w:r>
+        <w:pict w14:anchorId="6B416763">
+          <v:rect id="_x0000_i1158" style="width:0;height:1.5pt" o:hralign="center" o:hrstd="t" o:hr="t" fillcolor="#a0a0a0" stroked="f"/>
+        </w:pict>
+      </w:r>
+    </w:p>
+    <w:p>
+      <w:pPr>
+        <w:rPr>
+          <w:b/>
+          <w:bCs/>
+        </w:rPr>
+      </w:pPr>
+      <w:r>
+        <w:rPr>
+          <w:b/>
+          <w:bCs/>
+        </w:rPr>
+        <w:t>Status Project Saat Ini</w:t>
+      </w:r>
+    </w:p>
+    <w:p>
+      <w:r>
+        <w:rPr>
+          <w:b/>
+          <w:bCs/>
+        </w:rPr>
+        <w:t>Progress keseluruhan:</w:t>
+      </w:r>
+      <w:r>
+        <w:t xml:space="preserve"> </w:t>
+      </w:r>
+      <w:r>
+        <w:rPr>
+          <w:b/>
+          <w:bCs/>
+        </w:rPr>
+        <w:t>±20%</w:t>
+      </w:r>
+    </w:p>
+    <w:p>
+      <w:pPr>
+        <w:numPr>
+          <w:ilvl w:val="0"/>
+          <w:numId w:val="25"/>
+        </w:numPr>
+      </w:pPr>
+      <w:r>
+        <w:rPr>
+          <w:rFonts w:ascii="Segoe UI Emoji" w:hAnsi="Segoe UI Emoji" w:cs="Segoe UI Emoji"/>
+        </w:rPr>
+        <w:t>🟢</w:t>
+      </w:r>
+      <w:r>
+        <w:t xml:space="preserve"> Setup &amp; Fondasi: </w:t>
+      </w:r>
+      <w:r>
+        <w:rPr>
+          <w:b/>
+          <w:bCs/>
+        </w:rPr>
+        <w:t>100%</w:t>
+      </w:r>
+    </w:p>
+    <w:p>
+      <w:pPr>
+        <w:numPr>
+          <w:ilvl w:val="0"/>
+          <w:numId w:val="25"/>
+        </w:numPr>
+      </w:pPr>
+      <w:r>
+        <w:rPr>
+          <w:rFonts w:ascii="Segoe UI Emoji" w:hAnsi="Segoe UI Emoji" w:cs="Segoe UI Emoji"/>
+        </w:rPr>
+        <w:t>🟢</w:t>
+      </w:r>
+      <w:r>
+        <w:t xml:space="preserve"> Git &amp; GitHub: </w:t>
+      </w:r>
+      <w:r>
+        <w:rPr>
+          <w:b/>
+          <w:bCs/>
+        </w:rPr>
+        <w:t>100%</w:t>
+      </w:r>
+    </w:p>
+    <w:p>
+      <w:pPr>
+        <w:numPr>
+          <w:ilvl w:val="0"/>
+          <w:numId w:val="25"/>
+        </w:numPr>
+      </w:pPr>
+      <w:r>
+        <w:rPr>
+          <w:rFonts w:ascii="Segoe UI Emoji" w:hAnsi="Segoe UI Emoji" w:cs="Segoe UI Emoji"/>
+        </w:rPr>
+        <w:t>🟢</w:t>
+      </w:r>
+      <w:r>
+        <w:t xml:space="preserve"> Struktur Project: </w:t>
+      </w:r>
+      <w:r>
+        <w:rPr>
+          <w:b/>
+          <w:bCs/>
+        </w:rPr>
+        <w:t>100%</w:t>
+      </w:r>
+    </w:p>
+    <w:p>
+      <w:pPr>
+        <w:numPr>
+          <w:ilvl w:val="0"/>
+          <w:numId w:val="25"/>
+        </w:numPr>
+      </w:pPr>
+      <w:r>
+        <w:rPr>
+          <w:rFonts w:ascii="Segoe UI Emoji" w:hAnsi="Segoe UI Emoji" w:cs="Segoe UI Emoji"/>
+        </w:rPr>
+        <w:t>🟡</w:t>
+      </w:r>
+      <w:r>
+        <w:t xml:space="preserve"> Pengembangan Frontend: </w:t>
+      </w:r>
+      <w:r>
+        <w:rPr>
+          <w:b/>
+          <w:bCs/>
+        </w:rPr>
+        <w:t>Sedang Berjalan</w:t>
+      </w:r>
+    </w:p>
+    <w:p>
+      <w:pPr>
+        <w:numPr>
+          <w:ilvl w:val="0"/>
+          <w:numId w:val="25"/>
+        </w:numPr>
+      </w:pPr>
+      <w:r>
+        <w:rPr>
+          <w:rFonts w:ascii="Segoe UI Emoji" w:hAnsi="Segoe UI Emoji" w:cs="Segoe UI Emoji"/>
+        </w:rPr>
+        <w:t>⚪</w:t>
+      </w:r>
+      <w:r>
+        <w:t xml:space="preserve"> Backend/API: </w:t>
+      </w:r>
+      <w:r>
+        <w:rPr>
+          <w:b/>
+          <w:bCs/>
+        </w:rPr>
+        <w:t>Belum Dimulai</w:t>
+      </w:r>
+    </w:p>
+    <w:p>
+      <w:pPr>
+        <w:numPr>
+          <w:ilvl w:val="0"/>
+          <w:numId w:val="25"/>
+        </w:numPr>
+      </w:pPr>
+      <w:r>
+        <w:rPr>
+          <w:rFonts w:ascii="Segoe UI Emoji" w:hAnsi="Segoe UI Emoji" w:cs="Segoe UI Emoji"/>
+        </w:rPr>
+        <w:t>⚪</w:t>
+      </w:r>
+      <w:r>
+        <w:t xml:space="preserve"> Deployment: </w:t>
+      </w:r>
+      <w:r>
+        <w:rPr>
+          <w:b/>
+          <w:bCs/>
+        </w:rPr>
+        <w:t>Belum Dimulai</w:t>
+      </w:r>
+    </w:p>
+    <w:p>
+      <w:r>
+        <w:pict w14:anchorId="47282AFD">
+          <v:rect id="_x0000_i1159" style="width:0;height:1.5pt" o:hralign="center" o:hrstd="t" o:hr="t" fillcolor="#a0a0a0" stroked="f"/>
+        </w:pict>
+      </w:r>
+    </w:p>
+    <w:p>
+      <w:r>
+        <w:rPr>
+          <w:rFonts w:ascii="Segoe UI Emoji" w:hAnsi="Segoe UI Emoji" w:cs="Segoe UI Emoji"/>
+        </w:rPr>
+        <w:t>🎉</w:t>
+      </w:r>
+      <w:r>
+        <w:t xml:space="preserve"> </w:t>
+      </w:r>
+      <w:r>
+        <w:rPr>
+          <w:b/>
+          <w:bCs/>
+        </w:rPr>
+        <w:t>Kesimpulan:</w:t>
+      </w:r>
+      <w:r>
+        <w:t xml:space="preserve"> Semua fondasi proyek sudah siap. Mulai sesi berikutnya kita bisa fokus sepenuhnya pada pengembangan fitur dan tampilan website tanpa perlu mengatur ulang Git maupun GitHub lagi.</w:t>
+      </w:r>
+    </w:p>
+    <w:p/>
+    <w:p/>
+    <w:p/>
+    <w:p/>
+    <w:p>
+      <w:r>
         <w:t xml:space="preserve">Tentu. Berikut adalah </w:t>
       </w:r>
       <w:r>
@@ -30,7 +1602,7 @@
     <w:p>
       <w:r>
         <w:pict w14:anchorId="026FCBC2">
-          <v:rect id="_x0000_i1125" style="width:0;height:1.5pt" o:hralign="center" o:hrstd="t" o:hr="t" fillcolor="#a0a0a0" stroked="f"/>
+          <v:rect id="_x0000_i1025" style="width:0;height:1.5pt" o:hralign="center" o:hrstd="t" o:hr="t" fillcolor="#a0a0a0" stroked="f"/>
         </w:pict>
       </w:r>
     </w:p>
@@ -114,8 +1686,9 @@
     </w:p>
     <w:p>
       <w:r>
+        <w:lastRenderedPageBreak/>
         <w:pict w14:anchorId="15E890DE">
-          <v:rect id="_x0000_i1126" style="width:0;height:1.5pt" o:hralign="center" o:hrstd="t" o:hr="t" fillcolor="#a0a0a0" stroked="f"/>
+          <v:rect id="_x0000_i1026" style="width:0;height:1.5pt" o:hralign="center" o:hrstd="t" o:hr="t" fillcolor="#a0a0a0" stroked="f"/>
         </w:pict>
       </w:r>
     </w:p>
@@ -152,7 +1725,7 @@
     <w:p>
       <w:r>
         <w:pict w14:anchorId="160A61C1">
-          <v:rect id="_x0000_i1127" style="width:0;height:1.5pt" o:hralign="center" o:hrstd="t" o:hr="t" fillcolor="#a0a0a0" stroked="f"/>
+          <v:rect id="_x0000_i1027" style="width:0;height:1.5pt" o:hralign="center" o:hrstd="t" o:hr="t" fillcolor="#a0a0a0" stroked="f"/>
         </w:pict>
       </w:r>
     </w:p>
@@ -230,7 +1803,7 @@
     <w:p>
       <w:r>
         <w:pict w14:anchorId="2754F012">
-          <v:rect id="_x0000_i1128" style="width:0;height:1.5pt" o:hralign="center" o:hrstd="t" o:hr="t" fillcolor="#a0a0a0" stroked="f"/>
+          <v:rect id="_x0000_i1028" style="width:0;height:1.5pt" o:hralign="center" o:hrstd="t" o:hr="t" fillcolor="#a0a0a0" stroked="f"/>
         </w:pict>
       </w:r>
     </w:p>
@@ -293,7 +1866,7 @@
     <w:p>
       <w:r>
         <w:pict w14:anchorId="008ABCE8">
-          <v:rect id="_x0000_i1129" style="width:0;height:1.5pt" o:hralign="center" o:hrstd="t" o:hr="t" fillcolor="#a0a0a0" stroked="f"/>
+          <v:rect id="_x0000_i1029" style="width:0;height:1.5pt" o:hralign="center" o:hrstd="t" o:hr="t" fillcolor="#a0a0a0" stroked="f"/>
         </w:pict>
       </w:r>
     </w:p>
@@ -335,52 +1908,173 @@
     </w:p>
     <w:p>
       <w:r>
+        <w:t>Board Kanban berhasil dibuat dengan status:</w:t>
+      </w:r>
+    </w:p>
+    <w:p>
+      <w:pPr>
+        <w:numPr>
+          <w:ilvl w:val="0"/>
+          <w:numId w:val="11"/>
+        </w:numPr>
+      </w:pPr>
+      <w:r>
+        <w:t>Todo</w:t>
+      </w:r>
+    </w:p>
+    <w:p>
+      <w:pPr>
+        <w:numPr>
+          <w:ilvl w:val="0"/>
+          <w:numId w:val="11"/>
+        </w:numPr>
+      </w:pPr>
+      <w:r>
+        <w:t>In Progress</w:t>
+      </w:r>
+    </w:p>
+    <w:p>
+      <w:pPr>
+        <w:numPr>
+          <w:ilvl w:val="0"/>
+          <w:numId w:val="11"/>
+        </w:numPr>
+      </w:pPr>
+      <w:r>
+        <w:t>Done</w:t>
+      </w:r>
+    </w:p>
+    <w:p>
+      <w:r>
+        <w:t>Board ini akan menjadi dashboard utama untuk memantau progres pekerjaan.</w:t>
+      </w:r>
+    </w:p>
+    <w:p>
+      <w:r>
+        <w:pict w14:anchorId="657DC601">
+          <v:rect id="_x0000_i1030" style="width:0;height:1.5pt" o:hralign="center" o:hrstd="t" o:hr="t" fillcolor="#a0a0a0" stroked="f"/>
+        </w:pict>
+      </w:r>
+    </w:p>
+    <w:p>
+      <w:pPr>
+        <w:rPr>
+          <w:b/>
+          <w:bCs/>
+        </w:rPr>
+      </w:pPr>
+      <w:r>
+        <w:rPr>
+          <w:b/>
+          <w:bCs/>
+        </w:rPr>
+        <w:t>4. Repository Terhubung ke Project</w:t>
+      </w:r>
+    </w:p>
+    <w:p>
+      <w:r>
+        <w:rPr>
+          <w:b/>
+          <w:bCs/>
+        </w:rPr>
+        <w:t>Status:</w:t>
+      </w:r>
+      <w:r>
+        <w:t xml:space="preserve"> </w:t>
+      </w:r>
+      <w:r>
+        <w:rPr>
+          <w:rFonts w:ascii="Segoe UI Emoji" w:hAnsi="Segoe UI Emoji" w:cs="Segoe UI Emoji"/>
+        </w:rPr>
+        <w:t>✅</w:t>
+      </w:r>
+      <w:r>
+        <w:t xml:space="preserve"> Selesai</w:t>
+      </w:r>
+    </w:p>
+    <w:p>
+      <w:r>
         <w:lastRenderedPageBreak/>
-        <w:t>Board Kanban berhasil dibuat dengan status:</w:t>
-      </w:r>
-    </w:p>
-    <w:p>
-      <w:pPr>
-        <w:numPr>
-          <w:ilvl w:val="0"/>
-          <w:numId w:val="11"/>
-        </w:numPr>
-      </w:pPr>
-      <w:r>
+        <w:t>Repository berhasil dihubungkan ke GitHub Project sehingga seluruh Issue dapat dikelola dalam satu board.</w:t>
+      </w:r>
+    </w:p>
+    <w:p>
+      <w:r>
+        <w:pict w14:anchorId="2521F746">
+          <v:rect id="_x0000_i1031" style="width:0;height:1.5pt" o:hralign="center" o:hrstd="t" o:hr="t" fillcolor="#a0a0a0" stroked="f"/>
+        </w:pict>
+      </w:r>
+    </w:p>
+    <w:p>
+      <w:pPr>
+        <w:rPr>
+          <w:b/>
+          <w:bCs/>
+        </w:rPr>
+      </w:pPr>
+      <w:r>
+        <w:rPr>
+          <w:b/>
+          <w:bCs/>
+        </w:rPr>
+        <w:t>5. Issue Pertama</w:t>
+      </w:r>
+    </w:p>
+    <w:p>
+      <w:r>
+        <w:rPr>
+          <w:b/>
+          <w:bCs/>
+        </w:rPr>
+        <w:t>Status:</w:t>
+      </w:r>
+      <w:r>
+        <w:t xml:space="preserve"> </w:t>
+      </w:r>
+      <w:r>
+        <w:rPr>
+          <w:rFonts w:ascii="Segoe UI Emoji" w:hAnsi="Segoe UI Emoji" w:cs="Segoe UI Emoji"/>
+        </w:rPr>
+        <w:t>✅</w:t>
+      </w:r>
+      <w:r>
+        <w:t xml:space="preserve"> Selesai</w:t>
+      </w:r>
+    </w:p>
+    <w:p>
+      <w:r>
+        <w:t>Issue pertama berhasil dibuat.</w:t>
+      </w:r>
+    </w:p>
+    <w:p>
+      <w:r>
+        <w:t>Nama Issue:</w:t>
+      </w:r>
+    </w:p>
+    <w:p>
+      <w:r>
+        <w:t>Setup Frontend Project</w:t>
+      </w:r>
+    </w:p>
+    <w:p>
+      <w:r>
+        <w:t xml:space="preserve">Issue ini telah masuk ke kolom </w:t>
+      </w:r>
+      <w:r>
+        <w:rPr>
+          <w:b/>
+          <w:bCs/>
+        </w:rPr>
         <w:t>Todo</w:t>
       </w:r>
-    </w:p>
-    <w:p>
-      <w:pPr>
-        <w:numPr>
-          <w:ilvl w:val="0"/>
-          <w:numId w:val="11"/>
-        </w:numPr>
-      </w:pPr>
-      <w:r>
-        <w:t>In Progress</w:t>
-      </w:r>
-    </w:p>
-    <w:p>
-      <w:pPr>
-        <w:numPr>
-          <w:ilvl w:val="0"/>
-          <w:numId w:val="11"/>
-        </w:numPr>
-      </w:pPr>
-      <w:r>
-        <w:t>Done</w:t>
-      </w:r>
-    </w:p>
-    <w:p>
-      <w:r>
-        <w:t>Board ini akan menjadi dashboard utama untuk memantau progres pekerjaan.</w:t>
-      </w:r>
-    </w:p>
-    <w:p>
-      <w:r>
-        <w:pict w14:anchorId="657DC601">
-          <v:rect id="_x0000_i1130" style="width:0;height:1.5pt" o:hralign="center" o:hrstd="t" o:hr="t" fillcolor="#a0a0a0" stroked="f"/>
+      <w:r>
+        <w:t xml:space="preserve"> pada Development Board.</w:t>
+      </w:r>
+    </w:p>
+    <w:p>
+      <w:r>
+        <w:pict w14:anchorId="2317EE61">
+          <v:rect id="_x0000_i1032" style="width:0;height:1.5pt" o:hralign="center" o:hrstd="t" o:hr="t" fillcolor="#a0a0a0" stroked="f"/>
         </w:pict>
       </w:r>
     </w:p>
@@ -396,7 +2090,7 @@
           <w:b/>
           <w:bCs/>
         </w:rPr>
-        <w:t>4. Repository Terhubung ke Project</w:t>
+        <w:t>6. Perencanaan Manajemen Proyek</w:t>
       </w:r>
     </w:p>
     <w:p>
@@ -422,127 +2116,6 @@
     </w:p>
     <w:p>
       <w:r>
-        <w:t>Repository berhasil dihubungkan ke GitHub Project sehingga seluruh Issue dapat dikelola dalam satu board.</w:t>
-      </w:r>
-    </w:p>
-    <w:p>
-      <w:r>
-        <w:pict w14:anchorId="2521F746">
-          <v:rect id="_x0000_i1131" style="width:0;height:1.5pt" o:hralign="center" o:hrstd="t" o:hr="t" fillcolor="#a0a0a0" stroked="f"/>
-        </w:pict>
-      </w:r>
-    </w:p>
-    <w:p>
-      <w:pPr>
-        <w:rPr>
-          <w:b/>
-          <w:bCs/>
-        </w:rPr>
-      </w:pPr>
-      <w:r>
-        <w:rPr>
-          <w:b/>
-          <w:bCs/>
-        </w:rPr>
-        <w:t>5. Issue Pertama</w:t>
-      </w:r>
-    </w:p>
-    <w:p>
-      <w:r>
-        <w:rPr>
-          <w:b/>
-          <w:bCs/>
-        </w:rPr>
-        <w:t>Status:</w:t>
-      </w:r>
-      <w:r>
-        <w:t xml:space="preserve"> </w:t>
-      </w:r>
-      <w:r>
-        <w:rPr>
-          <w:rFonts w:ascii="Segoe UI Emoji" w:hAnsi="Segoe UI Emoji" w:cs="Segoe UI Emoji"/>
-        </w:rPr>
-        <w:t>✅</w:t>
-      </w:r>
-      <w:r>
-        <w:t xml:space="preserve"> Selesai</w:t>
-      </w:r>
-    </w:p>
-    <w:p>
-      <w:r>
-        <w:t>Issue pertama berhasil dibuat.</w:t>
-      </w:r>
-    </w:p>
-    <w:p>
-      <w:r>
-        <w:t>Nama Issue:</w:t>
-      </w:r>
-    </w:p>
-    <w:p>
-      <w:r>
-        <w:t>Setup Frontend Project</w:t>
-      </w:r>
-    </w:p>
-    <w:p>
-      <w:r>
-        <w:t xml:space="preserve">Issue ini telah masuk ke kolom </w:t>
-      </w:r>
-      <w:r>
-        <w:rPr>
-          <w:b/>
-          <w:bCs/>
-        </w:rPr>
-        <w:t>Todo</w:t>
-      </w:r>
-      <w:r>
-        <w:t xml:space="preserve"> pada Development Board.</w:t>
-      </w:r>
-    </w:p>
-    <w:p>
-      <w:r>
-        <w:pict w14:anchorId="2317EE61">
-          <v:rect id="_x0000_i1132" style="width:0;height:1.5pt" o:hralign="center" o:hrstd="t" o:hr="t" fillcolor="#a0a0a0" stroked="f"/>
-        </w:pict>
-      </w:r>
-    </w:p>
-    <w:p>
-      <w:pPr>
-        <w:rPr>
-          <w:b/>
-          <w:bCs/>
-        </w:rPr>
-      </w:pPr>
-      <w:r>
-        <w:rPr>
-          <w:b/>
-          <w:bCs/>
-        </w:rPr>
-        <w:t>6. Perencanaan Manajemen Proyek</w:t>
-      </w:r>
-    </w:p>
-    <w:p>
-      <w:r>
-        <w:rPr>
-          <w:b/>
-          <w:bCs/>
-        </w:rPr>
-        <w:t>Status:</w:t>
-      </w:r>
-      <w:r>
-        <w:t xml:space="preserve"> </w:t>
-      </w:r>
-      <w:r>
-        <w:rPr>
-          <w:rFonts w:ascii="Segoe UI Emoji" w:hAnsi="Segoe UI Emoji" w:cs="Segoe UI Emoji"/>
-        </w:rPr>
-        <w:t>✅</w:t>
-      </w:r>
-      <w:r>
-        <w:t xml:space="preserve"> Selesai</w:t>
-      </w:r>
-    </w:p>
-    <w:p>
-      <w:r>
         <w:t>Disepakati bahwa proyek akan menggunakan pendekatan:</w:t>
       </w:r>
     </w:p>
@@ -615,7 +2188,7 @@
     <w:p>
       <w:r>
         <w:pict w14:anchorId="6820D0AF">
-          <v:rect id="_x0000_i1133" style="width:0;height:1.5pt" o:hralign="center" o:hrstd="t" o:hr="t" fillcolor="#a0a0a0" stroked="f"/>
+          <v:rect id="_x0000_i1033" style="width:0;height:1.5pt" o:hralign="center" o:hrstd="t" o:hr="t" fillcolor="#a0a0a0" stroked="f"/>
         </w:pict>
       </w:r>
     </w:p>
@@ -673,7 +2246,6 @@
                 <w:b/>
                 <w:bCs/>
               </w:rPr>
-              <w:lastRenderedPageBreak/>
               <w:t>Item</w:t>
             </w:r>
           </w:p>
@@ -1020,7 +2592,7 @@
     <w:p>
       <w:r>
         <w:pict w14:anchorId="4DF2B46C">
-          <v:rect id="_x0000_i1134" style="width:0;height:1.5pt" o:hralign="center" o:hrstd="t" o:hr="t" fillcolor="#a0a0a0" stroked="f"/>
+          <v:rect id="_x0000_i1034" style="width:0;height:1.5pt" o:hralign="center" o:hrstd="t" o:hr="t" fillcolor="#a0a0a0" stroked="f"/>
         </w:pict>
       </w:r>
     </w:p>
@@ -1102,7 +2674,7 @@
     <w:p>
       <w:r>
         <w:pict w14:anchorId="73006DD2">
-          <v:rect id="_x0000_i1135" style="width:0;height:1.5pt" o:hralign="center" o:hrstd="t" o:hr="t" fillcolor="#a0a0a0" stroked="f"/>
+          <v:rect id="_x0000_i1035" style="width:0;height:1.5pt" o:hralign="center" o:hrstd="t" o:hr="t" fillcolor="#a0a0a0" stroked="f"/>
         </w:pict>
       </w:r>
     </w:p>
@@ -1234,7 +2806,6 @@
         </w:numPr>
       </w:pPr>
       <w:r>
-        <w:lastRenderedPageBreak/>
         <w:t>Menghubungkan project lokal dari VS Code ke repository GitHub.</w:t>
       </w:r>
     </w:p>
@@ -1316,7 +2887,7 @@
     <w:p>
       <w:r>
         <w:pict w14:anchorId="72820247">
-          <v:rect id="_x0000_i1136" style="width:0;height:1.5pt" o:hralign="center" o:hrstd="t" o:hr="t" fillcolor="#a0a0a0" stroked="f"/>
+          <v:rect id="_x0000_i1036" style="width:0;height:1.5pt" o:hralign="center" o:hrstd="t" o:hr="t" fillcolor="#a0a0a0" stroked="f"/>
         </w:pict>
       </w:r>
     </w:p>
@@ -1618,7 +3189,7 @@
     <w:p>
       <w:r>
         <w:pict w14:anchorId="009E5AB4">
-          <v:rect id="_x0000_i1137" style="width:0;height:1.5pt" o:hralign="center" o:hrstd="t" o:hr="t" fillcolor="#a0a0a0" stroked="f"/>
+          <v:rect id="_x0000_i1037" style="width:0;height:1.5pt" o:hralign="center" o:hrstd="t" o:hr="t" fillcolor="#a0a0a0" stroked="f"/>
         </w:pict>
       </w:r>
     </w:p>
@@ -1655,7 +3226,7 @@
     <w:p>
       <w:r>
         <w:pict w14:anchorId="560A5713">
-          <v:rect id="_x0000_i1138" style="width:0;height:1.5pt" o:hralign="center" o:hrstd="t" o:hr="t" fillcolor="#a0a0a0" stroked="f"/>
+          <v:rect id="_x0000_i1038" style="width:0;height:1.5pt" o:hralign="center" o:hrstd="t" o:hr="t" fillcolor="#a0a0a0" stroked="f"/>
         </w:pict>
       </w:r>
     </w:p>
@@ -1760,7 +3331,7 @@
     <w:p>
       <w:r>
         <w:pict w14:anchorId="42273E03">
-          <v:rect id="_x0000_i1025" style="width:0;height:1.5pt" o:hralign="center" o:hrstd="t" o:hr="t" fillcolor="#a0a0a0" stroked="f"/>
+          <v:rect id="_x0000_i1039" style="width:0;height:1.5pt" o:hralign="center" o:hrstd="t" o:hr="t" fillcolor="#a0a0a0" stroked="f"/>
         </w:pict>
       </w:r>
     </w:p>
@@ -1821,7 +3392,7 @@
     <w:p>
       <w:r>
         <w:pict w14:anchorId="7682D22D">
-          <v:rect id="_x0000_i1026" style="width:0;height:1.5pt" o:hralign="center" o:hrstd="t" o:hr="t" fillcolor="#a0a0a0" stroked="f"/>
+          <v:rect id="_x0000_i1040" style="width:0;height:1.5pt" o:hralign="center" o:hrstd="t" o:hr="t" fillcolor="#a0a0a0" stroked="f"/>
         </w:pict>
       </w:r>
     </w:p>
@@ -1919,7 +3490,7 @@
     <w:p>
       <w:r>
         <w:pict w14:anchorId="13C6076E">
-          <v:rect id="_x0000_i1027" style="width:0;height:1.5pt" o:hralign="center" o:hrstd="t" o:hr="t" fillcolor="#a0a0a0" stroked="f"/>
+          <v:rect id="_x0000_i1041" style="width:0;height:1.5pt" o:hralign="center" o:hrstd="t" o:hr="t" fillcolor="#a0a0a0" stroked="f"/>
         </w:pict>
       </w:r>
     </w:p>
@@ -1981,7 +3552,6 @@
         <w:rPr>
           <w:rFonts w:ascii="Segoe UI Symbol" w:hAnsi="Segoe UI Symbol" w:cs="Segoe UI Symbol"/>
         </w:rPr>
-        <w:lastRenderedPageBreak/>
         <w:t>✔</w:t>
       </w:r>
       <w:r>
@@ -2024,7 +3594,7 @@
     <w:p>
       <w:r>
         <w:pict w14:anchorId="2F17BCD6">
-          <v:rect id="_x0000_i1028" style="width:0;height:1.5pt" o:hralign="center" o:hrstd="t" o:hr="t" fillcolor="#a0a0a0" stroked="f"/>
+          <v:rect id="_x0000_i1042" style="width:0;height:1.5pt" o:hralign="center" o:hrstd="t" o:hr="t" fillcolor="#a0a0a0" stroked="f"/>
         </w:pict>
       </w:r>
     </w:p>
@@ -2140,7 +3710,7 @@
     <w:p>
       <w:r>
         <w:pict w14:anchorId="3CB42839">
-          <v:rect id="_x0000_i1029" style="width:0;height:1.5pt" o:hralign="center" o:hrstd="t" o:hr="t" fillcolor="#a0a0a0" stroked="f"/>
+          <v:rect id="_x0000_i1043" style="width:0;height:1.5pt" o:hralign="center" o:hrstd="t" o:hr="t" fillcolor="#a0a0a0" stroked="f"/>
         </w:pict>
       </w:r>
     </w:p>
@@ -2255,7 +3825,7 @@
     <w:p>
       <w:r>
         <w:pict w14:anchorId="6677DB4F">
-          <v:rect id="_x0000_i1030" style="width:0;height:1.5pt" o:hralign="center" o:hrstd="t" o:hr="t" fillcolor="#a0a0a0" stroked="f"/>
+          <v:rect id="_x0000_i1044" style="width:0;height:1.5pt" o:hralign="center" o:hrstd="t" o:hr="t" fillcolor="#a0a0a0" stroked="f"/>
         </w:pict>
       </w:r>
     </w:p>
@@ -2299,7 +3869,6 @@
         </w:numPr>
       </w:pPr>
       <w:r>
-        <w:lastRenderedPageBreak/>
         <w:t>Foto Kapolda menjadi fokus utama</w:t>
       </w:r>
     </w:p>
@@ -2443,7 +4012,7 @@
     <w:p>
       <w:r>
         <w:pict w14:anchorId="1F256647">
-          <v:rect id="_x0000_i1031" style="width:0;height:1.5pt" o:hralign="center" o:hrstd="t" o:hr="t" fillcolor="#a0a0a0" stroked="f"/>
+          <v:rect id="_x0000_i1045" style="width:0;height:1.5pt" o:hralign="center" o:hrstd="t" o:hr="t" fillcolor="#a0a0a0" stroked="f"/>
         </w:pict>
       </w:r>
     </w:p>
@@ -2537,7 +4106,7 @@
     <w:p>
       <w:r>
         <w:pict w14:anchorId="78D17FF1">
-          <v:rect id="_x0000_i1032" style="width:0;height:1.5pt" o:hralign="center" o:hrstd="t" o:hr="t" fillcolor="#a0a0a0" stroked="f"/>
+          <v:rect id="_x0000_i1046" style="width:0;height:1.5pt" o:hralign="center" o:hrstd="t" o:hr="t" fillcolor="#a0a0a0" stroked="f"/>
         </w:pict>
       </w:r>
     </w:p>
@@ -2594,6 +4163,7 @@
         <w:rPr>
           <w:rFonts w:ascii="Segoe UI Symbol" w:hAnsi="Segoe UI Symbol" w:cs="Segoe UI Symbol"/>
         </w:rPr>
+        <w:lastRenderedPageBreak/>
         <w:t>✔</w:t>
       </w:r>
       <w:r>
@@ -2603,7 +4173,7 @@
     <w:p>
       <w:r>
         <w:pict w14:anchorId="18262BB3">
-          <v:rect id="_x0000_i1033" style="width:0;height:1.5pt" o:hralign="center" o:hrstd="t" o:hr="t" fillcolor="#a0a0a0" stroked="f"/>
+          <v:rect id="_x0000_i1047" style="width:0;height:1.5pt" o:hralign="center" o:hrstd="t" o:hr="t" fillcolor="#a0a0a0" stroked="f"/>
         </w:pict>
       </w:r>
     </w:p>
@@ -2619,68 +4189,315 @@
           <w:b/>
           <w:bCs/>
         </w:rPr>
+        <w:t>4. Pekerjaan Yang Sedang Berjalan</w:t>
+      </w:r>
+    </w:p>
+    <w:p>
+      <w:r>
+        <w:t>Saat ini fokus utama adalah pembangunan Frontend Website.</w:t>
+      </w:r>
+    </w:p>
+    <w:p>
+      <w:r>
+        <w:t>Prioritas:</w:t>
+      </w:r>
+    </w:p>
+    <w:p>
+      <w:pPr>
+        <w:numPr>
+          <w:ilvl w:val="0"/>
+          <w:numId w:val="4"/>
+        </w:numPr>
+      </w:pPr>
+      <w:r>
+        <w:t>Hero Section</w:t>
+      </w:r>
+    </w:p>
+    <w:p>
+      <w:pPr>
+        <w:numPr>
+          <w:ilvl w:val="0"/>
+          <w:numId w:val="4"/>
+        </w:numPr>
+      </w:pPr>
+      <w:r>
+        <w:t>Header Navigation</w:t>
+      </w:r>
+    </w:p>
+    <w:p>
+      <w:pPr>
+        <w:numPr>
+          <w:ilvl w:val="0"/>
+          <w:numId w:val="4"/>
+        </w:numPr>
+      </w:pPr>
+      <w:r>
+        <w:t>Responsive Layout</w:t>
+      </w:r>
+    </w:p>
+    <w:p>
+      <w:pPr>
+        <w:numPr>
+          <w:ilvl w:val="0"/>
+          <w:numId w:val="4"/>
+        </w:numPr>
+      </w:pPr>
+      <w:r>
+        <w:t>Homepage</w:t>
+      </w:r>
+    </w:p>
+    <w:p>
+      <w:r>
+        <w:pict w14:anchorId="0B674247">
+          <v:rect id="_x0000_i1048" style="width:0;height:1.5pt" o:hralign="center" o:hrstd="t" o:hr="t" fillcolor="#a0a0a0" stroked="f"/>
+        </w:pict>
+      </w:r>
+    </w:p>
+    <w:p>
+      <w:pPr>
+        <w:rPr>
+          <w:b/>
+          <w:bCs/>
+        </w:rPr>
+      </w:pPr>
+      <w:r>
+        <w:rPr>
+          <w:b/>
+          <w:bCs/>
+        </w:rPr>
+        <w:t>5. Tahapan Selanjutnya</w:t>
+      </w:r>
+    </w:p>
+    <w:p>
+      <w:pPr>
+        <w:rPr>
+          <w:b/>
+          <w:bCs/>
+        </w:rPr>
+      </w:pPr>
+      <w:r>
+        <w:rPr>
+          <w:b/>
+          <w:bCs/>
+        </w:rPr>
+        <w:t>Tahap 1</w:t>
+      </w:r>
+    </w:p>
+    <w:p>
+      <w:r>
+        <w:t>Menyelesaikan Landing Page</w:t>
+      </w:r>
+    </w:p>
+    <w:p>
+      <w:r>
+        <w:t>Meliputi:</w:t>
+      </w:r>
+    </w:p>
+    <w:p>
+      <w:pPr>
+        <w:numPr>
+          <w:ilvl w:val="0"/>
+          <w:numId w:val="5"/>
+        </w:numPr>
+      </w:pPr>
+      <w:r>
+        <w:t>Hero</w:t>
+      </w:r>
+    </w:p>
+    <w:p>
+      <w:pPr>
+        <w:numPr>
+          <w:ilvl w:val="0"/>
+          <w:numId w:val="5"/>
+        </w:numPr>
+      </w:pPr>
+      <w:r>
+        <w:t>Header</w:t>
+      </w:r>
+    </w:p>
+    <w:p>
+      <w:pPr>
+        <w:numPr>
+          <w:ilvl w:val="0"/>
+          <w:numId w:val="5"/>
+        </w:numPr>
+      </w:pPr>
+      <w:r>
+        <w:t>Statistik</w:t>
+      </w:r>
+    </w:p>
+    <w:p>
+      <w:pPr>
+        <w:numPr>
+          <w:ilvl w:val="0"/>
+          <w:numId w:val="5"/>
+        </w:numPr>
+      </w:pPr>
+      <w:r>
+        <w:t>Sambutan Kapolda</w:t>
+      </w:r>
+    </w:p>
+    <w:p>
+      <w:pPr>
+        <w:numPr>
+          <w:ilvl w:val="0"/>
+          <w:numId w:val="5"/>
+        </w:numPr>
+      </w:pPr>
+      <w:r>
+        <w:t>Berita</w:t>
+      </w:r>
+    </w:p>
+    <w:p>
+      <w:pPr>
+        <w:numPr>
+          <w:ilvl w:val="0"/>
+          <w:numId w:val="5"/>
+        </w:numPr>
+      </w:pPr>
+      <w:r>
+        <w:t>Layanan</w:t>
+      </w:r>
+    </w:p>
+    <w:p>
+      <w:pPr>
+        <w:numPr>
+          <w:ilvl w:val="0"/>
+          <w:numId w:val="5"/>
+        </w:numPr>
+      </w:pPr>
+      <w:r>
+        <w:t>Quick Link</w:t>
+      </w:r>
+    </w:p>
+    <w:p>
+      <w:pPr>
+        <w:numPr>
+          <w:ilvl w:val="0"/>
+          <w:numId w:val="5"/>
+        </w:numPr>
+      </w:pPr>
+      <w:r>
+        <w:t>Footer</w:t>
+      </w:r>
+    </w:p>
+    <w:p>
+      <w:r>
+        <w:t>Estimasi:</w:t>
+      </w:r>
+      <w:r>
+        <w:br/>
+      </w:r>
+      <w:r>
+        <w:rPr>
+          <w:b/>
+          <w:bCs/>
+        </w:rPr>
+        <w:t>2–3 hari</w:t>
+      </w:r>
+    </w:p>
+    <w:p>
+      <w:r>
+        <w:pict w14:anchorId="136665E1">
+          <v:rect id="_x0000_i1049" style="width:0;height:1.5pt" o:hralign="center" o:hrstd="t" o:hr="t" fillcolor="#a0a0a0" stroked="f"/>
+        </w:pict>
+      </w:r>
+    </w:p>
+    <w:p>
+      <w:pPr>
+        <w:rPr>
+          <w:b/>
+          <w:bCs/>
+        </w:rPr>
+      </w:pPr>
+      <w:r>
+        <w:rPr>
+          <w:b/>
+          <w:bCs/>
+        </w:rPr>
+        <w:t>Tahap 2</w:t>
+      </w:r>
+    </w:p>
+    <w:p>
+      <w:r>
+        <w:t>Pembuatan halaman:</w:t>
+      </w:r>
+    </w:p>
+    <w:p>
+      <w:pPr>
+        <w:numPr>
+          <w:ilvl w:val="0"/>
+          <w:numId w:val="6"/>
+        </w:numPr>
+      </w:pPr>
+      <w:r>
+        <w:t>Profil Polda</w:t>
+      </w:r>
+    </w:p>
+    <w:p>
+      <w:pPr>
+        <w:numPr>
+          <w:ilvl w:val="0"/>
+          <w:numId w:val="6"/>
+        </w:numPr>
+      </w:pPr>
+      <w:r>
+        <w:t>Struktur Organisasi</w:t>
+      </w:r>
+    </w:p>
+    <w:p>
+      <w:pPr>
+        <w:numPr>
+          <w:ilvl w:val="0"/>
+          <w:numId w:val="6"/>
+        </w:numPr>
+      </w:pPr>
+      <w:r>
+        <w:t>Visi Misi</w:t>
+      </w:r>
+    </w:p>
+    <w:p>
+      <w:pPr>
+        <w:numPr>
+          <w:ilvl w:val="0"/>
+          <w:numId w:val="6"/>
+        </w:numPr>
+      </w:pPr>
+      <w:r>
+        <w:t>Sejarah</w:t>
+      </w:r>
+    </w:p>
+    <w:p>
+      <w:pPr>
+        <w:numPr>
+          <w:ilvl w:val="0"/>
+          <w:numId w:val="6"/>
+        </w:numPr>
+      </w:pPr>
+      <w:r>
         <w:lastRenderedPageBreak/>
-        <w:t>4. Pekerjaan Yang Sedang Berjalan</w:t>
-      </w:r>
-    </w:p>
-    <w:p>
-      <w:r>
-        <w:t>Saat ini fokus utama adalah pembangunan Frontend Website.</w:t>
-      </w:r>
-    </w:p>
-    <w:p>
-      <w:r>
-        <w:t>Prioritas:</w:t>
-      </w:r>
-    </w:p>
-    <w:p>
-      <w:pPr>
-        <w:numPr>
-          <w:ilvl w:val="0"/>
-          <w:numId w:val="4"/>
-        </w:numPr>
-      </w:pPr>
-      <w:r>
-        <w:t>Hero Section</w:t>
-      </w:r>
-    </w:p>
-    <w:p>
-      <w:pPr>
-        <w:numPr>
-          <w:ilvl w:val="0"/>
-          <w:numId w:val="4"/>
-        </w:numPr>
-      </w:pPr>
-      <w:r>
-        <w:t>Header Navigation</w:t>
-      </w:r>
-    </w:p>
-    <w:p>
-      <w:pPr>
-        <w:numPr>
-          <w:ilvl w:val="0"/>
-          <w:numId w:val="4"/>
-        </w:numPr>
-      </w:pPr>
-      <w:r>
-        <w:t>Responsive Layout</w:t>
-      </w:r>
-    </w:p>
-    <w:p>
-      <w:pPr>
-        <w:numPr>
-          <w:ilvl w:val="0"/>
-          <w:numId w:val="4"/>
-        </w:numPr>
-      </w:pPr>
-      <w:r>
-        <w:t>Homepage</w:t>
-      </w:r>
-    </w:p>
-    <w:p>
-      <w:r>
-        <w:pict w14:anchorId="0B674247">
-          <v:rect id="_x0000_i1034" style="width:0;height:1.5pt" o:hralign="center" o:hrstd="t" o:hr="t" fillcolor="#a0a0a0" stroked="f"/>
+        <w:t>Pejabat Utama</w:t>
+      </w:r>
+    </w:p>
+    <w:p>
+      <w:r>
+        <w:t>Estimasi:</w:t>
+      </w:r>
+      <w:r>
+        <w:br/>
+      </w:r>
+      <w:r>
+        <w:rPr>
+          <w:b/>
+          <w:bCs/>
+        </w:rPr>
+        <w:t>2 hari</w:t>
+      </w:r>
+    </w:p>
+    <w:p>
+      <w:r>
+        <w:pict w14:anchorId="5A5F122C">
+          <v:rect id="_x0000_i1050" style="width:0;height:1.5pt" o:hralign="center" o:hrstd="t" o:hr="t" fillcolor="#a0a0a0" stroked="f"/>
         </w:pict>
       </w:r>
     </w:p>
@@ -2696,83 +4513,19 @@
           <w:b/>
           <w:bCs/>
         </w:rPr>
-        <w:t>5. Tahapan Selanjutnya</w:t>
-      </w:r>
-    </w:p>
-    <w:p>
-      <w:pPr>
-        <w:rPr>
-          <w:b/>
-          <w:bCs/>
-        </w:rPr>
-      </w:pPr>
-      <w:r>
-        <w:rPr>
-          <w:b/>
-          <w:bCs/>
-        </w:rPr>
-        <w:t>Tahap 1</w:t>
-      </w:r>
-    </w:p>
-    <w:p>
-      <w:r>
-        <w:t>Menyelesaikan Landing Page</w:t>
-      </w:r>
-    </w:p>
-    <w:p>
-      <w:r>
-        <w:t>Meliputi:</w:t>
-      </w:r>
-    </w:p>
-    <w:p>
-      <w:pPr>
-        <w:numPr>
-          <w:ilvl w:val="0"/>
-          <w:numId w:val="5"/>
-        </w:numPr>
-      </w:pPr>
-      <w:r>
-        <w:t>Hero</w:t>
-      </w:r>
-    </w:p>
-    <w:p>
-      <w:pPr>
-        <w:numPr>
-          <w:ilvl w:val="0"/>
-          <w:numId w:val="5"/>
-        </w:numPr>
-      </w:pPr>
-      <w:r>
-        <w:t>Header</w:t>
-      </w:r>
-    </w:p>
-    <w:p>
-      <w:pPr>
-        <w:numPr>
-          <w:ilvl w:val="0"/>
-          <w:numId w:val="5"/>
-        </w:numPr>
-      </w:pPr>
-      <w:r>
-        <w:t>Statistik</w:t>
-      </w:r>
-    </w:p>
-    <w:p>
-      <w:pPr>
-        <w:numPr>
-          <w:ilvl w:val="0"/>
-          <w:numId w:val="5"/>
-        </w:numPr>
-      </w:pPr>
-      <w:r>
-        <w:t>Sambutan Kapolda</w:t>
-      </w:r>
-    </w:p>
-    <w:p>
-      <w:pPr>
-        <w:numPr>
-          <w:ilvl w:val="0"/>
-          <w:numId w:val="5"/>
+        <w:t>Tahap 3</w:t>
+      </w:r>
+    </w:p>
+    <w:p>
+      <w:r>
+        <w:t>Modul Informasi</w:t>
+      </w:r>
+    </w:p>
+    <w:p>
+      <w:pPr>
+        <w:numPr>
+          <w:ilvl w:val="0"/>
+          <w:numId w:val="7"/>
         </w:numPr>
       </w:pPr>
       <w:r>
@@ -2783,33 +4536,44 @@
       <w:pPr>
         <w:numPr>
           <w:ilvl w:val="0"/>
-          <w:numId w:val="5"/>
-        </w:numPr>
-      </w:pPr>
-      <w:r>
-        <w:t>Layanan</w:t>
-      </w:r>
-    </w:p>
-    <w:p>
-      <w:pPr>
-        <w:numPr>
-          <w:ilvl w:val="0"/>
-          <w:numId w:val="5"/>
-        </w:numPr>
-      </w:pPr>
-      <w:r>
-        <w:t>Quick Link</w:t>
-      </w:r>
-    </w:p>
-    <w:p>
-      <w:pPr>
-        <w:numPr>
-          <w:ilvl w:val="0"/>
-          <w:numId w:val="5"/>
-        </w:numPr>
-      </w:pPr>
-      <w:r>
-        <w:t>Footer</w:t>
+          <w:numId w:val="7"/>
+        </w:numPr>
+      </w:pPr>
+      <w:r>
+        <w:t>Artikel</w:t>
+      </w:r>
+    </w:p>
+    <w:p>
+      <w:pPr>
+        <w:numPr>
+          <w:ilvl w:val="0"/>
+          <w:numId w:val="7"/>
+        </w:numPr>
+      </w:pPr>
+      <w:r>
+        <w:t>Pengumuman</w:t>
+      </w:r>
+    </w:p>
+    <w:p>
+      <w:pPr>
+        <w:numPr>
+          <w:ilvl w:val="0"/>
+          <w:numId w:val="7"/>
+        </w:numPr>
+      </w:pPr>
+      <w:r>
+        <w:t>Galeri</w:t>
+      </w:r>
+    </w:p>
+    <w:p>
+      <w:pPr>
+        <w:numPr>
+          <w:ilvl w:val="0"/>
+          <w:numId w:val="7"/>
+        </w:numPr>
+      </w:pPr>
+      <w:r>
+        <w:t>Video</w:t>
       </w:r>
     </w:p>
     <w:p>
@@ -2824,13 +4588,13 @@
           <w:b/>
           <w:bCs/>
         </w:rPr>
-        <w:t>2–3 hari</w:t>
-      </w:r>
-    </w:p>
-    <w:p>
-      <w:r>
-        <w:pict w14:anchorId="136665E1">
-          <v:rect id="_x0000_i1035" style="width:0;height:1.5pt" o:hralign="center" o:hrstd="t" o:hr="t" fillcolor="#a0a0a0" stroked="f"/>
+        <w:t>3 hari</w:t>
+      </w:r>
+    </w:p>
+    <w:p>
+      <w:r>
+        <w:pict w14:anchorId="0C490CFC">
+          <v:rect id="_x0000_i1051" style="width:0;height:1.5pt" o:hralign="center" o:hrstd="t" o:hr="t" fillcolor="#a0a0a0" stroked="f"/>
         </w:pict>
       </w:r>
     </w:p>
@@ -2846,67 +4610,67 @@
           <w:b/>
           <w:bCs/>
         </w:rPr>
-        <w:t>Tahap 2</w:t>
-      </w:r>
-    </w:p>
-    <w:p>
-      <w:r>
-        <w:t>Pembuatan halaman:</w:t>
-      </w:r>
-    </w:p>
-    <w:p>
-      <w:pPr>
-        <w:numPr>
-          <w:ilvl w:val="0"/>
-          <w:numId w:val="6"/>
-        </w:numPr>
-      </w:pPr>
-      <w:r>
-        <w:t>Profil Polda</w:t>
-      </w:r>
-    </w:p>
-    <w:p>
-      <w:pPr>
-        <w:numPr>
-          <w:ilvl w:val="0"/>
-          <w:numId w:val="6"/>
-        </w:numPr>
-      </w:pPr>
-      <w:r>
-        <w:t>Struktur Organisasi</w:t>
-      </w:r>
-    </w:p>
-    <w:p>
-      <w:pPr>
-        <w:numPr>
-          <w:ilvl w:val="0"/>
-          <w:numId w:val="6"/>
-        </w:numPr>
-      </w:pPr>
-      <w:r>
-        <w:t>Visi Misi</w:t>
-      </w:r>
-    </w:p>
-    <w:p>
-      <w:pPr>
-        <w:numPr>
-          <w:ilvl w:val="0"/>
-          <w:numId w:val="6"/>
-        </w:numPr>
-      </w:pPr>
-      <w:r>
-        <w:t>Sejarah</w:t>
-      </w:r>
-    </w:p>
-    <w:p>
-      <w:pPr>
-        <w:numPr>
-          <w:ilvl w:val="0"/>
-          <w:numId w:val="6"/>
-        </w:numPr>
-      </w:pPr>
-      <w:r>
-        <w:t>Pejabat Utama</w:t>
+        <w:t>Tahap 4</w:t>
+      </w:r>
+    </w:p>
+    <w:p>
+      <w:r>
+        <w:t>Pelayanan Publik</w:t>
+      </w:r>
+    </w:p>
+    <w:p>
+      <w:pPr>
+        <w:numPr>
+          <w:ilvl w:val="0"/>
+          <w:numId w:val="8"/>
+        </w:numPr>
+      </w:pPr>
+      <w:r>
+        <w:t>SKCK</w:t>
+      </w:r>
+    </w:p>
+    <w:p>
+      <w:pPr>
+        <w:numPr>
+          <w:ilvl w:val="0"/>
+          <w:numId w:val="8"/>
+        </w:numPr>
+      </w:pPr>
+      <w:r>
+        <w:t>SIM</w:t>
+      </w:r>
+    </w:p>
+    <w:p>
+      <w:pPr>
+        <w:numPr>
+          <w:ilvl w:val="0"/>
+          <w:numId w:val="8"/>
+        </w:numPr>
+      </w:pPr>
+      <w:r>
+        <w:t>SPKT</w:t>
+      </w:r>
+    </w:p>
+    <w:p>
+      <w:pPr>
+        <w:numPr>
+          <w:ilvl w:val="0"/>
+          <w:numId w:val="8"/>
+        </w:numPr>
+      </w:pPr>
+      <w:r>
+        <w:t>Pengaduan</w:t>
+      </w:r>
+    </w:p>
+    <w:p>
+      <w:pPr>
+        <w:numPr>
+          <w:ilvl w:val="0"/>
+          <w:numId w:val="8"/>
+        </w:numPr>
+      </w:pPr>
+      <w:r>
+        <w:t>Kontak</w:t>
       </w:r>
     </w:p>
     <w:p>
@@ -2926,289 +4690,95 @@
     </w:p>
     <w:p>
       <w:r>
+        <w:pict w14:anchorId="6983E1B5">
+          <v:rect id="_x0000_i1052" style="width:0;height:1.5pt" o:hralign="center" o:hrstd="t" o:hr="t" fillcolor="#a0a0a0" stroked="f"/>
+        </w:pict>
+      </w:r>
+    </w:p>
+    <w:p>
+      <w:pPr>
+        <w:rPr>
+          <w:b/>
+          <w:bCs/>
+        </w:rPr>
+      </w:pPr>
+      <w:r>
+        <w:rPr>
+          <w:b/>
+          <w:bCs/>
+        </w:rPr>
+        <w:t>Tahap 5</w:t>
+      </w:r>
+    </w:p>
+    <w:p>
+      <w:r>
+        <w:t>Integrasi Backend</w:t>
+      </w:r>
+    </w:p>
+    <w:p>
+      <w:pPr>
+        <w:numPr>
+          <w:ilvl w:val="0"/>
+          <w:numId w:val="9"/>
+        </w:numPr>
+      </w:pPr>
+      <w:r>
+        <w:t>API</w:t>
+      </w:r>
+    </w:p>
+    <w:p>
+      <w:pPr>
+        <w:numPr>
+          <w:ilvl w:val="0"/>
+          <w:numId w:val="9"/>
+        </w:numPr>
+      </w:pPr>
+      <w:r>
+        <w:t>Database</w:t>
+      </w:r>
+    </w:p>
+    <w:p>
+      <w:pPr>
+        <w:numPr>
+          <w:ilvl w:val="0"/>
+          <w:numId w:val="9"/>
+        </w:numPr>
+      </w:pPr>
+      <w:r>
+        <w:t>Authentication</w:t>
+      </w:r>
+    </w:p>
+    <w:p>
+      <w:pPr>
+        <w:numPr>
+          <w:ilvl w:val="0"/>
+          <w:numId w:val="9"/>
+        </w:numPr>
+      </w:pPr>
+      <w:r>
+        <w:t>Dashboard Admin</w:t>
+      </w:r>
+    </w:p>
+    <w:p>
+      <w:r>
+        <w:t>Estimasi:</w:t>
+      </w:r>
+      <w:r>
+        <w:br/>
+      </w:r>
+      <w:r>
+        <w:rPr>
+          <w:b/>
+          <w:bCs/>
+        </w:rPr>
+        <w:t>4–5 hari</w:t>
+      </w:r>
+    </w:p>
+    <w:p>
+      <w:r>
         <w:lastRenderedPageBreak/>
-        <w:pict w14:anchorId="5A5F122C">
-          <v:rect id="_x0000_i1036" style="width:0;height:1.5pt" o:hralign="center" o:hrstd="t" o:hr="t" fillcolor="#a0a0a0" stroked="f"/>
-        </w:pict>
-      </w:r>
-    </w:p>
-    <w:p>
-      <w:pPr>
-        <w:rPr>
-          <w:b/>
-          <w:bCs/>
-        </w:rPr>
-      </w:pPr>
-      <w:r>
-        <w:rPr>
-          <w:b/>
-          <w:bCs/>
-        </w:rPr>
-        <w:t>Tahap 3</w:t>
-      </w:r>
-    </w:p>
-    <w:p>
-      <w:r>
-        <w:t>Modul Informasi</w:t>
-      </w:r>
-    </w:p>
-    <w:p>
-      <w:pPr>
-        <w:numPr>
-          <w:ilvl w:val="0"/>
-          <w:numId w:val="7"/>
-        </w:numPr>
-      </w:pPr>
-      <w:r>
-        <w:t>Berita</w:t>
-      </w:r>
-    </w:p>
-    <w:p>
-      <w:pPr>
-        <w:numPr>
-          <w:ilvl w:val="0"/>
-          <w:numId w:val="7"/>
-        </w:numPr>
-      </w:pPr>
-      <w:r>
-        <w:t>Artikel</w:t>
-      </w:r>
-    </w:p>
-    <w:p>
-      <w:pPr>
-        <w:numPr>
-          <w:ilvl w:val="0"/>
-          <w:numId w:val="7"/>
-        </w:numPr>
-      </w:pPr>
-      <w:r>
-        <w:t>Pengumuman</w:t>
-      </w:r>
-    </w:p>
-    <w:p>
-      <w:pPr>
-        <w:numPr>
-          <w:ilvl w:val="0"/>
-          <w:numId w:val="7"/>
-        </w:numPr>
-      </w:pPr>
-      <w:r>
-        <w:t>Galeri</w:t>
-      </w:r>
-    </w:p>
-    <w:p>
-      <w:pPr>
-        <w:numPr>
-          <w:ilvl w:val="0"/>
-          <w:numId w:val="7"/>
-        </w:numPr>
-      </w:pPr>
-      <w:r>
-        <w:t>Video</w:t>
-      </w:r>
-    </w:p>
-    <w:p>
-      <w:r>
-        <w:t>Estimasi:</w:t>
-      </w:r>
-      <w:r>
-        <w:br/>
-      </w:r>
-      <w:r>
-        <w:rPr>
-          <w:b/>
-          <w:bCs/>
-        </w:rPr>
-        <w:t>3 hari</w:t>
-      </w:r>
-    </w:p>
-    <w:p>
-      <w:r>
-        <w:pict w14:anchorId="0C490CFC">
-          <v:rect id="_x0000_i1037" style="width:0;height:1.5pt" o:hralign="center" o:hrstd="t" o:hr="t" fillcolor="#a0a0a0" stroked="f"/>
-        </w:pict>
-      </w:r>
-    </w:p>
-    <w:p>
-      <w:pPr>
-        <w:rPr>
-          <w:b/>
-          <w:bCs/>
-        </w:rPr>
-      </w:pPr>
-      <w:r>
-        <w:rPr>
-          <w:b/>
-          <w:bCs/>
-        </w:rPr>
-        <w:t>Tahap 4</w:t>
-      </w:r>
-    </w:p>
-    <w:p>
-      <w:r>
-        <w:t>Pelayanan Publik</w:t>
-      </w:r>
-    </w:p>
-    <w:p>
-      <w:pPr>
-        <w:numPr>
-          <w:ilvl w:val="0"/>
-          <w:numId w:val="8"/>
-        </w:numPr>
-      </w:pPr>
-      <w:r>
-        <w:t>SKCK</w:t>
-      </w:r>
-    </w:p>
-    <w:p>
-      <w:pPr>
-        <w:numPr>
-          <w:ilvl w:val="0"/>
-          <w:numId w:val="8"/>
-        </w:numPr>
-      </w:pPr>
-      <w:r>
-        <w:t>SIM</w:t>
-      </w:r>
-    </w:p>
-    <w:p>
-      <w:pPr>
-        <w:numPr>
-          <w:ilvl w:val="0"/>
-          <w:numId w:val="8"/>
-        </w:numPr>
-      </w:pPr>
-      <w:r>
-        <w:t>SPKT</w:t>
-      </w:r>
-    </w:p>
-    <w:p>
-      <w:pPr>
-        <w:numPr>
-          <w:ilvl w:val="0"/>
-          <w:numId w:val="8"/>
-        </w:numPr>
-      </w:pPr>
-      <w:r>
-        <w:t>Pengaduan</w:t>
-      </w:r>
-    </w:p>
-    <w:p>
-      <w:pPr>
-        <w:numPr>
-          <w:ilvl w:val="0"/>
-          <w:numId w:val="8"/>
-        </w:numPr>
-      </w:pPr>
-      <w:r>
-        <w:t>Kontak</w:t>
-      </w:r>
-    </w:p>
-    <w:p>
-      <w:r>
-        <w:t>Estimasi:</w:t>
-      </w:r>
-      <w:r>
-        <w:br/>
-      </w:r>
-      <w:r>
-        <w:rPr>
-          <w:b/>
-          <w:bCs/>
-        </w:rPr>
-        <w:t>2 hari</w:t>
-      </w:r>
-    </w:p>
-    <w:p>
-      <w:r>
-        <w:pict w14:anchorId="6983E1B5">
-          <v:rect id="_x0000_i1038" style="width:0;height:1.5pt" o:hralign="center" o:hrstd="t" o:hr="t" fillcolor="#a0a0a0" stroked="f"/>
-        </w:pict>
-      </w:r>
-    </w:p>
-    <w:p>
-      <w:pPr>
-        <w:rPr>
-          <w:b/>
-          <w:bCs/>
-        </w:rPr>
-      </w:pPr>
-      <w:r>
-        <w:rPr>
-          <w:b/>
-          <w:bCs/>
-        </w:rPr>
-        <w:t>Tahap 5</w:t>
-      </w:r>
-    </w:p>
-    <w:p>
-      <w:r>
-        <w:t>Integrasi Backend</w:t>
-      </w:r>
-    </w:p>
-    <w:p>
-      <w:pPr>
-        <w:numPr>
-          <w:ilvl w:val="0"/>
-          <w:numId w:val="9"/>
-        </w:numPr>
-      </w:pPr>
-      <w:r>
-        <w:t>API</w:t>
-      </w:r>
-    </w:p>
-    <w:p>
-      <w:pPr>
-        <w:numPr>
-          <w:ilvl w:val="0"/>
-          <w:numId w:val="9"/>
-        </w:numPr>
-      </w:pPr>
-      <w:r>
-        <w:t>Database</w:t>
-      </w:r>
-    </w:p>
-    <w:p>
-      <w:pPr>
-        <w:numPr>
-          <w:ilvl w:val="0"/>
-          <w:numId w:val="9"/>
-        </w:numPr>
-      </w:pPr>
-      <w:r>
-        <w:t>Authentication</w:t>
-      </w:r>
-    </w:p>
-    <w:p>
-      <w:pPr>
-        <w:numPr>
-          <w:ilvl w:val="0"/>
-          <w:numId w:val="9"/>
-        </w:numPr>
-      </w:pPr>
-      <w:r>
-        <w:t>Dashboard Admin</w:t>
-      </w:r>
-    </w:p>
-    <w:p>
-      <w:r>
-        <w:t>Estimasi:</w:t>
-      </w:r>
-      <w:r>
-        <w:br/>
-      </w:r>
-      <w:r>
-        <w:rPr>
-          <w:b/>
-          <w:bCs/>
-        </w:rPr>
-        <w:t>4–5 hari</w:t>
-      </w:r>
-    </w:p>
-    <w:p>
-      <w:r>
         <w:pict w14:anchorId="0376C582">
-          <v:rect id="_x0000_i1039" style="width:0;height:1.5pt" o:hralign="center" o:hrstd="t" o:hr="t" fillcolor="#a0a0a0" stroked="f"/>
+          <v:rect id="_x0000_i1053" style="width:0;height:1.5pt" o:hralign="center" o:hrstd="t" o:hr="t" fillcolor="#a0a0a0" stroked="f"/>
         </w:pict>
       </w:r>
     </w:p>
@@ -3266,7 +4836,6 @@
                 <w:b/>
                 <w:bCs/>
               </w:rPr>
-              <w:lastRenderedPageBreak/>
               <w:t>Pekerjaan</w:t>
             </w:r>
           </w:p>
@@ -3516,7 +5085,7 @@
     <w:p>
       <w:r>
         <w:pict w14:anchorId="7E83BD27">
-          <v:rect id="_x0000_i1040" style="width:0;height:1.5pt" o:hralign="center" o:hrstd="t" o:hr="t" fillcolor="#a0a0a0" stroked="f"/>
+          <v:rect id="_x0000_i1054" style="width:0;height:1.5pt" o:hralign="center" o:hrstd="t" o:hr="t" fillcolor="#a0a0a0" stroked="f"/>
         </w:pict>
       </w:r>
     </w:p>
@@ -3806,6 +5375,155 @@
     </w:lvl>
   </w:abstractNum>
   <w:abstractNum w:abstractNumId="1" w15:restartNumberingAfterBreak="0">
+    <w:nsid w:val="08F13EDD"/>
+    <w:multiLevelType w:val="multilevel"/>
+    <w:tmpl w:val="C94866F8"/>
+    <w:lvl w:ilvl="0">
+      <w:start w:val="1"/>
+      <w:numFmt w:val="bullet"/>
+      <w:lvlText w:val=""/>
+      <w:lvlJc w:val="left"/>
+      <w:pPr>
+        <w:tabs>
+          <w:tab w:val="num" w:pos="720"/>
+        </w:tabs>
+        <w:ind w:left="720" w:hanging="360"/>
+      </w:pPr>
+      <w:rPr>
+        <w:rFonts w:ascii="Symbol" w:hAnsi="Symbol" w:hint="default"/>
+        <w:sz w:val="20"/>
+      </w:rPr>
+    </w:lvl>
+    <w:lvl w:ilvl="1" w:tentative="1">
+      <w:start w:val="1"/>
+      <w:numFmt w:val="bullet"/>
+      <w:lvlText w:val="o"/>
+      <w:lvlJc w:val="left"/>
+      <w:pPr>
+        <w:tabs>
+          <w:tab w:val="num" w:pos="1440"/>
+        </w:tabs>
+        <w:ind w:left="1440" w:hanging="360"/>
+      </w:pPr>
+      <w:rPr>
+        <w:rFonts w:ascii="Courier New" w:hAnsi="Courier New" w:hint="default"/>
+        <w:sz w:val="20"/>
+      </w:rPr>
+    </w:lvl>
+    <w:lvl w:ilvl="2" w:tentative="1">
+      <w:start w:val="1"/>
+      <w:numFmt w:val="bullet"/>
+      <w:lvlText w:val=""/>
+      <w:lvlJc w:val="left"/>
+      <w:pPr>
+        <w:tabs>
+          <w:tab w:val="num" w:pos="2160"/>
+        </w:tabs>
+        <w:ind w:left="2160" w:hanging="360"/>
+      </w:pPr>
+      <w:rPr>
+        <w:rFonts w:ascii="Wingdings" w:hAnsi="Wingdings" w:hint="default"/>
+        <w:sz w:val="20"/>
+      </w:rPr>
+    </w:lvl>
+    <w:lvl w:ilvl="3" w:tentative="1">
+      <w:start w:val="1"/>
+      <w:numFmt w:val="bullet"/>
+      <w:lvlText w:val=""/>
+      <w:lvlJc w:val="left"/>
+      <w:pPr>
+        <w:tabs>
+          <w:tab w:val="num" w:pos="2880"/>
+        </w:tabs>
+        <w:ind w:left="2880" w:hanging="360"/>
+      </w:pPr>
+      <w:rPr>
+        <w:rFonts w:ascii="Wingdings" w:hAnsi="Wingdings" w:hint="default"/>
+        <w:sz w:val="20"/>
+      </w:rPr>
+    </w:lvl>
+    <w:lvl w:ilvl="4" w:tentative="1">
+      <w:start w:val="1"/>
+      <w:numFmt w:val="bullet"/>
+      <w:lvlText w:val=""/>
+      <w:lvlJc w:val="left"/>
+      <w:pPr>
+        <w:tabs>
+          <w:tab w:val="num" w:pos="3600"/>
+        </w:tabs>
+        <w:ind w:left="3600" w:hanging="360"/>
+      </w:pPr>
+      <w:rPr>
+        <w:rFonts w:ascii="Wingdings" w:hAnsi="Wingdings" w:hint="default"/>
+        <w:sz w:val="20"/>
+      </w:rPr>
+    </w:lvl>
+    <w:lvl w:ilvl="5" w:tentative="1">
+      <w:start w:val="1"/>
+      <w:numFmt w:val="bullet"/>
+      <w:lvlText w:val=""/>
+      <w:lvlJc w:val="left"/>
+      <w:pPr>
+        <w:tabs>
+          <w:tab w:val="num" w:pos="4320"/>
+        </w:tabs>
+        <w:ind w:left="4320" w:hanging="360"/>
+      </w:pPr>
+      <w:rPr>
+        <w:rFonts w:ascii="Wingdings" w:hAnsi="Wingdings" w:hint="default"/>
+        <w:sz w:val="20"/>
+      </w:rPr>
+    </w:lvl>
+    <w:lvl w:ilvl="6" w:tentative="1">
+      <w:start w:val="1"/>
+      <w:numFmt w:val="bullet"/>
+      <w:lvlText w:val=""/>
+      <w:lvlJc w:val="left"/>
+      <w:pPr>
+        <w:tabs>
+          <w:tab w:val="num" w:pos="5040"/>
+        </w:tabs>
+        <w:ind w:left="5040" w:hanging="360"/>
+      </w:pPr>
+      <w:rPr>
+        <w:rFonts w:ascii="Wingdings" w:hAnsi="Wingdings" w:hint="default"/>
+        <w:sz w:val="20"/>
+      </w:rPr>
+    </w:lvl>
+    <w:lvl w:ilvl="7" w:tentative="1">
+      <w:start w:val="1"/>
+      <w:numFmt w:val="bullet"/>
+      <w:lvlText w:val=""/>
+      <w:lvlJc w:val="left"/>
+      <w:pPr>
+        <w:tabs>
+          <w:tab w:val="num" w:pos="5760"/>
+        </w:tabs>
+        <w:ind w:left="5760" w:hanging="360"/>
+      </w:pPr>
+      <w:rPr>
+        <w:rFonts w:ascii="Wingdings" w:hAnsi="Wingdings" w:hint="default"/>
+        <w:sz w:val="20"/>
+      </w:rPr>
+    </w:lvl>
+    <w:lvl w:ilvl="8" w:tentative="1">
+      <w:start w:val="1"/>
+      <w:numFmt w:val="bullet"/>
+      <w:lvlText w:val=""/>
+      <w:lvlJc w:val="left"/>
+      <w:pPr>
+        <w:tabs>
+          <w:tab w:val="num" w:pos="6480"/>
+        </w:tabs>
+        <w:ind w:left="6480" w:hanging="360"/>
+      </w:pPr>
+      <w:rPr>
+        <w:rFonts w:ascii="Wingdings" w:hAnsi="Wingdings" w:hint="default"/>
+        <w:sz w:val="20"/>
+      </w:rPr>
+    </w:lvl>
+  </w:abstractNum>
+  <w:abstractNum w:abstractNumId="2" w15:restartNumberingAfterBreak="0">
     <w:nsid w:val="0A1453F2"/>
     <w:multiLevelType w:val="multilevel"/>
     <w:tmpl w:val="4A0041FA"/>
@@ -3954,7 +5672,7 @@
       </w:rPr>
     </w:lvl>
   </w:abstractNum>
-  <w:abstractNum w:abstractNumId="2" w15:restartNumberingAfterBreak="0">
+  <w:abstractNum w:abstractNumId="3" w15:restartNumberingAfterBreak="0">
     <w:nsid w:val="134B5B88"/>
     <w:multiLevelType w:val="multilevel"/>
     <w:tmpl w:val="81AC408C"/>
@@ -4103,7 +5821,156 @@
       </w:rPr>
     </w:lvl>
   </w:abstractNum>
-  <w:abstractNum w:abstractNumId="3" w15:restartNumberingAfterBreak="0">
+  <w:abstractNum w:abstractNumId="4" w15:restartNumberingAfterBreak="0">
+    <w:nsid w:val="17961019"/>
+    <w:multiLevelType w:val="multilevel"/>
+    <w:tmpl w:val="90D47DC4"/>
+    <w:lvl w:ilvl="0">
+      <w:start w:val="1"/>
+      <w:numFmt w:val="bullet"/>
+      <w:lvlText w:val=""/>
+      <w:lvlJc w:val="left"/>
+      <w:pPr>
+        <w:tabs>
+          <w:tab w:val="num" w:pos="720"/>
+        </w:tabs>
+        <w:ind w:left="720" w:hanging="360"/>
+      </w:pPr>
+      <w:rPr>
+        <w:rFonts w:ascii="Symbol" w:hAnsi="Symbol" w:hint="default"/>
+        <w:sz w:val="20"/>
+      </w:rPr>
+    </w:lvl>
+    <w:lvl w:ilvl="1" w:tentative="1">
+      <w:start w:val="1"/>
+      <w:numFmt w:val="bullet"/>
+      <w:lvlText w:val="o"/>
+      <w:lvlJc w:val="left"/>
+      <w:pPr>
+        <w:tabs>
+          <w:tab w:val="num" w:pos="1440"/>
+        </w:tabs>
+        <w:ind w:left="1440" w:hanging="360"/>
+      </w:pPr>
+      <w:rPr>
+        <w:rFonts w:ascii="Courier New" w:hAnsi="Courier New" w:hint="default"/>
+        <w:sz w:val="20"/>
+      </w:rPr>
+    </w:lvl>
+    <w:lvl w:ilvl="2" w:tentative="1">
+      <w:start w:val="1"/>
+      <w:numFmt w:val="bullet"/>
+      <w:lvlText w:val=""/>
+      <w:lvlJc w:val="left"/>
+      <w:pPr>
+        <w:tabs>
+          <w:tab w:val="num" w:pos="2160"/>
+        </w:tabs>
+        <w:ind w:left="2160" w:hanging="360"/>
+      </w:pPr>
+      <w:rPr>
+        <w:rFonts w:ascii="Wingdings" w:hAnsi="Wingdings" w:hint="default"/>
+        <w:sz w:val="20"/>
+      </w:rPr>
+    </w:lvl>
+    <w:lvl w:ilvl="3" w:tentative="1">
+      <w:start w:val="1"/>
+      <w:numFmt w:val="bullet"/>
+      <w:lvlText w:val=""/>
+      <w:lvlJc w:val="left"/>
+      <w:pPr>
+        <w:tabs>
+          <w:tab w:val="num" w:pos="2880"/>
+        </w:tabs>
+        <w:ind w:left="2880" w:hanging="360"/>
+      </w:pPr>
+      <w:rPr>
+        <w:rFonts w:ascii="Wingdings" w:hAnsi="Wingdings" w:hint="default"/>
+        <w:sz w:val="20"/>
+      </w:rPr>
+    </w:lvl>
+    <w:lvl w:ilvl="4" w:tentative="1">
+      <w:start w:val="1"/>
+      <w:numFmt w:val="bullet"/>
+      <w:lvlText w:val=""/>
+      <w:lvlJc w:val="left"/>
+      <w:pPr>
+        <w:tabs>
+          <w:tab w:val="num" w:pos="3600"/>
+        </w:tabs>
+        <w:ind w:left="3600" w:hanging="360"/>
+      </w:pPr>
+      <w:rPr>
+        <w:rFonts w:ascii="Wingdings" w:hAnsi="Wingdings" w:hint="default"/>
+        <w:sz w:val="20"/>
+      </w:rPr>
+    </w:lvl>
+    <w:lvl w:ilvl="5" w:tentative="1">
+      <w:start w:val="1"/>
+      <w:numFmt w:val="bullet"/>
+      <w:lvlText w:val=""/>
+      <w:lvlJc w:val="left"/>
+      <w:pPr>
+        <w:tabs>
+          <w:tab w:val="num" w:pos="4320"/>
+        </w:tabs>
+        <w:ind w:left="4320" w:hanging="360"/>
+      </w:pPr>
+      <w:rPr>
+        <w:rFonts w:ascii="Wingdings" w:hAnsi="Wingdings" w:hint="default"/>
+        <w:sz w:val="20"/>
+      </w:rPr>
+    </w:lvl>
+    <w:lvl w:ilvl="6" w:tentative="1">
+      <w:start w:val="1"/>
+      <w:numFmt w:val="bullet"/>
+      <w:lvlText w:val=""/>
+      <w:lvlJc w:val="left"/>
+      <w:pPr>
+        <w:tabs>
+          <w:tab w:val="num" w:pos="5040"/>
+        </w:tabs>
+        <w:ind w:left="5040" w:hanging="360"/>
+      </w:pPr>
+      <w:rPr>
+        <w:rFonts w:ascii="Wingdings" w:hAnsi="Wingdings" w:hint="default"/>
+        <w:sz w:val="20"/>
+      </w:rPr>
+    </w:lvl>
+    <w:lvl w:ilvl="7" w:tentative="1">
+      <w:start w:val="1"/>
+      <w:numFmt w:val="bullet"/>
+      <w:lvlText w:val=""/>
+      <w:lvlJc w:val="left"/>
+      <w:pPr>
+        <w:tabs>
+          <w:tab w:val="num" w:pos="5760"/>
+        </w:tabs>
+        <w:ind w:left="5760" w:hanging="360"/>
+      </w:pPr>
+      <w:rPr>
+        <w:rFonts w:ascii="Wingdings" w:hAnsi="Wingdings" w:hint="default"/>
+        <w:sz w:val="20"/>
+      </w:rPr>
+    </w:lvl>
+    <w:lvl w:ilvl="8" w:tentative="1">
+      <w:start w:val="1"/>
+      <w:numFmt w:val="bullet"/>
+      <w:lvlText w:val=""/>
+      <w:lvlJc w:val="left"/>
+      <w:pPr>
+        <w:tabs>
+          <w:tab w:val="num" w:pos="6480"/>
+        </w:tabs>
+        <w:ind w:left="6480" w:hanging="360"/>
+      </w:pPr>
+      <w:rPr>
+        <w:rFonts w:ascii="Wingdings" w:hAnsi="Wingdings" w:hint="default"/>
+        <w:sz w:val="20"/>
+      </w:rPr>
+    </w:lvl>
+  </w:abstractNum>
+  <w:abstractNum w:abstractNumId="5" w15:restartNumberingAfterBreak="0">
     <w:nsid w:val="1C1F7CF1"/>
     <w:multiLevelType w:val="multilevel"/>
     <w:tmpl w:val="DF346334"/>
@@ -4252,7 +6119,156 @@
       </w:rPr>
     </w:lvl>
   </w:abstractNum>
-  <w:abstractNum w:abstractNumId="4" w15:restartNumberingAfterBreak="0">
+  <w:abstractNum w:abstractNumId="6" w15:restartNumberingAfterBreak="0">
+    <w:nsid w:val="23D566AA"/>
+    <w:multiLevelType w:val="multilevel"/>
+    <w:tmpl w:val="A2BA2C06"/>
+    <w:lvl w:ilvl="0">
+      <w:start w:val="1"/>
+      <w:numFmt w:val="bullet"/>
+      <w:lvlText w:val=""/>
+      <w:lvlJc w:val="left"/>
+      <w:pPr>
+        <w:tabs>
+          <w:tab w:val="num" w:pos="720"/>
+        </w:tabs>
+        <w:ind w:left="720" w:hanging="360"/>
+      </w:pPr>
+      <w:rPr>
+        <w:rFonts w:ascii="Symbol" w:hAnsi="Symbol" w:hint="default"/>
+        <w:sz w:val="20"/>
+      </w:rPr>
+    </w:lvl>
+    <w:lvl w:ilvl="1" w:tentative="1">
+      <w:start w:val="1"/>
+      <w:numFmt w:val="bullet"/>
+      <w:lvlText w:val="o"/>
+      <w:lvlJc w:val="left"/>
+      <w:pPr>
+        <w:tabs>
+          <w:tab w:val="num" w:pos="1440"/>
+        </w:tabs>
+        <w:ind w:left="1440" w:hanging="360"/>
+      </w:pPr>
+      <w:rPr>
+        <w:rFonts w:ascii="Courier New" w:hAnsi="Courier New" w:hint="default"/>
+        <w:sz w:val="20"/>
+      </w:rPr>
+    </w:lvl>
+    <w:lvl w:ilvl="2" w:tentative="1">
+      <w:start w:val="1"/>
+      <w:numFmt w:val="bullet"/>
+      <w:lvlText w:val=""/>
+      <w:lvlJc w:val="left"/>
+      <w:pPr>
+        <w:tabs>
+          <w:tab w:val="num" w:pos="2160"/>
+        </w:tabs>
+        <w:ind w:left="2160" w:hanging="360"/>
+      </w:pPr>
+      <w:rPr>
+        <w:rFonts w:ascii="Wingdings" w:hAnsi="Wingdings" w:hint="default"/>
+        <w:sz w:val="20"/>
+      </w:rPr>
+    </w:lvl>
+    <w:lvl w:ilvl="3" w:tentative="1">
+      <w:start w:val="1"/>
+      <w:numFmt w:val="bullet"/>
+      <w:lvlText w:val=""/>
+      <w:lvlJc w:val="left"/>
+      <w:pPr>
+        <w:tabs>
+          <w:tab w:val="num" w:pos="2880"/>
+        </w:tabs>
+        <w:ind w:left="2880" w:hanging="360"/>
+      </w:pPr>
+      <w:rPr>
+        <w:rFonts w:ascii="Wingdings" w:hAnsi="Wingdings" w:hint="default"/>
+        <w:sz w:val="20"/>
+      </w:rPr>
+    </w:lvl>
+    <w:lvl w:ilvl="4" w:tentative="1">
+      <w:start w:val="1"/>
+      <w:numFmt w:val="bullet"/>
+      <w:lvlText w:val=""/>
+      <w:lvlJc w:val="left"/>
+      <w:pPr>
+        <w:tabs>
+          <w:tab w:val="num" w:pos="3600"/>
+        </w:tabs>
+        <w:ind w:left="3600" w:hanging="360"/>
+      </w:pPr>
+      <w:rPr>
+        <w:rFonts w:ascii="Wingdings" w:hAnsi="Wingdings" w:hint="default"/>
+        <w:sz w:val="20"/>
+      </w:rPr>
+    </w:lvl>
+    <w:lvl w:ilvl="5" w:tentative="1">
+      <w:start w:val="1"/>
+      <w:numFmt w:val="bullet"/>
+      <w:lvlText w:val=""/>
+      <w:lvlJc w:val="left"/>
+      <w:pPr>
+        <w:tabs>
+          <w:tab w:val="num" w:pos="4320"/>
+        </w:tabs>
+        <w:ind w:left="4320" w:hanging="360"/>
+      </w:pPr>
+      <w:rPr>
+        <w:rFonts w:ascii="Wingdings" w:hAnsi="Wingdings" w:hint="default"/>
+        <w:sz w:val="20"/>
+      </w:rPr>
+    </w:lvl>
+    <w:lvl w:ilvl="6" w:tentative="1">
+      <w:start w:val="1"/>
+      <w:numFmt w:val="bullet"/>
+      <w:lvlText w:val=""/>
+      <w:lvlJc w:val="left"/>
+      <w:pPr>
+        <w:tabs>
+          <w:tab w:val="num" w:pos="5040"/>
+        </w:tabs>
+        <w:ind w:left="5040" w:hanging="360"/>
+      </w:pPr>
+      <w:rPr>
+        <w:rFonts w:ascii="Wingdings" w:hAnsi="Wingdings" w:hint="default"/>
+        <w:sz w:val="20"/>
+      </w:rPr>
+    </w:lvl>
+    <w:lvl w:ilvl="7" w:tentative="1">
+      <w:start w:val="1"/>
+      <w:numFmt w:val="bullet"/>
+      <w:lvlText w:val=""/>
+      <w:lvlJc w:val="left"/>
+      <w:pPr>
+        <w:tabs>
+          <w:tab w:val="num" w:pos="5760"/>
+        </w:tabs>
+        <w:ind w:left="5760" w:hanging="360"/>
+      </w:pPr>
+      <w:rPr>
+        <w:rFonts w:ascii="Wingdings" w:hAnsi="Wingdings" w:hint="default"/>
+        <w:sz w:val="20"/>
+      </w:rPr>
+    </w:lvl>
+    <w:lvl w:ilvl="8" w:tentative="1">
+      <w:start w:val="1"/>
+      <w:numFmt w:val="bullet"/>
+      <w:lvlText w:val=""/>
+      <w:lvlJc w:val="left"/>
+      <w:pPr>
+        <w:tabs>
+          <w:tab w:val="num" w:pos="6480"/>
+        </w:tabs>
+        <w:ind w:left="6480" w:hanging="360"/>
+      </w:pPr>
+      <w:rPr>
+        <w:rFonts w:ascii="Wingdings" w:hAnsi="Wingdings" w:hint="default"/>
+        <w:sz w:val="20"/>
+      </w:rPr>
+    </w:lvl>
+  </w:abstractNum>
+  <w:abstractNum w:abstractNumId="7" w15:restartNumberingAfterBreak="0">
     <w:nsid w:val="28BC6712"/>
     <w:multiLevelType w:val="multilevel"/>
     <w:tmpl w:val="D6C854E8"/>
@@ -4365,7 +6381,156 @@
       </w:pPr>
     </w:lvl>
   </w:abstractNum>
-  <w:abstractNum w:abstractNumId="5" w15:restartNumberingAfterBreak="0">
+  <w:abstractNum w:abstractNumId="8" w15:restartNumberingAfterBreak="0">
+    <w:nsid w:val="2FF33C28"/>
+    <w:multiLevelType w:val="multilevel"/>
+    <w:tmpl w:val="F68CF34A"/>
+    <w:lvl w:ilvl="0">
+      <w:start w:val="1"/>
+      <w:numFmt w:val="bullet"/>
+      <w:lvlText w:val=""/>
+      <w:lvlJc w:val="left"/>
+      <w:pPr>
+        <w:tabs>
+          <w:tab w:val="num" w:pos="720"/>
+        </w:tabs>
+        <w:ind w:left="720" w:hanging="360"/>
+      </w:pPr>
+      <w:rPr>
+        <w:rFonts w:ascii="Symbol" w:hAnsi="Symbol" w:hint="default"/>
+        <w:sz w:val="20"/>
+      </w:rPr>
+    </w:lvl>
+    <w:lvl w:ilvl="1" w:tentative="1">
+      <w:start w:val="1"/>
+      <w:numFmt w:val="bullet"/>
+      <w:lvlText w:val="o"/>
+      <w:lvlJc w:val="left"/>
+      <w:pPr>
+        <w:tabs>
+          <w:tab w:val="num" w:pos="1440"/>
+        </w:tabs>
+        <w:ind w:left="1440" w:hanging="360"/>
+      </w:pPr>
+      <w:rPr>
+        <w:rFonts w:ascii="Courier New" w:hAnsi="Courier New" w:hint="default"/>
+        <w:sz w:val="20"/>
+      </w:rPr>
+    </w:lvl>
+    <w:lvl w:ilvl="2" w:tentative="1">
+      <w:start w:val="1"/>
+      <w:numFmt w:val="bullet"/>
+      <w:lvlText w:val=""/>
+      <w:lvlJc w:val="left"/>
+      <w:pPr>
+        <w:tabs>
+          <w:tab w:val="num" w:pos="2160"/>
+        </w:tabs>
+        <w:ind w:left="2160" w:hanging="360"/>
+      </w:pPr>
+      <w:rPr>
+        <w:rFonts w:ascii="Wingdings" w:hAnsi="Wingdings" w:hint="default"/>
+        <w:sz w:val="20"/>
+      </w:rPr>
+    </w:lvl>
+    <w:lvl w:ilvl="3" w:tentative="1">
+      <w:start w:val="1"/>
+      <w:numFmt w:val="bullet"/>
+      <w:lvlText w:val=""/>
+      <w:lvlJc w:val="left"/>
+      <w:pPr>
+        <w:tabs>
+          <w:tab w:val="num" w:pos="2880"/>
+        </w:tabs>
+        <w:ind w:left="2880" w:hanging="360"/>
+      </w:pPr>
+      <w:rPr>
+        <w:rFonts w:ascii="Wingdings" w:hAnsi="Wingdings" w:hint="default"/>
+        <w:sz w:val="20"/>
+      </w:rPr>
+    </w:lvl>
+    <w:lvl w:ilvl="4" w:tentative="1">
+      <w:start w:val="1"/>
+      <w:numFmt w:val="bullet"/>
+      <w:lvlText w:val=""/>
+      <w:lvlJc w:val="left"/>
+      <w:pPr>
+        <w:tabs>
+          <w:tab w:val="num" w:pos="3600"/>
+        </w:tabs>
+        <w:ind w:left="3600" w:hanging="360"/>
+      </w:pPr>
+      <w:rPr>
+        <w:rFonts w:ascii="Wingdings" w:hAnsi="Wingdings" w:hint="default"/>
+        <w:sz w:val="20"/>
+      </w:rPr>
+    </w:lvl>
+    <w:lvl w:ilvl="5" w:tentative="1">
+      <w:start w:val="1"/>
+      <w:numFmt w:val="bullet"/>
+      <w:lvlText w:val=""/>
+      <w:lvlJc w:val="left"/>
+      <w:pPr>
+        <w:tabs>
+          <w:tab w:val="num" w:pos="4320"/>
+        </w:tabs>
+        <w:ind w:left="4320" w:hanging="360"/>
+      </w:pPr>
+      <w:rPr>
+        <w:rFonts w:ascii="Wingdings" w:hAnsi="Wingdings" w:hint="default"/>
+        <w:sz w:val="20"/>
+      </w:rPr>
+    </w:lvl>
+    <w:lvl w:ilvl="6" w:tentative="1">
+      <w:start w:val="1"/>
+      <w:numFmt w:val="bullet"/>
+      <w:lvlText w:val=""/>
+      <w:lvlJc w:val="left"/>
+      <w:pPr>
+        <w:tabs>
+          <w:tab w:val="num" w:pos="5040"/>
+        </w:tabs>
+        <w:ind w:left="5040" w:hanging="360"/>
+      </w:pPr>
+      <w:rPr>
+        <w:rFonts w:ascii="Wingdings" w:hAnsi="Wingdings" w:hint="default"/>
+        <w:sz w:val="20"/>
+      </w:rPr>
+    </w:lvl>
+    <w:lvl w:ilvl="7" w:tentative="1">
+      <w:start w:val="1"/>
+      <w:numFmt w:val="bullet"/>
+      <w:lvlText w:val=""/>
+      <w:lvlJc w:val="left"/>
+      <w:pPr>
+        <w:tabs>
+          <w:tab w:val="num" w:pos="5760"/>
+        </w:tabs>
+        <w:ind w:left="5760" w:hanging="360"/>
+      </w:pPr>
+      <w:rPr>
+        <w:rFonts w:ascii="Wingdings" w:hAnsi="Wingdings" w:hint="default"/>
+        <w:sz w:val="20"/>
+      </w:rPr>
+    </w:lvl>
+    <w:lvl w:ilvl="8" w:tentative="1">
+      <w:start w:val="1"/>
+      <w:numFmt w:val="bullet"/>
+      <w:lvlText w:val=""/>
+      <w:lvlJc w:val="left"/>
+      <w:pPr>
+        <w:tabs>
+          <w:tab w:val="num" w:pos="6480"/>
+        </w:tabs>
+        <w:ind w:left="6480" w:hanging="360"/>
+      </w:pPr>
+      <w:rPr>
+        <w:rFonts w:ascii="Wingdings" w:hAnsi="Wingdings" w:hint="default"/>
+        <w:sz w:val="20"/>
+      </w:rPr>
+    </w:lvl>
+  </w:abstractNum>
+  <w:abstractNum w:abstractNumId="9" w15:restartNumberingAfterBreak="0">
     <w:nsid w:val="34FF6A4D"/>
     <w:multiLevelType w:val="multilevel"/>
     <w:tmpl w:val="B8CAAC24"/>
@@ -4514,7 +6679,7 @@
       </w:rPr>
     </w:lvl>
   </w:abstractNum>
-  <w:abstractNum w:abstractNumId="6" w15:restartNumberingAfterBreak="0">
+  <w:abstractNum w:abstractNumId="10" w15:restartNumberingAfterBreak="0">
     <w:nsid w:val="366B5B2B"/>
     <w:multiLevelType w:val="multilevel"/>
     <w:tmpl w:val="A9C45E80"/>
@@ -4663,7 +6828,7 @@
       </w:rPr>
     </w:lvl>
   </w:abstractNum>
-  <w:abstractNum w:abstractNumId="7" w15:restartNumberingAfterBreak="0">
+  <w:abstractNum w:abstractNumId="11" w15:restartNumberingAfterBreak="0">
     <w:nsid w:val="3A31215E"/>
     <w:multiLevelType w:val="multilevel"/>
     <w:tmpl w:val="B266A8AE"/>
@@ -4812,7 +6977,7 @@
       </w:rPr>
     </w:lvl>
   </w:abstractNum>
-  <w:abstractNum w:abstractNumId="8" w15:restartNumberingAfterBreak="0">
+  <w:abstractNum w:abstractNumId="12" w15:restartNumberingAfterBreak="0">
     <w:nsid w:val="3A5B73C3"/>
     <w:multiLevelType w:val="multilevel"/>
     <w:tmpl w:val="9572C6C4"/>
@@ -4961,7 +7126,7 @@
       </w:rPr>
     </w:lvl>
   </w:abstractNum>
-  <w:abstractNum w:abstractNumId="9" w15:restartNumberingAfterBreak="0">
+  <w:abstractNum w:abstractNumId="13" w15:restartNumberingAfterBreak="0">
     <w:nsid w:val="437A66C1"/>
     <w:multiLevelType w:val="multilevel"/>
     <w:tmpl w:val="8310618C"/>
@@ -5110,7 +7275,7 @@
       </w:rPr>
     </w:lvl>
   </w:abstractNum>
-  <w:abstractNum w:abstractNumId="10" w15:restartNumberingAfterBreak="0">
+  <w:abstractNum w:abstractNumId="14" w15:restartNumberingAfterBreak="0">
     <w:nsid w:val="4BAE17C2"/>
     <w:multiLevelType w:val="multilevel"/>
     <w:tmpl w:val="564CFA64"/>
@@ -5259,7 +7424,7 @@
       </w:rPr>
     </w:lvl>
   </w:abstractNum>
-  <w:abstractNum w:abstractNumId="11" w15:restartNumberingAfterBreak="0">
+  <w:abstractNum w:abstractNumId="15" w15:restartNumberingAfterBreak="0">
     <w:nsid w:val="570763B6"/>
     <w:multiLevelType w:val="multilevel"/>
     <w:tmpl w:val="383CE75E"/>
@@ -5408,7 +7573,7 @@
       </w:rPr>
     </w:lvl>
   </w:abstractNum>
-  <w:abstractNum w:abstractNumId="12" w15:restartNumberingAfterBreak="0">
+  <w:abstractNum w:abstractNumId="16" w15:restartNumberingAfterBreak="0">
     <w:nsid w:val="5B7432DD"/>
     <w:multiLevelType w:val="multilevel"/>
     <w:tmpl w:val="04E66394"/>
@@ -5521,7 +7686,156 @@
       </w:pPr>
     </w:lvl>
   </w:abstractNum>
-  <w:abstractNum w:abstractNumId="13" w15:restartNumberingAfterBreak="0">
+  <w:abstractNum w:abstractNumId="17" w15:restartNumberingAfterBreak="0">
+    <w:nsid w:val="5B807F41"/>
+    <w:multiLevelType w:val="multilevel"/>
+    <w:tmpl w:val="7848C27A"/>
+    <w:lvl w:ilvl="0">
+      <w:start w:val="1"/>
+      <w:numFmt w:val="bullet"/>
+      <w:lvlText w:val=""/>
+      <w:lvlJc w:val="left"/>
+      <w:pPr>
+        <w:tabs>
+          <w:tab w:val="num" w:pos="720"/>
+        </w:tabs>
+        <w:ind w:left="720" w:hanging="360"/>
+      </w:pPr>
+      <w:rPr>
+        <w:rFonts w:ascii="Symbol" w:hAnsi="Symbol" w:hint="default"/>
+        <w:sz w:val="20"/>
+      </w:rPr>
+    </w:lvl>
+    <w:lvl w:ilvl="1" w:tentative="1">
+      <w:start w:val="1"/>
+      <w:numFmt w:val="bullet"/>
+      <w:lvlText w:val="o"/>
+      <w:lvlJc w:val="left"/>
+      <w:pPr>
+        <w:tabs>
+          <w:tab w:val="num" w:pos="1440"/>
+        </w:tabs>
+        <w:ind w:left="1440" w:hanging="360"/>
+      </w:pPr>
+      <w:rPr>
+        <w:rFonts w:ascii="Courier New" w:hAnsi="Courier New" w:hint="default"/>
+        <w:sz w:val="20"/>
+      </w:rPr>
+    </w:lvl>
+    <w:lvl w:ilvl="2" w:tentative="1">
+      <w:start w:val="1"/>
+      <w:numFmt w:val="bullet"/>
+      <w:lvlText w:val=""/>
+      <w:lvlJc w:val="left"/>
+      <w:pPr>
+        <w:tabs>
+          <w:tab w:val="num" w:pos="2160"/>
+        </w:tabs>
+        <w:ind w:left="2160" w:hanging="360"/>
+      </w:pPr>
+      <w:rPr>
+        <w:rFonts w:ascii="Wingdings" w:hAnsi="Wingdings" w:hint="default"/>
+        <w:sz w:val="20"/>
+      </w:rPr>
+    </w:lvl>
+    <w:lvl w:ilvl="3" w:tentative="1">
+      <w:start w:val="1"/>
+      <w:numFmt w:val="bullet"/>
+      <w:lvlText w:val=""/>
+      <w:lvlJc w:val="left"/>
+      <w:pPr>
+        <w:tabs>
+          <w:tab w:val="num" w:pos="2880"/>
+        </w:tabs>
+        <w:ind w:left="2880" w:hanging="360"/>
+      </w:pPr>
+      <w:rPr>
+        <w:rFonts w:ascii="Wingdings" w:hAnsi="Wingdings" w:hint="default"/>
+        <w:sz w:val="20"/>
+      </w:rPr>
+    </w:lvl>
+    <w:lvl w:ilvl="4" w:tentative="1">
+      <w:start w:val="1"/>
+      <w:numFmt w:val="bullet"/>
+      <w:lvlText w:val=""/>
+      <w:lvlJc w:val="left"/>
+      <w:pPr>
+        <w:tabs>
+          <w:tab w:val="num" w:pos="3600"/>
+        </w:tabs>
+        <w:ind w:left="3600" w:hanging="360"/>
+      </w:pPr>
+      <w:rPr>
+        <w:rFonts w:ascii="Wingdings" w:hAnsi="Wingdings" w:hint="default"/>
+        <w:sz w:val="20"/>
+      </w:rPr>
+    </w:lvl>
+    <w:lvl w:ilvl="5" w:tentative="1">
+      <w:start w:val="1"/>
+      <w:numFmt w:val="bullet"/>
+      <w:lvlText w:val=""/>
+      <w:lvlJc w:val="left"/>
+      <w:pPr>
+        <w:tabs>
+          <w:tab w:val="num" w:pos="4320"/>
+        </w:tabs>
+        <w:ind w:left="4320" w:hanging="360"/>
+      </w:pPr>
+      <w:rPr>
+        <w:rFonts w:ascii="Wingdings" w:hAnsi="Wingdings" w:hint="default"/>
+        <w:sz w:val="20"/>
+      </w:rPr>
+    </w:lvl>
+    <w:lvl w:ilvl="6" w:tentative="1">
+      <w:start w:val="1"/>
+      <w:numFmt w:val="bullet"/>
+      <w:lvlText w:val=""/>
+      <w:lvlJc w:val="left"/>
+      <w:pPr>
+        <w:tabs>
+          <w:tab w:val="num" w:pos="5040"/>
+        </w:tabs>
+        <w:ind w:left="5040" w:hanging="360"/>
+      </w:pPr>
+      <w:rPr>
+        <w:rFonts w:ascii="Wingdings" w:hAnsi="Wingdings" w:hint="default"/>
+        <w:sz w:val="20"/>
+      </w:rPr>
+    </w:lvl>
+    <w:lvl w:ilvl="7" w:tentative="1">
+      <w:start w:val="1"/>
+      <w:numFmt w:val="bullet"/>
+      <w:lvlText w:val=""/>
+      <w:lvlJc w:val="left"/>
+      <w:pPr>
+        <w:tabs>
+          <w:tab w:val="num" w:pos="5760"/>
+        </w:tabs>
+        <w:ind w:left="5760" w:hanging="360"/>
+      </w:pPr>
+      <w:rPr>
+        <w:rFonts w:ascii="Wingdings" w:hAnsi="Wingdings" w:hint="default"/>
+        <w:sz w:val="20"/>
+      </w:rPr>
+    </w:lvl>
+    <w:lvl w:ilvl="8" w:tentative="1">
+      <w:start w:val="1"/>
+      <w:numFmt w:val="bullet"/>
+      <w:lvlText w:val=""/>
+      <w:lvlJc w:val="left"/>
+      <w:pPr>
+        <w:tabs>
+          <w:tab w:val="num" w:pos="6480"/>
+        </w:tabs>
+        <w:ind w:left="6480" w:hanging="360"/>
+      </w:pPr>
+      <w:rPr>
+        <w:rFonts w:ascii="Wingdings" w:hAnsi="Wingdings" w:hint="default"/>
+        <w:sz w:val="20"/>
+      </w:rPr>
+    </w:lvl>
+  </w:abstractNum>
+  <w:abstractNum w:abstractNumId="18" w15:restartNumberingAfterBreak="0">
     <w:nsid w:val="5C992E79"/>
     <w:multiLevelType w:val="multilevel"/>
     <w:tmpl w:val="42F2A0DE"/>
@@ -5670,7 +7984,7 @@
       </w:rPr>
     </w:lvl>
   </w:abstractNum>
-  <w:abstractNum w:abstractNumId="14" w15:restartNumberingAfterBreak="0">
+  <w:abstractNum w:abstractNumId="19" w15:restartNumberingAfterBreak="0">
     <w:nsid w:val="714D6B40"/>
     <w:multiLevelType w:val="multilevel"/>
     <w:tmpl w:val="ACBC5ED8"/>
@@ -5819,7 +8133,156 @@
       </w:rPr>
     </w:lvl>
   </w:abstractNum>
-  <w:abstractNum w:abstractNumId="15" w15:restartNumberingAfterBreak="0">
+  <w:abstractNum w:abstractNumId="20" w15:restartNumberingAfterBreak="0">
+    <w:nsid w:val="71675477"/>
+    <w:multiLevelType w:val="multilevel"/>
+    <w:tmpl w:val="2E502C74"/>
+    <w:lvl w:ilvl="0">
+      <w:start w:val="1"/>
+      <w:numFmt w:val="bullet"/>
+      <w:lvlText w:val=""/>
+      <w:lvlJc w:val="left"/>
+      <w:pPr>
+        <w:tabs>
+          <w:tab w:val="num" w:pos="720"/>
+        </w:tabs>
+        <w:ind w:left="720" w:hanging="360"/>
+      </w:pPr>
+      <w:rPr>
+        <w:rFonts w:ascii="Symbol" w:hAnsi="Symbol" w:hint="default"/>
+        <w:sz w:val="20"/>
+      </w:rPr>
+    </w:lvl>
+    <w:lvl w:ilvl="1" w:tentative="1">
+      <w:start w:val="1"/>
+      <w:numFmt w:val="bullet"/>
+      <w:lvlText w:val="o"/>
+      <w:lvlJc w:val="left"/>
+      <w:pPr>
+        <w:tabs>
+          <w:tab w:val="num" w:pos="1440"/>
+        </w:tabs>
+        <w:ind w:left="1440" w:hanging="360"/>
+      </w:pPr>
+      <w:rPr>
+        <w:rFonts w:ascii="Courier New" w:hAnsi="Courier New" w:hint="default"/>
+        <w:sz w:val="20"/>
+      </w:rPr>
+    </w:lvl>
+    <w:lvl w:ilvl="2" w:tentative="1">
+      <w:start w:val="1"/>
+      <w:numFmt w:val="bullet"/>
+      <w:lvlText w:val=""/>
+      <w:lvlJc w:val="left"/>
+      <w:pPr>
+        <w:tabs>
+          <w:tab w:val="num" w:pos="2160"/>
+        </w:tabs>
+        <w:ind w:left="2160" w:hanging="360"/>
+      </w:pPr>
+      <w:rPr>
+        <w:rFonts w:ascii="Wingdings" w:hAnsi="Wingdings" w:hint="default"/>
+        <w:sz w:val="20"/>
+      </w:rPr>
+    </w:lvl>
+    <w:lvl w:ilvl="3" w:tentative="1">
+      <w:start w:val="1"/>
+      <w:numFmt w:val="bullet"/>
+      <w:lvlText w:val=""/>
+      <w:lvlJc w:val="left"/>
+      <w:pPr>
+        <w:tabs>
+          <w:tab w:val="num" w:pos="2880"/>
+        </w:tabs>
+        <w:ind w:left="2880" w:hanging="360"/>
+      </w:pPr>
+      <w:rPr>
+        <w:rFonts w:ascii="Wingdings" w:hAnsi="Wingdings" w:hint="default"/>
+        <w:sz w:val="20"/>
+      </w:rPr>
+    </w:lvl>
+    <w:lvl w:ilvl="4" w:tentative="1">
+      <w:start w:val="1"/>
+      <w:numFmt w:val="bullet"/>
+      <w:lvlText w:val=""/>
+      <w:lvlJc w:val="left"/>
+      <w:pPr>
+        <w:tabs>
+          <w:tab w:val="num" w:pos="3600"/>
+        </w:tabs>
+        <w:ind w:left="3600" w:hanging="360"/>
+      </w:pPr>
+      <w:rPr>
+        <w:rFonts w:ascii="Wingdings" w:hAnsi="Wingdings" w:hint="default"/>
+        <w:sz w:val="20"/>
+      </w:rPr>
+    </w:lvl>
+    <w:lvl w:ilvl="5" w:tentative="1">
+      <w:start w:val="1"/>
+      <w:numFmt w:val="bullet"/>
+      <w:lvlText w:val=""/>
+      <w:lvlJc w:val="left"/>
+      <w:pPr>
+        <w:tabs>
+          <w:tab w:val="num" w:pos="4320"/>
+        </w:tabs>
+        <w:ind w:left="4320" w:hanging="360"/>
+      </w:pPr>
+      <w:rPr>
+        <w:rFonts w:ascii="Wingdings" w:hAnsi="Wingdings" w:hint="default"/>
+        <w:sz w:val="20"/>
+      </w:rPr>
+    </w:lvl>
+    <w:lvl w:ilvl="6" w:tentative="1">
+      <w:start w:val="1"/>
+      <w:numFmt w:val="bullet"/>
+      <w:lvlText w:val=""/>
+      <w:lvlJc w:val="left"/>
+      <w:pPr>
+        <w:tabs>
+          <w:tab w:val="num" w:pos="5040"/>
+        </w:tabs>
+        <w:ind w:left="5040" w:hanging="360"/>
+      </w:pPr>
+      <w:rPr>
+        <w:rFonts w:ascii="Wingdings" w:hAnsi="Wingdings" w:hint="default"/>
+        <w:sz w:val="20"/>
+      </w:rPr>
+    </w:lvl>
+    <w:lvl w:ilvl="7" w:tentative="1">
+      <w:start w:val="1"/>
+      <w:numFmt w:val="bullet"/>
+      <w:lvlText w:val=""/>
+      <w:lvlJc w:val="left"/>
+      <w:pPr>
+        <w:tabs>
+          <w:tab w:val="num" w:pos="5760"/>
+        </w:tabs>
+        <w:ind w:left="5760" w:hanging="360"/>
+      </w:pPr>
+      <w:rPr>
+        <w:rFonts w:ascii="Wingdings" w:hAnsi="Wingdings" w:hint="default"/>
+        <w:sz w:val="20"/>
+      </w:rPr>
+    </w:lvl>
+    <w:lvl w:ilvl="8" w:tentative="1">
+      <w:start w:val="1"/>
+      <w:numFmt w:val="bullet"/>
+      <w:lvlText w:val=""/>
+      <w:lvlJc w:val="left"/>
+      <w:pPr>
+        <w:tabs>
+          <w:tab w:val="num" w:pos="6480"/>
+        </w:tabs>
+        <w:ind w:left="6480" w:hanging="360"/>
+      </w:pPr>
+      <w:rPr>
+        <w:rFonts w:ascii="Wingdings" w:hAnsi="Wingdings" w:hint="default"/>
+        <w:sz w:val="20"/>
+      </w:rPr>
+    </w:lvl>
+  </w:abstractNum>
+  <w:abstractNum w:abstractNumId="21" w15:restartNumberingAfterBreak="0">
     <w:nsid w:val="73097647"/>
     <w:multiLevelType w:val="multilevel"/>
     <w:tmpl w:val="975085D0"/>
@@ -5968,7 +8431,124 @@
       </w:rPr>
     </w:lvl>
   </w:abstractNum>
-  <w:abstractNum w:abstractNumId="16" w15:restartNumberingAfterBreak="0">
+  <w:abstractNum w:abstractNumId="22" w15:restartNumberingAfterBreak="0">
+    <w:nsid w:val="75370268"/>
+    <w:multiLevelType w:val="multilevel"/>
+    <w:tmpl w:val="F6BE7EC4"/>
+    <w:lvl w:ilvl="0">
+      <w:start w:val="1"/>
+      <w:numFmt w:val="decimal"/>
+      <w:lvlText w:val="%1."/>
+      <w:lvlJc w:val="left"/>
+      <w:pPr>
+        <w:tabs>
+          <w:tab w:val="num" w:pos="720"/>
+        </w:tabs>
+        <w:ind w:left="720" w:hanging="360"/>
+      </w:pPr>
+    </w:lvl>
+    <w:lvl w:ilvl="1">
+      <w:start w:val="1"/>
+      <w:numFmt w:val="bullet"/>
+      <w:lvlText w:val="o"/>
+      <w:lvlJc w:val="left"/>
+      <w:pPr>
+        <w:tabs>
+          <w:tab w:val="num" w:pos="1440"/>
+        </w:tabs>
+        <w:ind w:left="1440" w:hanging="360"/>
+      </w:pPr>
+      <w:rPr>
+        <w:rFonts w:ascii="Courier New" w:hAnsi="Courier New" w:hint="default"/>
+        <w:sz w:val="20"/>
+      </w:rPr>
+    </w:lvl>
+    <w:lvl w:ilvl="2" w:tentative="1">
+      <w:start w:val="1"/>
+      <w:numFmt w:val="decimal"/>
+      <w:lvlText w:val="%3."/>
+      <w:lvlJc w:val="left"/>
+      <w:pPr>
+        <w:tabs>
+          <w:tab w:val="num" w:pos="2160"/>
+        </w:tabs>
+        <w:ind w:left="2160" w:hanging="360"/>
+      </w:pPr>
+    </w:lvl>
+    <w:lvl w:ilvl="3" w:tentative="1">
+      <w:start w:val="1"/>
+      <w:numFmt w:val="decimal"/>
+      <w:lvlText w:val="%4."/>
+      <w:lvlJc w:val="left"/>
+      <w:pPr>
+        <w:tabs>
+          <w:tab w:val="num" w:pos="2880"/>
+        </w:tabs>
+        <w:ind w:left="2880" w:hanging="360"/>
+      </w:pPr>
+    </w:lvl>
+    <w:lvl w:ilvl="4" w:tentative="1">
+      <w:start w:val="1"/>
+      <w:numFmt w:val="decimal"/>
+      <w:lvlText w:val="%5."/>
+      <w:lvlJc w:val="left"/>
+      <w:pPr>
+        <w:tabs>
+          <w:tab w:val="num" w:pos="3600"/>
+        </w:tabs>
+        <w:ind w:left="3600" w:hanging="360"/>
+      </w:pPr>
+    </w:lvl>
+    <w:lvl w:ilvl="5" w:tentative="1">
+      <w:start w:val="1"/>
+      <w:numFmt w:val="decimal"/>
+      <w:lvlText w:val="%6."/>
+      <w:lvlJc w:val="left"/>
+      <w:pPr>
+        <w:tabs>
+          <w:tab w:val="num" w:pos="4320"/>
+        </w:tabs>
+        <w:ind w:left="4320" w:hanging="360"/>
+      </w:pPr>
+    </w:lvl>
+    <w:lvl w:ilvl="6" w:tentative="1">
+      <w:start w:val="1"/>
+      <w:numFmt w:val="decimal"/>
+      <w:lvlText w:val="%7."/>
+      <w:lvlJc w:val="left"/>
+      <w:pPr>
+        <w:tabs>
+          <w:tab w:val="num" w:pos="5040"/>
+        </w:tabs>
+        <w:ind w:left="5040" w:hanging="360"/>
+      </w:pPr>
+    </w:lvl>
+    <w:lvl w:ilvl="7" w:tentative="1">
+      <w:start w:val="1"/>
+      <w:numFmt w:val="decimal"/>
+      <w:lvlText w:val="%8."/>
+      <w:lvlJc w:val="left"/>
+      <w:pPr>
+        <w:tabs>
+          <w:tab w:val="num" w:pos="5760"/>
+        </w:tabs>
+        <w:ind w:left="5760" w:hanging="360"/>
+      </w:pPr>
+    </w:lvl>
+    <w:lvl w:ilvl="8" w:tentative="1">
+      <w:start w:val="1"/>
+      <w:numFmt w:val="decimal"/>
+      <w:lvlText w:val="%9."/>
+      <w:lvlJc w:val="left"/>
+      <w:pPr>
+        <w:tabs>
+          <w:tab w:val="num" w:pos="6480"/>
+        </w:tabs>
+        <w:ind w:left="6480" w:hanging="360"/>
+      </w:pPr>
+    </w:lvl>
+  </w:abstractNum>
+  <w:abstractNum w:abstractNumId="23" w15:restartNumberingAfterBreak="0">
     <w:nsid w:val="75DC5712"/>
     <w:multiLevelType w:val="multilevel"/>
     <w:tmpl w:val="436C08C6"/>
@@ -6117,56 +8697,229 @@
       </w:rPr>
     </w:lvl>
   </w:abstractNum>
+  <w:abstractNum w:abstractNumId="24" w15:restartNumberingAfterBreak="0">
+    <w:nsid w:val="79021159"/>
+    <w:multiLevelType w:val="multilevel"/>
+    <w:tmpl w:val="65CA8C04"/>
+    <w:lvl w:ilvl="0">
+      <w:start w:val="1"/>
+      <w:numFmt w:val="bullet"/>
+      <w:lvlText w:val=""/>
+      <w:lvlJc w:val="left"/>
+      <w:pPr>
+        <w:tabs>
+          <w:tab w:val="num" w:pos="720"/>
+        </w:tabs>
+        <w:ind w:left="720" w:hanging="360"/>
+      </w:pPr>
+      <w:rPr>
+        <w:rFonts w:ascii="Symbol" w:hAnsi="Symbol" w:hint="default"/>
+        <w:sz w:val="20"/>
+      </w:rPr>
+    </w:lvl>
+    <w:lvl w:ilvl="1" w:tentative="1">
+      <w:start w:val="1"/>
+      <w:numFmt w:val="bullet"/>
+      <w:lvlText w:val="o"/>
+      <w:lvlJc w:val="left"/>
+      <w:pPr>
+        <w:tabs>
+          <w:tab w:val="num" w:pos="1440"/>
+        </w:tabs>
+        <w:ind w:left="1440" w:hanging="360"/>
+      </w:pPr>
+      <w:rPr>
+        <w:rFonts w:ascii="Courier New" w:hAnsi="Courier New" w:hint="default"/>
+        <w:sz w:val="20"/>
+      </w:rPr>
+    </w:lvl>
+    <w:lvl w:ilvl="2" w:tentative="1">
+      <w:start w:val="1"/>
+      <w:numFmt w:val="bullet"/>
+      <w:lvlText w:val=""/>
+      <w:lvlJc w:val="left"/>
+      <w:pPr>
+        <w:tabs>
+          <w:tab w:val="num" w:pos="2160"/>
+        </w:tabs>
+        <w:ind w:left="2160" w:hanging="360"/>
+      </w:pPr>
+      <w:rPr>
+        <w:rFonts w:ascii="Wingdings" w:hAnsi="Wingdings" w:hint="default"/>
+        <w:sz w:val="20"/>
+      </w:rPr>
+    </w:lvl>
+    <w:lvl w:ilvl="3" w:tentative="1">
+      <w:start w:val="1"/>
+      <w:numFmt w:val="bullet"/>
+      <w:lvlText w:val=""/>
+      <w:lvlJc w:val="left"/>
+      <w:pPr>
+        <w:tabs>
+          <w:tab w:val="num" w:pos="2880"/>
+        </w:tabs>
+        <w:ind w:left="2880" w:hanging="360"/>
+      </w:pPr>
+      <w:rPr>
+        <w:rFonts w:ascii="Wingdings" w:hAnsi="Wingdings" w:hint="default"/>
+        <w:sz w:val="20"/>
+      </w:rPr>
+    </w:lvl>
+    <w:lvl w:ilvl="4" w:tentative="1">
+      <w:start w:val="1"/>
+      <w:numFmt w:val="bullet"/>
+      <w:lvlText w:val=""/>
+      <w:lvlJc w:val="left"/>
+      <w:pPr>
+        <w:tabs>
+          <w:tab w:val="num" w:pos="3600"/>
+        </w:tabs>
+        <w:ind w:left="3600" w:hanging="360"/>
+      </w:pPr>
+      <w:rPr>
+        <w:rFonts w:ascii="Wingdings" w:hAnsi="Wingdings" w:hint="default"/>
+        <w:sz w:val="20"/>
+      </w:rPr>
+    </w:lvl>
+    <w:lvl w:ilvl="5" w:tentative="1">
+      <w:start w:val="1"/>
+      <w:numFmt w:val="bullet"/>
+      <w:lvlText w:val=""/>
+      <w:lvlJc w:val="left"/>
+      <w:pPr>
+        <w:tabs>
+          <w:tab w:val="num" w:pos="4320"/>
+        </w:tabs>
+        <w:ind w:left="4320" w:hanging="360"/>
+      </w:pPr>
+      <w:rPr>
+        <w:rFonts w:ascii="Wingdings" w:hAnsi="Wingdings" w:hint="default"/>
+        <w:sz w:val="20"/>
+      </w:rPr>
+    </w:lvl>
+    <w:lvl w:ilvl="6" w:tentative="1">
+      <w:start w:val="1"/>
+      <w:numFmt w:val="bullet"/>
+      <w:lvlText w:val=""/>
+      <w:lvlJc w:val="left"/>
+      <w:pPr>
+        <w:tabs>
+          <w:tab w:val="num" w:pos="5040"/>
+        </w:tabs>
+        <w:ind w:left="5040" w:hanging="360"/>
+      </w:pPr>
+      <w:rPr>
+        <w:rFonts w:ascii="Wingdings" w:hAnsi="Wingdings" w:hint="default"/>
+        <w:sz w:val="20"/>
+      </w:rPr>
+    </w:lvl>
+    <w:lvl w:ilvl="7" w:tentative="1">
+      <w:start w:val="1"/>
+      <w:numFmt w:val="bullet"/>
+      <w:lvlText w:val=""/>
+      <w:lvlJc w:val="left"/>
+      <w:pPr>
+        <w:tabs>
+          <w:tab w:val="num" w:pos="5760"/>
+        </w:tabs>
+        <w:ind w:left="5760" w:hanging="360"/>
+      </w:pPr>
+      <w:rPr>
+        <w:rFonts w:ascii="Wingdings" w:hAnsi="Wingdings" w:hint="default"/>
+        <w:sz w:val="20"/>
+      </w:rPr>
+    </w:lvl>
+    <w:lvl w:ilvl="8" w:tentative="1">
+      <w:start w:val="1"/>
+      <w:numFmt w:val="bullet"/>
+      <w:lvlText w:val=""/>
+      <w:lvlJc w:val="left"/>
+      <w:pPr>
+        <w:tabs>
+          <w:tab w:val="num" w:pos="6480"/>
+        </w:tabs>
+        <w:ind w:left="6480" w:hanging="360"/>
+      </w:pPr>
+      <w:rPr>
+        <w:rFonts w:ascii="Wingdings" w:hAnsi="Wingdings" w:hint="default"/>
+        <w:sz w:val="20"/>
+      </w:rPr>
+    </w:lvl>
+  </w:abstractNum>
   <w:num w:numId="1" w16cid:durableId="737898888">
-    <w:abstractNumId w:val="5"/>
+    <w:abstractNumId w:val="9"/>
   </w:num>
   <w:num w:numId="2" w16cid:durableId="977489983">
-    <w:abstractNumId w:val="10"/>
+    <w:abstractNumId w:val="14"/>
   </w:num>
   <w:num w:numId="3" w16cid:durableId="1558976557">
+    <w:abstractNumId w:val="11"/>
+  </w:num>
+  <w:num w:numId="4" w16cid:durableId="1913352525">
     <w:abstractNumId w:val="7"/>
   </w:num>
-  <w:num w:numId="4" w16cid:durableId="1913352525">
-    <w:abstractNumId w:val="4"/>
+  <w:num w:numId="5" w16cid:durableId="1880778978">
+    <w:abstractNumId w:val="21"/>
   </w:num>
-  <w:num w:numId="5" w16cid:durableId="1880778978">
+  <w:num w:numId="6" w16cid:durableId="1800146990">
+    <w:abstractNumId w:val="23"/>
+  </w:num>
+  <w:num w:numId="7" w16cid:durableId="1503815334">
     <w:abstractNumId w:val="15"/>
   </w:num>
-  <w:num w:numId="6" w16cid:durableId="1800146990">
-    <w:abstractNumId w:val="16"/>
-  </w:num>
-  <w:num w:numId="7" w16cid:durableId="1503815334">
-    <w:abstractNumId w:val="11"/>
-  </w:num>
   <w:num w:numId="8" w16cid:durableId="1619986117">
-    <w:abstractNumId w:val="9"/>
+    <w:abstractNumId w:val="13"/>
   </w:num>
   <w:num w:numId="9" w16cid:durableId="2144469480">
-    <w:abstractNumId w:val="14"/>
+    <w:abstractNumId w:val="19"/>
   </w:num>
   <w:num w:numId="10" w16cid:durableId="93208945">
-    <w:abstractNumId w:val="8"/>
+    <w:abstractNumId w:val="12"/>
   </w:num>
   <w:num w:numId="11" w16cid:durableId="1762098220">
-    <w:abstractNumId w:val="6"/>
+    <w:abstractNumId w:val="10"/>
   </w:num>
   <w:num w:numId="12" w16cid:durableId="1551267580">
     <w:abstractNumId w:val="0"/>
   </w:num>
   <w:num w:numId="13" w16cid:durableId="1535848944">
-    <w:abstractNumId w:val="12"/>
+    <w:abstractNumId w:val="16"/>
   </w:num>
   <w:num w:numId="14" w16cid:durableId="1030685986">
+    <w:abstractNumId w:val="2"/>
+  </w:num>
+  <w:num w:numId="15" w16cid:durableId="553739394">
+    <w:abstractNumId w:val="5"/>
+  </w:num>
+  <w:num w:numId="16" w16cid:durableId="1153981568">
+    <w:abstractNumId w:val="3"/>
+  </w:num>
+  <w:num w:numId="17" w16cid:durableId="1870533498">
+    <w:abstractNumId w:val="18"/>
+  </w:num>
+  <w:num w:numId="18" w16cid:durableId="1929725532">
+    <w:abstractNumId w:val="24"/>
+  </w:num>
+  <w:num w:numId="19" w16cid:durableId="1509638846">
     <w:abstractNumId w:val="1"/>
   </w:num>
-  <w:num w:numId="15" w16cid:durableId="553739394">
-    <w:abstractNumId w:val="3"/>
+  <w:num w:numId="20" w16cid:durableId="746221917">
+    <w:abstractNumId w:val="6"/>
   </w:num>
-  <w:num w:numId="16" w16cid:durableId="1153981568">
-    <w:abstractNumId w:val="2"/>
+  <w:num w:numId="21" w16cid:durableId="586352944">
+    <w:abstractNumId w:val="17"/>
   </w:num>
-  <w:num w:numId="17" w16cid:durableId="1870533498">
-    <w:abstractNumId w:val="13"/>
+  <w:num w:numId="22" w16cid:durableId="746921981">
+    <w:abstractNumId w:val="4"/>
+  </w:num>
+  <w:num w:numId="23" w16cid:durableId="1991933526">
+    <w:abstractNumId w:val="20"/>
+  </w:num>
+  <w:num w:numId="24" w16cid:durableId="1533181391">
+    <w:abstractNumId w:val="22"/>
+  </w:num>
+  <w:num w:numId="25" w16cid:durableId="1903448416">
+    <w:abstractNumId w:val="8"/>
   </w:num>
 </w:numbering>
 </file>

--- a/Progres Pekerjaan.docx
+++ b/Progres Pekerjaan.docx
@@ -4,43 +4,228 @@
   <w:body>
     <w:p>
       <w:r>
-        <w:t xml:space="preserve">Tentu. Berikut </w:t>
-      </w:r>
-      <w:r>
-        <w:rPr>
-          <w:b/>
-          <w:bCs/>
-        </w:rPr>
-        <w:t>update progres terakhir</w:t>
-      </w:r>
-      <w:r>
-        <w:t xml:space="preserve"> proyek </w:t>
-      </w:r>
-      <w:r>
-        <w:rPr>
-          <w:b/>
-          <w:bCs/>
-        </w:rPr>
-        <w:t>Website Polda Papua Tengah</w:t>
-      </w:r>
-      <w:r>
-        <w:t xml:space="preserve"> per </w:t>
-      </w:r>
-      <w:r>
-        <w:rPr>
-          <w:b/>
-          <w:bCs/>
-        </w:rPr>
-        <w:t>08 Juli 2026</w:t>
+        <w:t xml:space="preserve">Tentu. Saya membuat memo ini sebagai </w:t>
+      </w:r>
+      <w:r>
+        <w:rPr>
+          <w:b/>
+          <w:bCs/>
+        </w:rPr>
+        <w:t>dokumen acuan proyek</w:t>
+      </w:r>
+      <w:r>
+        <w:t xml:space="preserve"> sehingga setiap kali kita melanjutkan pekerjaan, kita memiliki visi yang sama dan tidak perlu mengulang diskusi dari awal.</w:t>
+      </w:r>
+    </w:p>
+    <w:p>
+      <w:r>
+        <w:pict w14:anchorId="5D35240A">
+          <v:rect id="_x0000_i1196" style="width:0;height:1.5pt" o:hralign="center" o:hrstd="t" o:hr="t" fillcolor="#a0a0a0" stroked="f"/>
+        </w:pict>
+      </w:r>
+    </w:p>
+    <w:p>
+      <w:pPr>
+        <w:rPr>
+          <w:b/>
+          <w:bCs/>
+        </w:rPr>
+      </w:pPr>
+      <w:r>
+        <w:rPr>
+          <w:b/>
+          <w:bCs/>
+        </w:rPr>
+        <w:t>MEMO PERUBAHAN KONSEP</w:t>
+      </w:r>
+    </w:p>
+    <w:p>
+      <w:pPr>
+        <w:rPr>
+          <w:b/>
+          <w:bCs/>
+        </w:rPr>
+      </w:pPr>
+      <w:r>
+        <w:rPr>
+          <w:b/>
+          <w:bCs/>
+        </w:rPr>
+        <w:t>Proyek Website Resmi Polda Papua Tengah</w:t>
+      </w:r>
+    </w:p>
+    <w:p>
+      <w:r>
+        <w:rPr>
+          <w:b/>
+          <w:bCs/>
+        </w:rPr>
+        <w:t>Update : Juli 2026</w:t>
+      </w:r>
+    </w:p>
+    <w:p>
+      <w:r>
+        <w:pict w14:anchorId="5AB48419">
+          <v:rect id="_x0000_i1197" style="width:0;height:1.5pt" o:hralign="center" o:hrstd="t" o:hr="t" fillcolor="#a0a0a0" stroked="f"/>
+        </w:pict>
+      </w:r>
+    </w:p>
+    <w:p>
+      <w:pPr>
+        <w:rPr>
+          <w:b/>
+          <w:bCs/>
+        </w:rPr>
+      </w:pPr>
+      <w:r>
+        <w:rPr>
+          <w:b/>
+          <w:bCs/>
+        </w:rPr>
+        <w:t>1. Konsep Dasar Proyek</w:t>
+      </w:r>
+    </w:p>
+    <w:p>
+      <w:r>
+        <w:t xml:space="preserve">Project terdiri dari </w:t>
+      </w:r>
+      <w:r>
+        <w:rPr>
+          <w:b/>
+          <w:bCs/>
+        </w:rPr>
+        <w:t>2 aplikasi yang benar-benar terpisah</w:t>
       </w:r>
       <w:r>
         <w:t>.</w:t>
       </w:r>
     </w:p>
     <w:p>
-      <w:r>
-        <w:pict w14:anchorId="51480226">
-          <v:rect id="_x0000_i1145" style="width:0;height:1.5pt" o:hralign="center" o:hrstd="t" o:hr="t" fillcolor="#a0a0a0" stroked="f"/>
+      <w:pPr>
+        <w:rPr>
+          <w:b/>
+          <w:bCs/>
+        </w:rPr>
+      </w:pPr>
+      <w:r>
+        <w:rPr>
+          <w:b/>
+          <w:bCs/>
+        </w:rPr>
+        <w:t>A. Website Publik</w:t>
+      </w:r>
+    </w:p>
+    <w:p>
+      <w:r>
+        <w:t>Digunakan masyarakat umum.</w:t>
+      </w:r>
+    </w:p>
+    <w:p>
+      <w:r>
+        <w:t>Fungsi:</w:t>
+      </w:r>
+    </w:p>
+    <w:p>
+      <w:pPr>
+        <w:numPr>
+          <w:ilvl w:val="0"/>
+          <w:numId w:val="26"/>
+        </w:numPr>
+      </w:pPr>
+      <w:r>
+        <w:t>Menampilkan informasi resmi Polda Papua Tengah</w:t>
+      </w:r>
+    </w:p>
+    <w:p>
+      <w:pPr>
+        <w:numPr>
+          <w:ilvl w:val="0"/>
+          <w:numId w:val="26"/>
+        </w:numPr>
+      </w:pPr>
+      <w:r>
+        <w:t>Berita</w:t>
+      </w:r>
+    </w:p>
+    <w:p>
+      <w:pPr>
+        <w:numPr>
+          <w:ilvl w:val="0"/>
+          <w:numId w:val="26"/>
+        </w:numPr>
+      </w:pPr>
+      <w:r>
+        <w:t>Pengumuman</w:t>
+      </w:r>
+    </w:p>
+    <w:p>
+      <w:pPr>
+        <w:numPr>
+          <w:ilvl w:val="0"/>
+          <w:numId w:val="26"/>
+        </w:numPr>
+      </w:pPr>
+      <w:r>
+        <w:t>Profil</w:t>
+      </w:r>
+    </w:p>
+    <w:p>
+      <w:pPr>
+        <w:numPr>
+          <w:ilvl w:val="0"/>
+          <w:numId w:val="26"/>
+        </w:numPr>
+      </w:pPr>
+      <w:r>
+        <w:t>Galeri</w:t>
+      </w:r>
+    </w:p>
+    <w:p>
+      <w:pPr>
+        <w:numPr>
+          <w:ilvl w:val="0"/>
+          <w:numId w:val="26"/>
+        </w:numPr>
+      </w:pPr>
+      <w:r>
+        <w:t>Informasi Polres</w:t>
+      </w:r>
+    </w:p>
+    <w:p>
+      <w:pPr>
+        <w:numPr>
+          <w:ilvl w:val="0"/>
+          <w:numId w:val="26"/>
+        </w:numPr>
+      </w:pPr>
+      <w:r>
+        <w:t>Layanan Publik</w:t>
+      </w:r>
+    </w:p>
+    <w:p>
+      <w:r>
+        <w:t xml:space="preserve">Website </w:t>
+      </w:r>
+      <w:r>
+        <w:rPr>
+          <w:b/>
+          <w:bCs/>
+        </w:rPr>
+        <w:t>tidak mempunyai halaman admin</w:t>
+      </w:r>
+      <w:r>
+        <w:t>.</w:t>
+      </w:r>
+    </w:p>
+    <w:p>
+      <w:r>
+        <w:t>Semua data berasal dari API CMS.</w:t>
+      </w:r>
+    </w:p>
+    <w:p>
+      <w:r>
+        <w:pict w14:anchorId="5A3CA592">
+          <v:rect id="_x0000_i1198" style="width:0;height:1.5pt" o:hralign="center" o:hrstd="t" o:hr="t" fillcolor="#a0a0a0" stroked="f"/>
         </w:pict>
       </w:r>
     </w:p>
@@ -56,53 +241,1458 @@
           <w:b/>
           <w:bCs/>
         </w:rPr>
-        <w:t>Laporan Progress Development</w:t>
-      </w:r>
-    </w:p>
-    <w:p>
-      <w:r>
-        <w:rPr>
-          <w:b/>
-          <w:bCs/>
-        </w:rPr>
-        <w:t>Project:</w:t>
-      </w:r>
-      <w:r>
-        <w:t xml:space="preserve"> Website Resmi Polda Papua Tengah</w:t>
-      </w:r>
-      <w:r>
-        <w:br/>
-      </w:r>
-      <w:r>
-        <w:rPr>
-          <w:b/>
-          <w:bCs/>
-        </w:rPr>
-        <w:t>Tanggal:</w:t>
-      </w:r>
-      <w:r>
-        <w:t xml:space="preserve"> 08 Juli 2026</w:t>
-      </w:r>
-    </w:p>
-    <w:p>
-      <w:pPr>
-        <w:rPr>
-          <w:b/>
-          <w:bCs/>
-        </w:rPr>
-      </w:pPr>
-      <w:r>
-        <w:rPr>
-          <w:b/>
-          <w:bCs/>
-        </w:rPr>
-        <w:t>1. Setup Project</w:t>
-      </w:r>
-    </w:p>
-    <w:p>
-      <w:r>
-        <w:t xml:space="preserve">Status: </w:t>
-      </w:r>
+        <w:t>B. CMS (Content Management System)</w:t>
+      </w:r>
+    </w:p>
+    <w:p>
+      <w:r>
+        <w:t>CMS dibuat sebagai project terpisah.</w:t>
+      </w:r>
+    </w:p>
+    <w:p>
+      <w:r>
+        <w:t>CMS bersifat offline (sesuai konsep awal).</w:t>
+      </w:r>
+    </w:p>
+    <w:p>
+      <w:r>
+        <w:t>Fungsi:</w:t>
+      </w:r>
+    </w:p>
+    <w:p>
+      <w:pPr>
+        <w:numPr>
+          <w:ilvl w:val="0"/>
+          <w:numId w:val="27"/>
+        </w:numPr>
+      </w:pPr>
+      <w:r>
+        <w:t>Mengelola seluruh isi website.</w:t>
+      </w:r>
+    </w:p>
+    <w:p>
+      <w:pPr>
+        <w:numPr>
+          <w:ilvl w:val="0"/>
+          <w:numId w:val="27"/>
+        </w:numPr>
+      </w:pPr>
+      <w:r>
+        <w:t>Website hanya membaca data melalui API.</w:t>
+      </w:r>
+    </w:p>
+    <w:p>
+      <w:r>
+        <w:t>Semua konten website harus berasal dari CMS.</w:t>
+      </w:r>
+    </w:p>
+    <w:p>
+      <w:r>
+        <w:pict w14:anchorId="63A8C0DB">
+          <v:rect id="_x0000_i1199" style="width:0;height:1.5pt" o:hralign="center" o:hrstd="t" o:hr="t" fillcolor="#a0a0a0" stroked="f"/>
+        </w:pict>
+      </w:r>
+    </w:p>
+    <w:p>
+      <w:pPr>
+        <w:rPr>
+          <w:b/>
+          <w:bCs/>
+        </w:rPr>
+      </w:pPr>
+      <w:r>
+        <w:rPr>
+          <w:b/>
+          <w:bCs/>
+        </w:rPr>
+        <w:t>2. Struktur Website Baru</w:t>
+      </w:r>
+    </w:p>
+    <w:p>
+      <w:r>
+        <w:lastRenderedPageBreak/>
+        <w:t>Menu utama berubah menjadi:</w:t>
+      </w:r>
+    </w:p>
+    <w:p>
+      <w:r>
+        <w:t>Beranda</w:t>
+      </w:r>
+    </w:p>
+    <w:p/>
+    <w:p>
+      <w:r>
+        <w:t>Profil</w:t>
+      </w:r>
+    </w:p>
+    <w:p>
+      <w:r>
+        <w:t xml:space="preserve">    • Sejarah</w:t>
+      </w:r>
+    </w:p>
+    <w:p>
+      <w:r>
+        <w:t xml:space="preserve">    • Visi Misi</w:t>
+      </w:r>
+    </w:p>
+    <w:p>
+      <w:r>
+        <w:t xml:space="preserve">    • Struktur Organisasi</w:t>
+      </w:r>
+    </w:p>
+    <w:p>
+      <w:r>
+        <w:t xml:space="preserve">    • Pejabat Utama</w:t>
+      </w:r>
+    </w:p>
+    <w:p/>
+    <w:p>
+      <w:r>
+        <w:t>Daftar Polres Wilayah Hukum Polda Papua Tengah</w:t>
+      </w:r>
+    </w:p>
+    <w:p>
+      <w:r>
+        <w:t xml:space="preserve">    • Polres Nabire</w:t>
+      </w:r>
+    </w:p>
+    <w:p>
+      <w:r>
+        <w:t xml:space="preserve">    • Polres Mimika</w:t>
+      </w:r>
+    </w:p>
+    <w:p>
+      <w:r>
+        <w:t xml:space="preserve">    • Polres Paniai</w:t>
+      </w:r>
+    </w:p>
+    <w:p>
+      <w:r>
+        <w:t xml:space="preserve">    • Polres Dogiyai</w:t>
+      </w:r>
+    </w:p>
+    <w:p>
+      <w:r>
+        <w:t xml:space="preserve">    • Polres Deiyai</w:t>
+      </w:r>
+    </w:p>
+    <w:p>
+      <w:r>
+        <w:t xml:space="preserve">    • Polres Intan Jaya</w:t>
+      </w:r>
+    </w:p>
+    <w:p>
+      <w:r>
+        <w:t xml:space="preserve">    • Polres Puncak</w:t>
+      </w:r>
+    </w:p>
+    <w:p>
+      <w:r>
+        <w:t xml:space="preserve">    • Polres Puncak Jaya</w:t>
+      </w:r>
+    </w:p>
+    <w:p>
+      <w:r>
+        <w:t xml:space="preserve">    • (mudah ditambah melalui CMS)</w:t>
+      </w:r>
+    </w:p>
+    <w:p/>
+    <w:p>
+      <w:r>
+        <w:t>Berita</w:t>
+      </w:r>
+    </w:p>
+    <w:p/>
+    <w:p>
+      <w:r>
+        <w:t>Pengumuman</w:t>
+      </w:r>
+    </w:p>
+    <w:p/>
+    <w:p>
+      <w:r>
+        <w:t>Layanan</w:t>
+      </w:r>
+    </w:p>
+    <w:p/>
+    <w:p>
+      <w:r>
+        <w:t>Galeri</w:t>
+      </w:r>
+    </w:p>
+    <w:p/>
+    <w:p>
+      <w:r>
+        <w:t>Kontak</w:t>
+      </w:r>
+    </w:p>
+    <w:p>
+      <w:r>
+        <w:t>Semua menu di atas nantinya dikelola melalui CMS.</w:t>
+      </w:r>
+    </w:p>
+    <w:p>
+      <w:r>
+        <w:pict w14:anchorId="5BFB8433">
+          <v:rect id="_x0000_i1200" style="width:0;height:1.5pt" o:hralign="center" o:hrstd="t" o:hr="t" fillcolor="#a0a0a0" stroked="f"/>
+        </w:pict>
+      </w:r>
+    </w:p>
+    <w:p>
+      <w:pPr>
+        <w:rPr>
+          <w:b/>
+          <w:bCs/>
+        </w:rPr>
+      </w:pPr>
+      <w:r>
+        <w:rPr>
+          <w:b/>
+          <w:bCs/>
+        </w:rPr>
+        <w:lastRenderedPageBreak/>
+        <w:t>3. Halaman Profil Polres</w:t>
+      </w:r>
+    </w:p>
+    <w:p>
+      <w:r>
+        <w:t>Setiap Polres memiliki halaman sendiri.</w:t>
+      </w:r>
+    </w:p>
+    <w:p>
+      <w:r>
+        <w:t>Contoh:</w:t>
+      </w:r>
+    </w:p>
+    <w:p>
+      <w:r>
+        <w:t>/polres/nabire</w:t>
+      </w:r>
+    </w:p>
+    <w:p/>
+    <w:p>
+      <w:r>
+        <w:t>/polres/mimika</w:t>
+      </w:r>
+    </w:p>
+    <w:p/>
+    <w:p>
+      <w:r>
+        <w:t>/polres/paniai</w:t>
+      </w:r>
+    </w:p>
+    <w:p>
+      <w:r>
+        <w:t>Isi halaman:</w:t>
+      </w:r>
+    </w:p>
+    <w:p>
+      <w:pPr>
+        <w:numPr>
+          <w:ilvl w:val="0"/>
+          <w:numId w:val="28"/>
+        </w:numPr>
+      </w:pPr>
+      <w:r>
+        <w:t>Hero</w:t>
+      </w:r>
+    </w:p>
+    <w:p>
+      <w:pPr>
+        <w:numPr>
+          <w:ilvl w:val="0"/>
+          <w:numId w:val="28"/>
+        </w:numPr>
+      </w:pPr>
+      <w:r>
+        <w:t>Sambutan Kapolres</w:t>
+      </w:r>
+    </w:p>
+    <w:p>
+      <w:pPr>
+        <w:numPr>
+          <w:ilvl w:val="0"/>
+          <w:numId w:val="28"/>
+        </w:numPr>
+      </w:pPr>
+      <w:r>
+        <w:t>Profil</w:t>
+      </w:r>
+    </w:p>
+    <w:p>
+      <w:pPr>
+        <w:numPr>
+          <w:ilvl w:val="0"/>
+          <w:numId w:val="28"/>
+        </w:numPr>
+      </w:pPr>
+      <w:r>
+        <w:t>Sejarah</w:t>
+      </w:r>
+    </w:p>
+    <w:p>
+      <w:pPr>
+        <w:numPr>
+          <w:ilvl w:val="0"/>
+          <w:numId w:val="28"/>
+        </w:numPr>
+      </w:pPr>
+      <w:r>
+        <w:t>Visi Misi</w:t>
+      </w:r>
+    </w:p>
+    <w:p>
+      <w:pPr>
+        <w:numPr>
+          <w:ilvl w:val="0"/>
+          <w:numId w:val="28"/>
+        </w:numPr>
+      </w:pPr>
+      <w:r>
+        <w:t>Struktur Organisasi</w:t>
+      </w:r>
+    </w:p>
+    <w:p>
+      <w:pPr>
+        <w:numPr>
+          <w:ilvl w:val="0"/>
+          <w:numId w:val="28"/>
+        </w:numPr>
+      </w:pPr>
+      <w:r>
+        <w:t>Wilayah Hukum</w:t>
+      </w:r>
+    </w:p>
+    <w:p>
+      <w:pPr>
+        <w:numPr>
+          <w:ilvl w:val="0"/>
+          <w:numId w:val="28"/>
+        </w:numPr>
+      </w:pPr>
+      <w:r>
+        <w:t>Daftar Polsek</w:t>
+      </w:r>
+    </w:p>
+    <w:p>
+      <w:pPr>
+        <w:numPr>
+          <w:ilvl w:val="0"/>
+          <w:numId w:val="28"/>
+        </w:numPr>
+      </w:pPr>
+      <w:r>
+        <w:t>Berita Polres</w:t>
+      </w:r>
+    </w:p>
+    <w:p>
+      <w:pPr>
+        <w:numPr>
+          <w:ilvl w:val="0"/>
+          <w:numId w:val="28"/>
+        </w:numPr>
+      </w:pPr>
+      <w:r>
+        <w:t>Galeri</w:t>
+      </w:r>
+    </w:p>
+    <w:p>
+      <w:pPr>
+        <w:numPr>
+          <w:ilvl w:val="0"/>
+          <w:numId w:val="28"/>
+        </w:numPr>
+      </w:pPr>
+      <w:r>
+        <w:t>Kontak</w:t>
+      </w:r>
+    </w:p>
+    <w:p>
+      <w:r>
+        <w:t>Semua berasal dari CMS.</w:t>
+      </w:r>
+    </w:p>
+    <w:p>
+      <w:r>
+        <w:pict w14:anchorId="5B0B6EEB">
+          <v:rect id="_x0000_i1201" style="width:0;height:1.5pt" o:hralign="center" o:hrstd="t" o:hr="t" fillcolor="#a0a0a0" stroked="f"/>
+        </w:pict>
+      </w:r>
+    </w:p>
+    <w:p>
+      <w:pPr>
+        <w:rPr>
+          <w:b/>
+          <w:bCs/>
+        </w:rPr>
+      </w:pPr>
+      <w:r>
+        <w:rPr>
+          <w:b/>
+          <w:bCs/>
+        </w:rPr>
+        <w:t>4. Perubahan Konsep Quick Access</w:t>
+      </w:r>
+    </w:p>
+    <w:p>
+      <w:r>
+        <w:t>Quick Access dihapus.</w:t>
+      </w:r>
+    </w:p>
+    <w:p>
+      <w:r>
+        <w:t>Diganti menjadi:</w:t>
+      </w:r>
+    </w:p>
+    <w:p>
+      <w:pPr>
+        <w:rPr>
+          <w:b/>
+          <w:bCs/>
+        </w:rPr>
+      </w:pPr>
+      <w:r>
+        <w:rPr>
+          <w:b/>
+          <w:bCs/>
+        </w:rPr>
+        <w:t>Berita &amp; Pengumuman</w:t>
+      </w:r>
+    </w:p>
+    <w:p>
+      <w:r>
+        <w:t>Berfungsi sebagai pusat informasi resmi.</w:t>
+      </w:r>
+    </w:p>
+    <w:p>
+      <w:r>
+        <w:t>Berisi:</w:t>
+      </w:r>
+    </w:p>
+    <w:p>
+      <w:pPr>
+        <w:numPr>
+          <w:ilvl w:val="0"/>
+          <w:numId w:val="29"/>
+        </w:numPr>
+      </w:pPr>
+      <w:r>
+        <w:t>Berita terbaru</w:t>
+      </w:r>
+    </w:p>
+    <w:p>
+      <w:pPr>
+        <w:numPr>
+          <w:ilvl w:val="0"/>
+          <w:numId w:val="29"/>
+        </w:numPr>
+      </w:pPr>
+      <w:r>
+        <w:t>Pengumuman internal</w:t>
+      </w:r>
+    </w:p>
+    <w:p>
+      <w:pPr>
+        <w:numPr>
+          <w:ilvl w:val="0"/>
+          <w:numId w:val="29"/>
+        </w:numPr>
+      </w:pPr>
+      <w:r>
+        <w:t>Pengumuman masyarakat</w:t>
+      </w:r>
+    </w:p>
+    <w:p>
+      <w:pPr>
+        <w:numPr>
+          <w:ilvl w:val="0"/>
+          <w:numId w:val="29"/>
+        </w:numPr>
+      </w:pPr>
+      <w:r>
+        <w:lastRenderedPageBreak/>
+        <w:t>Informasi darurat</w:t>
+      </w:r>
+    </w:p>
+    <w:p>
+      <w:pPr>
+        <w:numPr>
+          <w:ilvl w:val="0"/>
+          <w:numId w:val="29"/>
+        </w:numPr>
+      </w:pPr>
+      <w:r>
+        <w:t>Informasi pelayanan</w:t>
+      </w:r>
+    </w:p>
+    <w:p>
+      <w:r>
+        <w:t>Saat diklik:</w:t>
+      </w:r>
+    </w:p>
+    <w:p>
+      <w:r>
+        <w:t>akan membuka</w:t>
+      </w:r>
+    </w:p>
+    <w:p>
+      <w:r>
+        <w:t>Popup Full Screen</w:t>
+      </w:r>
+    </w:p>
+    <w:p>
+      <w:r>
+        <w:t>atau</w:t>
+      </w:r>
+    </w:p>
+    <w:p>
+      <w:r>
+        <w:t>Halaman Detail.</w:t>
+      </w:r>
+    </w:p>
+    <w:p>
+      <w:r>
+        <w:t>Semua dikelola melalui CMS.</w:t>
+      </w:r>
+    </w:p>
+    <w:p>
+      <w:r>
+        <w:pict w14:anchorId="60AB17C5">
+          <v:rect id="_x0000_i1202" style="width:0;height:1.5pt" o:hralign="center" o:hrstd="t" o:hr="t" fillcolor="#a0a0a0" stroked="f"/>
+        </w:pict>
+      </w:r>
+    </w:p>
+    <w:p>
+      <w:pPr>
+        <w:rPr>
+          <w:b/>
+          <w:bCs/>
+        </w:rPr>
+      </w:pPr>
+      <w:r>
+        <w:rPr>
+          <w:b/>
+          <w:bCs/>
+        </w:rPr>
+        <w:t>5. Popup Landing Announcement (WAJIB)</w:t>
+      </w:r>
+    </w:p>
+    <w:p>
+      <w:r>
+        <w:t>Sebelum website tampil, pengguna harus melihat Popup Informasi.</w:t>
+      </w:r>
+    </w:p>
+    <w:p>
+      <w:r>
+        <w:t>Konsep seperti website:</w:t>
+      </w:r>
+    </w:p>
+    <w:p>
+      <w:r>
+        <w:t>Penerimaan Polri.</w:t>
+      </w:r>
+    </w:p>
+    <w:p>
+      <w:r>
+        <w:t>Popup dapat berupa:</w:t>
+      </w:r>
+    </w:p>
+    <w:p>
+      <w:pPr>
+        <w:numPr>
+          <w:ilvl w:val="0"/>
+          <w:numId w:val="30"/>
+        </w:numPr>
+      </w:pPr>
+      <w:r>
+        <w:t>Pengumuman Seleksi</w:t>
+      </w:r>
+    </w:p>
+    <w:p>
+      <w:pPr>
+        <w:numPr>
+          <w:ilvl w:val="0"/>
+          <w:numId w:val="30"/>
+        </w:numPr>
+      </w:pPr>
+      <w:r>
+        <w:t>Informasi Darurat</w:t>
+      </w:r>
+    </w:p>
+    <w:p>
+      <w:pPr>
+        <w:numPr>
+          <w:ilvl w:val="0"/>
+          <w:numId w:val="30"/>
+        </w:numPr>
+      </w:pPr>
+      <w:r>
+        <w:t>Himbauan Kapolda</w:t>
+      </w:r>
+    </w:p>
+    <w:p>
+      <w:pPr>
+        <w:numPr>
+          <w:ilvl w:val="0"/>
+          <w:numId w:val="30"/>
+        </w:numPr>
+      </w:pPr>
+      <w:r>
+        <w:t>Cuaca Ekstrem</w:t>
+      </w:r>
+    </w:p>
+    <w:p>
+      <w:pPr>
+        <w:numPr>
+          <w:ilvl w:val="0"/>
+          <w:numId w:val="30"/>
+        </w:numPr>
+      </w:pPr>
+      <w:r>
+        <w:t>Jadwal Pelayanan</w:t>
+      </w:r>
+    </w:p>
+    <w:p>
+      <w:pPr>
+        <w:numPr>
+          <w:ilvl w:val="0"/>
+          <w:numId w:val="30"/>
+        </w:numPr>
+      </w:pPr>
+      <w:r>
+        <w:t>Operasi Kepolisian</w:t>
+      </w:r>
+    </w:p>
+    <w:p>
+      <w:pPr>
+        <w:numPr>
+          <w:ilvl w:val="0"/>
+          <w:numId w:val="30"/>
+        </w:numPr>
+      </w:pPr>
+      <w:r>
+        <w:t>Informasi Publik</w:t>
+      </w:r>
+    </w:p>
+    <w:p>
+      <w:pPr>
+        <w:numPr>
+          <w:ilvl w:val="0"/>
+          <w:numId w:val="30"/>
+        </w:numPr>
+      </w:pPr>
+      <w:r>
+        <w:t>dan informasi penting lainnya.</w:t>
+      </w:r>
+    </w:p>
+    <w:p>
+      <w:r>
+        <w:t>Popup dapat ditutup atau masuk ke website.</w:t>
+      </w:r>
+    </w:p>
+    <w:p>
+      <w:r>
+        <w:pict w14:anchorId="1EBBB7B6">
+          <v:rect id="_x0000_i1203" style="width:0;height:1.5pt" o:hralign="center" o:hrstd="t" o:hr="t" fillcolor="#a0a0a0" stroked="f"/>
+        </w:pict>
+      </w:r>
+    </w:p>
+    <w:p>
+      <w:pPr>
+        <w:rPr>
+          <w:b/>
+          <w:bCs/>
+        </w:rPr>
+      </w:pPr>
+      <w:r>
+        <w:rPr>
+          <w:b/>
+          <w:bCs/>
+        </w:rPr>
+        <w:t>6. Popup Landing 100% Berasal dari CMS</w:t>
+      </w:r>
+    </w:p>
+    <w:p>
+      <w:r>
+        <w:t>Popup tidak boleh dibuat statis di React.</w:t>
+      </w:r>
+    </w:p>
+    <w:p>
+      <w:r>
+        <w:t>Website akan memanggil API CMS.</w:t>
+      </w:r>
+    </w:p>
+    <w:p>
+      <w:r>
+        <w:t>Jika popup aktif maka tampil.</w:t>
+      </w:r>
+    </w:p>
+    <w:p>
+      <w:r>
+        <w:t>Jika tidak aktif maka langsung masuk website.</w:t>
+      </w:r>
+    </w:p>
+    <w:p>
+      <w:r>
+        <w:pict w14:anchorId="22837E1C">
+          <v:rect id="_x0000_i1204" style="width:0;height:1.5pt" o:hralign="center" o:hrstd="t" o:hr="t" fillcolor="#a0a0a0" stroked="f"/>
+        </w:pict>
+      </w:r>
+    </w:p>
+    <w:p>
+      <w:pPr>
+        <w:rPr>
+          <w:b/>
+          <w:bCs/>
+        </w:rPr>
+      </w:pPr>
+      <w:r>
+        <w:rPr>
+          <w:b/>
+          <w:bCs/>
+        </w:rPr>
+        <w:t>7. Jenis Popup</w:t>
+      </w:r>
+    </w:p>
+    <w:p>
+      <w:r>
+        <w:lastRenderedPageBreak/>
+        <w:t>CMS harus mendukung beberapa tipe:</w:t>
+      </w:r>
+    </w:p>
+    <w:p>
+      <w:pPr>
+        <w:rPr>
+          <w:b/>
+          <w:bCs/>
+        </w:rPr>
+      </w:pPr>
+      <w:r>
+        <w:rPr>
+          <w:b/>
+          <w:bCs/>
+        </w:rPr>
+        <w:t>A. Teks</w:t>
+      </w:r>
+    </w:p>
+    <w:p>
+      <w:r>
+        <w:t>Judul</w:t>
+      </w:r>
+    </w:p>
+    <w:p>
+      <w:r>
+        <w:t>Isi</w:t>
+      </w:r>
+    </w:p>
+    <w:p>
+      <w:r>
+        <w:t>Tombol</w:t>
+      </w:r>
+    </w:p>
+    <w:p>
+      <w:r>
+        <w:pict w14:anchorId="2989CC78">
+          <v:rect id="_x0000_i1205" style="width:0;height:1.5pt" o:hralign="center" o:hrstd="t" o:hr="t" fillcolor="#a0a0a0" stroked="f"/>
+        </w:pict>
+      </w:r>
+    </w:p>
+    <w:p>
+      <w:pPr>
+        <w:rPr>
+          <w:b/>
+          <w:bCs/>
+        </w:rPr>
+      </w:pPr>
+      <w:r>
+        <w:rPr>
+          <w:b/>
+          <w:bCs/>
+        </w:rPr>
+        <w:t>B. Poster</w:t>
+      </w:r>
+    </w:p>
+    <w:p>
+      <w:r>
+        <w:t>Upload gambar</w:t>
+      </w:r>
+    </w:p>
+    <w:p>
+      <w:pPr>
+        <w:numPr>
+          <w:ilvl w:val="0"/>
+          <w:numId w:val="31"/>
+        </w:numPr>
+      </w:pPr>
+    </w:p>
+    <w:p>
+      <w:r>
+        <w:t>Judul</w:t>
+      </w:r>
+    </w:p>
+    <w:p>
+      <w:pPr>
+        <w:numPr>
+          <w:ilvl w:val="0"/>
+          <w:numId w:val="32"/>
+        </w:numPr>
+      </w:pPr>
+    </w:p>
+    <w:p>
+      <w:r>
+        <w:t>Tombol</w:t>
+      </w:r>
+    </w:p>
+    <w:p>
+      <w:r>
+        <w:pict w14:anchorId="2675D855">
+          <v:rect id="_x0000_i1206" style="width:0;height:1.5pt" o:hralign="center" o:hrstd="t" o:hr="t" fillcolor="#a0a0a0" stroked="f"/>
+        </w:pict>
+      </w:r>
+    </w:p>
+    <w:p>
+      <w:pPr>
+        <w:rPr>
+          <w:b/>
+          <w:bCs/>
+        </w:rPr>
+      </w:pPr>
+      <w:r>
+        <w:rPr>
+          <w:b/>
+          <w:bCs/>
+        </w:rPr>
+        <w:t>C. Banner</w:t>
+      </w:r>
+    </w:p>
+    <w:p>
+      <w:r>
+        <w:t>Banner Landscape</w:t>
+      </w:r>
+    </w:p>
+    <w:p>
+      <w:r>
+        <w:pict w14:anchorId="11F90C53">
+          <v:rect id="_x0000_i1207" style="width:0;height:1.5pt" o:hralign="center" o:hrstd="t" o:hr="t" fillcolor="#a0a0a0" stroked="f"/>
+        </w:pict>
+      </w:r>
+    </w:p>
+    <w:p>
+      <w:pPr>
+        <w:rPr>
+          <w:b/>
+          <w:bCs/>
+        </w:rPr>
+      </w:pPr>
+      <w:r>
+        <w:rPr>
+          <w:b/>
+          <w:bCs/>
+        </w:rPr>
+        <w:t>D. Video</w:t>
+      </w:r>
+    </w:p>
+    <w:p>
+      <w:r>
+        <w:t>Video MP4</w:t>
+      </w:r>
+    </w:p>
+    <w:p>
+      <w:r>
+        <w:t>atau</w:t>
+      </w:r>
+    </w:p>
+    <w:p>
+      <w:r>
+        <w:t>Video Youtube</w:t>
+      </w:r>
+    </w:p>
+    <w:p>
+      <w:r>
+        <w:pict w14:anchorId="1A5A7EA8">
+          <v:rect id="_x0000_i1208" style="width:0;height:1.5pt" o:hralign="center" o:hrstd="t" o:hr="t" fillcolor="#a0a0a0" stroked="f"/>
+        </w:pict>
+      </w:r>
+    </w:p>
+    <w:p>
+      <w:pPr>
+        <w:rPr>
+          <w:b/>
+          <w:bCs/>
+        </w:rPr>
+      </w:pPr>
+      <w:r>
+        <w:rPr>
+          <w:b/>
+          <w:bCs/>
+        </w:rPr>
+        <w:t>8. Multiple Popup</w:t>
+      </w:r>
+    </w:p>
+    <w:p>
+      <w:r>
+        <w:t>CMS dapat membuat lebih dari satu popup.</w:t>
+      </w:r>
+    </w:p>
+    <w:p>
+      <w:r>
+        <w:t>Misalnya:</w:t>
+      </w:r>
+    </w:p>
+    <w:p>
+      <w:pPr>
+        <w:numPr>
+          <w:ilvl w:val="0"/>
+          <w:numId w:val="33"/>
+        </w:numPr>
+      </w:pPr>
+    </w:p>
+    <w:p>
+      <w:r>
+        <w:t>Seleksi Polri</w:t>
+      </w:r>
+    </w:p>
+    <w:p>
+      <w:pPr>
+        <w:numPr>
+          <w:ilvl w:val="0"/>
+          <w:numId w:val="34"/>
+        </w:numPr>
+      </w:pPr>
+    </w:p>
+    <w:p>
+      <w:r>
+        <w:t>Cuaca</w:t>
+      </w:r>
+    </w:p>
+    <w:p>
+      <w:pPr>
+        <w:numPr>
+          <w:ilvl w:val="0"/>
+          <w:numId w:val="35"/>
+        </w:numPr>
+      </w:pPr>
+    </w:p>
+    <w:p>
+      <w:r>
+        <w:t>SIM Keliling</w:t>
+      </w:r>
+    </w:p>
+    <w:p>
+      <w:pPr>
+        <w:numPr>
+          <w:ilvl w:val="0"/>
+          <w:numId w:val="36"/>
+        </w:numPr>
+      </w:pPr>
+    </w:p>
+    <w:p>
+      <w:r>
+        <w:lastRenderedPageBreak/>
+        <w:t>Operasi Patuh</w:t>
+      </w:r>
+    </w:p>
+    <w:p>
+      <w:r>
+        <w:t>Website akan menampilkan popup sebagai slider.</w:t>
+      </w:r>
+    </w:p>
+    <w:p>
+      <w:r>
+        <w:pict w14:anchorId="1CB9B6D8">
+          <v:rect id="_x0000_i1209" style="width:0;height:1.5pt" o:hralign="center" o:hrstd="t" o:hr="t" fillcolor="#a0a0a0" stroked="f"/>
+        </w:pict>
+      </w:r>
+    </w:p>
+    <w:p>
+      <w:pPr>
+        <w:rPr>
+          <w:b/>
+          <w:bCs/>
+        </w:rPr>
+      </w:pPr>
+      <w:r>
+        <w:rPr>
+          <w:b/>
+          <w:bCs/>
+        </w:rPr>
+        <w:t>9. Penjadwalan Popup</w:t>
+      </w:r>
+    </w:p>
+    <w:p>
+      <w:r>
+        <w:t>Operator cukup mengisi:</w:t>
+      </w:r>
+    </w:p>
+    <w:p>
+      <w:r>
+        <w:t>Tanggal Mulai</w:t>
+      </w:r>
+    </w:p>
+    <w:p>
+      <w:r>
+        <w:t>Tanggal Berakhir</w:t>
+      </w:r>
+    </w:p>
+    <w:p>
+      <w:r>
+        <w:t>Popup otomatis aktif/nonaktif sesuai jadwal.</w:t>
+      </w:r>
+    </w:p>
+    <w:p>
+      <w:r>
+        <w:pict w14:anchorId="1BA83EB5">
+          <v:rect id="_x0000_i1210" style="width:0;height:1.5pt" o:hralign="center" o:hrstd="t" o:hr="t" fillcolor="#a0a0a0" stroked="f"/>
+        </w:pict>
+      </w:r>
+    </w:p>
+    <w:p>
+      <w:pPr>
+        <w:rPr>
+          <w:b/>
+          <w:bCs/>
+        </w:rPr>
+      </w:pPr>
+      <w:r>
+        <w:rPr>
+          <w:b/>
+          <w:bCs/>
+        </w:rPr>
+        <w:t>10. Prioritas Popup</w:t>
+      </w:r>
+    </w:p>
+    <w:p>
+      <w:r>
+        <w:t>CMS mempunyai prioritas.</w:t>
+      </w:r>
+    </w:p>
+    <w:p>
+      <w:r>
+        <w:t>Semakin tinggi prioritas maka tampil lebih dahulu.</w:t>
+      </w:r>
+    </w:p>
+    <w:p>
+      <w:r>
+        <w:pict w14:anchorId="207A6F1C">
+          <v:rect id="_x0000_i1211" style="width:0;height:1.5pt" o:hralign="center" o:hrstd="t" o:hr="t" fillcolor="#a0a0a0" stroked="f"/>
+        </w:pict>
+      </w:r>
+    </w:p>
+    <w:p>
+      <w:pPr>
+        <w:rPr>
+          <w:b/>
+          <w:bCs/>
+        </w:rPr>
+      </w:pPr>
+      <w:r>
+        <w:rPr>
+          <w:b/>
+          <w:bCs/>
+        </w:rPr>
+        <w:t>11. Statistik Popup</w:t>
+      </w:r>
+    </w:p>
+    <w:p>
+      <w:r>
+        <w:t>CMS menyimpan statistik.</w:t>
+      </w:r>
+    </w:p>
+    <w:p>
+      <w:r>
+        <w:t>Misalnya:</w:t>
+      </w:r>
+    </w:p>
+    <w:p>
+      <w:pPr>
+        <w:numPr>
+          <w:ilvl w:val="0"/>
+          <w:numId w:val="37"/>
+        </w:numPr>
+      </w:pPr>
+      <w:r>
+        <w:t>Dilihat</w:t>
+      </w:r>
+    </w:p>
+    <w:p>
+      <w:pPr>
+        <w:numPr>
+          <w:ilvl w:val="0"/>
+          <w:numId w:val="37"/>
+        </w:numPr>
+      </w:pPr>
+      <w:r>
+        <w:t>Ditutup</w:t>
+      </w:r>
+    </w:p>
+    <w:p>
+      <w:pPr>
+        <w:numPr>
+          <w:ilvl w:val="0"/>
+          <w:numId w:val="37"/>
+        </w:numPr>
+      </w:pPr>
+      <w:r>
+        <w:t>Diklik</w:t>
+      </w:r>
+    </w:p>
+    <w:p>
+      <w:pPr>
+        <w:numPr>
+          <w:ilvl w:val="0"/>
+          <w:numId w:val="37"/>
+        </w:numPr>
+      </w:pPr>
+      <w:r>
+        <w:t>CTR</w:t>
+      </w:r>
+    </w:p>
+    <w:p>
+      <w:r>
+        <w:pict w14:anchorId="14055858">
+          <v:rect id="_x0000_i1212" style="width:0;height:1.5pt" o:hralign="center" o:hrstd="t" o:hr="t" fillcolor="#a0a0a0" stroked="f"/>
+        </w:pict>
+      </w:r>
+    </w:p>
+    <w:p>
+      <w:pPr>
+        <w:rPr>
+          <w:b/>
+          <w:bCs/>
+        </w:rPr>
+      </w:pPr>
+      <w:r>
+        <w:rPr>
+          <w:b/>
+          <w:bCs/>
+        </w:rPr>
+        <w:t>12. Media Manager</w:t>
+      </w:r>
+    </w:p>
+    <w:p>
+      <w:r>
+        <w:t>Semua gambar website tidak diupload langsung ke modul.</w:t>
+      </w:r>
+    </w:p>
+    <w:p>
+      <w:r>
+        <w:t>Semua harus melalui:</w:t>
+      </w:r>
+    </w:p>
+    <w:p>
+      <w:r>
+        <w:t>Media Manager</w:t>
+      </w:r>
+    </w:p>
+    <w:p>
+      <w:r>
+        <w:t>Media Manager menyimpan:</w:t>
+      </w:r>
+    </w:p>
+    <w:p>
+      <w:pPr>
+        <w:numPr>
+          <w:ilvl w:val="0"/>
+          <w:numId w:val="38"/>
+        </w:numPr>
+      </w:pPr>
+      <w:r>
+        <w:t>Banner</w:t>
+      </w:r>
+    </w:p>
+    <w:p>
+      <w:pPr>
+        <w:numPr>
+          <w:ilvl w:val="0"/>
+          <w:numId w:val="38"/>
+        </w:numPr>
+      </w:pPr>
+      <w:r>
+        <w:t>Popup</w:t>
+      </w:r>
+    </w:p>
+    <w:p>
+      <w:pPr>
+        <w:numPr>
+          <w:ilvl w:val="0"/>
+          <w:numId w:val="38"/>
+        </w:numPr>
+      </w:pPr>
+      <w:r>
+        <w:t>Berita</w:t>
+      </w:r>
+    </w:p>
+    <w:p>
+      <w:pPr>
+        <w:numPr>
+          <w:ilvl w:val="0"/>
+          <w:numId w:val="38"/>
+        </w:numPr>
+      </w:pPr>
+      <w:r>
+        <w:t>Galeri</w:t>
+      </w:r>
+    </w:p>
+    <w:p>
+      <w:pPr>
+        <w:numPr>
+          <w:ilvl w:val="0"/>
+          <w:numId w:val="38"/>
+        </w:numPr>
+      </w:pPr>
+      <w:r>
+        <w:t>Logo</w:t>
+      </w:r>
+    </w:p>
+    <w:p>
+      <w:pPr>
+        <w:numPr>
+          <w:ilvl w:val="0"/>
+          <w:numId w:val="38"/>
+        </w:numPr>
+      </w:pPr>
+      <w:r>
+        <w:lastRenderedPageBreak/>
+        <w:t>Foto Kapolres</w:t>
+      </w:r>
+    </w:p>
+    <w:p>
+      <w:pPr>
+        <w:numPr>
+          <w:ilvl w:val="0"/>
+          <w:numId w:val="38"/>
+        </w:numPr>
+      </w:pPr>
+      <w:r>
+        <w:t>Dokumen</w:t>
+      </w:r>
+    </w:p>
+    <w:p>
+      <w:pPr>
+        <w:numPr>
+          <w:ilvl w:val="0"/>
+          <w:numId w:val="38"/>
+        </w:numPr>
+      </w:pPr>
+      <w:r>
+        <w:t>Video</w:t>
+      </w:r>
+    </w:p>
+    <w:p>
+      <w:r>
+        <w:t>Setiap modul tinggal memilih file dari Media Manager.</w:t>
+      </w:r>
+    </w:p>
+    <w:p>
+      <w:r>
+        <w:t>Tidak upload berulang.</w:t>
+      </w:r>
+    </w:p>
+    <w:p>
+      <w:r>
+        <w:pict w14:anchorId="2C1AF346">
+          <v:rect id="_x0000_i1213" style="width:0;height:1.5pt" o:hralign="center" o:hrstd="t" o:hr="t" fillcolor="#a0a0a0" stroked="f"/>
+        </w:pict>
+      </w:r>
+    </w:p>
+    <w:p>
+      <w:pPr>
+        <w:rPr>
+          <w:b/>
+          <w:bCs/>
+        </w:rPr>
+      </w:pPr>
+      <w:r>
+        <w:rPr>
+          <w:b/>
+          <w:bCs/>
+        </w:rPr>
+        <w:t>13. Modul CMS</w:t>
+      </w:r>
+    </w:p>
+    <w:p>
+      <w:r>
+        <w:t>Dashboard</w:t>
+      </w:r>
+    </w:p>
+    <w:p>
+      <w:r>
+        <w:t>Website</w:t>
+      </w:r>
+    </w:p>
+    <w:p>
+      <w:r>
+        <w:t>Popup Landing</w:t>
+      </w:r>
+    </w:p>
+    <w:p/>
+    <w:p>
+      <w:r>
+        <w:t>Berita</w:t>
+      </w:r>
+    </w:p>
+    <w:p/>
+    <w:p>
+      <w:r>
+        <w:t>Kategori Berita</w:t>
+      </w:r>
+    </w:p>
+    <w:p/>
+    <w:p>
+      <w:r>
+        <w:t>Pengumuman</w:t>
+      </w:r>
+    </w:p>
+    <w:p/>
+    <w:p>
+      <w:r>
+        <w:t>Galeri</w:t>
+      </w:r>
+    </w:p>
+    <w:p/>
+    <w:p>
+      <w:r>
+        <w:t>Media Manager</w:t>
+      </w:r>
+    </w:p>
+    <w:p/>
+    <w:p>
+      <w:r>
+        <w:t>Profil Polda</w:t>
+      </w:r>
+    </w:p>
+    <w:p/>
+    <w:p>
+      <w:r>
+        <w:t>Sejarah</w:t>
+      </w:r>
+    </w:p>
+    <w:p/>
+    <w:p>
+      <w:r>
+        <w:t>Visi Misi</w:t>
+      </w:r>
+    </w:p>
+    <w:p/>
+    <w:p>
+      <w:r>
+        <w:t>Struktur Organisasi</w:t>
+      </w:r>
+    </w:p>
+    <w:p/>
+    <w:p>
+      <w:r>
+        <w:t>Pejabat Utama</w:t>
+      </w:r>
+    </w:p>
+    <w:p/>
+    <w:p>
+      <w:r>
+        <w:lastRenderedPageBreak/>
+        <w:t>Daftar Polres</w:t>
+      </w:r>
+    </w:p>
+    <w:p/>
+    <w:p>
+      <w:r>
+        <w:t xml:space="preserve">    Profil</w:t>
+      </w:r>
+    </w:p>
+    <w:p/>
+    <w:p>
+      <w:r>
+        <w:t xml:space="preserve">    Sejarah</w:t>
+      </w:r>
+    </w:p>
+    <w:p/>
+    <w:p>
+      <w:r>
+        <w:t xml:space="preserve">    Kapolres</w:t>
+      </w:r>
+    </w:p>
+    <w:p/>
+    <w:p>
+      <w:r>
+        <w:t xml:space="preserve">    Struktur</w:t>
+      </w:r>
+    </w:p>
+    <w:p/>
+    <w:p>
+      <w:r>
+        <w:t xml:space="preserve">    Berita</w:t>
+      </w:r>
+    </w:p>
+    <w:p/>
+    <w:p>
+      <w:r>
+        <w:t xml:space="preserve">    Galeri</w:t>
+      </w:r>
+    </w:p>
+    <w:p/>
+    <w:p>
+      <w:r>
+        <w:t xml:space="preserve">    Wilayah Hukum</w:t>
+      </w:r>
+    </w:p>
+    <w:p/>
+    <w:p>
+      <w:r>
+        <w:t xml:space="preserve">    Daftar Polsek</w:t>
+      </w:r>
+    </w:p>
+    <w:p/>
+    <w:p>
+      <w:r>
+        <w:t>Layanan</w:t>
+      </w:r>
+    </w:p>
+    <w:p/>
+    <w:p>
+      <w:r>
+        <w:t>User</w:t>
+      </w:r>
+    </w:p>
+    <w:p/>
+    <w:p>
+      <w:r>
+        <w:t>Role</w:t>
+      </w:r>
+    </w:p>
+    <w:p/>
+    <w:p>
+      <w:r>
+        <w:t>Pengaturan Website</w:t>
+      </w:r>
+    </w:p>
+    <w:p/>
+    <w:p>
+      <w:r>
+        <w:t>Log Aktivitas</w:t>
+      </w:r>
+    </w:p>
+    <w:p>
+      <w:r>
+        <w:pict w14:anchorId="20F38CF6">
+          <v:rect id="_x0000_i1214" style="width:0;height:1.5pt" o:hralign="center" o:hrstd="t" o:hr="t" fillcolor="#a0a0a0" stroked="f"/>
+        </w:pict>
+      </w:r>
+    </w:p>
+    <w:p>
+      <w:pPr>
+        <w:rPr>
+          <w:b/>
+          <w:bCs/>
+        </w:rPr>
+      </w:pPr>
+      <w:r>
+        <w:rPr>
+          <w:b/>
+          <w:bCs/>
+        </w:rPr>
+        <w:t>14. Prinsip Pengembangan</w:t>
+      </w:r>
+    </w:p>
+    <w:p>
       <w:r>
         <w:rPr>
           <w:rFonts w:ascii="Segoe UI Emoji" w:hAnsi="Segoe UI Emoji" w:cs="Segoe UI Emoji"/>
@@ -110,56 +1700,69 @@
         <w:t>✅</w:t>
       </w:r>
       <w:r>
-        <w:t xml:space="preserve"> Selesai</w:t>
-      </w:r>
-    </w:p>
-    <w:p>
-      <w:pPr>
-        <w:numPr>
-          <w:ilvl w:val="0"/>
-          <w:numId w:val="18"/>
-        </w:numPr>
-      </w:pPr>
-      <w:r>
-        <w:t xml:space="preserve">Berhasil membuat project menggunakan </w:t>
-      </w:r>
-      <w:r>
-        <w:rPr>
-          <w:b/>
-          <w:bCs/>
-        </w:rPr>
-        <w:t>React + TypeScript + Vite</w:t>
-      </w:r>
-      <w:r>
-        <w:t>.</w:t>
-      </w:r>
-    </w:p>
-    <w:p>
-      <w:pPr>
-        <w:numPr>
-          <w:ilvl w:val="0"/>
-          <w:numId w:val="18"/>
-        </w:numPr>
-      </w:pPr>
-      <w:r>
-        <w:t>Struktur folder project telah terbentuk dengan baik.</w:t>
-      </w:r>
-    </w:p>
-    <w:p>
-      <w:pPr>
-        <w:numPr>
-          <w:ilvl w:val="0"/>
-          <w:numId w:val="18"/>
-        </w:numPr>
-      </w:pPr>
-      <w:r>
-        <w:t>Konfigurasi dasar project telah selesai.</w:t>
-      </w:r>
-    </w:p>
-    <w:p>
-      <w:r>
-        <w:pict w14:anchorId="528739A8">
-          <v:rect id="_x0000_i1146" style="width:0;height:1.5pt" o:hralign="center" o:hrstd="t" o:hr="t" fillcolor="#a0a0a0" stroked="f"/>
+        <w:t xml:space="preserve"> Website dan CMS adalah dua project yang berbeda.</w:t>
+      </w:r>
+    </w:p>
+    <w:p>
+      <w:r>
+        <w:rPr>
+          <w:rFonts w:ascii="Segoe UI Emoji" w:hAnsi="Segoe UI Emoji" w:cs="Segoe UI Emoji"/>
+        </w:rPr>
+        <w:t>✅</w:t>
+      </w:r>
+      <w:r>
+        <w:t xml:space="preserve"> Website hanya berfungsi sebagai frontend publik.</w:t>
+      </w:r>
+    </w:p>
+    <w:p>
+      <w:r>
+        <w:rPr>
+          <w:rFonts w:ascii="Segoe UI Emoji" w:hAnsi="Segoe UI Emoji" w:cs="Segoe UI Emoji"/>
+        </w:rPr>
+        <w:lastRenderedPageBreak/>
+        <w:t>✅</w:t>
+      </w:r>
+      <w:r>
+        <w:t xml:space="preserve"> Seluruh konten berasal dari CMS.</w:t>
+      </w:r>
+    </w:p>
+    <w:p>
+      <w:r>
+        <w:rPr>
+          <w:rFonts w:ascii="Segoe UI Emoji" w:hAnsi="Segoe UI Emoji" w:cs="Segoe UI Emoji"/>
+        </w:rPr>
+        <w:t>✅</w:t>
+      </w:r>
+      <w:r>
+        <w:t xml:space="preserve"> Semua halaman harus dipersiapkan sejak awal agar mudah dihubungkan ke API CMS.</w:t>
+      </w:r>
+    </w:p>
+    <w:p>
+      <w:r>
+        <w:rPr>
+          <w:rFonts w:ascii="Segoe UI Emoji" w:hAnsi="Segoe UI Emoji" w:cs="Segoe UI Emoji"/>
+        </w:rPr>
+        <w:t>✅</w:t>
+      </w:r>
+      <w:r>
+        <w:t xml:space="preserve"> Tidak ada data statis permanen di React selain elemen desain.</w:t>
+      </w:r>
+    </w:p>
+    <w:p>
+      <w:r>
+        <w:rPr>
+          <w:rFonts w:ascii="Segoe UI Emoji" w:hAnsi="Segoe UI Emoji" w:cs="Segoe UI Emoji"/>
+        </w:rPr>
+        <w:t>✅</w:t>
+      </w:r>
+      <w:r>
+        <w:t xml:space="preserve"> Seluruh struktur dibuat agar mudah dikembangkan tanpa mengubah kode frontend.</w:t>
+      </w:r>
+    </w:p>
+    <w:p>
+      <w:r>
+        <w:pict w14:anchorId="3A738C9D">
+          <v:rect id="_x0000_i1215" style="width:0;height:1.5pt" o:hralign="center" o:hrstd="t" o:hr="t" fillcolor="#a0a0a0" stroked="f"/>
         </w:pict>
       </w:r>
     </w:p>
@@ -175,222 +1778,349 @@
           <w:b/>
           <w:bCs/>
         </w:rPr>
-        <w:t>2. Struktur Project</w:t>
-      </w:r>
-    </w:p>
-    <w:p>
-      <w:r>
-        <w:t xml:space="preserve">Status: </w:t>
-      </w:r>
-      <w:r>
-        <w:rPr>
-          <w:rFonts w:ascii="Segoe UI Emoji" w:hAnsi="Segoe UI Emoji" w:cs="Segoe UI Emoji"/>
-        </w:rPr>
-        <w:t>✅</w:t>
-      </w:r>
-      <w:r>
-        <w:t xml:space="preserve"> Selesai</w:t>
-      </w:r>
-    </w:p>
-    <w:p>
-      <w:r>
-        <w:t>Struktur project sudah meliputi:</w:t>
-      </w:r>
-    </w:p>
-    <w:p>
-      <w:r>
-        <w:t>website-polda-papua-tengah/</w:t>
-      </w:r>
-    </w:p>
-    <w:p>
-      <w:r>
-        <w:t>│</w:t>
-      </w:r>
-    </w:p>
-    <w:p>
-      <w:r>
-        <w:rPr>
-          <w:rFonts w:ascii="MS Gothic" w:eastAsia="MS Gothic" w:hAnsi="MS Gothic" w:cs="MS Gothic" w:hint="eastAsia"/>
-        </w:rPr>
-        <w:t>├</w:t>
-      </w:r>
-      <w:r>
-        <w:rPr>
-          <w:rFonts w:ascii="Aptos" w:hAnsi="Aptos" w:cs="Aptos"/>
-        </w:rPr>
-        <w:t>──</w:t>
-      </w:r>
-      <w:r>
-        <w:t xml:space="preserve"> public/</w:t>
-      </w:r>
-    </w:p>
-    <w:p>
-      <w:r>
-        <w:rPr>
-          <w:rFonts w:ascii="MS Gothic" w:eastAsia="MS Gothic" w:hAnsi="MS Gothic" w:cs="MS Gothic" w:hint="eastAsia"/>
-        </w:rPr>
-        <w:t>├</w:t>
-      </w:r>
-      <w:r>
-        <w:rPr>
-          <w:rFonts w:ascii="Aptos" w:hAnsi="Aptos" w:cs="Aptos"/>
-        </w:rPr>
-        <w:t>──</w:t>
-      </w:r>
-      <w:r>
-        <w:t xml:space="preserve"> src/</w:t>
-      </w:r>
-    </w:p>
-    <w:p>
-      <w:r>
-        <w:t xml:space="preserve">│   </w:t>
-      </w:r>
-      <w:r>
-        <w:rPr>
-          <w:rFonts w:ascii="MS Gothic" w:eastAsia="MS Gothic" w:hAnsi="MS Gothic" w:cs="MS Gothic" w:hint="eastAsia"/>
-        </w:rPr>
-        <w:t>├</w:t>
-      </w:r>
-      <w:r>
-        <w:rPr>
-          <w:rFonts w:ascii="Aptos" w:hAnsi="Aptos" w:cs="Aptos"/>
-        </w:rPr>
-        <w:t>──</w:t>
-      </w:r>
-      <w:r>
-        <w:t xml:space="preserve"> assets/</w:t>
-      </w:r>
-    </w:p>
-    <w:p>
-      <w:r>
-        <w:t xml:space="preserve">│   </w:t>
-      </w:r>
-      <w:r>
-        <w:rPr>
-          <w:rFonts w:ascii="MS Gothic" w:eastAsia="MS Gothic" w:hAnsi="MS Gothic" w:cs="MS Gothic" w:hint="eastAsia"/>
-        </w:rPr>
-        <w:t>├</w:t>
-      </w:r>
-      <w:r>
-        <w:rPr>
-          <w:rFonts w:ascii="Aptos" w:hAnsi="Aptos" w:cs="Aptos"/>
-        </w:rPr>
-        <w:t>──</w:t>
-      </w:r>
-      <w:r>
-        <w:t xml:space="preserve"> components/</w:t>
-      </w:r>
-    </w:p>
-    <w:p>
-      <w:r>
-        <w:t xml:space="preserve">│   </w:t>
-      </w:r>
-      <w:r>
-        <w:rPr>
-          <w:rFonts w:ascii="MS Gothic" w:eastAsia="MS Gothic" w:hAnsi="MS Gothic" w:cs="MS Gothic" w:hint="eastAsia"/>
-        </w:rPr>
-        <w:t>├</w:t>
-      </w:r>
-      <w:r>
-        <w:rPr>
-          <w:rFonts w:ascii="Aptos" w:hAnsi="Aptos" w:cs="Aptos"/>
-        </w:rPr>
-        <w:t>──</w:t>
-      </w:r>
-      <w:r>
-        <w:t xml:space="preserve"> styles/</w:t>
-      </w:r>
-    </w:p>
-    <w:p>
-      <w:r>
-        <w:t xml:space="preserve">│   </w:t>
-      </w:r>
-      <w:r>
-        <w:rPr>
-          <w:rFonts w:ascii="MS Gothic" w:eastAsia="MS Gothic" w:hAnsi="MS Gothic" w:cs="MS Gothic" w:hint="eastAsia"/>
-        </w:rPr>
-        <w:t>├</w:t>
-      </w:r>
-      <w:r>
-        <w:rPr>
-          <w:rFonts w:ascii="Aptos" w:hAnsi="Aptos" w:cs="Aptos"/>
-        </w:rPr>
-        <w:t>──</w:t>
-      </w:r>
-      <w:r>
-        <w:t xml:space="preserve"> App.tsx</w:t>
-      </w:r>
-    </w:p>
-    <w:p>
-      <w:r>
-        <w:t>│   └── main.tsx</w:t>
-      </w:r>
-    </w:p>
-    <w:p>
-      <w:r>
-        <w:t>│</w:t>
-      </w:r>
-    </w:p>
-    <w:p>
-      <w:r>
-        <w:rPr>
-          <w:rFonts w:ascii="MS Gothic" w:eastAsia="MS Gothic" w:hAnsi="MS Gothic" w:cs="MS Gothic" w:hint="eastAsia"/>
-        </w:rPr>
-        <w:t>├</w:t>
-      </w:r>
-      <w:r>
-        <w:rPr>
-          <w:rFonts w:ascii="Aptos" w:hAnsi="Aptos" w:cs="Aptos"/>
-        </w:rPr>
-        <w:t>──</w:t>
-      </w:r>
-      <w:r>
-        <w:t xml:space="preserve"> package.json</w:t>
-      </w:r>
-    </w:p>
-    <w:p>
-      <w:r>
-        <w:rPr>
-          <w:rFonts w:ascii="MS Gothic" w:eastAsia="MS Gothic" w:hAnsi="MS Gothic" w:cs="MS Gothic" w:hint="eastAsia"/>
-        </w:rPr>
-        <w:t>├</w:t>
-      </w:r>
-      <w:r>
-        <w:rPr>
-          <w:rFonts w:ascii="Aptos" w:hAnsi="Aptos" w:cs="Aptos"/>
-        </w:rPr>
-        <w:t>──</w:t>
-      </w:r>
-      <w:r>
-        <w:t xml:space="preserve"> vite.config.ts</w:t>
-      </w:r>
-    </w:p>
-    <w:p>
-      <w:r>
-        <w:rPr>
-          <w:rFonts w:ascii="MS Gothic" w:eastAsia="MS Gothic" w:hAnsi="MS Gothic" w:cs="MS Gothic" w:hint="eastAsia"/>
-        </w:rPr>
-        <w:t>├</w:t>
-      </w:r>
-      <w:r>
-        <w:rPr>
-          <w:rFonts w:ascii="Aptos" w:hAnsi="Aptos" w:cs="Aptos"/>
-        </w:rPr>
-        <w:t>──</w:t>
-      </w:r>
-      <w:r>
-        <w:t xml:space="preserve"> tsconfig.json</w:t>
-      </w:r>
-    </w:p>
-    <w:p>
-      <w:r>
-        <w:t>└── README.md</w:t>
-      </w:r>
-    </w:p>
-    <w:p>
-      <w:r>
-        <w:pict w14:anchorId="28BBBCC5">
-          <v:rect id="_x0000_i1147" style="width:0;height:1.5pt" o:hralign="center" o:hrstd="t" o:hr="t" fillcolor="#a0a0a0" stroked="f"/>
+        <w:t>15. Roadmap Pengembangan yang Disepakati</w:t>
+      </w:r>
+    </w:p>
+    <w:p>
+      <w:pPr>
+        <w:rPr>
+          <w:b/>
+          <w:bCs/>
+        </w:rPr>
+      </w:pPr>
+      <w:r>
+        <w:rPr>
+          <w:b/>
+          <w:bCs/>
+        </w:rPr>
+        <w:t>Tahap 1 — Fondasi Website (Sedang Berjalan)</w:t>
+      </w:r>
+    </w:p>
+    <w:p>
+      <w:pPr>
+        <w:numPr>
+          <w:ilvl w:val="0"/>
+          <w:numId w:val="39"/>
+        </w:numPr>
+      </w:pPr>
+      <w:r>
+        <w:t>Struktur React</w:t>
+      </w:r>
+    </w:p>
+    <w:p>
+      <w:pPr>
+        <w:numPr>
+          <w:ilvl w:val="0"/>
+          <w:numId w:val="39"/>
+        </w:numPr>
+      </w:pPr>
+      <w:r>
+        <w:t>Layout utama</w:t>
+      </w:r>
+    </w:p>
+    <w:p>
+      <w:pPr>
+        <w:numPr>
+          <w:ilvl w:val="0"/>
+          <w:numId w:val="39"/>
+        </w:numPr>
+      </w:pPr>
+      <w:r>
+        <w:t>Header</w:t>
+      </w:r>
+    </w:p>
+    <w:p>
+      <w:pPr>
+        <w:numPr>
+          <w:ilvl w:val="0"/>
+          <w:numId w:val="39"/>
+        </w:numPr>
+      </w:pPr>
+      <w:r>
+        <w:t>Hero</w:t>
+      </w:r>
+    </w:p>
+    <w:p>
+      <w:pPr>
+        <w:numPr>
+          <w:ilvl w:val="0"/>
+          <w:numId w:val="39"/>
+        </w:numPr>
+      </w:pPr>
+      <w:r>
+        <w:t>Footer</w:t>
+      </w:r>
+    </w:p>
+    <w:p>
+      <w:pPr>
+        <w:numPr>
+          <w:ilvl w:val="0"/>
+          <w:numId w:val="39"/>
+        </w:numPr>
+      </w:pPr>
+      <w:r>
+        <w:t>Navigasi</w:t>
+      </w:r>
+    </w:p>
+    <w:p>
+      <w:pPr>
+        <w:numPr>
+          <w:ilvl w:val="0"/>
+          <w:numId w:val="39"/>
+        </w:numPr>
+      </w:pPr>
+      <w:r>
+        <w:t>Routing</w:t>
+      </w:r>
+    </w:p>
+    <w:p>
+      <w:pPr>
+        <w:numPr>
+          <w:ilvl w:val="0"/>
+          <w:numId w:val="39"/>
+        </w:numPr>
+      </w:pPr>
+      <w:r>
+        <w:t>Template halaman</w:t>
+      </w:r>
+    </w:p>
+    <w:p>
+      <w:pPr>
+        <w:numPr>
+          <w:ilvl w:val="0"/>
+          <w:numId w:val="39"/>
+        </w:numPr>
+      </w:pPr>
+      <w:r>
+        <w:t>Komponen reusable</w:t>
+      </w:r>
+    </w:p>
+    <w:p>
+      <w:pPr>
+        <w:rPr>
+          <w:b/>
+          <w:bCs/>
+        </w:rPr>
+      </w:pPr>
+      <w:r>
+        <w:rPr>
+          <w:b/>
+          <w:bCs/>
+        </w:rPr>
+        <w:t>Tahap 2 — Halaman Website</w:t>
+      </w:r>
+    </w:p>
+    <w:p>
+      <w:pPr>
+        <w:numPr>
+          <w:ilvl w:val="0"/>
+          <w:numId w:val="40"/>
+        </w:numPr>
+      </w:pPr>
+      <w:r>
+        <w:t>Profil Polda</w:t>
+      </w:r>
+    </w:p>
+    <w:p>
+      <w:pPr>
+        <w:numPr>
+          <w:ilvl w:val="0"/>
+          <w:numId w:val="40"/>
+        </w:numPr>
+      </w:pPr>
+      <w:r>
+        <w:t>Berita</w:t>
+      </w:r>
+    </w:p>
+    <w:p>
+      <w:pPr>
+        <w:numPr>
+          <w:ilvl w:val="0"/>
+          <w:numId w:val="40"/>
+        </w:numPr>
+      </w:pPr>
+      <w:r>
+        <w:t>Pengumuman</w:t>
+      </w:r>
+    </w:p>
+    <w:p>
+      <w:pPr>
+        <w:numPr>
+          <w:ilvl w:val="0"/>
+          <w:numId w:val="40"/>
+        </w:numPr>
+      </w:pPr>
+      <w:r>
+        <w:t>Galeri</w:t>
+      </w:r>
+    </w:p>
+    <w:p>
+      <w:pPr>
+        <w:numPr>
+          <w:ilvl w:val="0"/>
+          <w:numId w:val="40"/>
+        </w:numPr>
+      </w:pPr>
+      <w:r>
+        <w:t>Layanan</w:t>
+      </w:r>
+    </w:p>
+    <w:p>
+      <w:pPr>
+        <w:numPr>
+          <w:ilvl w:val="0"/>
+          <w:numId w:val="40"/>
+        </w:numPr>
+      </w:pPr>
+      <w:r>
+        <w:t>Daftar Polres</w:t>
+      </w:r>
+    </w:p>
+    <w:p>
+      <w:pPr>
+        <w:numPr>
+          <w:ilvl w:val="0"/>
+          <w:numId w:val="40"/>
+        </w:numPr>
+      </w:pPr>
+      <w:r>
+        <w:t>Detail Polres</w:t>
+      </w:r>
+    </w:p>
+    <w:p>
+      <w:pPr>
+        <w:numPr>
+          <w:ilvl w:val="0"/>
+          <w:numId w:val="40"/>
+        </w:numPr>
+      </w:pPr>
+      <w:r>
+        <w:t>Popup Landing</w:t>
+      </w:r>
+    </w:p>
+    <w:p>
+      <w:pPr>
+        <w:rPr>
+          <w:b/>
+          <w:bCs/>
+        </w:rPr>
+      </w:pPr>
+      <w:r>
+        <w:rPr>
+          <w:b/>
+          <w:bCs/>
+        </w:rPr>
+        <w:t>Tahap 3 — Pembangunan CMS</w:t>
+      </w:r>
+    </w:p>
+    <w:p>
+      <w:pPr>
+        <w:numPr>
+          <w:ilvl w:val="0"/>
+          <w:numId w:val="41"/>
+        </w:numPr>
+      </w:pPr>
+      <w:r>
+        <w:t>Dashboard</w:t>
+      </w:r>
+    </w:p>
+    <w:p>
+      <w:pPr>
+        <w:numPr>
+          <w:ilvl w:val="0"/>
+          <w:numId w:val="41"/>
+        </w:numPr>
+      </w:pPr>
+      <w:r>
+        <w:t>Manajemen konten</w:t>
+      </w:r>
+    </w:p>
+    <w:p>
+      <w:pPr>
+        <w:numPr>
+          <w:ilvl w:val="0"/>
+          <w:numId w:val="41"/>
+        </w:numPr>
+      </w:pPr>
+      <w:r>
+        <w:t>Media Manager</w:t>
+      </w:r>
+    </w:p>
+    <w:p>
+      <w:pPr>
+        <w:numPr>
+          <w:ilvl w:val="0"/>
+          <w:numId w:val="41"/>
+        </w:numPr>
+      </w:pPr>
+      <w:r>
+        <w:t>Manajemen pengguna dan role</w:t>
+      </w:r>
+    </w:p>
+    <w:p>
+      <w:pPr>
+        <w:numPr>
+          <w:ilvl w:val="0"/>
+          <w:numId w:val="41"/>
+        </w:numPr>
+      </w:pPr>
+      <w:r>
+        <w:t>API untuk website</w:t>
+      </w:r>
+    </w:p>
+    <w:p>
+      <w:pPr>
+        <w:rPr>
+          <w:b/>
+          <w:bCs/>
+        </w:rPr>
+      </w:pPr>
+      <w:r>
+        <w:rPr>
+          <w:b/>
+          <w:bCs/>
+        </w:rPr>
+        <w:lastRenderedPageBreak/>
+        <w:t>Tahap 4 — Integrasi</w:t>
+      </w:r>
+    </w:p>
+    <w:p>
+      <w:pPr>
+        <w:numPr>
+          <w:ilvl w:val="0"/>
+          <w:numId w:val="42"/>
+        </w:numPr>
+      </w:pPr>
+      <w:r>
+        <w:t>Menghubungkan Website dengan API CMS</w:t>
+      </w:r>
+    </w:p>
+    <w:p>
+      <w:pPr>
+        <w:numPr>
+          <w:ilvl w:val="0"/>
+          <w:numId w:val="42"/>
+        </w:numPr>
+      </w:pPr>
+      <w:r>
+        <w:t>Pengujian CRUD</w:t>
+      </w:r>
+    </w:p>
+    <w:p>
+      <w:pPr>
+        <w:numPr>
+          <w:ilvl w:val="0"/>
+          <w:numId w:val="42"/>
+        </w:numPr>
+      </w:pPr>
+      <w:r>
+        <w:t>Optimasi performa dan keamanan</w:t>
+      </w:r>
+    </w:p>
+    <w:p>
+      <w:r>
+        <w:pict w14:anchorId="7DE6354E">
+          <v:rect id="_x0000_i1216" style="width:0;height:1.5pt" o:hralign="center" o:hrstd="t" o:hr="t" fillcolor="#a0a0a0" stroked="f"/>
         </w:pict>
       </w:r>
     </w:p>
@@ -406,1168 +2136,22 @@
           <w:b/>
           <w:bCs/>
         </w:rPr>
-        <w:t>3. Komponen Website</w:t>
-      </w:r>
-    </w:p>
-    <w:p>
-      <w:r>
-        <w:t xml:space="preserve">Status: </w:t>
-      </w:r>
-      <w:r>
-        <w:rPr>
-          <w:rFonts w:ascii="Segoe UI Emoji" w:hAnsi="Segoe UI Emoji" w:cs="Segoe UI Emoji"/>
-        </w:rPr>
-        <w:t>✅</w:t>
-      </w:r>
-      <w:r>
-        <w:t xml:space="preserve"> Selesai</w:t>
-      </w:r>
-    </w:p>
-    <w:p>
-      <w:r>
-        <w:lastRenderedPageBreak/>
-        <w:t>Sudah dibuat:</w:t>
-      </w:r>
-    </w:p>
-    <w:p>
-      <w:pPr>
-        <w:numPr>
-          <w:ilvl w:val="0"/>
-          <w:numId w:val="19"/>
-        </w:numPr>
-      </w:pPr>
-      <w:r>
-        <w:t>Header</w:t>
-      </w:r>
-    </w:p>
-    <w:p>
-      <w:pPr>
-        <w:numPr>
-          <w:ilvl w:val="0"/>
-          <w:numId w:val="19"/>
-        </w:numPr>
-      </w:pPr>
-      <w:r>
-        <w:t>Hero Section</w:t>
-      </w:r>
-    </w:p>
-    <w:p>
-      <w:pPr>
-        <w:numPr>
-          <w:ilvl w:val="0"/>
-          <w:numId w:val="19"/>
-        </w:numPr>
-      </w:pPr>
-      <w:r>
-        <w:t>Footer</w:t>
-      </w:r>
-    </w:p>
-    <w:p>
-      <w:r>
-        <w:t>Beserta file CSS masing-masing.</w:t>
-      </w:r>
-    </w:p>
-    <w:p>
-      <w:r>
-        <w:pict w14:anchorId="4545AA22">
-          <v:rect id="_x0000_i1148" style="width:0;height:1.5pt" o:hralign="center" o:hrstd="t" o:hr="t" fillcolor="#a0a0a0" stroked="f"/>
-        </w:pict>
-      </w:r>
-    </w:p>
-    <w:p>
-      <w:pPr>
-        <w:rPr>
-          <w:b/>
-          <w:bCs/>
-        </w:rPr>
-      </w:pPr>
-      <w:r>
-        <w:rPr>
-          <w:b/>
-          <w:bCs/>
-        </w:rPr>
-        <w:t>4. Asset Website</w:t>
-      </w:r>
-    </w:p>
-    <w:p>
-      <w:r>
-        <w:t xml:space="preserve">Status: </w:t>
-      </w:r>
-      <w:r>
-        <w:rPr>
-          <w:rFonts w:ascii="Segoe UI Emoji" w:hAnsi="Segoe UI Emoji" w:cs="Segoe UI Emoji"/>
-        </w:rPr>
-        <w:t>✅</w:t>
-      </w:r>
-      <w:r>
-        <w:t xml:space="preserve"> Selesai</w:t>
-      </w:r>
-    </w:p>
-    <w:p>
-      <w:r>
-        <w:t>Asset yang sudah dimasukkan:</w:t>
-      </w:r>
-    </w:p>
-    <w:p>
-      <w:pPr>
-        <w:numPr>
-          <w:ilvl w:val="0"/>
-          <w:numId w:val="20"/>
-        </w:numPr>
-      </w:pPr>
-      <w:r>
-        <w:t>Logo Polda Papua Tengah</w:t>
-      </w:r>
-    </w:p>
-    <w:p>
-      <w:pPr>
-        <w:numPr>
-          <w:ilvl w:val="0"/>
-          <w:numId w:val="20"/>
-        </w:numPr>
-      </w:pPr>
-      <w:r>
-        <w:t>Foto Kapolda</w:t>
-      </w:r>
-    </w:p>
-    <w:p>
-      <w:pPr>
-        <w:numPr>
-          <w:ilvl w:val="0"/>
-          <w:numId w:val="20"/>
-        </w:numPr>
-      </w:pPr>
-      <w:r>
-        <w:t>Hero Image</w:t>
-      </w:r>
-    </w:p>
-    <w:p>
-      <w:pPr>
-        <w:numPr>
-          <w:ilvl w:val="0"/>
-          <w:numId w:val="20"/>
-        </w:numPr>
-      </w:pPr>
-      <w:r>
-        <w:t>Icon Website</w:t>
-      </w:r>
-    </w:p>
-    <w:p>
-      <w:pPr>
-        <w:numPr>
-          <w:ilvl w:val="0"/>
-          <w:numId w:val="20"/>
-        </w:numPr>
-      </w:pPr>
-      <w:r>
-        <w:t>Favicon</w:t>
-      </w:r>
-    </w:p>
-    <w:p>
-      <w:r>
-        <w:pict w14:anchorId="1C9CA8A7">
-          <v:rect id="_x0000_i1149" style="width:0;height:1.5pt" o:hralign="center" o:hrstd="t" o:hr="t" fillcolor="#a0a0a0" stroked="f"/>
-        </w:pict>
-      </w:r>
-    </w:p>
-    <w:p>
-      <w:pPr>
-        <w:rPr>
-          <w:b/>
-          <w:bCs/>
-        </w:rPr>
-      </w:pPr>
-      <w:r>
-        <w:rPr>
-          <w:b/>
-          <w:bCs/>
-        </w:rPr>
-        <w:t>5. Git Repository Lokal</w:t>
-      </w:r>
-    </w:p>
-    <w:p>
-      <w:r>
-        <w:t xml:space="preserve">Status: </w:t>
-      </w:r>
-      <w:r>
-        <w:rPr>
-          <w:rFonts w:ascii="Segoe UI Emoji" w:hAnsi="Segoe UI Emoji" w:cs="Segoe UI Emoji"/>
-        </w:rPr>
-        <w:t>✅</w:t>
-      </w:r>
-      <w:r>
-        <w:t xml:space="preserve"> Selesai</w:t>
-      </w:r>
-    </w:p>
-    <w:p>
-      <w:r>
-        <w:t>Berhasil:</w:t>
-      </w:r>
-    </w:p>
-    <w:p>
-      <w:pPr>
-        <w:numPr>
-          <w:ilvl w:val="0"/>
-          <w:numId w:val="21"/>
-        </w:numPr>
-      </w:pPr>
-      <w:r>
-        <w:t>Inisialisasi Git</w:t>
-      </w:r>
-    </w:p>
-    <w:p>
-      <w:pPr>
-        <w:numPr>
-          <w:ilvl w:val="0"/>
-          <w:numId w:val="21"/>
-        </w:numPr>
-      </w:pPr>
-      <w:r>
-        <w:t>Staging seluruh file</w:t>
-      </w:r>
-    </w:p>
-    <w:p>
-      <w:pPr>
-        <w:numPr>
-          <w:ilvl w:val="0"/>
-          <w:numId w:val="21"/>
-        </w:numPr>
-      </w:pPr>
-      <w:r>
-        <w:t>Commit project</w:t>
-      </w:r>
-    </w:p>
-    <w:p>
-      <w:r>
-        <w:pict w14:anchorId="40FEE164">
-          <v:rect id="_x0000_i1150" style="width:0;height:1.5pt" o:hralign="center" o:hrstd="t" o:hr="t" fillcolor="#a0a0a0" stroked="f"/>
-        </w:pict>
-      </w:r>
-    </w:p>
-    <w:p>
-      <w:pPr>
-        <w:rPr>
-          <w:b/>
-          <w:bCs/>
-        </w:rPr>
-      </w:pPr>
-      <w:r>
-        <w:rPr>
-          <w:b/>
-          <w:bCs/>
-        </w:rPr>
-        <w:t>6. GitHub Repository</w:t>
-      </w:r>
-    </w:p>
-    <w:p>
-      <w:r>
-        <w:t xml:space="preserve">Status: </w:t>
-      </w:r>
-      <w:r>
-        <w:rPr>
-          <w:rFonts w:ascii="Segoe UI Emoji" w:hAnsi="Segoe UI Emoji" w:cs="Segoe UI Emoji"/>
-        </w:rPr>
-        <w:t>✅</w:t>
-      </w:r>
-      <w:r>
-        <w:t xml:space="preserve"> Selesai</w:t>
-      </w:r>
-    </w:p>
-    <w:p>
-      <w:r>
-        <w:t>Repository:</w:t>
-      </w:r>
-    </w:p>
-    <w:p>
-      <w:r>
-        <w:rPr>
-          <w:b/>
-          <w:bCs/>
-        </w:rPr>
-        <w:t>website-polda-papua-tengah</w:t>
-      </w:r>
-    </w:p>
-    <w:p>
-      <w:r>
-        <w:t>Berhasil:</w:t>
-      </w:r>
-    </w:p>
-    <w:p>
-      <w:pPr>
-        <w:numPr>
-          <w:ilvl w:val="0"/>
-          <w:numId w:val="22"/>
-        </w:numPr>
-      </w:pPr>
-      <w:r>
-        <w:t>Menghubungkan Git lokal ke GitHub</w:t>
-      </w:r>
-    </w:p>
-    <w:p>
-      <w:pPr>
-        <w:numPr>
-          <w:ilvl w:val="0"/>
-          <w:numId w:val="22"/>
-        </w:numPr>
-      </w:pPr>
-      <w:r>
-        <w:t>Push seluruh source code</w:t>
-      </w:r>
-    </w:p>
-    <w:p>
-      <w:pPr>
-        <w:numPr>
-          <w:ilvl w:val="0"/>
-          <w:numId w:val="22"/>
-        </w:numPr>
-      </w:pPr>
-      <w:r>
-        <w:t>Sinkronisasi branch main</w:t>
-      </w:r>
-    </w:p>
-    <w:p>
-      <w:r>
-        <w:pict w14:anchorId="0D198130">
-          <v:rect id="_x0000_i1151" style="width:0;height:1.5pt" o:hralign="center" o:hrstd="t" o:hr="t" fillcolor="#a0a0a0" stroked="f"/>
-        </w:pict>
-      </w:r>
-    </w:p>
-    <w:p>
-      <w:pPr>
-        <w:rPr>
-          <w:b/>
-          <w:bCs/>
-        </w:rPr>
-      </w:pPr>
-      <w:r>
-        <w:rPr>
-          <w:b/>
-          <w:bCs/>
-        </w:rPr>
-        <w:lastRenderedPageBreak/>
-        <w:t>7. Perbaikan Identitas Git</w:t>
-      </w:r>
-    </w:p>
-    <w:p>
-      <w:r>
-        <w:t xml:space="preserve">Status: </w:t>
-      </w:r>
-      <w:r>
-        <w:rPr>
-          <w:rFonts w:ascii="Segoe UI Emoji" w:hAnsi="Segoe UI Emoji" w:cs="Segoe UI Emoji"/>
-        </w:rPr>
-        <w:t>✅</w:t>
-      </w:r>
-      <w:r>
-        <w:t xml:space="preserve"> Selesai</w:t>
-      </w:r>
-    </w:p>
-    <w:p>
-      <w:r>
-        <w:t>Berhasil memperbaiki konfigurasi Git menjadi:</w:t>
-      </w:r>
-    </w:p>
-    <w:p>
-      <w:r>
-        <w:t>user.name</w:t>
-      </w:r>
-    </w:p>
-    <w:p>
-      <w:r>
-        <w:t>jayadigitalintegrate-dev</w:t>
-      </w:r>
-    </w:p>
-    <w:p/>
-    <w:p>
-      <w:r>
-        <w:t>user.email</w:t>
-      </w:r>
-    </w:p>
-    <w:p>
-      <w:r>
-        <w:t>jayadigitalintegrate@gmail.com</w:t>
-      </w:r>
-    </w:p>
-    <w:p>
-      <w:r>
-        <w:t>Seluruh commit terbaru sekarang menggunakan identitas GitHub yang benar.</w:t>
-      </w:r>
-    </w:p>
-    <w:p>
-      <w:r>
-        <w:pict w14:anchorId="267DC955">
-          <v:rect id="_x0000_i1152" style="width:0;height:1.5pt" o:hralign="center" o:hrstd="t" o:hr="t" fillcolor="#a0a0a0" stroked="f"/>
-        </w:pict>
-      </w:r>
-    </w:p>
-    <w:p>
-      <w:pPr>
-        <w:rPr>
-          <w:b/>
-          <w:bCs/>
-        </w:rPr>
-      </w:pPr>
-      <w:r>
-        <w:rPr>
-          <w:b/>
-          <w:bCs/>
-        </w:rPr>
-        <w:t>8. Branch</w:t>
-      </w:r>
-    </w:p>
-    <w:p>
-      <w:r>
-        <w:t xml:space="preserve">Status: </w:t>
-      </w:r>
-      <w:r>
-        <w:rPr>
-          <w:rFonts w:ascii="Segoe UI Emoji" w:hAnsi="Segoe UI Emoji" w:cs="Segoe UI Emoji"/>
-        </w:rPr>
-        <w:t>✅</w:t>
-      </w:r>
-      <w:r>
-        <w:t xml:space="preserve"> Selesai</w:t>
-      </w:r>
-    </w:p>
-    <w:p>
-      <w:r>
-        <w:t>Repository menggunakan:</w:t>
-      </w:r>
-    </w:p>
-    <w:p>
-      <w:r>
-        <w:t>main</w:t>
-      </w:r>
-    </w:p>
-    <w:p>
-      <w:r>
-        <w:t>Sebagai branch utama.</w:t>
-      </w:r>
-    </w:p>
-    <w:p>
-      <w:r>
-        <w:pict w14:anchorId="42A192E0">
-          <v:rect id="_x0000_i1153" style="width:0;height:1.5pt" o:hralign="center" o:hrstd="t" o:hr="t" fillcolor="#a0a0a0" stroked="f"/>
-        </w:pict>
-      </w:r>
-    </w:p>
-    <w:p>
-      <w:pPr>
-        <w:rPr>
-          <w:b/>
-          <w:bCs/>
-        </w:rPr>
-      </w:pPr>
-      <w:r>
-        <w:rPr>
-          <w:b/>
-          <w:bCs/>
-        </w:rPr>
-        <w:t>9. Source Code</w:t>
-      </w:r>
-    </w:p>
-    <w:p>
-      <w:r>
-        <w:t xml:space="preserve">Status: </w:t>
-      </w:r>
-      <w:r>
-        <w:rPr>
-          <w:rFonts w:ascii="Segoe UI Emoji" w:hAnsi="Segoe UI Emoji" w:cs="Segoe UI Emoji"/>
-        </w:rPr>
-        <w:t>✅</w:t>
-      </w:r>
-      <w:r>
-        <w:t xml:space="preserve"> Aman</w:t>
-      </w:r>
-    </w:p>
-    <w:p>
-      <w:r>
-        <w:t>Seluruh source code sudah berada di GitHub.</w:t>
-      </w:r>
-    </w:p>
-    <w:p>
-      <w:r>
-        <w:t>Folder yang sudah tersedia:</w:t>
-      </w:r>
-    </w:p>
-    <w:p>
-      <w:pPr>
-        <w:numPr>
-          <w:ilvl w:val="0"/>
-          <w:numId w:val="23"/>
-        </w:numPr>
-      </w:pPr>
-      <w:r>
-        <w:t>public</w:t>
-      </w:r>
-    </w:p>
-    <w:p>
-      <w:pPr>
-        <w:numPr>
-          <w:ilvl w:val="0"/>
-          <w:numId w:val="23"/>
-        </w:numPr>
-      </w:pPr>
-      <w:r>
-        <w:t>src</w:t>
-      </w:r>
-    </w:p>
-    <w:p>
-      <w:pPr>
-        <w:numPr>
-          <w:ilvl w:val="0"/>
-          <w:numId w:val="23"/>
-        </w:numPr>
-      </w:pPr>
-      <w:r>
-        <w:t>package.json</w:t>
-      </w:r>
-    </w:p>
-    <w:p>
-      <w:pPr>
-        <w:numPr>
-          <w:ilvl w:val="0"/>
-          <w:numId w:val="23"/>
-        </w:numPr>
-      </w:pPr>
-      <w:r>
-        <w:t>package-lock.json</w:t>
-      </w:r>
-    </w:p>
-    <w:p>
-      <w:pPr>
-        <w:numPr>
-          <w:ilvl w:val="0"/>
-          <w:numId w:val="23"/>
-        </w:numPr>
-      </w:pPr>
-      <w:r>
-        <w:t>vite.config.ts</w:t>
-      </w:r>
-    </w:p>
-    <w:p>
-      <w:pPr>
-        <w:numPr>
-          <w:ilvl w:val="0"/>
-          <w:numId w:val="23"/>
-        </w:numPr>
-      </w:pPr>
-      <w:r>
-        <w:t>README.md</w:t>
-      </w:r>
-    </w:p>
-    <w:p>
-      <w:pPr>
-        <w:numPr>
-          <w:ilvl w:val="0"/>
-          <w:numId w:val="23"/>
-        </w:numPr>
-      </w:pPr>
-      <w:r>
-        <w:t>tsconfig</w:t>
-      </w:r>
-    </w:p>
-    <w:p>
-      <w:r>
-        <w:pict w14:anchorId="4B8C82C7">
-          <v:rect id="_x0000_i1154" style="width:0;height:1.5pt" o:hralign="center" o:hrstd="t" o:hr="t" fillcolor="#a0a0a0" stroked="f"/>
-        </w:pict>
-      </w:r>
-    </w:p>
-    <w:p>
-      <w:pPr>
-        <w:rPr>
-          <w:b/>
-          <w:bCs/>
-        </w:rPr>
-      </w:pPr>
-      <w:r>
-        <w:rPr>
-          <w:b/>
-          <w:bCs/>
-        </w:rPr>
-        <w:t>10. GitHub Project</w:t>
-      </w:r>
-    </w:p>
-    <w:p>
-      <w:r>
-        <w:t xml:space="preserve">Status: </w:t>
-      </w:r>
-      <w:r>
-        <w:rPr>
-          <w:rFonts w:ascii="Segoe UI Emoji" w:hAnsi="Segoe UI Emoji" w:cs="Segoe UI Emoji"/>
-        </w:rPr>
-        <w:t>✅</w:t>
-      </w:r>
-      <w:r>
-        <w:t xml:space="preserve"> Sudah dibuat</w:t>
-      </w:r>
-    </w:p>
-    <w:p>
-      <w:r>
-        <w:t>Project Board GitHub sudah tersedia untuk mencatat seluruh progress development.</w:t>
-      </w:r>
-    </w:p>
-    <w:p>
-      <w:r>
-        <w:lastRenderedPageBreak/>
-        <w:pict w14:anchorId="6881D93E">
-          <v:rect id="_x0000_i1155" style="width:0;height:1.5pt" o:hralign="center" o:hrstd="t" o:hr="t" fillcolor="#a0a0a0" stroked="f"/>
-        </w:pict>
-      </w:r>
-    </w:p>
-    <w:p>
-      <w:pPr>
-        <w:rPr>
-          <w:b/>
-          <w:bCs/>
-        </w:rPr>
-      </w:pPr>
-      <w:r>
-        <w:rPr>
-          <w:b/>
-          <w:bCs/>
-        </w:rPr>
-        <w:t>Permasalahan yang Berhasil Diselesaikan Hari Ini</w:t>
-      </w:r>
-    </w:p>
-    <w:p>
-      <w:r>
-        <w:rPr>
-          <w:rFonts w:ascii="Segoe UI Emoji" w:hAnsi="Segoe UI Emoji" w:cs="Segoe UI Emoji"/>
-        </w:rPr>
-        <w:t>✅</w:t>
-      </w:r>
-      <w:r>
-        <w:t xml:space="preserve"> Git belum terinisialisasi</w:t>
-      </w:r>
-    </w:p>
-    <w:p>
-      <w:r>
-        <w:rPr>
-          <w:rFonts w:ascii="Segoe UI Emoji" w:hAnsi="Segoe UI Emoji" w:cs="Segoe UI Emoji"/>
-        </w:rPr>
-        <w:t>✅</w:t>
-      </w:r>
-      <w:r>
-        <w:t xml:space="preserve"> Git Remote belum terhubung</w:t>
-      </w:r>
-    </w:p>
-    <w:p>
-      <w:r>
-        <w:rPr>
-          <w:rFonts w:ascii="Segoe UI Emoji" w:hAnsi="Segoe UI Emoji" w:cs="Segoe UI Emoji"/>
-        </w:rPr>
-        <w:t>✅</w:t>
-      </w:r>
-      <w:r>
-        <w:t xml:space="preserve"> Konflik README.md</w:t>
-      </w:r>
-    </w:p>
-    <w:p>
-      <w:r>
-        <w:rPr>
-          <w:rFonts w:ascii="Segoe UI Emoji" w:hAnsi="Segoe UI Emoji" w:cs="Segoe UI Emoji"/>
-        </w:rPr>
-        <w:t>✅</w:t>
-      </w:r>
-      <w:r>
-        <w:t xml:space="preserve"> Branch master diubah menjadi main</w:t>
-      </w:r>
-    </w:p>
-    <w:p>
-      <w:r>
-        <w:rPr>
-          <w:rFonts w:ascii="Segoe UI Emoji" w:hAnsi="Segoe UI Emoji" w:cs="Segoe UI Emoji"/>
-        </w:rPr>
-        <w:t>✅</w:t>
-      </w:r>
-      <w:r>
-        <w:t xml:space="preserve"> Push gagal</w:t>
-      </w:r>
-    </w:p>
-    <w:p>
-      <w:r>
-        <w:rPr>
-          <w:rFonts w:ascii="Segoe UI Emoji" w:hAnsi="Segoe UI Emoji" w:cs="Segoe UI Emoji"/>
-        </w:rPr>
-        <w:t>✅</w:t>
-      </w:r>
-      <w:r>
-        <w:t xml:space="preserve"> Rebuild histori Git</w:t>
-      </w:r>
-    </w:p>
-    <w:p>
-      <w:r>
-        <w:rPr>
-          <w:rFonts w:ascii="Segoe UI Emoji" w:hAnsi="Segoe UI Emoji" w:cs="Segoe UI Emoji"/>
-        </w:rPr>
-        <w:t>✅</w:t>
-      </w:r>
-      <w:r>
-        <w:t xml:space="preserve"> Perbaikan konfigurasi Git</w:t>
-      </w:r>
-    </w:p>
-    <w:p>
-      <w:r>
-        <w:rPr>
-          <w:rFonts w:ascii="Segoe UI Emoji" w:hAnsi="Segoe UI Emoji" w:cs="Segoe UI Emoji"/>
-        </w:rPr>
-        <w:t>✅</w:t>
-      </w:r>
-      <w:r>
-        <w:t xml:space="preserve"> Push ulang berhasil</w:t>
-      </w:r>
-    </w:p>
-    <w:p>
-      <w:r>
-        <w:pict w14:anchorId="58780E44">
-          <v:rect id="_x0000_i1156" style="width:0;height:1.5pt" o:hralign="center" o:hrstd="t" o:hr="t" fillcolor="#a0a0a0" stroked="f"/>
-        </w:pict>
-      </w:r>
-    </w:p>
-    <w:p>
-      <w:pPr>
-        <w:rPr>
-          <w:b/>
-          <w:bCs/>
-        </w:rPr>
-      </w:pPr>
-      <w:r>
-        <w:rPr>
-          <w:b/>
-          <w:bCs/>
-        </w:rPr>
-        <w:t>Catatan</w:t>
-      </w:r>
-    </w:p>
-    <w:p>
-      <w:r>
-        <w:t xml:space="preserve">Panel </w:t>
-      </w:r>
-      <w:r>
-        <w:rPr>
-          <w:b/>
-          <w:bCs/>
-        </w:rPr>
-        <w:t>Contributors</w:t>
-      </w:r>
-      <w:r>
-        <w:t xml:space="preserve"> GitHub masih menampilkan akun lama karena proses cache GitHub.</w:t>
-      </w:r>
-    </w:p>
-    <w:p>
-      <w:r>
-        <w:t>Namun histori commit saat ini sudah benar.</w:t>
-      </w:r>
-    </w:p>
-    <w:p>
-      <w:r>
-        <w:t>Commit terbaru:</w:t>
-      </w:r>
-    </w:p>
-    <w:p>
-      <w:r>
-        <w:t>Author:</w:t>
-      </w:r>
-    </w:p>
-    <w:p>
-      <w:r>
-        <w:t>jayadigitalintegrate-dev</w:t>
-      </w:r>
-    </w:p>
-    <w:p>
-      <w:r>
-        <w:t>&lt;jayadigitalintegrate@gmail.com&gt;</w:t>
-      </w:r>
-    </w:p>
-    <w:p>
-      <w:r>
-        <w:t>Tidak ada lagi commit yang menggunakan akun lama.</w:t>
-      </w:r>
-    </w:p>
-    <w:p>
-      <w:r>
-        <w:pict w14:anchorId="10C83261">
-          <v:rect id="_x0000_i1157" style="width:0;height:1.5pt" o:hralign="center" o:hrstd="t" o:hr="t" fillcolor="#a0a0a0" stroked="f"/>
-        </w:pict>
-      </w:r>
-    </w:p>
-    <w:p>
-      <w:pPr>
-        <w:rPr>
-          <w:b/>
-          <w:bCs/>
-        </w:rPr>
-      </w:pPr>
-      <w:r>
-        <w:rPr>
-          <w:b/>
-          <w:bCs/>
-        </w:rPr>
-        <w:t>Rencana Pekerjaan Berikutnya</w:t>
-      </w:r>
-    </w:p>
-    <w:p>
-      <w:r>
-        <w:t>Prioritas pengembangan selanjutnya:</w:t>
-      </w:r>
-    </w:p>
-    <w:p>
-      <w:pPr>
-        <w:numPr>
-          <w:ilvl w:val="0"/>
-          <w:numId w:val="24"/>
-        </w:numPr>
-      </w:pPr>
-      <w:r>
-        <w:t>Penyempurnaan Header (Navigasi lengkap).</w:t>
-      </w:r>
-    </w:p>
-    <w:p>
-      <w:pPr>
-        <w:numPr>
-          <w:ilvl w:val="0"/>
-          <w:numId w:val="24"/>
-        </w:numPr>
-      </w:pPr>
-      <w:r>
-        <w:t>Pengembangan Hero Section sesuai desain final.</w:t>
-      </w:r>
-    </w:p>
-    <w:p>
-      <w:pPr>
-        <w:numPr>
-          <w:ilvl w:val="0"/>
-          <w:numId w:val="24"/>
-        </w:numPr>
-      </w:pPr>
-      <w:r>
-        <w:t>Pembuatan section:</w:t>
-      </w:r>
-    </w:p>
-    <w:p>
-      <w:pPr>
-        <w:numPr>
-          <w:ilvl w:val="1"/>
-          <w:numId w:val="24"/>
-        </w:numPr>
-      </w:pPr>
-      <w:r>
-        <w:t>Sambutan Kapolda</w:t>
-      </w:r>
-    </w:p>
-    <w:p>
-      <w:pPr>
-        <w:numPr>
-          <w:ilvl w:val="1"/>
-          <w:numId w:val="24"/>
-        </w:numPr>
-      </w:pPr>
-      <w:r>
-        <w:t>Profil Polda</w:t>
-      </w:r>
-    </w:p>
-    <w:p>
-      <w:pPr>
-        <w:numPr>
-          <w:ilvl w:val="1"/>
-          <w:numId w:val="24"/>
-        </w:numPr>
-      </w:pPr>
-      <w:r>
-        <w:t>Berita</w:t>
-      </w:r>
-    </w:p>
-    <w:p>
-      <w:pPr>
-        <w:numPr>
-          <w:ilvl w:val="1"/>
-          <w:numId w:val="24"/>
-        </w:numPr>
-      </w:pPr>
-      <w:r>
-        <w:t>Layanan</w:t>
-      </w:r>
-    </w:p>
-    <w:p>
-      <w:pPr>
-        <w:numPr>
-          <w:ilvl w:val="1"/>
-          <w:numId w:val="24"/>
-        </w:numPr>
-      </w:pPr>
-      <w:r>
-        <w:t>Pengumuman</w:t>
-      </w:r>
-    </w:p>
-    <w:p>
-      <w:pPr>
-        <w:numPr>
-          <w:ilvl w:val="1"/>
-          <w:numId w:val="24"/>
-        </w:numPr>
-      </w:pPr>
-      <w:r>
-        <w:lastRenderedPageBreak/>
-        <w:t>Footer lengkap.</w:t>
-      </w:r>
-    </w:p>
-    <w:p>
-      <w:pPr>
-        <w:numPr>
-          <w:ilvl w:val="0"/>
-          <w:numId w:val="24"/>
-        </w:numPr>
-      </w:pPr>
-      <w:r>
-        <w:t>Membuat layout responsif untuk desktop, tablet, dan mobile.</w:t>
-      </w:r>
-    </w:p>
-    <w:p>
-      <w:pPr>
-        <w:numPr>
-          <w:ilvl w:val="0"/>
-          <w:numId w:val="24"/>
-        </w:numPr>
-      </w:pPr>
-      <w:r>
-        <w:t>Integrasi data dari backend/API jika diperlukan.</w:t>
-      </w:r>
-    </w:p>
-    <w:p>
-      <w:pPr>
-        <w:numPr>
-          <w:ilvl w:val="0"/>
-          <w:numId w:val="24"/>
-        </w:numPr>
-      </w:pPr>
-      <w:r>
-        <w:t>Optimasi performa dan SEO.</w:t>
-      </w:r>
-    </w:p>
-    <w:p>
-      <w:pPr>
-        <w:numPr>
-          <w:ilvl w:val="0"/>
-          <w:numId w:val="24"/>
-        </w:numPr>
-      </w:pPr>
-      <w:r>
-        <w:t>Persiapan deployment ke hosting/domain resmi.</w:t>
-      </w:r>
-    </w:p>
-    <w:p>
-      <w:r>
-        <w:pict w14:anchorId="6B416763">
-          <v:rect id="_x0000_i1158" style="width:0;height:1.5pt" o:hralign="center" o:hrstd="t" o:hr="t" fillcolor="#a0a0a0" stroked="f"/>
-        </w:pict>
-      </w:r>
-    </w:p>
-    <w:p>
-      <w:pPr>
-        <w:rPr>
-          <w:b/>
-          <w:bCs/>
-        </w:rPr>
-      </w:pPr>
-      <w:r>
-        <w:rPr>
-          <w:b/>
-          <w:bCs/>
-        </w:rPr>
-        <w:t>Status Project Saat Ini</w:t>
-      </w:r>
-    </w:p>
-    <w:p>
-      <w:r>
-        <w:rPr>
-          <w:b/>
-          <w:bCs/>
-        </w:rPr>
-        <w:t>Progress keseluruhan:</w:t>
-      </w:r>
-      <w:r>
-        <w:t xml:space="preserve"> </w:t>
-      </w:r>
-      <w:r>
-        <w:rPr>
-          <w:b/>
-          <w:bCs/>
-        </w:rPr>
-        <w:t>±20%</w:t>
-      </w:r>
-    </w:p>
-    <w:p>
-      <w:pPr>
-        <w:numPr>
-          <w:ilvl w:val="0"/>
-          <w:numId w:val="25"/>
-        </w:numPr>
-      </w:pPr>
-      <w:r>
-        <w:rPr>
-          <w:rFonts w:ascii="Segoe UI Emoji" w:hAnsi="Segoe UI Emoji" w:cs="Segoe UI Emoji"/>
-        </w:rPr>
-        <w:t>🟢</w:t>
-      </w:r>
-      <w:r>
-        <w:t xml:space="preserve"> Setup &amp; Fondasi: </w:t>
-      </w:r>
-      <w:r>
-        <w:rPr>
-          <w:b/>
-          <w:bCs/>
-        </w:rPr>
-        <w:t>100%</w:t>
-      </w:r>
-    </w:p>
-    <w:p>
-      <w:pPr>
-        <w:numPr>
-          <w:ilvl w:val="0"/>
-          <w:numId w:val="25"/>
-        </w:numPr>
-      </w:pPr>
-      <w:r>
-        <w:rPr>
-          <w:rFonts w:ascii="Segoe UI Emoji" w:hAnsi="Segoe UI Emoji" w:cs="Segoe UI Emoji"/>
-        </w:rPr>
-        <w:t>🟢</w:t>
-      </w:r>
-      <w:r>
-        <w:t xml:space="preserve"> Git &amp; GitHub: </w:t>
-      </w:r>
-      <w:r>
-        <w:rPr>
-          <w:b/>
-          <w:bCs/>
-        </w:rPr>
-        <w:t>100%</w:t>
-      </w:r>
-    </w:p>
-    <w:p>
-      <w:pPr>
-        <w:numPr>
-          <w:ilvl w:val="0"/>
-          <w:numId w:val="25"/>
-        </w:numPr>
-      </w:pPr>
-      <w:r>
-        <w:rPr>
-          <w:rFonts w:ascii="Segoe UI Emoji" w:hAnsi="Segoe UI Emoji" w:cs="Segoe UI Emoji"/>
-        </w:rPr>
-        <w:t>🟢</w:t>
-      </w:r>
-      <w:r>
-        <w:t xml:space="preserve"> Struktur Project: </w:t>
-      </w:r>
-      <w:r>
-        <w:rPr>
-          <w:b/>
-          <w:bCs/>
-        </w:rPr>
-        <w:t>100%</w:t>
-      </w:r>
-    </w:p>
-    <w:p>
-      <w:pPr>
-        <w:numPr>
-          <w:ilvl w:val="0"/>
-          <w:numId w:val="25"/>
-        </w:numPr>
-      </w:pPr>
-      <w:r>
-        <w:rPr>
-          <w:rFonts w:ascii="Segoe UI Emoji" w:hAnsi="Segoe UI Emoji" w:cs="Segoe UI Emoji"/>
-        </w:rPr>
-        <w:t>🟡</w:t>
-      </w:r>
-      <w:r>
-        <w:t xml:space="preserve"> Pengembangan Frontend: </w:t>
-      </w:r>
-      <w:r>
-        <w:rPr>
-          <w:b/>
-          <w:bCs/>
-        </w:rPr>
-        <w:t>Sedang Berjalan</w:t>
-      </w:r>
-    </w:p>
-    <w:p>
-      <w:pPr>
-        <w:numPr>
-          <w:ilvl w:val="0"/>
-          <w:numId w:val="25"/>
-        </w:numPr>
-      </w:pPr>
-      <w:r>
-        <w:rPr>
-          <w:rFonts w:ascii="Segoe UI Emoji" w:hAnsi="Segoe UI Emoji" w:cs="Segoe UI Emoji"/>
-        </w:rPr>
-        <w:t>⚪</w:t>
-      </w:r>
-      <w:r>
-        <w:t xml:space="preserve"> Backend/API: </w:t>
-      </w:r>
-      <w:r>
-        <w:rPr>
-          <w:b/>
-          <w:bCs/>
-        </w:rPr>
-        <w:t>Belum Dimulai</w:t>
-      </w:r>
-    </w:p>
-    <w:p>
-      <w:pPr>
-        <w:numPr>
-          <w:ilvl w:val="0"/>
-          <w:numId w:val="25"/>
-        </w:numPr>
-      </w:pPr>
-      <w:r>
-        <w:rPr>
-          <w:rFonts w:ascii="Segoe UI Emoji" w:hAnsi="Segoe UI Emoji" w:cs="Segoe UI Emoji"/>
-        </w:rPr>
-        <w:t>⚪</w:t>
-      </w:r>
-      <w:r>
-        <w:t xml:space="preserve"> Deployment: </w:t>
-      </w:r>
-      <w:r>
-        <w:rPr>
-          <w:b/>
-          <w:bCs/>
-        </w:rPr>
-        <w:t>Belum Dimulai</w:t>
-      </w:r>
-    </w:p>
-    <w:p>
-      <w:r>
-        <w:pict w14:anchorId="47282AFD">
-          <v:rect id="_x0000_i1159" style="width:0;height:1.5pt" o:hralign="center" o:hrstd="t" o:hr="t" fillcolor="#a0a0a0" stroked="f"/>
-        </w:pict>
-      </w:r>
-    </w:p>
-    <w:p>
-      <w:r>
-        <w:rPr>
-          <w:rFonts w:ascii="Segoe UI Emoji" w:hAnsi="Segoe UI Emoji" w:cs="Segoe UI Emoji"/>
-        </w:rPr>
-        <w:t>🎉</w:t>
-      </w:r>
-      <w:r>
-        <w:t xml:space="preserve"> </w:t>
-      </w:r>
-      <w:r>
-        <w:rPr>
-          <w:b/>
-          <w:bCs/>
-        </w:rPr>
-        <w:t>Kesimpulan:</w:t>
-      </w:r>
-      <w:r>
-        <w:t xml:space="preserve"> Semua fondasi proyek sudah siap. Mulai sesi berikutnya kita bisa fokus sepenuhnya pada pengembangan fitur dan tampilan website tanpa perlu mengatur ulang Git maupun GitHub lagi.</w:t>
+        <w:t>Catatan Penting</w:t>
+      </w:r>
+    </w:p>
+    <w:p>
+      <w:r>
+        <w:t xml:space="preserve">Mulai hari ini, </w:t>
+      </w:r>
+      <w:r>
+        <w:rPr>
+          <w:b/>
+          <w:bCs/>
+        </w:rPr>
+        <w:t>setiap keputusan desain dan pengembangan harus selalu mengacu pada prinsip bahwa seluruh konten akan berasal dari CMS</w:t>
+      </w:r>
+      <w:r>
+        <w:t>. Website publik tidak boleh memiliki logika bisnis atau data statis yang nantinya menyulitkan integrasi. Dengan memo ini sebagai acuan, kita akan menjaga arsitektur tetap konsisten dari awal hingga tahap implementasi penuh.</w:t>
       </w:r>
     </w:p>
     <w:p/>
@@ -1576,32 +2160,42 @@
     <w:p/>
     <w:p>
       <w:r>
-        <w:t xml:space="preserve">Tentu. Berikut adalah </w:t>
-      </w:r>
-      <w:r>
-        <w:rPr>
-          <w:b/>
-          <w:bCs/>
-        </w:rPr>
-        <w:t>Laporan Update Harian (Daily Progress Report)</w:t>
-      </w:r>
-      <w:r>
-        <w:t xml:space="preserve"> untuk proyek </w:t>
-      </w:r>
-      <w:r>
-        <w:rPr>
-          <w:b/>
-          <w:bCs/>
-        </w:rPr>
-        <w:t>Website Resmi Polda Papua Tengah</w:t>
-      </w:r>
-      <w:r>
-        <w:t xml:space="preserve"> berdasarkan pekerjaan yang telah kita selesaikan hari ini.</w:t>
-      </w:r>
-    </w:p>
-    <w:p>
-      <w:r>
-        <w:pict w14:anchorId="026FCBC2">
+        <w:t xml:space="preserve">Tentu. Berikut </w:t>
+      </w:r>
+      <w:r>
+        <w:rPr>
+          <w:b/>
+          <w:bCs/>
+        </w:rPr>
+        <w:t>update progres terakhir</w:t>
+      </w:r>
+      <w:r>
+        <w:t xml:space="preserve"> proyek </w:t>
+      </w:r>
+      <w:r>
+        <w:rPr>
+          <w:b/>
+          <w:bCs/>
+        </w:rPr>
+        <w:t>Website Polda Papua Tengah</w:t>
+      </w:r>
+      <w:r>
+        <w:t xml:space="preserve"> per </w:t>
+      </w:r>
+      <w:r>
+        <w:rPr>
+          <w:b/>
+          <w:bCs/>
+        </w:rPr>
+        <w:t>08 Juli 2026</w:t>
+      </w:r>
+      <w:r>
+        <w:t>.</w:t>
+      </w:r>
+    </w:p>
+    <w:p>
+      <w:r>
+        <w:pict w14:anchorId="51480226">
           <v:rect id="_x0000_i1025" style="width:0;height:1.5pt" o:hralign="center" o:hrstd="t" o:hr="t" fillcolor="#a0a0a0" stroked="f"/>
         </w:pict>
       </w:r>
@@ -1618,25 +2212,23 @@
           <w:b/>
           <w:bCs/>
         </w:rPr>
-        <w:t>DAILY PROGRESS REPORT</w:t>
-      </w:r>
-    </w:p>
-    <w:p>
-      <w:pPr>
-        <w:rPr>
-          <w:b/>
-          <w:bCs/>
-        </w:rPr>
-      </w:pPr>
-      <w:r>
-        <w:rPr>
-          <w:b/>
-          <w:bCs/>
-        </w:rPr>
-        <w:t>Pengembangan Website Resmi Polda Papua Tengah</w:t>
-      </w:r>
-    </w:p>
-    <w:p>
+        <w:t>Laporan Progress Development</w:t>
+      </w:r>
+    </w:p>
+    <w:p>
+      <w:r>
+        <w:rPr>
+          <w:b/>
+          <w:bCs/>
+        </w:rPr>
+        <w:t>Project:</w:t>
+      </w:r>
+      <w:r>
+        <w:t xml:space="preserve"> Website Resmi Polda Papua Tengah</w:t>
+      </w:r>
+      <w:r>
+        <w:br/>
+      </w:r>
       <w:r>
         <w:rPr>
           <w:b/>
@@ -1645,49 +2237,84 @@
         <w:t>Tanggal:</w:t>
       </w:r>
       <w:r>
-        <w:t xml:space="preserve"> 8 Juli 2026</w:t>
-      </w:r>
-    </w:p>
-    <w:p>
-      <w:r>
-        <w:rPr>
-          <w:b/>
-          <w:bCs/>
-        </w:rPr>
-        <w:t>Project:</w:t>
-      </w:r>
-      <w:r>
-        <w:t xml:space="preserve"> Website Resmi Polda Papua Tengah</w:t>
-      </w:r>
-    </w:p>
-    <w:p>
-      <w:r>
-        <w:rPr>
-          <w:b/>
-          <w:bCs/>
-        </w:rPr>
-        <w:t>Project Manager:</w:t>
-      </w:r>
-      <w:r>
-        <w:t xml:space="preserve"> ChatGPT (Pendamping Pengembangan)</w:t>
-      </w:r>
-    </w:p>
-    <w:p>
-      <w:r>
-        <w:rPr>
-          <w:b/>
-          <w:bCs/>
-        </w:rPr>
-        <w:t>Developer:</w:t>
-      </w:r>
-      <w:r>
-        <w:t xml:space="preserve"> I Made Boby</w:t>
-      </w:r>
-    </w:p>
-    <w:p>
-      <w:r>
-        <w:lastRenderedPageBreak/>
-        <w:pict w14:anchorId="15E890DE">
+        <w:t xml:space="preserve"> 08 Juli 2026</w:t>
+      </w:r>
+    </w:p>
+    <w:p>
+      <w:pPr>
+        <w:rPr>
+          <w:b/>
+          <w:bCs/>
+        </w:rPr>
+      </w:pPr>
+      <w:r>
+        <w:rPr>
+          <w:b/>
+          <w:bCs/>
+        </w:rPr>
+        <w:t>1. Setup Project</w:t>
+      </w:r>
+    </w:p>
+    <w:p>
+      <w:r>
+        <w:t xml:space="preserve">Status: </w:t>
+      </w:r>
+      <w:r>
+        <w:rPr>
+          <w:rFonts w:ascii="Segoe UI Emoji" w:hAnsi="Segoe UI Emoji" w:cs="Segoe UI Emoji"/>
+        </w:rPr>
+        <w:t>✅</w:t>
+      </w:r>
+      <w:r>
+        <w:t xml:space="preserve"> Selesai</w:t>
+      </w:r>
+    </w:p>
+    <w:p>
+      <w:pPr>
+        <w:numPr>
+          <w:ilvl w:val="0"/>
+          <w:numId w:val="18"/>
+        </w:numPr>
+      </w:pPr>
+      <w:r>
+        <w:t xml:space="preserve">Berhasil membuat project menggunakan </w:t>
+      </w:r>
+      <w:r>
+        <w:rPr>
+          <w:b/>
+          <w:bCs/>
+        </w:rPr>
+        <w:t>React + TypeScript + Vite</w:t>
+      </w:r>
+      <w:r>
+        <w:t>.</w:t>
+      </w:r>
+    </w:p>
+    <w:p>
+      <w:pPr>
+        <w:numPr>
+          <w:ilvl w:val="0"/>
+          <w:numId w:val="18"/>
+        </w:numPr>
+      </w:pPr>
+      <w:r>
+        <w:t>Struktur folder project telah terbentuk dengan baik.</w:t>
+      </w:r>
+    </w:p>
+    <w:p>
+      <w:pPr>
+        <w:numPr>
+          <w:ilvl w:val="0"/>
+          <w:numId w:val="18"/>
+        </w:numPr>
+      </w:pPr>
+      <w:r>
+        <w:t>Konfigurasi dasar project telah selesai.</w:t>
+      </w:r>
+    </w:p>
+    <w:p>
+      <w:r>
+        <w:pict w14:anchorId="528739A8">
           <v:rect id="_x0000_i1026" style="width:0;height:1.5pt" o:hralign="center" o:hrstd="t" o:hr="t" fillcolor="#a0a0a0" stroked="f"/>
         </w:pict>
       </w:r>
@@ -1704,27 +2331,222 @@
           <w:b/>
           <w:bCs/>
         </w:rPr>
-        <w:t>Ringkasan Progress Hari Ini</w:t>
-      </w:r>
-    </w:p>
-    <w:p>
-      <w:r>
-        <w:t xml:space="preserve">Hari ini difokuskan pada </w:t>
-      </w:r>
-      <w:r>
-        <w:rPr>
-          <w:b/>
-          <w:bCs/>
-        </w:rPr>
-        <w:t>persiapan manajemen proyek (Project Management Setup)</w:t>
-      </w:r>
-      <w:r>
-        <w:t xml:space="preserve"> sebelum memulai pengembangan aplikasi. Tujuannya adalah agar seluruh proses pengembangan terdokumentasi dan mudah dipantau.</w:t>
-      </w:r>
-    </w:p>
-    <w:p>
-      <w:r>
-        <w:pict w14:anchorId="160A61C1">
+        <w:t>2. Struktur Project</w:t>
+      </w:r>
+    </w:p>
+    <w:p>
+      <w:r>
+        <w:t xml:space="preserve">Status: </w:t>
+      </w:r>
+      <w:r>
+        <w:rPr>
+          <w:rFonts w:ascii="Segoe UI Emoji" w:hAnsi="Segoe UI Emoji" w:cs="Segoe UI Emoji"/>
+        </w:rPr>
+        <w:t>✅</w:t>
+      </w:r>
+      <w:r>
+        <w:t xml:space="preserve"> Selesai</w:t>
+      </w:r>
+    </w:p>
+    <w:p>
+      <w:r>
+        <w:t>Struktur project sudah meliputi:</w:t>
+      </w:r>
+    </w:p>
+    <w:p>
+      <w:r>
+        <w:t>website-polda-papua-tengah/</w:t>
+      </w:r>
+    </w:p>
+    <w:p>
+      <w:r>
+        <w:t>│</w:t>
+      </w:r>
+    </w:p>
+    <w:p>
+      <w:r>
+        <w:rPr>
+          <w:rFonts w:ascii="MS Gothic" w:eastAsia="MS Gothic" w:hAnsi="MS Gothic" w:cs="MS Gothic" w:hint="eastAsia"/>
+        </w:rPr>
+        <w:t>├</w:t>
+      </w:r>
+      <w:r>
+        <w:rPr>
+          <w:rFonts w:ascii="Aptos" w:hAnsi="Aptos" w:cs="Aptos"/>
+        </w:rPr>
+        <w:t>──</w:t>
+      </w:r>
+      <w:r>
+        <w:t xml:space="preserve"> public/</w:t>
+      </w:r>
+    </w:p>
+    <w:p>
+      <w:r>
+        <w:rPr>
+          <w:rFonts w:ascii="MS Gothic" w:eastAsia="MS Gothic" w:hAnsi="MS Gothic" w:cs="MS Gothic" w:hint="eastAsia"/>
+        </w:rPr>
+        <w:lastRenderedPageBreak/>
+        <w:t>├</w:t>
+      </w:r>
+      <w:r>
+        <w:rPr>
+          <w:rFonts w:ascii="Aptos" w:hAnsi="Aptos" w:cs="Aptos"/>
+        </w:rPr>
+        <w:t>──</w:t>
+      </w:r>
+      <w:r>
+        <w:t xml:space="preserve"> src/</w:t>
+      </w:r>
+    </w:p>
+    <w:p>
+      <w:r>
+        <w:t xml:space="preserve">│   </w:t>
+      </w:r>
+      <w:r>
+        <w:rPr>
+          <w:rFonts w:ascii="MS Gothic" w:eastAsia="MS Gothic" w:hAnsi="MS Gothic" w:cs="MS Gothic" w:hint="eastAsia"/>
+        </w:rPr>
+        <w:t>├</w:t>
+      </w:r>
+      <w:r>
+        <w:rPr>
+          <w:rFonts w:ascii="Aptos" w:hAnsi="Aptos" w:cs="Aptos"/>
+        </w:rPr>
+        <w:t>──</w:t>
+      </w:r>
+      <w:r>
+        <w:t xml:space="preserve"> assets/</w:t>
+      </w:r>
+    </w:p>
+    <w:p>
+      <w:r>
+        <w:t xml:space="preserve">│   </w:t>
+      </w:r>
+      <w:r>
+        <w:rPr>
+          <w:rFonts w:ascii="MS Gothic" w:eastAsia="MS Gothic" w:hAnsi="MS Gothic" w:cs="MS Gothic" w:hint="eastAsia"/>
+        </w:rPr>
+        <w:t>├</w:t>
+      </w:r>
+      <w:r>
+        <w:rPr>
+          <w:rFonts w:ascii="Aptos" w:hAnsi="Aptos" w:cs="Aptos"/>
+        </w:rPr>
+        <w:t>──</w:t>
+      </w:r>
+      <w:r>
+        <w:t xml:space="preserve"> components/</w:t>
+      </w:r>
+    </w:p>
+    <w:p>
+      <w:r>
+        <w:t xml:space="preserve">│   </w:t>
+      </w:r>
+      <w:r>
+        <w:rPr>
+          <w:rFonts w:ascii="MS Gothic" w:eastAsia="MS Gothic" w:hAnsi="MS Gothic" w:cs="MS Gothic" w:hint="eastAsia"/>
+        </w:rPr>
+        <w:t>├</w:t>
+      </w:r>
+      <w:r>
+        <w:rPr>
+          <w:rFonts w:ascii="Aptos" w:hAnsi="Aptos" w:cs="Aptos"/>
+        </w:rPr>
+        <w:t>──</w:t>
+      </w:r>
+      <w:r>
+        <w:t xml:space="preserve"> styles/</w:t>
+      </w:r>
+    </w:p>
+    <w:p>
+      <w:r>
+        <w:t xml:space="preserve">│   </w:t>
+      </w:r>
+      <w:r>
+        <w:rPr>
+          <w:rFonts w:ascii="MS Gothic" w:eastAsia="MS Gothic" w:hAnsi="MS Gothic" w:cs="MS Gothic" w:hint="eastAsia"/>
+        </w:rPr>
+        <w:t>├</w:t>
+      </w:r>
+      <w:r>
+        <w:rPr>
+          <w:rFonts w:ascii="Aptos" w:hAnsi="Aptos" w:cs="Aptos"/>
+        </w:rPr>
+        <w:t>──</w:t>
+      </w:r>
+      <w:r>
+        <w:t xml:space="preserve"> App.tsx</w:t>
+      </w:r>
+    </w:p>
+    <w:p>
+      <w:r>
+        <w:t>│   └── main.tsx</w:t>
+      </w:r>
+    </w:p>
+    <w:p>
+      <w:r>
+        <w:t>│</w:t>
+      </w:r>
+    </w:p>
+    <w:p>
+      <w:r>
+        <w:rPr>
+          <w:rFonts w:ascii="MS Gothic" w:eastAsia="MS Gothic" w:hAnsi="MS Gothic" w:cs="MS Gothic" w:hint="eastAsia"/>
+        </w:rPr>
+        <w:t>├</w:t>
+      </w:r>
+      <w:r>
+        <w:rPr>
+          <w:rFonts w:ascii="Aptos" w:hAnsi="Aptos" w:cs="Aptos"/>
+        </w:rPr>
+        <w:t>──</w:t>
+      </w:r>
+      <w:r>
+        <w:t xml:space="preserve"> package.json</w:t>
+      </w:r>
+    </w:p>
+    <w:p>
+      <w:r>
+        <w:rPr>
+          <w:rFonts w:ascii="MS Gothic" w:eastAsia="MS Gothic" w:hAnsi="MS Gothic" w:cs="MS Gothic" w:hint="eastAsia"/>
+        </w:rPr>
+        <w:t>├</w:t>
+      </w:r>
+      <w:r>
+        <w:rPr>
+          <w:rFonts w:ascii="Aptos" w:hAnsi="Aptos" w:cs="Aptos"/>
+        </w:rPr>
+        <w:t>──</w:t>
+      </w:r>
+      <w:r>
+        <w:t xml:space="preserve"> vite.config.ts</w:t>
+      </w:r>
+    </w:p>
+    <w:p>
+      <w:r>
+        <w:rPr>
+          <w:rFonts w:ascii="MS Gothic" w:eastAsia="MS Gothic" w:hAnsi="MS Gothic" w:cs="MS Gothic" w:hint="eastAsia"/>
+        </w:rPr>
+        <w:t>├</w:t>
+      </w:r>
+      <w:r>
+        <w:rPr>
+          <w:rFonts w:ascii="Aptos" w:hAnsi="Aptos" w:cs="Aptos"/>
+        </w:rPr>
+        <w:t>──</w:t>
+      </w:r>
+      <w:r>
+        <w:t xml:space="preserve"> tsconfig.json</w:t>
+      </w:r>
+    </w:p>
+    <w:p>
+      <w:r>
+        <w:t>└── README.md</w:t>
+      </w:r>
+    </w:p>
+    <w:p>
+      <w:r>
+        <w:pict w14:anchorId="28BBBCC5">
           <v:rect id="_x0000_i1027" style="width:0;height:1.5pt" o:hralign="center" o:hrstd="t" o:hr="t" fillcolor="#a0a0a0" stroked="f"/>
         </w:pict>
       </w:r>
@@ -1741,34 +2563,12 @@
           <w:b/>
           <w:bCs/>
         </w:rPr>
-        <w:t>Pekerjaan yang Telah Diselesaikan</w:t>
-      </w:r>
-    </w:p>
-    <w:p>
-      <w:pPr>
-        <w:rPr>
-          <w:b/>
-          <w:bCs/>
-        </w:rPr>
-      </w:pPr>
-      <w:r>
-        <w:rPr>
-          <w:b/>
-          <w:bCs/>
-        </w:rPr>
-        <w:t>1. GitHub Repository</w:t>
-      </w:r>
-    </w:p>
-    <w:p>
-      <w:r>
-        <w:rPr>
-          <w:b/>
-          <w:bCs/>
-        </w:rPr>
-        <w:t>Status:</w:t>
-      </w:r>
-      <w:r>
-        <w:t xml:space="preserve"> </w:t>
+        <w:t>3. Komponen Website</w:t>
+      </w:r>
+    </w:p>
+    <w:p>
+      <w:r>
+        <w:t xml:space="preserve">Status: </w:t>
       </w:r>
       <w:r>
         <w:rPr>
@@ -1782,27 +2582,50 @@
     </w:p>
     <w:p>
       <w:r>
-        <w:t>Repository proyek berhasil dibuat.</w:t>
-      </w:r>
-    </w:p>
-    <w:p>
-      <w:r>
-        <w:t>Nama Repository:</w:t>
-      </w:r>
-    </w:p>
-    <w:p>
-      <w:r>
-        <w:t>website-polda-papua-tengah</w:t>
-      </w:r>
-    </w:p>
-    <w:p>
-      <w:r>
-        <w:t>Repository ini akan menjadi pusat penyimpanan source code dan version control.</w:t>
-      </w:r>
-    </w:p>
-    <w:p>
-      <w:r>
-        <w:pict w14:anchorId="2754F012">
+        <w:t>Sudah dibuat:</w:t>
+      </w:r>
+    </w:p>
+    <w:p>
+      <w:pPr>
+        <w:numPr>
+          <w:ilvl w:val="0"/>
+          <w:numId w:val="19"/>
+        </w:numPr>
+      </w:pPr>
+      <w:r>
+        <w:t>Header</w:t>
+      </w:r>
+    </w:p>
+    <w:p>
+      <w:pPr>
+        <w:numPr>
+          <w:ilvl w:val="0"/>
+          <w:numId w:val="19"/>
+        </w:numPr>
+      </w:pPr>
+      <w:r>
+        <w:t>Hero Section</w:t>
+      </w:r>
+    </w:p>
+    <w:p>
+      <w:pPr>
+        <w:numPr>
+          <w:ilvl w:val="0"/>
+          <w:numId w:val="19"/>
+        </w:numPr>
+      </w:pPr>
+      <w:r>
+        <w:t>Footer</w:t>
+      </w:r>
+    </w:p>
+    <w:p>
+      <w:r>
+        <w:t>Beserta file CSS masing-masing.</w:t>
+      </w:r>
+    </w:p>
+    <w:p>
+      <w:r>
+        <w:pict w14:anchorId="4545AA22">
           <v:rect id="_x0000_i1028" style="width:0;height:1.5pt" o:hralign="center" o:hrstd="t" o:hr="t" fillcolor="#a0a0a0" stroked="f"/>
         </w:pict>
       </w:r>
@@ -1819,19 +2642,12 @@
           <w:b/>
           <w:bCs/>
         </w:rPr>
-        <w:t>2. GitHub Project</w:t>
-      </w:r>
-    </w:p>
-    <w:p>
-      <w:r>
-        <w:rPr>
-          <w:b/>
-          <w:bCs/>
-        </w:rPr>
-        <w:t>Status:</w:t>
-      </w:r>
-      <w:r>
-        <w:t xml:space="preserve"> </w:t>
+        <w:t>4. Asset Website</w:t>
+      </w:r>
+    </w:p>
+    <w:p>
+      <w:r>
+        <w:t xml:space="preserve">Status: </w:t>
       </w:r>
       <w:r>
         <w:rPr>
@@ -1845,27 +2661,67 @@
     </w:p>
     <w:p>
       <w:r>
-        <w:t>Project GitHub berhasil dibuat.</w:t>
-      </w:r>
-    </w:p>
-    <w:p>
-      <w:r>
-        <w:t>Nama Project:</w:t>
-      </w:r>
-    </w:p>
-    <w:p>
-      <w:r>
-        <w:t>Website Resmi Polda Papua Tengah</w:t>
-      </w:r>
-    </w:p>
-    <w:p>
-      <w:r>
-        <w:t>Project ini akan digunakan untuk mengelola seluruh aktivitas pengembangan.</w:t>
-      </w:r>
-    </w:p>
-    <w:p>
-      <w:r>
-        <w:pict w14:anchorId="008ABCE8">
+        <w:t>Asset yang sudah dimasukkan:</w:t>
+      </w:r>
+    </w:p>
+    <w:p>
+      <w:pPr>
+        <w:numPr>
+          <w:ilvl w:val="0"/>
+          <w:numId w:val="20"/>
+        </w:numPr>
+      </w:pPr>
+      <w:r>
+        <w:t>Logo Polda Papua Tengah</w:t>
+      </w:r>
+    </w:p>
+    <w:p>
+      <w:pPr>
+        <w:numPr>
+          <w:ilvl w:val="0"/>
+          <w:numId w:val="20"/>
+        </w:numPr>
+      </w:pPr>
+      <w:r>
+        <w:t>Foto Kapolda</w:t>
+      </w:r>
+    </w:p>
+    <w:p>
+      <w:pPr>
+        <w:numPr>
+          <w:ilvl w:val="0"/>
+          <w:numId w:val="20"/>
+        </w:numPr>
+      </w:pPr>
+      <w:r>
+        <w:t>Hero Image</w:t>
+      </w:r>
+    </w:p>
+    <w:p>
+      <w:pPr>
+        <w:numPr>
+          <w:ilvl w:val="0"/>
+          <w:numId w:val="20"/>
+        </w:numPr>
+      </w:pPr>
+      <w:r>
+        <w:t>Icon Website</w:t>
+      </w:r>
+    </w:p>
+    <w:p>
+      <w:pPr>
+        <w:numPr>
+          <w:ilvl w:val="0"/>
+          <w:numId w:val="20"/>
+        </w:numPr>
+      </w:pPr>
+      <w:r>
+        <w:t>Favicon</w:t>
+      </w:r>
+    </w:p>
+    <w:p>
+      <w:r>
+        <w:pict w14:anchorId="1C9CA8A7">
           <v:rect id="_x0000_i1029" style="width:0;height:1.5pt" o:hralign="center" o:hrstd="t" o:hr="t" fillcolor="#a0a0a0" stroked="f"/>
         </w:pict>
       </w:r>
@@ -1882,19 +2738,13 @@
           <w:b/>
           <w:bCs/>
         </w:rPr>
-        <w:t>3. Development Board</w:t>
-      </w:r>
-    </w:p>
-    <w:p>
-      <w:r>
-        <w:rPr>
-          <w:b/>
-          <w:bCs/>
-        </w:rPr>
-        <w:t>Status:</w:t>
-      </w:r>
-      <w:r>
-        <w:t xml:space="preserve"> </w:t>
+        <w:t>5. Git Repository Lokal</w:t>
+      </w:r>
+    </w:p>
+    <w:p>
+      <w:r>
+        <w:lastRenderedPageBreak/>
+        <w:t xml:space="preserve">Status: </w:t>
       </w:r>
       <w:r>
         <w:rPr>
@@ -1908,50 +2758,45 @@
     </w:p>
     <w:p>
       <w:r>
-        <w:t>Board Kanban berhasil dibuat dengan status:</w:t>
-      </w:r>
-    </w:p>
-    <w:p>
-      <w:pPr>
-        <w:numPr>
-          <w:ilvl w:val="0"/>
-          <w:numId w:val="11"/>
-        </w:numPr>
-      </w:pPr>
-      <w:r>
-        <w:t>Todo</w:t>
-      </w:r>
-    </w:p>
-    <w:p>
-      <w:pPr>
-        <w:numPr>
-          <w:ilvl w:val="0"/>
-          <w:numId w:val="11"/>
-        </w:numPr>
-      </w:pPr>
-      <w:r>
-        <w:t>In Progress</w:t>
-      </w:r>
-    </w:p>
-    <w:p>
-      <w:pPr>
-        <w:numPr>
-          <w:ilvl w:val="0"/>
-          <w:numId w:val="11"/>
-        </w:numPr>
-      </w:pPr>
-      <w:r>
-        <w:t>Done</w:t>
-      </w:r>
-    </w:p>
-    <w:p>
-      <w:r>
-        <w:t>Board ini akan menjadi dashboard utama untuk memantau progres pekerjaan.</w:t>
-      </w:r>
-    </w:p>
-    <w:p>
-      <w:r>
-        <w:pict w14:anchorId="657DC601">
+        <w:t>Berhasil:</w:t>
+      </w:r>
+    </w:p>
+    <w:p>
+      <w:pPr>
+        <w:numPr>
+          <w:ilvl w:val="0"/>
+          <w:numId w:val="21"/>
+        </w:numPr>
+      </w:pPr>
+      <w:r>
+        <w:t>Inisialisasi Git</w:t>
+      </w:r>
+    </w:p>
+    <w:p>
+      <w:pPr>
+        <w:numPr>
+          <w:ilvl w:val="0"/>
+          <w:numId w:val="21"/>
+        </w:numPr>
+      </w:pPr>
+      <w:r>
+        <w:t>Staging seluruh file</w:t>
+      </w:r>
+    </w:p>
+    <w:p>
+      <w:pPr>
+        <w:numPr>
+          <w:ilvl w:val="0"/>
+          <w:numId w:val="21"/>
+        </w:numPr>
+      </w:pPr>
+      <w:r>
+        <w:t>Commit project</w:t>
+      </w:r>
+    </w:p>
+    <w:p>
+      <w:r>
+        <w:pict w14:anchorId="40FEE164">
           <v:rect id="_x0000_i1030" style="width:0;height:1.5pt" o:hralign="center" o:hrstd="t" o:hr="t" fillcolor="#a0a0a0" stroked="f"/>
         </w:pict>
       </w:r>
@@ -1968,19 +2813,12 @@
           <w:b/>
           <w:bCs/>
         </w:rPr>
-        <w:t>4. Repository Terhubung ke Project</w:t>
-      </w:r>
-    </w:p>
-    <w:p>
-      <w:r>
-        <w:rPr>
-          <w:b/>
-          <w:bCs/>
-        </w:rPr>
-        <w:t>Status:</w:t>
-      </w:r>
-      <w:r>
-        <w:t xml:space="preserve"> </w:t>
+        <w:t>6. GitHub Repository</w:t>
+      </w:r>
+    </w:p>
+    <w:p>
+      <w:r>
+        <w:t xml:space="preserve">Status: </w:t>
       </w:r>
       <w:r>
         <w:rPr>
@@ -1994,13 +2832,59 @@
     </w:p>
     <w:p>
       <w:r>
-        <w:lastRenderedPageBreak/>
-        <w:t>Repository berhasil dihubungkan ke GitHub Project sehingga seluruh Issue dapat dikelola dalam satu board.</w:t>
-      </w:r>
-    </w:p>
-    <w:p>
-      <w:r>
-        <w:pict w14:anchorId="2521F746">
+        <w:t>Repository:</w:t>
+      </w:r>
+    </w:p>
+    <w:p>
+      <w:r>
+        <w:rPr>
+          <w:b/>
+          <w:bCs/>
+        </w:rPr>
+        <w:t>website-polda-papua-tengah</w:t>
+      </w:r>
+    </w:p>
+    <w:p>
+      <w:r>
+        <w:t>Berhasil:</w:t>
+      </w:r>
+    </w:p>
+    <w:p>
+      <w:pPr>
+        <w:numPr>
+          <w:ilvl w:val="0"/>
+          <w:numId w:val="22"/>
+        </w:numPr>
+      </w:pPr>
+      <w:r>
+        <w:t>Menghubungkan Git lokal ke GitHub</w:t>
+      </w:r>
+    </w:p>
+    <w:p>
+      <w:pPr>
+        <w:numPr>
+          <w:ilvl w:val="0"/>
+          <w:numId w:val="22"/>
+        </w:numPr>
+      </w:pPr>
+      <w:r>
+        <w:t>Push seluruh source code</w:t>
+      </w:r>
+    </w:p>
+    <w:p>
+      <w:pPr>
+        <w:numPr>
+          <w:ilvl w:val="0"/>
+          <w:numId w:val="22"/>
+        </w:numPr>
+      </w:pPr>
+      <w:r>
+        <w:t>Sinkronisasi branch main</w:t>
+      </w:r>
+    </w:p>
+    <w:p>
+      <w:r>
+        <w:pict w14:anchorId="0D198130">
           <v:rect id="_x0000_i1031" style="width:0;height:1.5pt" o:hralign="center" o:hrstd="t" o:hr="t" fillcolor="#a0a0a0" stroked="f"/>
         </w:pict>
       </w:r>
@@ -2017,19 +2901,12 @@
           <w:b/>
           <w:bCs/>
         </w:rPr>
-        <w:t>5. Issue Pertama</w:t>
-      </w:r>
-    </w:p>
-    <w:p>
-      <w:r>
-        <w:rPr>
-          <w:b/>
-          <w:bCs/>
-        </w:rPr>
-        <w:t>Status:</w:t>
-      </w:r>
-      <w:r>
-        <w:t xml:space="preserve"> </w:t>
+        <w:t>7. Perbaikan Identitas Git</w:t>
+      </w:r>
+    </w:p>
+    <w:p>
+      <w:r>
+        <w:t xml:space="preserve">Status: </w:t>
       </w:r>
       <w:r>
         <w:rPr>
@@ -2043,37 +2920,38 @@
     </w:p>
     <w:p>
       <w:r>
-        <w:t>Issue pertama berhasil dibuat.</w:t>
-      </w:r>
-    </w:p>
-    <w:p>
-      <w:r>
-        <w:t>Nama Issue:</w:t>
-      </w:r>
-    </w:p>
-    <w:p>
-      <w:r>
-        <w:t>Setup Frontend Project</w:t>
-      </w:r>
-    </w:p>
-    <w:p>
-      <w:r>
-        <w:t xml:space="preserve">Issue ini telah masuk ke kolom </w:t>
-      </w:r>
-      <w:r>
-        <w:rPr>
-          <w:b/>
-          <w:bCs/>
-        </w:rPr>
-        <w:t>Todo</w:t>
-      </w:r>
-      <w:r>
-        <w:t xml:space="preserve"> pada Development Board.</w:t>
-      </w:r>
-    </w:p>
-    <w:p>
-      <w:r>
-        <w:pict w14:anchorId="2317EE61">
+        <w:t>Berhasil memperbaiki konfigurasi Git menjadi:</w:t>
+      </w:r>
+    </w:p>
+    <w:p>
+      <w:r>
+        <w:t>user.name</w:t>
+      </w:r>
+    </w:p>
+    <w:p>
+      <w:r>
+        <w:t>jayadigitalintegrate-dev</w:t>
+      </w:r>
+    </w:p>
+    <w:p/>
+    <w:p>
+      <w:r>
+        <w:t>user.email</w:t>
+      </w:r>
+    </w:p>
+    <w:p>
+      <w:r>
+        <w:t>jayadigitalintegrate@gmail.com</w:t>
+      </w:r>
+    </w:p>
+    <w:p>
+      <w:r>
+        <w:t>Seluruh commit terbaru sekarang menggunakan identitas GitHub yang benar.</w:t>
+      </w:r>
+    </w:p>
+    <w:p>
+      <w:r>
+        <w:pict w14:anchorId="267DC955">
           <v:rect id="_x0000_i1032" style="width:0;height:1.5pt" o:hralign="center" o:hrstd="t" o:hr="t" fillcolor="#a0a0a0" stroked="f"/>
         </w:pict>
       </w:r>
@@ -2090,6 +2968,1280 @@
           <w:b/>
           <w:bCs/>
         </w:rPr>
+        <w:t>8. Branch</w:t>
+      </w:r>
+    </w:p>
+    <w:p>
+      <w:r>
+        <w:t xml:space="preserve">Status: </w:t>
+      </w:r>
+      <w:r>
+        <w:rPr>
+          <w:rFonts w:ascii="Segoe UI Emoji" w:hAnsi="Segoe UI Emoji" w:cs="Segoe UI Emoji"/>
+        </w:rPr>
+        <w:t>✅</w:t>
+      </w:r>
+      <w:r>
+        <w:t xml:space="preserve"> Selesai</w:t>
+      </w:r>
+    </w:p>
+    <w:p>
+      <w:r>
+        <w:t>Repository menggunakan:</w:t>
+      </w:r>
+    </w:p>
+    <w:p>
+      <w:r>
+        <w:t>main</w:t>
+      </w:r>
+    </w:p>
+    <w:p>
+      <w:r>
+        <w:t>Sebagai branch utama.</w:t>
+      </w:r>
+    </w:p>
+    <w:p>
+      <w:r>
+        <w:pict w14:anchorId="42A192E0">
+          <v:rect id="_x0000_i1033" style="width:0;height:1.5pt" o:hralign="center" o:hrstd="t" o:hr="t" fillcolor="#a0a0a0" stroked="f"/>
+        </w:pict>
+      </w:r>
+    </w:p>
+    <w:p>
+      <w:pPr>
+        <w:rPr>
+          <w:b/>
+          <w:bCs/>
+        </w:rPr>
+      </w:pPr>
+      <w:r>
+        <w:rPr>
+          <w:b/>
+          <w:bCs/>
+        </w:rPr>
+        <w:t>9. Source Code</w:t>
+      </w:r>
+    </w:p>
+    <w:p>
+      <w:r>
+        <w:t xml:space="preserve">Status: </w:t>
+      </w:r>
+      <w:r>
+        <w:rPr>
+          <w:rFonts w:ascii="Segoe UI Emoji" w:hAnsi="Segoe UI Emoji" w:cs="Segoe UI Emoji"/>
+        </w:rPr>
+        <w:t>✅</w:t>
+      </w:r>
+      <w:r>
+        <w:t xml:space="preserve"> Aman</w:t>
+      </w:r>
+    </w:p>
+    <w:p>
+      <w:r>
+        <w:t>Seluruh source code sudah berada di GitHub.</w:t>
+      </w:r>
+    </w:p>
+    <w:p>
+      <w:r>
+        <w:t>Folder yang sudah tersedia:</w:t>
+      </w:r>
+    </w:p>
+    <w:p>
+      <w:pPr>
+        <w:numPr>
+          <w:ilvl w:val="0"/>
+          <w:numId w:val="23"/>
+        </w:numPr>
+      </w:pPr>
+      <w:r>
+        <w:t>public</w:t>
+      </w:r>
+    </w:p>
+    <w:p>
+      <w:pPr>
+        <w:numPr>
+          <w:ilvl w:val="0"/>
+          <w:numId w:val="23"/>
+        </w:numPr>
+      </w:pPr>
+      <w:r>
+        <w:t>src</w:t>
+      </w:r>
+    </w:p>
+    <w:p>
+      <w:pPr>
+        <w:numPr>
+          <w:ilvl w:val="0"/>
+          <w:numId w:val="23"/>
+        </w:numPr>
+      </w:pPr>
+      <w:r>
+        <w:t>package.json</w:t>
+      </w:r>
+    </w:p>
+    <w:p>
+      <w:pPr>
+        <w:numPr>
+          <w:ilvl w:val="0"/>
+          <w:numId w:val="23"/>
+        </w:numPr>
+      </w:pPr>
+      <w:r>
+        <w:t>package-lock.json</w:t>
+      </w:r>
+    </w:p>
+    <w:p>
+      <w:pPr>
+        <w:numPr>
+          <w:ilvl w:val="0"/>
+          <w:numId w:val="23"/>
+        </w:numPr>
+      </w:pPr>
+      <w:r>
+        <w:t>vite.config.ts</w:t>
+      </w:r>
+    </w:p>
+    <w:p>
+      <w:pPr>
+        <w:numPr>
+          <w:ilvl w:val="0"/>
+          <w:numId w:val="23"/>
+        </w:numPr>
+      </w:pPr>
+      <w:r>
+        <w:t>README.md</w:t>
+      </w:r>
+    </w:p>
+    <w:p>
+      <w:pPr>
+        <w:numPr>
+          <w:ilvl w:val="0"/>
+          <w:numId w:val="23"/>
+        </w:numPr>
+      </w:pPr>
+      <w:r>
+        <w:t>tsconfig</w:t>
+      </w:r>
+    </w:p>
+    <w:p>
+      <w:r>
+        <w:pict w14:anchorId="4B8C82C7">
+          <v:rect id="_x0000_i1034" style="width:0;height:1.5pt" o:hralign="center" o:hrstd="t" o:hr="t" fillcolor="#a0a0a0" stroked="f"/>
+        </w:pict>
+      </w:r>
+    </w:p>
+    <w:p>
+      <w:pPr>
+        <w:rPr>
+          <w:b/>
+          <w:bCs/>
+        </w:rPr>
+      </w:pPr>
+      <w:r>
+        <w:rPr>
+          <w:b/>
+          <w:bCs/>
+        </w:rPr>
+        <w:t>10. GitHub Project</w:t>
+      </w:r>
+    </w:p>
+    <w:p>
+      <w:r>
+        <w:t xml:space="preserve">Status: </w:t>
+      </w:r>
+      <w:r>
+        <w:rPr>
+          <w:rFonts w:ascii="Segoe UI Emoji" w:hAnsi="Segoe UI Emoji" w:cs="Segoe UI Emoji"/>
+        </w:rPr>
+        <w:t>✅</w:t>
+      </w:r>
+      <w:r>
+        <w:t xml:space="preserve"> Sudah dibuat</w:t>
+      </w:r>
+    </w:p>
+    <w:p>
+      <w:r>
+        <w:t>Project Board GitHub sudah tersedia untuk mencatat seluruh progress development.</w:t>
+      </w:r>
+    </w:p>
+    <w:p>
+      <w:r>
+        <w:pict w14:anchorId="6881D93E">
+          <v:rect id="_x0000_i1035" style="width:0;height:1.5pt" o:hralign="center" o:hrstd="t" o:hr="t" fillcolor="#a0a0a0" stroked="f"/>
+        </w:pict>
+      </w:r>
+    </w:p>
+    <w:p>
+      <w:pPr>
+        <w:rPr>
+          <w:b/>
+          <w:bCs/>
+        </w:rPr>
+      </w:pPr>
+      <w:r>
+        <w:rPr>
+          <w:b/>
+          <w:bCs/>
+        </w:rPr>
+        <w:t>Permasalahan yang Berhasil Diselesaikan Hari Ini</w:t>
+      </w:r>
+    </w:p>
+    <w:p>
+      <w:r>
+        <w:rPr>
+          <w:rFonts w:ascii="Segoe UI Emoji" w:hAnsi="Segoe UI Emoji" w:cs="Segoe UI Emoji"/>
+        </w:rPr>
+        <w:t>✅</w:t>
+      </w:r>
+      <w:r>
+        <w:t xml:space="preserve"> Git belum terinisialisasi</w:t>
+      </w:r>
+    </w:p>
+    <w:p>
+      <w:r>
+        <w:rPr>
+          <w:rFonts w:ascii="Segoe UI Emoji" w:hAnsi="Segoe UI Emoji" w:cs="Segoe UI Emoji"/>
+        </w:rPr>
+        <w:t>✅</w:t>
+      </w:r>
+      <w:r>
+        <w:t xml:space="preserve"> Git Remote belum terhubung</w:t>
+      </w:r>
+    </w:p>
+    <w:p>
+      <w:r>
+        <w:rPr>
+          <w:rFonts w:ascii="Segoe UI Emoji" w:hAnsi="Segoe UI Emoji" w:cs="Segoe UI Emoji"/>
+        </w:rPr>
+        <w:t>✅</w:t>
+      </w:r>
+      <w:r>
+        <w:t xml:space="preserve"> Konflik README.md</w:t>
+      </w:r>
+    </w:p>
+    <w:p>
+      <w:r>
+        <w:rPr>
+          <w:rFonts w:ascii="Segoe UI Emoji" w:hAnsi="Segoe UI Emoji" w:cs="Segoe UI Emoji"/>
+        </w:rPr>
+        <w:t>✅</w:t>
+      </w:r>
+      <w:r>
+        <w:t xml:space="preserve"> Branch master diubah menjadi main</w:t>
+      </w:r>
+    </w:p>
+    <w:p>
+      <w:r>
+        <w:rPr>
+          <w:rFonts w:ascii="Segoe UI Emoji" w:hAnsi="Segoe UI Emoji" w:cs="Segoe UI Emoji"/>
+        </w:rPr>
+        <w:t>✅</w:t>
+      </w:r>
+      <w:r>
+        <w:t xml:space="preserve"> Push gagal</w:t>
+      </w:r>
+    </w:p>
+    <w:p>
+      <w:r>
+        <w:rPr>
+          <w:rFonts w:ascii="Segoe UI Emoji" w:hAnsi="Segoe UI Emoji" w:cs="Segoe UI Emoji"/>
+        </w:rPr>
+        <w:t>✅</w:t>
+      </w:r>
+      <w:r>
+        <w:t xml:space="preserve"> Rebuild histori Git</w:t>
+      </w:r>
+    </w:p>
+    <w:p>
+      <w:r>
+        <w:rPr>
+          <w:rFonts w:ascii="Segoe UI Emoji" w:hAnsi="Segoe UI Emoji" w:cs="Segoe UI Emoji"/>
+        </w:rPr>
+        <w:t>✅</w:t>
+      </w:r>
+      <w:r>
+        <w:t xml:space="preserve"> Perbaikan konfigurasi Git</w:t>
+      </w:r>
+    </w:p>
+    <w:p>
+      <w:r>
+        <w:rPr>
+          <w:rFonts w:ascii="Segoe UI Emoji" w:hAnsi="Segoe UI Emoji" w:cs="Segoe UI Emoji"/>
+        </w:rPr>
+        <w:t>✅</w:t>
+      </w:r>
+      <w:r>
+        <w:t xml:space="preserve"> Push ulang berhasil</w:t>
+      </w:r>
+    </w:p>
+    <w:p>
+      <w:r>
+        <w:pict w14:anchorId="58780E44">
+          <v:rect id="_x0000_i1036" style="width:0;height:1.5pt" o:hralign="center" o:hrstd="t" o:hr="t" fillcolor="#a0a0a0" stroked="f"/>
+        </w:pict>
+      </w:r>
+    </w:p>
+    <w:p>
+      <w:pPr>
+        <w:rPr>
+          <w:b/>
+          <w:bCs/>
+        </w:rPr>
+      </w:pPr>
+      <w:r>
+        <w:rPr>
+          <w:b/>
+          <w:bCs/>
+        </w:rPr>
+        <w:t>Catatan</w:t>
+      </w:r>
+    </w:p>
+    <w:p>
+      <w:r>
+        <w:t xml:space="preserve">Panel </w:t>
+      </w:r>
+      <w:r>
+        <w:rPr>
+          <w:b/>
+          <w:bCs/>
+        </w:rPr>
+        <w:t>Contributors</w:t>
+      </w:r>
+      <w:r>
+        <w:t xml:space="preserve"> GitHub masih menampilkan akun lama karena proses cache GitHub.</w:t>
+      </w:r>
+    </w:p>
+    <w:p>
+      <w:r>
+        <w:t>Namun histori commit saat ini sudah benar.</w:t>
+      </w:r>
+    </w:p>
+    <w:p>
+      <w:r>
+        <w:t>Commit terbaru:</w:t>
+      </w:r>
+    </w:p>
+    <w:p>
+      <w:r>
+        <w:t>Author:</w:t>
+      </w:r>
+    </w:p>
+    <w:p>
+      <w:r>
+        <w:t>jayadigitalintegrate-dev</w:t>
+      </w:r>
+    </w:p>
+    <w:p>
+      <w:r>
+        <w:t>&lt;jayadigitalintegrate@gmail.com&gt;</w:t>
+      </w:r>
+    </w:p>
+    <w:p>
+      <w:r>
+        <w:t>Tidak ada lagi commit yang menggunakan akun lama.</w:t>
+      </w:r>
+    </w:p>
+    <w:p>
+      <w:r>
+        <w:pict w14:anchorId="10C83261">
+          <v:rect id="_x0000_i1037" style="width:0;height:1.5pt" o:hralign="center" o:hrstd="t" o:hr="t" fillcolor="#a0a0a0" stroked="f"/>
+        </w:pict>
+      </w:r>
+    </w:p>
+    <w:p>
+      <w:pPr>
+        <w:rPr>
+          <w:b/>
+          <w:bCs/>
+        </w:rPr>
+      </w:pPr>
+      <w:r>
+        <w:rPr>
+          <w:b/>
+          <w:bCs/>
+        </w:rPr>
+        <w:t>Rencana Pekerjaan Berikutnya</w:t>
+      </w:r>
+    </w:p>
+    <w:p>
+      <w:r>
+        <w:t>Prioritas pengembangan selanjutnya:</w:t>
+      </w:r>
+    </w:p>
+    <w:p>
+      <w:pPr>
+        <w:numPr>
+          <w:ilvl w:val="0"/>
+          <w:numId w:val="24"/>
+        </w:numPr>
+      </w:pPr>
+      <w:r>
+        <w:t>Penyempurnaan Header (Navigasi lengkap).</w:t>
+      </w:r>
+    </w:p>
+    <w:p>
+      <w:pPr>
+        <w:numPr>
+          <w:ilvl w:val="0"/>
+          <w:numId w:val="24"/>
+        </w:numPr>
+      </w:pPr>
+      <w:r>
+        <w:t>Pengembangan Hero Section sesuai desain final.</w:t>
+      </w:r>
+    </w:p>
+    <w:p>
+      <w:pPr>
+        <w:numPr>
+          <w:ilvl w:val="0"/>
+          <w:numId w:val="24"/>
+        </w:numPr>
+      </w:pPr>
+      <w:r>
+        <w:t>Pembuatan section:</w:t>
+      </w:r>
+    </w:p>
+    <w:p>
+      <w:pPr>
+        <w:numPr>
+          <w:ilvl w:val="1"/>
+          <w:numId w:val="24"/>
+        </w:numPr>
+      </w:pPr>
+      <w:r>
+        <w:t>Sambutan Kapolda</w:t>
+      </w:r>
+    </w:p>
+    <w:p>
+      <w:pPr>
+        <w:numPr>
+          <w:ilvl w:val="1"/>
+          <w:numId w:val="24"/>
+        </w:numPr>
+      </w:pPr>
+      <w:r>
+        <w:t>Profil Polda</w:t>
+      </w:r>
+    </w:p>
+    <w:p>
+      <w:pPr>
+        <w:numPr>
+          <w:ilvl w:val="1"/>
+          <w:numId w:val="24"/>
+        </w:numPr>
+      </w:pPr>
+      <w:r>
+        <w:t>Berita</w:t>
+      </w:r>
+    </w:p>
+    <w:p>
+      <w:pPr>
+        <w:numPr>
+          <w:ilvl w:val="1"/>
+          <w:numId w:val="24"/>
+        </w:numPr>
+      </w:pPr>
+      <w:r>
+        <w:t>Layanan</w:t>
+      </w:r>
+    </w:p>
+    <w:p>
+      <w:pPr>
+        <w:numPr>
+          <w:ilvl w:val="1"/>
+          <w:numId w:val="24"/>
+        </w:numPr>
+      </w:pPr>
+      <w:r>
+        <w:t>Pengumuman</w:t>
+      </w:r>
+    </w:p>
+    <w:p>
+      <w:pPr>
+        <w:numPr>
+          <w:ilvl w:val="1"/>
+          <w:numId w:val="24"/>
+        </w:numPr>
+      </w:pPr>
+      <w:r>
+        <w:t>Footer lengkap.</w:t>
+      </w:r>
+    </w:p>
+    <w:p>
+      <w:pPr>
+        <w:numPr>
+          <w:ilvl w:val="0"/>
+          <w:numId w:val="24"/>
+        </w:numPr>
+      </w:pPr>
+      <w:r>
+        <w:t>Membuat layout responsif untuk desktop, tablet, dan mobile.</w:t>
+      </w:r>
+    </w:p>
+    <w:p>
+      <w:pPr>
+        <w:numPr>
+          <w:ilvl w:val="0"/>
+          <w:numId w:val="24"/>
+        </w:numPr>
+      </w:pPr>
+      <w:r>
+        <w:t>Integrasi data dari backend/API jika diperlukan.</w:t>
+      </w:r>
+    </w:p>
+    <w:p>
+      <w:pPr>
+        <w:numPr>
+          <w:ilvl w:val="0"/>
+          <w:numId w:val="24"/>
+        </w:numPr>
+      </w:pPr>
+      <w:r>
+        <w:t>Optimasi performa dan SEO.</w:t>
+      </w:r>
+    </w:p>
+    <w:p>
+      <w:pPr>
+        <w:numPr>
+          <w:ilvl w:val="0"/>
+          <w:numId w:val="24"/>
+        </w:numPr>
+      </w:pPr>
+      <w:r>
+        <w:t>Persiapan deployment ke hosting/domain resmi.</w:t>
+      </w:r>
+    </w:p>
+    <w:p>
+      <w:r>
+        <w:pict w14:anchorId="6B416763">
+          <v:rect id="_x0000_i1038" style="width:0;height:1.5pt" o:hralign="center" o:hrstd="t" o:hr="t" fillcolor="#a0a0a0" stroked="f"/>
+        </w:pict>
+      </w:r>
+    </w:p>
+    <w:p>
+      <w:pPr>
+        <w:rPr>
+          <w:b/>
+          <w:bCs/>
+        </w:rPr>
+      </w:pPr>
+      <w:r>
+        <w:rPr>
+          <w:b/>
+          <w:bCs/>
+        </w:rPr>
+        <w:t>Status Project Saat Ini</w:t>
+      </w:r>
+    </w:p>
+    <w:p>
+      <w:r>
+        <w:rPr>
+          <w:b/>
+          <w:bCs/>
+        </w:rPr>
+        <w:t>Progress keseluruhan:</w:t>
+      </w:r>
+      <w:r>
+        <w:t xml:space="preserve"> </w:t>
+      </w:r>
+      <w:r>
+        <w:rPr>
+          <w:b/>
+          <w:bCs/>
+        </w:rPr>
+        <w:t>±20%</w:t>
+      </w:r>
+    </w:p>
+    <w:p>
+      <w:pPr>
+        <w:numPr>
+          <w:ilvl w:val="0"/>
+          <w:numId w:val="25"/>
+        </w:numPr>
+      </w:pPr>
+      <w:r>
+        <w:rPr>
+          <w:rFonts w:ascii="Segoe UI Emoji" w:hAnsi="Segoe UI Emoji" w:cs="Segoe UI Emoji"/>
+        </w:rPr>
+        <w:t>🟢</w:t>
+      </w:r>
+      <w:r>
+        <w:t xml:space="preserve"> Setup &amp; Fondasi: </w:t>
+      </w:r>
+      <w:r>
+        <w:rPr>
+          <w:b/>
+          <w:bCs/>
+        </w:rPr>
+        <w:t>100%</w:t>
+      </w:r>
+    </w:p>
+    <w:p>
+      <w:pPr>
+        <w:numPr>
+          <w:ilvl w:val="0"/>
+          <w:numId w:val="25"/>
+        </w:numPr>
+      </w:pPr>
+      <w:r>
+        <w:rPr>
+          <w:rFonts w:ascii="Segoe UI Emoji" w:hAnsi="Segoe UI Emoji" w:cs="Segoe UI Emoji"/>
+        </w:rPr>
+        <w:t>🟢</w:t>
+      </w:r>
+      <w:r>
+        <w:t xml:space="preserve"> Git &amp; GitHub: </w:t>
+      </w:r>
+      <w:r>
+        <w:rPr>
+          <w:b/>
+          <w:bCs/>
+        </w:rPr>
+        <w:t>100%</w:t>
+      </w:r>
+    </w:p>
+    <w:p>
+      <w:pPr>
+        <w:numPr>
+          <w:ilvl w:val="0"/>
+          <w:numId w:val="25"/>
+        </w:numPr>
+      </w:pPr>
+      <w:r>
+        <w:rPr>
+          <w:rFonts w:ascii="Segoe UI Emoji" w:hAnsi="Segoe UI Emoji" w:cs="Segoe UI Emoji"/>
+        </w:rPr>
+        <w:t>🟢</w:t>
+      </w:r>
+      <w:r>
+        <w:t xml:space="preserve"> Struktur Project: </w:t>
+      </w:r>
+      <w:r>
+        <w:rPr>
+          <w:b/>
+          <w:bCs/>
+        </w:rPr>
+        <w:t>100%</w:t>
+      </w:r>
+    </w:p>
+    <w:p>
+      <w:pPr>
+        <w:numPr>
+          <w:ilvl w:val="0"/>
+          <w:numId w:val="25"/>
+        </w:numPr>
+      </w:pPr>
+      <w:r>
+        <w:rPr>
+          <w:rFonts w:ascii="Segoe UI Emoji" w:hAnsi="Segoe UI Emoji" w:cs="Segoe UI Emoji"/>
+        </w:rPr>
+        <w:t>🟡</w:t>
+      </w:r>
+      <w:r>
+        <w:t xml:space="preserve"> Pengembangan Frontend: </w:t>
+      </w:r>
+      <w:r>
+        <w:rPr>
+          <w:b/>
+          <w:bCs/>
+        </w:rPr>
+        <w:t>Sedang Berjalan</w:t>
+      </w:r>
+    </w:p>
+    <w:p>
+      <w:pPr>
+        <w:numPr>
+          <w:ilvl w:val="0"/>
+          <w:numId w:val="25"/>
+        </w:numPr>
+      </w:pPr>
+      <w:r>
+        <w:rPr>
+          <w:rFonts w:ascii="Segoe UI Emoji" w:hAnsi="Segoe UI Emoji" w:cs="Segoe UI Emoji"/>
+        </w:rPr>
+        <w:t>⚪</w:t>
+      </w:r>
+      <w:r>
+        <w:t xml:space="preserve"> Backend/API: </w:t>
+      </w:r>
+      <w:r>
+        <w:rPr>
+          <w:b/>
+          <w:bCs/>
+        </w:rPr>
+        <w:t>Belum Dimulai</w:t>
+      </w:r>
+    </w:p>
+    <w:p>
+      <w:pPr>
+        <w:numPr>
+          <w:ilvl w:val="0"/>
+          <w:numId w:val="25"/>
+        </w:numPr>
+      </w:pPr>
+      <w:r>
+        <w:rPr>
+          <w:rFonts w:ascii="Segoe UI Emoji" w:hAnsi="Segoe UI Emoji" w:cs="Segoe UI Emoji"/>
+        </w:rPr>
+        <w:t>⚪</w:t>
+      </w:r>
+      <w:r>
+        <w:t xml:space="preserve"> Deployment: </w:t>
+      </w:r>
+      <w:r>
+        <w:rPr>
+          <w:b/>
+          <w:bCs/>
+        </w:rPr>
+        <w:t>Belum Dimulai</w:t>
+      </w:r>
+    </w:p>
+    <w:p>
+      <w:r>
+        <w:pict w14:anchorId="47282AFD">
+          <v:rect id="_x0000_i1039" style="width:0;height:1.5pt" o:hralign="center" o:hrstd="t" o:hr="t" fillcolor="#a0a0a0" stroked="f"/>
+        </w:pict>
+      </w:r>
+    </w:p>
+    <w:p>
+      <w:r>
+        <w:rPr>
+          <w:rFonts w:ascii="Segoe UI Emoji" w:hAnsi="Segoe UI Emoji" w:cs="Segoe UI Emoji"/>
+        </w:rPr>
+        <w:t>🎉</w:t>
+      </w:r>
+      <w:r>
+        <w:t xml:space="preserve"> </w:t>
+      </w:r>
+      <w:r>
+        <w:rPr>
+          <w:b/>
+          <w:bCs/>
+        </w:rPr>
+        <w:t>Kesimpulan:</w:t>
+      </w:r>
+      <w:r>
+        <w:t xml:space="preserve"> Semua fondasi proyek sudah siap. Mulai sesi berikutnya kita bisa fokus sepenuhnya pada pengembangan fitur dan tampilan website tanpa perlu mengatur ulang Git maupun GitHub lagi.</w:t>
+      </w:r>
+    </w:p>
+    <w:p/>
+    <w:p/>
+    <w:p/>
+    <w:p/>
+    <w:p>
+      <w:r>
+        <w:t xml:space="preserve">Tentu. Berikut adalah </w:t>
+      </w:r>
+      <w:r>
+        <w:rPr>
+          <w:b/>
+          <w:bCs/>
+        </w:rPr>
+        <w:t>Laporan Update Harian (Daily Progress Report)</w:t>
+      </w:r>
+      <w:r>
+        <w:t xml:space="preserve"> untuk proyek </w:t>
+      </w:r>
+      <w:r>
+        <w:rPr>
+          <w:b/>
+          <w:bCs/>
+        </w:rPr>
+        <w:t>Website Resmi Polda Papua Tengah</w:t>
+      </w:r>
+      <w:r>
+        <w:t xml:space="preserve"> berdasarkan pekerjaan yang telah kita selesaikan hari ini.</w:t>
+      </w:r>
+    </w:p>
+    <w:p>
+      <w:r>
+        <w:pict w14:anchorId="026FCBC2">
+          <v:rect id="_x0000_i1040" style="width:0;height:1.5pt" o:hralign="center" o:hrstd="t" o:hr="t" fillcolor="#a0a0a0" stroked="f"/>
+        </w:pict>
+      </w:r>
+    </w:p>
+    <w:p>
+      <w:pPr>
+        <w:rPr>
+          <w:b/>
+          <w:bCs/>
+        </w:rPr>
+      </w:pPr>
+      <w:r>
+        <w:rPr>
+          <w:b/>
+          <w:bCs/>
+        </w:rPr>
+        <w:t>DAILY PROGRESS REPORT</w:t>
+      </w:r>
+    </w:p>
+    <w:p>
+      <w:pPr>
+        <w:rPr>
+          <w:b/>
+          <w:bCs/>
+        </w:rPr>
+      </w:pPr>
+      <w:r>
+        <w:rPr>
+          <w:b/>
+          <w:bCs/>
+        </w:rPr>
+        <w:t>Pengembangan Website Resmi Polda Papua Tengah</w:t>
+      </w:r>
+    </w:p>
+    <w:p>
+      <w:r>
+        <w:rPr>
+          <w:b/>
+          <w:bCs/>
+        </w:rPr>
+        <w:t>Tanggal:</w:t>
+      </w:r>
+      <w:r>
+        <w:t xml:space="preserve"> 8 Juli 2026</w:t>
+      </w:r>
+    </w:p>
+    <w:p>
+      <w:r>
+        <w:rPr>
+          <w:b/>
+          <w:bCs/>
+        </w:rPr>
+        <w:t>Project:</w:t>
+      </w:r>
+      <w:r>
+        <w:t xml:space="preserve"> Website Resmi Polda Papua Tengah</w:t>
+      </w:r>
+    </w:p>
+    <w:p>
+      <w:r>
+        <w:rPr>
+          <w:b/>
+          <w:bCs/>
+        </w:rPr>
+        <w:t>Project Manager:</w:t>
+      </w:r>
+      <w:r>
+        <w:t xml:space="preserve"> ChatGPT (Pendamping Pengembangan)</w:t>
+      </w:r>
+    </w:p>
+    <w:p>
+      <w:r>
+        <w:rPr>
+          <w:b/>
+          <w:bCs/>
+        </w:rPr>
+        <w:t>Developer:</w:t>
+      </w:r>
+      <w:r>
+        <w:t xml:space="preserve"> I Made Boby</w:t>
+      </w:r>
+    </w:p>
+    <w:p>
+      <w:r>
+        <w:pict w14:anchorId="15E890DE">
+          <v:rect id="_x0000_i1041" style="width:0;height:1.5pt" o:hralign="center" o:hrstd="t" o:hr="t" fillcolor="#a0a0a0" stroked="f"/>
+        </w:pict>
+      </w:r>
+    </w:p>
+    <w:p>
+      <w:pPr>
+        <w:rPr>
+          <w:b/>
+          <w:bCs/>
+        </w:rPr>
+      </w:pPr>
+      <w:r>
+        <w:rPr>
+          <w:b/>
+          <w:bCs/>
+        </w:rPr>
+        <w:t>Ringkasan Progress Hari Ini</w:t>
+      </w:r>
+    </w:p>
+    <w:p>
+      <w:r>
+        <w:t xml:space="preserve">Hari ini difokuskan pada </w:t>
+      </w:r>
+      <w:r>
+        <w:rPr>
+          <w:b/>
+          <w:bCs/>
+        </w:rPr>
+        <w:t>persiapan manajemen proyek (Project Management Setup)</w:t>
+      </w:r>
+      <w:r>
+        <w:t xml:space="preserve"> sebelum memulai pengembangan aplikasi. Tujuannya adalah agar seluruh proses pengembangan terdokumentasi dan mudah dipantau.</w:t>
+      </w:r>
+    </w:p>
+    <w:p>
+      <w:r>
+        <w:pict w14:anchorId="160A61C1">
+          <v:rect id="_x0000_i1042" style="width:0;height:1.5pt" o:hralign="center" o:hrstd="t" o:hr="t" fillcolor="#a0a0a0" stroked="f"/>
+        </w:pict>
+      </w:r>
+    </w:p>
+    <w:p>
+      <w:pPr>
+        <w:rPr>
+          <w:b/>
+          <w:bCs/>
+        </w:rPr>
+      </w:pPr>
+      <w:r>
+        <w:rPr>
+          <w:b/>
+          <w:bCs/>
+        </w:rPr>
+        <w:t>Pekerjaan yang Telah Diselesaikan</w:t>
+      </w:r>
+    </w:p>
+    <w:p>
+      <w:pPr>
+        <w:rPr>
+          <w:b/>
+          <w:bCs/>
+        </w:rPr>
+      </w:pPr>
+      <w:r>
+        <w:rPr>
+          <w:b/>
+          <w:bCs/>
+        </w:rPr>
+        <w:t>1. GitHub Repository</w:t>
+      </w:r>
+    </w:p>
+    <w:p>
+      <w:r>
+        <w:rPr>
+          <w:b/>
+          <w:bCs/>
+        </w:rPr>
+        <w:t>Status:</w:t>
+      </w:r>
+      <w:r>
+        <w:t xml:space="preserve"> </w:t>
+      </w:r>
+      <w:r>
+        <w:rPr>
+          <w:rFonts w:ascii="Segoe UI Emoji" w:hAnsi="Segoe UI Emoji" w:cs="Segoe UI Emoji"/>
+        </w:rPr>
+        <w:t>✅</w:t>
+      </w:r>
+      <w:r>
+        <w:t xml:space="preserve"> Selesai</w:t>
+      </w:r>
+    </w:p>
+    <w:p>
+      <w:r>
+        <w:t>Repository proyek berhasil dibuat.</w:t>
+      </w:r>
+    </w:p>
+    <w:p>
+      <w:r>
+        <w:t>Nama Repository:</w:t>
+      </w:r>
+    </w:p>
+    <w:p>
+      <w:r>
+        <w:t>website-polda-papua-tengah</w:t>
+      </w:r>
+    </w:p>
+    <w:p>
+      <w:r>
+        <w:t>Repository ini akan menjadi pusat penyimpanan source code dan version control.</w:t>
+      </w:r>
+    </w:p>
+    <w:p>
+      <w:r>
+        <w:pict w14:anchorId="2754F012">
+          <v:rect id="_x0000_i1043" style="width:0;height:1.5pt" o:hralign="center" o:hrstd="t" o:hr="t" fillcolor="#a0a0a0" stroked="f"/>
+        </w:pict>
+      </w:r>
+    </w:p>
+    <w:p>
+      <w:pPr>
+        <w:rPr>
+          <w:b/>
+          <w:bCs/>
+        </w:rPr>
+      </w:pPr>
+      <w:r>
+        <w:rPr>
+          <w:b/>
+          <w:bCs/>
+        </w:rPr>
+        <w:t>2. GitHub Project</w:t>
+      </w:r>
+    </w:p>
+    <w:p>
+      <w:r>
+        <w:rPr>
+          <w:b/>
+          <w:bCs/>
+        </w:rPr>
+        <w:t>Status:</w:t>
+      </w:r>
+      <w:r>
+        <w:t xml:space="preserve"> </w:t>
+      </w:r>
+      <w:r>
+        <w:rPr>
+          <w:rFonts w:ascii="Segoe UI Emoji" w:hAnsi="Segoe UI Emoji" w:cs="Segoe UI Emoji"/>
+        </w:rPr>
+        <w:t>✅</w:t>
+      </w:r>
+      <w:r>
+        <w:t xml:space="preserve"> Selesai</w:t>
+      </w:r>
+    </w:p>
+    <w:p>
+      <w:r>
+        <w:t>Project GitHub berhasil dibuat.</w:t>
+      </w:r>
+    </w:p>
+    <w:p>
+      <w:r>
+        <w:t>Nama Project:</w:t>
+      </w:r>
+    </w:p>
+    <w:p>
+      <w:r>
+        <w:t>Website Resmi Polda Papua Tengah</w:t>
+      </w:r>
+    </w:p>
+    <w:p>
+      <w:r>
+        <w:t>Project ini akan digunakan untuk mengelola seluruh aktivitas pengembangan.</w:t>
+      </w:r>
+    </w:p>
+    <w:p>
+      <w:r>
+        <w:pict w14:anchorId="008ABCE8">
+          <v:rect id="_x0000_i1044" style="width:0;height:1.5pt" o:hralign="center" o:hrstd="t" o:hr="t" fillcolor="#a0a0a0" stroked="f"/>
+        </w:pict>
+      </w:r>
+    </w:p>
+    <w:p>
+      <w:pPr>
+        <w:rPr>
+          <w:b/>
+          <w:bCs/>
+        </w:rPr>
+      </w:pPr>
+      <w:r>
+        <w:rPr>
+          <w:b/>
+          <w:bCs/>
+        </w:rPr>
+        <w:t>3. Development Board</w:t>
+      </w:r>
+    </w:p>
+    <w:p>
+      <w:r>
+        <w:rPr>
+          <w:b/>
+          <w:bCs/>
+        </w:rPr>
+        <w:t>Status:</w:t>
+      </w:r>
+      <w:r>
+        <w:t xml:space="preserve"> </w:t>
+      </w:r>
+      <w:r>
+        <w:rPr>
+          <w:rFonts w:ascii="Segoe UI Emoji" w:hAnsi="Segoe UI Emoji" w:cs="Segoe UI Emoji"/>
+        </w:rPr>
+        <w:t>✅</w:t>
+      </w:r>
+      <w:r>
+        <w:t xml:space="preserve"> Selesai</w:t>
+      </w:r>
+    </w:p>
+    <w:p>
+      <w:r>
+        <w:t>Board Kanban berhasil dibuat dengan status:</w:t>
+      </w:r>
+    </w:p>
+    <w:p>
+      <w:pPr>
+        <w:numPr>
+          <w:ilvl w:val="0"/>
+          <w:numId w:val="11"/>
+        </w:numPr>
+      </w:pPr>
+      <w:r>
+        <w:t>Todo</w:t>
+      </w:r>
+    </w:p>
+    <w:p>
+      <w:pPr>
+        <w:numPr>
+          <w:ilvl w:val="0"/>
+          <w:numId w:val="11"/>
+        </w:numPr>
+      </w:pPr>
+      <w:r>
+        <w:t>In Progress</w:t>
+      </w:r>
+    </w:p>
+    <w:p>
+      <w:pPr>
+        <w:numPr>
+          <w:ilvl w:val="0"/>
+          <w:numId w:val="11"/>
+        </w:numPr>
+      </w:pPr>
+      <w:r>
+        <w:t>Done</w:t>
+      </w:r>
+    </w:p>
+    <w:p>
+      <w:r>
+        <w:t>Board ini akan menjadi dashboard utama untuk memantau progres pekerjaan.</w:t>
+      </w:r>
+    </w:p>
+    <w:p>
+      <w:r>
+        <w:pict w14:anchorId="657DC601">
+          <v:rect id="_x0000_i1045" style="width:0;height:1.5pt" o:hralign="center" o:hrstd="t" o:hr="t" fillcolor="#a0a0a0" stroked="f"/>
+        </w:pict>
+      </w:r>
+    </w:p>
+    <w:p>
+      <w:pPr>
+        <w:rPr>
+          <w:b/>
+          <w:bCs/>
+        </w:rPr>
+      </w:pPr>
+      <w:r>
+        <w:rPr>
+          <w:b/>
+          <w:bCs/>
+        </w:rPr>
+        <w:t>4. Repository Terhubung ke Project</w:t>
+      </w:r>
+    </w:p>
+    <w:p>
+      <w:r>
+        <w:rPr>
+          <w:b/>
+          <w:bCs/>
+        </w:rPr>
+        <w:t>Status:</w:t>
+      </w:r>
+      <w:r>
+        <w:t xml:space="preserve"> </w:t>
+      </w:r>
+      <w:r>
+        <w:rPr>
+          <w:rFonts w:ascii="Segoe UI Emoji" w:hAnsi="Segoe UI Emoji" w:cs="Segoe UI Emoji"/>
+        </w:rPr>
+        <w:t>✅</w:t>
+      </w:r>
+      <w:r>
+        <w:t xml:space="preserve"> Selesai</w:t>
+      </w:r>
+    </w:p>
+    <w:p>
+      <w:r>
+        <w:t>Repository berhasil dihubungkan ke GitHub Project sehingga seluruh Issue dapat dikelola dalam satu board.</w:t>
+      </w:r>
+    </w:p>
+    <w:p>
+      <w:r>
+        <w:pict w14:anchorId="2521F746">
+          <v:rect id="_x0000_i1046" style="width:0;height:1.5pt" o:hralign="center" o:hrstd="t" o:hr="t" fillcolor="#a0a0a0" stroked="f"/>
+        </w:pict>
+      </w:r>
+    </w:p>
+    <w:p>
+      <w:pPr>
+        <w:rPr>
+          <w:b/>
+          <w:bCs/>
+        </w:rPr>
+      </w:pPr>
+      <w:r>
+        <w:rPr>
+          <w:b/>
+          <w:bCs/>
+        </w:rPr>
+        <w:t>5. Issue Pertama</w:t>
+      </w:r>
+    </w:p>
+    <w:p>
+      <w:r>
+        <w:rPr>
+          <w:b/>
+          <w:bCs/>
+        </w:rPr>
+        <w:t>Status:</w:t>
+      </w:r>
+      <w:r>
+        <w:t xml:space="preserve"> </w:t>
+      </w:r>
+      <w:r>
+        <w:rPr>
+          <w:rFonts w:ascii="Segoe UI Emoji" w:hAnsi="Segoe UI Emoji" w:cs="Segoe UI Emoji"/>
+        </w:rPr>
+        <w:t>✅</w:t>
+      </w:r>
+      <w:r>
+        <w:t xml:space="preserve"> Selesai</w:t>
+      </w:r>
+    </w:p>
+    <w:p>
+      <w:r>
+        <w:t>Issue pertama berhasil dibuat.</w:t>
+      </w:r>
+    </w:p>
+    <w:p>
+      <w:r>
+        <w:t>Nama Issue:</w:t>
+      </w:r>
+    </w:p>
+    <w:p>
+      <w:r>
+        <w:t>Setup Frontend Project</w:t>
+      </w:r>
+    </w:p>
+    <w:p>
+      <w:r>
+        <w:t xml:space="preserve">Issue ini telah masuk ke kolom </w:t>
+      </w:r>
+      <w:r>
+        <w:rPr>
+          <w:b/>
+          <w:bCs/>
+        </w:rPr>
+        <w:t>Todo</w:t>
+      </w:r>
+      <w:r>
+        <w:t xml:space="preserve"> pada Development Board.</w:t>
+      </w:r>
+    </w:p>
+    <w:p>
+      <w:r>
+        <w:pict w14:anchorId="2317EE61">
+          <v:rect id="_x0000_i1047" style="width:0;height:1.5pt" o:hralign="center" o:hrstd="t" o:hr="t" fillcolor="#a0a0a0" stroked="f"/>
+        </w:pict>
+      </w:r>
+    </w:p>
+    <w:p>
+      <w:pPr>
+        <w:rPr>
+          <w:b/>
+          <w:bCs/>
+        </w:rPr>
+      </w:pPr>
+      <w:r>
+        <w:rPr>
+          <w:b/>
+          <w:bCs/>
+        </w:rPr>
         <w:t>6. Perencanaan Manajemen Proyek</w:t>
       </w:r>
     </w:p>
@@ -2188,7 +4340,7 @@
     <w:p>
       <w:r>
         <w:pict w14:anchorId="6820D0AF">
-          <v:rect id="_x0000_i1033" style="width:0;height:1.5pt" o:hralign="center" o:hrstd="t" o:hr="t" fillcolor="#a0a0a0" stroked="f"/>
+          <v:rect id="_x0000_i1048" style="width:0;height:1.5pt" o:hralign="center" o:hrstd="t" o:hr="t" fillcolor="#a0a0a0" stroked="f"/>
         </w:pict>
       </w:r>
     </w:p>
@@ -2592,7 +4744,7 @@
     <w:p>
       <w:r>
         <w:pict w14:anchorId="4DF2B46C">
-          <v:rect id="_x0000_i1034" style="width:0;height:1.5pt" o:hralign="center" o:hrstd="t" o:hr="t" fillcolor="#a0a0a0" stroked="f"/>
+          <v:rect id="_x0000_i1049" style="width:0;height:1.5pt" o:hralign="center" o:hrstd="t" o:hr="t" fillcolor="#a0a0a0" stroked="f"/>
         </w:pict>
       </w:r>
     </w:p>
@@ -2674,7 +4826,7 @@
     <w:p>
       <w:r>
         <w:pict w14:anchorId="73006DD2">
-          <v:rect id="_x0000_i1035" style="width:0;height:1.5pt" o:hralign="center" o:hrstd="t" o:hr="t" fillcolor="#a0a0a0" stroked="f"/>
+          <v:rect id="_x0000_i1050" style="width:0;height:1.5pt" o:hralign="center" o:hrstd="t" o:hr="t" fillcolor="#a0a0a0" stroked="f"/>
         </w:pict>
       </w:r>
     </w:p>
@@ -2887,7 +5039,7 @@
     <w:p>
       <w:r>
         <w:pict w14:anchorId="72820247">
-          <v:rect id="_x0000_i1036" style="width:0;height:1.5pt" o:hralign="center" o:hrstd="t" o:hr="t" fillcolor="#a0a0a0" stroked="f"/>
+          <v:rect id="_x0000_i1051" style="width:0;height:1.5pt" o:hralign="center" o:hrstd="t" o:hr="t" fillcolor="#a0a0a0" stroked="f"/>
         </w:pict>
       </w:r>
     </w:p>
@@ -3189,7 +5341,7 @@
     <w:p>
       <w:r>
         <w:pict w14:anchorId="009E5AB4">
-          <v:rect id="_x0000_i1037" style="width:0;height:1.5pt" o:hralign="center" o:hrstd="t" o:hr="t" fillcolor="#a0a0a0" stroked="f"/>
+          <v:rect id="_x0000_i1052" style="width:0;height:1.5pt" o:hralign="center" o:hrstd="t" o:hr="t" fillcolor="#a0a0a0" stroked="f"/>
         </w:pict>
       </w:r>
     </w:p>
@@ -3226,7 +5378,7 @@
     <w:p>
       <w:r>
         <w:pict w14:anchorId="560A5713">
-          <v:rect id="_x0000_i1038" style="width:0;height:1.5pt" o:hralign="center" o:hrstd="t" o:hr="t" fillcolor="#a0a0a0" stroked="f"/>
+          <v:rect id="_x0000_i1053" style="width:0;height:1.5pt" o:hralign="center" o:hrstd="t" o:hr="t" fillcolor="#a0a0a0" stroked="f"/>
         </w:pict>
       </w:r>
     </w:p>
@@ -3331,7 +5483,7 @@
     <w:p>
       <w:r>
         <w:pict w14:anchorId="42273E03">
-          <v:rect id="_x0000_i1039" style="width:0;height:1.5pt" o:hralign="center" o:hrstd="t" o:hr="t" fillcolor="#a0a0a0" stroked="f"/>
+          <v:rect id="_x0000_i1054" style="width:0;height:1.5pt" o:hralign="center" o:hrstd="t" o:hr="t" fillcolor="#a0a0a0" stroked="f"/>
         </w:pict>
       </w:r>
     </w:p>
@@ -3392,7 +5544,7 @@
     <w:p>
       <w:r>
         <w:pict w14:anchorId="7682D22D">
-          <v:rect id="_x0000_i1040" style="width:0;height:1.5pt" o:hralign="center" o:hrstd="t" o:hr="t" fillcolor="#a0a0a0" stroked="f"/>
+          <v:rect id="_x0000_i1055" style="width:0;height:1.5pt" o:hralign="center" o:hrstd="t" o:hr="t" fillcolor="#a0a0a0" stroked="f"/>
         </w:pict>
       </w:r>
     </w:p>
@@ -3490,7 +5642,7 @@
     <w:p>
       <w:r>
         <w:pict w14:anchorId="13C6076E">
-          <v:rect id="_x0000_i1041" style="width:0;height:1.5pt" o:hralign="center" o:hrstd="t" o:hr="t" fillcolor="#a0a0a0" stroked="f"/>
+          <v:rect id="_x0000_i1056" style="width:0;height:1.5pt" o:hralign="center" o:hrstd="t" o:hr="t" fillcolor="#a0a0a0" stroked="f"/>
         </w:pict>
       </w:r>
     </w:p>
@@ -3594,7 +5746,7 @@
     <w:p>
       <w:r>
         <w:pict w14:anchorId="2F17BCD6">
-          <v:rect id="_x0000_i1042" style="width:0;height:1.5pt" o:hralign="center" o:hrstd="t" o:hr="t" fillcolor="#a0a0a0" stroked="f"/>
+          <v:rect id="_x0000_i1057" style="width:0;height:1.5pt" o:hralign="center" o:hrstd="t" o:hr="t" fillcolor="#a0a0a0" stroked="f"/>
         </w:pict>
       </w:r>
     </w:p>
@@ -3710,7 +5862,7 @@
     <w:p>
       <w:r>
         <w:pict w14:anchorId="3CB42839">
-          <v:rect id="_x0000_i1043" style="width:0;height:1.5pt" o:hralign="center" o:hrstd="t" o:hr="t" fillcolor="#a0a0a0" stroked="f"/>
+          <v:rect id="_x0000_i1058" style="width:0;height:1.5pt" o:hralign="center" o:hrstd="t" o:hr="t" fillcolor="#a0a0a0" stroked="f"/>
         </w:pict>
       </w:r>
     </w:p>
@@ -3825,7 +5977,7 @@
     <w:p>
       <w:r>
         <w:pict w14:anchorId="6677DB4F">
-          <v:rect id="_x0000_i1044" style="width:0;height:1.5pt" o:hralign="center" o:hrstd="t" o:hr="t" fillcolor="#a0a0a0" stroked="f"/>
+          <v:rect id="_x0000_i1059" style="width:0;height:1.5pt" o:hralign="center" o:hrstd="t" o:hr="t" fillcolor="#a0a0a0" stroked="f"/>
         </w:pict>
       </w:r>
     </w:p>
@@ -4012,7 +6164,7 @@
     <w:p>
       <w:r>
         <w:pict w14:anchorId="1F256647">
-          <v:rect id="_x0000_i1045" style="width:0;height:1.5pt" o:hralign="center" o:hrstd="t" o:hr="t" fillcolor="#a0a0a0" stroked="f"/>
+          <v:rect id="_x0000_i1060" style="width:0;height:1.5pt" o:hralign="center" o:hrstd="t" o:hr="t" fillcolor="#a0a0a0" stroked="f"/>
         </w:pict>
       </w:r>
     </w:p>
@@ -4106,7 +6258,7 @@
     <w:p>
       <w:r>
         <w:pict w14:anchorId="78D17FF1">
-          <v:rect id="_x0000_i1046" style="width:0;height:1.5pt" o:hralign="center" o:hrstd="t" o:hr="t" fillcolor="#a0a0a0" stroked="f"/>
+          <v:rect id="_x0000_i1061" style="width:0;height:1.5pt" o:hralign="center" o:hrstd="t" o:hr="t" fillcolor="#a0a0a0" stroked="f"/>
         </w:pict>
       </w:r>
     </w:p>
@@ -4163,17 +6315,93 @@
         <w:rPr>
           <w:rFonts w:ascii="Segoe UI Symbol" w:hAnsi="Segoe UI Symbol" w:cs="Segoe UI Symbol"/>
         </w:rPr>
+        <w:t>✔</w:t>
+      </w:r>
+      <w:r>
+        <w:t xml:space="preserve"> Persiapan React Environment</w:t>
+      </w:r>
+    </w:p>
+    <w:p>
+      <w:r>
+        <w:pict w14:anchorId="18262BB3">
+          <v:rect id="_x0000_i1062" style="width:0;height:1.5pt" o:hralign="center" o:hrstd="t" o:hr="t" fillcolor="#a0a0a0" stroked="f"/>
+        </w:pict>
+      </w:r>
+    </w:p>
+    <w:p>
+      <w:pPr>
+        <w:rPr>
+          <w:b/>
+          <w:bCs/>
+        </w:rPr>
+      </w:pPr>
+      <w:r>
+        <w:rPr>
+          <w:b/>
+          <w:bCs/>
+        </w:rPr>
+        <w:t>4. Pekerjaan Yang Sedang Berjalan</w:t>
+      </w:r>
+    </w:p>
+    <w:p>
+      <w:r>
+        <w:t>Saat ini fokus utama adalah pembangunan Frontend Website.</w:t>
+      </w:r>
+    </w:p>
+    <w:p>
+      <w:r>
+        <w:t>Prioritas:</w:t>
+      </w:r>
+    </w:p>
+    <w:p>
+      <w:pPr>
+        <w:numPr>
+          <w:ilvl w:val="0"/>
+          <w:numId w:val="4"/>
+        </w:numPr>
+      </w:pPr>
+      <w:r>
+        <w:t>Hero Section</w:t>
+      </w:r>
+    </w:p>
+    <w:p>
+      <w:pPr>
+        <w:numPr>
+          <w:ilvl w:val="0"/>
+          <w:numId w:val="4"/>
+        </w:numPr>
+      </w:pPr>
+      <w:r>
+        <w:t>Header Navigation</w:t>
+      </w:r>
+    </w:p>
+    <w:p>
+      <w:pPr>
+        <w:numPr>
+          <w:ilvl w:val="0"/>
+          <w:numId w:val="4"/>
+        </w:numPr>
+      </w:pPr>
+      <w:r>
         <w:lastRenderedPageBreak/>
-        <w:t>✔</w:t>
-      </w:r>
-      <w:r>
-        <w:t xml:space="preserve"> Persiapan React Environment</w:t>
-      </w:r>
-    </w:p>
-    <w:p>
-      <w:r>
-        <w:pict w14:anchorId="18262BB3">
-          <v:rect id="_x0000_i1047" style="width:0;height:1.5pt" o:hralign="center" o:hrstd="t" o:hr="t" fillcolor="#a0a0a0" stroked="f"/>
+        <w:t>Responsive Layout</w:t>
+      </w:r>
+    </w:p>
+    <w:p>
+      <w:pPr>
+        <w:numPr>
+          <w:ilvl w:val="0"/>
+          <w:numId w:val="4"/>
+        </w:numPr>
+      </w:pPr>
+      <w:r>
+        <w:t>Homepage</w:t>
+      </w:r>
+    </w:p>
+    <w:p>
+      <w:r>
+        <w:pict w14:anchorId="0B674247">
+          <v:rect id="_x0000_i1063" style="width:0;height:1.5pt" o:hralign="center" o:hrstd="t" o:hr="t" fillcolor="#a0a0a0" stroked="f"/>
         </w:pict>
       </w:r>
     </w:p>
@@ -4189,67 +6417,141 @@
           <w:b/>
           <w:bCs/>
         </w:rPr>
-        <w:t>4. Pekerjaan Yang Sedang Berjalan</w:t>
-      </w:r>
-    </w:p>
-    <w:p>
-      <w:r>
-        <w:t>Saat ini fokus utama adalah pembangunan Frontend Website.</w:t>
-      </w:r>
-    </w:p>
-    <w:p>
-      <w:r>
-        <w:t>Prioritas:</w:t>
-      </w:r>
-    </w:p>
-    <w:p>
-      <w:pPr>
-        <w:numPr>
-          <w:ilvl w:val="0"/>
-          <w:numId w:val="4"/>
-        </w:numPr>
-      </w:pPr>
-      <w:r>
-        <w:t>Hero Section</w:t>
-      </w:r>
-    </w:p>
-    <w:p>
-      <w:pPr>
-        <w:numPr>
-          <w:ilvl w:val="0"/>
-          <w:numId w:val="4"/>
-        </w:numPr>
-      </w:pPr>
-      <w:r>
-        <w:t>Header Navigation</w:t>
-      </w:r>
-    </w:p>
-    <w:p>
-      <w:pPr>
-        <w:numPr>
-          <w:ilvl w:val="0"/>
-          <w:numId w:val="4"/>
-        </w:numPr>
-      </w:pPr>
-      <w:r>
-        <w:t>Responsive Layout</w:t>
-      </w:r>
-    </w:p>
-    <w:p>
-      <w:pPr>
-        <w:numPr>
-          <w:ilvl w:val="0"/>
-          <w:numId w:val="4"/>
-        </w:numPr>
-      </w:pPr>
-      <w:r>
-        <w:t>Homepage</w:t>
-      </w:r>
-    </w:p>
-    <w:p>
-      <w:r>
-        <w:pict w14:anchorId="0B674247">
-          <v:rect id="_x0000_i1048" style="width:0;height:1.5pt" o:hralign="center" o:hrstd="t" o:hr="t" fillcolor="#a0a0a0" stroked="f"/>
+        <w:t>5. Tahapan Selanjutnya</w:t>
+      </w:r>
+    </w:p>
+    <w:p>
+      <w:pPr>
+        <w:rPr>
+          <w:b/>
+          <w:bCs/>
+        </w:rPr>
+      </w:pPr>
+      <w:r>
+        <w:rPr>
+          <w:b/>
+          <w:bCs/>
+        </w:rPr>
+        <w:t>Tahap 1</w:t>
+      </w:r>
+    </w:p>
+    <w:p>
+      <w:r>
+        <w:t>Menyelesaikan Landing Page</w:t>
+      </w:r>
+    </w:p>
+    <w:p>
+      <w:r>
+        <w:t>Meliputi:</w:t>
+      </w:r>
+    </w:p>
+    <w:p>
+      <w:pPr>
+        <w:numPr>
+          <w:ilvl w:val="0"/>
+          <w:numId w:val="5"/>
+        </w:numPr>
+      </w:pPr>
+      <w:r>
+        <w:t>Hero</w:t>
+      </w:r>
+    </w:p>
+    <w:p>
+      <w:pPr>
+        <w:numPr>
+          <w:ilvl w:val="0"/>
+          <w:numId w:val="5"/>
+        </w:numPr>
+      </w:pPr>
+      <w:r>
+        <w:t>Header</w:t>
+      </w:r>
+    </w:p>
+    <w:p>
+      <w:pPr>
+        <w:numPr>
+          <w:ilvl w:val="0"/>
+          <w:numId w:val="5"/>
+        </w:numPr>
+      </w:pPr>
+      <w:r>
+        <w:t>Statistik</w:t>
+      </w:r>
+    </w:p>
+    <w:p>
+      <w:pPr>
+        <w:numPr>
+          <w:ilvl w:val="0"/>
+          <w:numId w:val="5"/>
+        </w:numPr>
+      </w:pPr>
+      <w:r>
+        <w:t>Sambutan Kapolda</w:t>
+      </w:r>
+    </w:p>
+    <w:p>
+      <w:pPr>
+        <w:numPr>
+          <w:ilvl w:val="0"/>
+          <w:numId w:val="5"/>
+        </w:numPr>
+      </w:pPr>
+      <w:r>
+        <w:t>Berita</w:t>
+      </w:r>
+    </w:p>
+    <w:p>
+      <w:pPr>
+        <w:numPr>
+          <w:ilvl w:val="0"/>
+          <w:numId w:val="5"/>
+        </w:numPr>
+      </w:pPr>
+      <w:r>
+        <w:t>Layanan</w:t>
+      </w:r>
+    </w:p>
+    <w:p>
+      <w:pPr>
+        <w:numPr>
+          <w:ilvl w:val="0"/>
+          <w:numId w:val="5"/>
+        </w:numPr>
+      </w:pPr>
+      <w:r>
+        <w:t>Quick Link</w:t>
+      </w:r>
+    </w:p>
+    <w:p>
+      <w:pPr>
+        <w:numPr>
+          <w:ilvl w:val="0"/>
+          <w:numId w:val="5"/>
+        </w:numPr>
+      </w:pPr>
+      <w:r>
+        <w:t>Footer</w:t>
+      </w:r>
+    </w:p>
+    <w:p>
+      <w:r>
+        <w:t>Estimasi:</w:t>
+      </w:r>
+      <w:r>
+        <w:br/>
+      </w:r>
+      <w:r>
+        <w:rPr>
+          <w:b/>
+          <w:bCs/>
+        </w:rPr>
+        <w:t>2–3 hari</w:t>
+      </w:r>
+    </w:p>
+    <w:p>
+      <w:r>
+        <w:pict w14:anchorId="136665E1">
+          <v:rect id="_x0000_i1064" style="width:0;height:1.5pt" o:hralign="center" o:hrstd="t" o:hr="t" fillcolor="#a0a0a0" stroked="f"/>
         </w:pict>
       </w:r>
     </w:p>
@@ -4265,83 +6567,116 @@
           <w:b/>
           <w:bCs/>
         </w:rPr>
-        <w:t>5. Tahapan Selanjutnya</w:t>
-      </w:r>
-    </w:p>
-    <w:p>
-      <w:pPr>
-        <w:rPr>
-          <w:b/>
-          <w:bCs/>
-        </w:rPr>
-      </w:pPr>
-      <w:r>
-        <w:rPr>
-          <w:b/>
-          <w:bCs/>
-        </w:rPr>
-        <w:t>Tahap 1</w:t>
-      </w:r>
-    </w:p>
-    <w:p>
-      <w:r>
-        <w:t>Menyelesaikan Landing Page</w:t>
-      </w:r>
-    </w:p>
-    <w:p>
-      <w:r>
-        <w:t>Meliputi:</w:t>
-      </w:r>
-    </w:p>
-    <w:p>
-      <w:pPr>
-        <w:numPr>
-          <w:ilvl w:val="0"/>
-          <w:numId w:val="5"/>
-        </w:numPr>
-      </w:pPr>
-      <w:r>
-        <w:t>Hero</w:t>
-      </w:r>
-    </w:p>
-    <w:p>
-      <w:pPr>
-        <w:numPr>
-          <w:ilvl w:val="0"/>
-          <w:numId w:val="5"/>
-        </w:numPr>
-      </w:pPr>
-      <w:r>
-        <w:t>Header</w:t>
-      </w:r>
-    </w:p>
-    <w:p>
-      <w:pPr>
-        <w:numPr>
-          <w:ilvl w:val="0"/>
-          <w:numId w:val="5"/>
-        </w:numPr>
-      </w:pPr>
-      <w:r>
-        <w:t>Statistik</w:t>
-      </w:r>
-    </w:p>
-    <w:p>
-      <w:pPr>
-        <w:numPr>
-          <w:ilvl w:val="0"/>
-          <w:numId w:val="5"/>
-        </w:numPr>
-      </w:pPr>
-      <w:r>
-        <w:t>Sambutan Kapolda</w:t>
-      </w:r>
-    </w:p>
-    <w:p>
-      <w:pPr>
-        <w:numPr>
-          <w:ilvl w:val="0"/>
-          <w:numId w:val="5"/>
+        <w:t>Tahap 2</w:t>
+      </w:r>
+    </w:p>
+    <w:p>
+      <w:r>
+        <w:t>Pembuatan halaman:</w:t>
+      </w:r>
+    </w:p>
+    <w:p>
+      <w:pPr>
+        <w:numPr>
+          <w:ilvl w:val="0"/>
+          <w:numId w:val="6"/>
+        </w:numPr>
+      </w:pPr>
+      <w:r>
+        <w:t>Profil Polda</w:t>
+      </w:r>
+    </w:p>
+    <w:p>
+      <w:pPr>
+        <w:numPr>
+          <w:ilvl w:val="0"/>
+          <w:numId w:val="6"/>
+        </w:numPr>
+      </w:pPr>
+      <w:r>
+        <w:t>Struktur Organisasi</w:t>
+      </w:r>
+    </w:p>
+    <w:p>
+      <w:pPr>
+        <w:numPr>
+          <w:ilvl w:val="0"/>
+          <w:numId w:val="6"/>
+        </w:numPr>
+      </w:pPr>
+      <w:r>
+        <w:t>Visi Misi</w:t>
+      </w:r>
+    </w:p>
+    <w:p>
+      <w:pPr>
+        <w:numPr>
+          <w:ilvl w:val="0"/>
+          <w:numId w:val="6"/>
+        </w:numPr>
+      </w:pPr>
+      <w:r>
+        <w:t>Sejarah</w:t>
+      </w:r>
+    </w:p>
+    <w:p>
+      <w:pPr>
+        <w:numPr>
+          <w:ilvl w:val="0"/>
+          <w:numId w:val="6"/>
+        </w:numPr>
+      </w:pPr>
+      <w:r>
+        <w:t>Pejabat Utama</w:t>
+      </w:r>
+    </w:p>
+    <w:p>
+      <w:r>
+        <w:t>Estimasi:</w:t>
+      </w:r>
+      <w:r>
+        <w:br/>
+      </w:r>
+      <w:r>
+        <w:rPr>
+          <w:b/>
+          <w:bCs/>
+        </w:rPr>
+        <w:t>2 hari</w:t>
+      </w:r>
+    </w:p>
+    <w:p>
+      <w:r>
+        <w:pict w14:anchorId="5A5F122C">
+          <v:rect id="_x0000_i1065" style="width:0;height:1.5pt" o:hralign="center" o:hrstd="t" o:hr="t" fillcolor="#a0a0a0" stroked="f"/>
+        </w:pict>
+      </w:r>
+    </w:p>
+    <w:p>
+      <w:pPr>
+        <w:rPr>
+          <w:b/>
+          <w:bCs/>
+        </w:rPr>
+      </w:pPr>
+      <w:r>
+        <w:rPr>
+          <w:b/>
+          <w:bCs/>
+        </w:rPr>
+        <w:t>Tahap 3</w:t>
+      </w:r>
+    </w:p>
+    <w:p>
+      <w:r>
+        <w:t>Modul Informasi</w:t>
+      </w:r>
+    </w:p>
+    <w:p>
+      <w:pPr>
+        <w:numPr>
+          <w:ilvl w:val="0"/>
+          <w:numId w:val="7"/>
         </w:numPr>
       </w:pPr>
       <w:r>
@@ -4352,33 +6687,45 @@
       <w:pPr>
         <w:numPr>
           <w:ilvl w:val="0"/>
-          <w:numId w:val="5"/>
-        </w:numPr>
-      </w:pPr>
-      <w:r>
-        <w:t>Layanan</w:t>
-      </w:r>
-    </w:p>
-    <w:p>
-      <w:pPr>
-        <w:numPr>
-          <w:ilvl w:val="0"/>
-          <w:numId w:val="5"/>
-        </w:numPr>
-      </w:pPr>
-      <w:r>
-        <w:t>Quick Link</w:t>
-      </w:r>
-    </w:p>
-    <w:p>
-      <w:pPr>
-        <w:numPr>
-          <w:ilvl w:val="0"/>
-          <w:numId w:val="5"/>
-        </w:numPr>
-      </w:pPr>
-      <w:r>
-        <w:t>Footer</w:t>
+          <w:numId w:val="7"/>
+        </w:numPr>
+      </w:pPr>
+      <w:r>
+        <w:t>Artikel</w:t>
+      </w:r>
+    </w:p>
+    <w:p>
+      <w:pPr>
+        <w:numPr>
+          <w:ilvl w:val="0"/>
+          <w:numId w:val="7"/>
+        </w:numPr>
+      </w:pPr>
+      <w:r>
+        <w:lastRenderedPageBreak/>
+        <w:t>Pengumuman</w:t>
+      </w:r>
+    </w:p>
+    <w:p>
+      <w:pPr>
+        <w:numPr>
+          <w:ilvl w:val="0"/>
+          <w:numId w:val="7"/>
+        </w:numPr>
+      </w:pPr>
+      <w:r>
+        <w:t>Galeri</w:t>
+      </w:r>
+    </w:p>
+    <w:p>
+      <w:pPr>
+        <w:numPr>
+          <w:ilvl w:val="0"/>
+          <w:numId w:val="7"/>
+        </w:numPr>
+      </w:pPr>
+      <w:r>
+        <w:t>Video</w:t>
       </w:r>
     </w:p>
     <w:p>
@@ -4393,13 +6740,13 @@
           <w:b/>
           <w:bCs/>
         </w:rPr>
-        <w:t>2–3 hari</w:t>
-      </w:r>
-    </w:p>
-    <w:p>
-      <w:r>
-        <w:pict w14:anchorId="136665E1">
-          <v:rect id="_x0000_i1049" style="width:0;height:1.5pt" o:hralign="center" o:hrstd="t" o:hr="t" fillcolor="#a0a0a0" stroked="f"/>
+        <w:t>3 hari</w:t>
+      </w:r>
+    </w:p>
+    <w:p>
+      <w:r>
+        <w:pict w14:anchorId="0C490CFC">
+          <v:rect id="_x0000_i1066" style="width:0;height:1.5pt" o:hralign="center" o:hrstd="t" o:hr="t" fillcolor="#a0a0a0" stroked="f"/>
         </w:pict>
       </w:r>
     </w:p>
@@ -4415,68 +6762,67 @@
           <w:b/>
           <w:bCs/>
         </w:rPr>
-        <w:t>Tahap 2</w:t>
-      </w:r>
-    </w:p>
-    <w:p>
-      <w:r>
-        <w:t>Pembuatan halaman:</w:t>
-      </w:r>
-    </w:p>
-    <w:p>
-      <w:pPr>
-        <w:numPr>
-          <w:ilvl w:val="0"/>
-          <w:numId w:val="6"/>
-        </w:numPr>
-      </w:pPr>
-      <w:r>
-        <w:t>Profil Polda</w:t>
-      </w:r>
-    </w:p>
-    <w:p>
-      <w:pPr>
-        <w:numPr>
-          <w:ilvl w:val="0"/>
-          <w:numId w:val="6"/>
-        </w:numPr>
-      </w:pPr>
-      <w:r>
-        <w:t>Struktur Organisasi</w:t>
-      </w:r>
-    </w:p>
-    <w:p>
-      <w:pPr>
-        <w:numPr>
-          <w:ilvl w:val="0"/>
-          <w:numId w:val="6"/>
-        </w:numPr>
-      </w:pPr>
-      <w:r>
-        <w:t>Visi Misi</w:t>
-      </w:r>
-    </w:p>
-    <w:p>
-      <w:pPr>
-        <w:numPr>
-          <w:ilvl w:val="0"/>
-          <w:numId w:val="6"/>
-        </w:numPr>
-      </w:pPr>
-      <w:r>
-        <w:t>Sejarah</w:t>
-      </w:r>
-    </w:p>
-    <w:p>
-      <w:pPr>
-        <w:numPr>
-          <w:ilvl w:val="0"/>
-          <w:numId w:val="6"/>
-        </w:numPr>
-      </w:pPr>
-      <w:r>
-        <w:lastRenderedPageBreak/>
-        <w:t>Pejabat Utama</w:t>
+        <w:t>Tahap 4</w:t>
+      </w:r>
+    </w:p>
+    <w:p>
+      <w:r>
+        <w:t>Pelayanan Publik</w:t>
+      </w:r>
+    </w:p>
+    <w:p>
+      <w:pPr>
+        <w:numPr>
+          <w:ilvl w:val="0"/>
+          <w:numId w:val="8"/>
+        </w:numPr>
+      </w:pPr>
+      <w:r>
+        <w:t>SKCK</w:t>
+      </w:r>
+    </w:p>
+    <w:p>
+      <w:pPr>
+        <w:numPr>
+          <w:ilvl w:val="0"/>
+          <w:numId w:val="8"/>
+        </w:numPr>
+      </w:pPr>
+      <w:r>
+        <w:t>SIM</w:t>
+      </w:r>
+    </w:p>
+    <w:p>
+      <w:pPr>
+        <w:numPr>
+          <w:ilvl w:val="0"/>
+          <w:numId w:val="8"/>
+        </w:numPr>
+      </w:pPr>
+      <w:r>
+        <w:t>SPKT</w:t>
+      </w:r>
+    </w:p>
+    <w:p>
+      <w:pPr>
+        <w:numPr>
+          <w:ilvl w:val="0"/>
+          <w:numId w:val="8"/>
+        </w:numPr>
+      </w:pPr>
+      <w:r>
+        <w:t>Pengaduan</w:t>
+      </w:r>
+    </w:p>
+    <w:p>
+      <w:pPr>
+        <w:numPr>
+          <w:ilvl w:val="0"/>
+          <w:numId w:val="8"/>
+        </w:numPr>
+      </w:pPr>
+      <w:r>
+        <w:t>Kontak</w:t>
       </w:r>
     </w:p>
     <w:p>
@@ -4496,8 +6842,8 @@
     </w:p>
     <w:p>
       <w:r>
-        <w:pict w14:anchorId="5A5F122C">
-          <v:rect id="_x0000_i1050" style="width:0;height:1.5pt" o:hralign="center" o:hrstd="t" o:hr="t" fillcolor="#a0a0a0" stroked="f"/>
+        <w:pict w14:anchorId="6983E1B5">
+          <v:rect id="_x0000_i1067" style="width:0;height:1.5pt" o:hralign="center" o:hrstd="t" o:hr="t" fillcolor="#a0a0a0" stroked="f"/>
         </w:pict>
       </w:r>
     </w:p>
@@ -4513,67 +6859,56 @@
           <w:b/>
           <w:bCs/>
         </w:rPr>
-        <w:t>Tahap 3</w:t>
-      </w:r>
-    </w:p>
-    <w:p>
-      <w:r>
-        <w:t>Modul Informasi</w:t>
-      </w:r>
-    </w:p>
-    <w:p>
-      <w:pPr>
-        <w:numPr>
-          <w:ilvl w:val="0"/>
-          <w:numId w:val="7"/>
-        </w:numPr>
-      </w:pPr>
-      <w:r>
-        <w:t>Berita</w:t>
-      </w:r>
-    </w:p>
-    <w:p>
-      <w:pPr>
-        <w:numPr>
-          <w:ilvl w:val="0"/>
-          <w:numId w:val="7"/>
-        </w:numPr>
-      </w:pPr>
-      <w:r>
-        <w:t>Artikel</w:t>
-      </w:r>
-    </w:p>
-    <w:p>
-      <w:pPr>
-        <w:numPr>
-          <w:ilvl w:val="0"/>
-          <w:numId w:val="7"/>
-        </w:numPr>
-      </w:pPr>
-      <w:r>
-        <w:t>Pengumuman</w:t>
-      </w:r>
-    </w:p>
-    <w:p>
-      <w:pPr>
-        <w:numPr>
-          <w:ilvl w:val="0"/>
-          <w:numId w:val="7"/>
-        </w:numPr>
-      </w:pPr>
-      <w:r>
-        <w:t>Galeri</w:t>
-      </w:r>
-    </w:p>
-    <w:p>
-      <w:pPr>
-        <w:numPr>
-          <w:ilvl w:val="0"/>
-          <w:numId w:val="7"/>
-        </w:numPr>
-      </w:pPr>
-      <w:r>
-        <w:t>Video</w:t>
+        <w:t>Tahap 5</w:t>
+      </w:r>
+    </w:p>
+    <w:p>
+      <w:r>
+        <w:t>Integrasi Backend</w:t>
+      </w:r>
+    </w:p>
+    <w:p>
+      <w:pPr>
+        <w:numPr>
+          <w:ilvl w:val="0"/>
+          <w:numId w:val="9"/>
+        </w:numPr>
+      </w:pPr>
+      <w:r>
+        <w:t>API</w:t>
+      </w:r>
+    </w:p>
+    <w:p>
+      <w:pPr>
+        <w:numPr>
+          <w:ilvl w:val="0"/>
+          <w:numId w:val="9"/>
+        </w:numPr>
+      </w:pPr>
+      <w:r>
+        <w:t>Database</w:t>
+      </w:r>
+    </w:p>
+    <w:p>
+      <w:pPr>
+        <w:numPr>
+          <w:ilvl w:val="0"/>
+          <w:numId w:val="9"/>
+        </w:numPr>
+      </w:pPr>
+      <w:r>
+        <w:t>Authentication</w:t>
+      </w:r>
+    </w:p>
+    <w:p>
+      <w:pPr>
+        <w:numPr>
+          <w:ilvl w:val="0"/>
+          <w:numId w:val="9"/>
+        </w:numPr>
+      </w:pPr>
+      <w:r>
+        <w:t>Dashboard Admin</w:t>
       </w:r>
     </w:p>
     <w:p>
@@ -4588,197 +6923,13 @@
           <w:b/>
           <w:bCs/>
         </w:rPr>
-        <w:t>3 hari</w:t>
-      </w:r>
-    </w:p>
-    <w:p>
-      <w:r>
-        <w:pict w14:anchorId="0C490CFC">
-          <v:rect id="_x0000_i1051" style="width:0;height:1.5pt" o:hralign="center" o:hrstd="t" o:hr="t" fillcolor="#a0a0a0" stroked="f"/>
-        </w:pict>
-      </w:r>
-    </w:p>
-    <w:p>
-      <w:pPr>
-        <w:rPr>
-          <w:b/>
-          <w:bCs/>
-        </w:rPr>
-      </w:pPr>
-      <w:r>
-        <w:rPr>
-          <w:b/>
-          <w:bCs/>
-        </w:rPr>
-        <w:t>Tahap 4</w:t>
-      </w:r>
-    </w:p>
-    <w:p>
-      <w:r>
-        <w:t>Pelayanan Publik</w:t>
-      </w:r>
-    </w:p>
-    <w:p>
-      <w:pPr>
-        <w:numPr>
-          <w:ilvl w:val="0"/>
-          <w:numId w:val="8"/>
-        </w:numPr>
-      </w:pPr>
-      <w:r>
-        <w:t>SKCK</w:t>
-      </w:r>
-    </w:p>
-    <w:p>
-      <w:pPr>
-        <w:numPr>
-          <w:ilvl w:val="0"/>
-          <w:numId w:val="8"/>
-        </w:numPr>
-      </w:pPr>
-      <w:r>
-        <w:t>SIM</w:t>
-      </w:r>
-    </w:p>
-    <w:p>
-      <w:pPr>
-        <w:numPr>
-          <w:ilvl w:val="0"/>
-          <w:numId w:val="8"/>
-        </w:numPr>
-      </w:pPr>
-      <w:r>
-        <w:t>SPKT</w:t>
-      </w:r>
-    </w:p>
-    <w:p>
-      <w:pPr>
-        <w:numPr>
-          <w:ilvl w:val="0"/>
-          <w:numId w:val="8"/>
-        </w:numPr>
-      </w:pPr>
-      <w:r>
-        <w:t>Pengaduan</w:t>
-      </w:r>
-    </w:p>
-    <w:p>
-      <w:pPr>
-        <w:numPr>
-          <w:ilvl w:val="0"/>
-          <w:numId w:val="8"/>
-        </w:numPr>
-      </w:pPr>
-      <w:r>
-        <w:t>Kontak</w:t>
-      </w:r>
-    </w:p>
-    <w:p>
-      <w:r>
-        <w:t>Estimasi:</w:t>
-      </w:r>
-      <w:r>
-        <w:br/>
-      </w:r>
-      <w:r>
-        <w:rPr>
-          <w:b/>
-          <w:bCs/>
-        </w:rPr>
-        <w:t>2 hari</w:t>
-      </w:r>
-    </w:p>
-    <w:p>
-      <w:r>
-        <w:pict w14:anchorId="6983E1B5">
-          <v:rect id="_x0000_i1052" style="width:0;height:1.5pt" o:hralign="center" o:hrstd="t" o:hr="t" fillcolor="#a0a0a0" stroked="f"/>
-        </w:pict>
-      </w:r>
-    </w:p>
-    <w:p>
-      <w:pPr>
-        <w:rPr>
-          <w:b/>
-          <w:bCs/>
-        </w:rPr>
-      </w:pPr>
-      <w:r>
-        <w:rPr>
-          <w:b/>
-          <w:bCs/>
-        </w:rPr>
-        <w:t>Tahap 5</w:t>
-      </w:r>
-    </w:p>
-    <w:p>
-      <w:r>
-        <w:t>Integrasi Backend</w:t>
-      </w:r>
-    </w:p>
-    <w:p>
-      <w:pPr>
-        <w:numPr>
-          <w:ilvl w:val="0"/>
-          <w:numId w:val="9"/>
-        </w:numPr>
-      </w:pPr>
-      <w:r>
-        <w:t>API</w:t>
-      </w:r>
-    </w:p>
-    <w:p>
-      <w:pPr>
-        <w:numPr>
-          <w:ilvl w:val="0"/>
-          <w:numId w:val="9"/>
-        </w:numPr>
-      </w:pPr>
-      <w:r>
-        <w:t>Database</w:t>
-      </w:r>
-    </w:p>
-    <w:p>
-      <w:pPr>
-        <w:numPr>
-          <w:ilvl w:val="0"/>
-          <w:numId w:val="9"/>
-        </w:numPr>
-      </w:pPr>
-      <w:r>
-        <w:t>Authentication</w:t>
-      </w:r>
-    </w:p>
-    <w:p>
-      <w:pPr>
-        <w:numPr>
-          <w:ilvl w:val="0"/>
-          <w:numId w:val="9"/>
-        </w:numPr>
-      </w:pPr>
-      <w:r>
-        <w:t>Dashboard Admin</w:t>
-      </w:r>
-    </w:p>
-    <w:p>
-      <w:r>
-        <w:t>Estimasi:</w:t>
-      </w:r>
-      <w:r>
-        <w:br/>
-      </w:r>
-      <w:r>
-        <w:rPr>
-          <w:b/>
-          <w:bCs/>
-        </w:rPr>
         <w:t>4–5 hari</w:t>
       </w:r>
     </w:p>
     <w:p>
       <w:r>
-        <w:lastRenderedPageBreak/>
         <w:pict w14:anchorId="0376C582">
-          <v:rect id="_x0000_i1053" style="width:0;height:1.5pt" o:hralign="center" o:hrstd="t" o:hr="t" fillcolor="#a0a0a0" stroked="f"/>
+          <v:rect id="_x0000_i1068" style="width:0;height:1.5pt" o:hralign="center" o:hrstd="t" o:hr="t" fillcolor="#a0a0a0" stroked="f"/>
         </w:pict>
       </w:r>
     </w:p>
@@ -4991,6 +7142,7 @@
           </w:tcPr>
           <w:p>
             <w:r>
+              <w:lastRenderedPageBreak/>
               <w:t>Struktur Frontend</w:t>
             </w:r>
           </w:p>
@@ -5085,7 +7237,7 @@
     <w:p>
       <w:r>
         <w:pict w14:anchorId="7E83BD27">
-          <v:rect id="_x0000_i1054" style="width:0;height:1.5pt" o:hralign="center" o:hrstd="t" o:hr="t" fillcolor="#a0a0a0" stroked="f"/>
+          <v:rect id="_x0000_i1069" style="width:0;height:1.5pt" o:hralign="center" o:hrstd="t" o:hr="t" fillcolor="#a0a0a0" stroked="f"/>
         </w:pict>
       </w:r>
     </w:p>
@@ -5375,6 +7527,155 @@
     </w:lvl>
   </w:abstractNum>
   <w:abstractNum w:abstractNumId="1" w15:restartNumberingAfterBreak="0">
+    <w:nsid w:val="059E3314"/>
+    <w:multiLevelType w:val="multilevel"/>
+    <w:tmpl w:val="A790D264"/>
+    <w:lvl w:ilvl="0">
+      <w:start w:val="1"/>
+      <w:numFmt w:val="bullet"/>
+      <w:lvlText w:val=""/>
+      <w:lvlJc w:val="left"/>
+      <w:pPr>
+        <w:tabs>
+          <w:tab w:val="num" w:pos="720"/>
+        </w:tabs>
+        <w:ind w:left="720" w:hanging="360"/>
+      </w:pPr>
+      <w:rPr>
+        <w:rFonts w:ascii="Symbol" w:hAnsi="Symbol" w:hint="default"/>
+        <w:sz w:val="20"/>
+      </w:rPr>
+    </w:lvl>
+    <w:lvl w:ilvl="1" w:tentative="1">
+      <w:start w:val="1"/>
+      <w:numFmt w:val="bullet"/>
+      <w:lvlText w:val="o"/>
+      <w:lvlJc w:val="left"/>
+      <w:pPr>
+        <w:tabs>
+          <w:tab w:val="num" w:pos="1440"/>
+        </w:tabs>
+        <w:ind w:left="1440" w:hanging="360"/>
+      </w:pPr>
+      <w:rPr>
+        <w:rFonts w:ascii="Courier New" w:hAnsi="Courier New" w:hint="default"/>
+        <w:sz w:val="20"/>
+      </w:rPr>
+    </w:lvl>
+    <w:lvl w:ilvl="2" w:tentative="1">
+      <w:start w:val="1"/>
+      <w:numFmt w:val="bullet"/>
+      <w:lvlText w:val=""/>
+      <w:lvlJc w:val="left"/>
+      <w:pPr>
+        <w:tabs>
+          <w:tab w:val="num" w:pos="2160"/>
+        </w:tabs>
+        <w:ind w:left="2160" w:hanging="360"/>
+      </w:pPr>
+      <w:rPr>
+        <w:rFonts w:ascii="Wingdings" w:hAnsi="Wingdings" w:hint="default"/>
+        <w:sz w:val="20"/>
+      </w:rPr>
+    </w:lvl>
+    <w:lvl w:ilvl="3" w:tentative="1">
+      <w:start w:val="1"/>
+      <w:numFmt w:val="bullet"/>
+      <w:lvlText w:val=""/>
+      <w:lvlJc w:val="left"/>
+      <w:pPr>
+        <w:tabs>
+          <w:tab w:val="num" w:pos="2880"/>
+        </w:tabs>
+        <w:ind w:left="2880" w:hanging="360"/>
+      </w:pPr>
+      <w:rPr>
+        <w:rFonts w:ascii="Wingdings" w:hAnsi="Wingdings" w:hint="default"/>
+        <w:sz w:val="20"/>
+      </w:rPr>
+    </w:lvl>
+    <w:lvl w:ilvl="4" w:tentative="1">
+      <w:start w:val="1"/>
+      <w:numFmt w:val="bullet"/>
+      <w:lvlText w:val=""/>
+      <w:lvlJc w:val="left"/>
+      <w:pPr>
+        <w:tabs>
+          <w:tab w:val="num" w:pos="3600"/>
+        </w:tabs>
+        <w:ind w:left="3600" w:hanging="360"/>
+      </w:pPr>
+      <w:rPr>
+        <w:rFonts w:ascii="Wingdings" w:hAnsi="Wingdings" w:hint="default"/>
+        <w:sz w:val="20"/>
+      </w:rPr>
+    </w:lvl>
+    <w:lvl w:ilvl="5" w:tentative="1">
+      <w:start w:val="1"/>
+      <w:numFmt w:val="bullet"/>
+      <w:lvlText w:val=""/>
+      <w:lvlJc w:val="left"/>
+      <w:pPr>
+        <w:tabs>
+          <w:tab w:val="num" w:pos="4320"/>
+        </w:tabs>
+        <w:ind w:left="4320" w:hanging="360"/>
+      </w:pPr>
+      <w:rPr>
+        <w:rFonts w:ascii="Wingdings" w:hAnsi="Wingdings" w:hint="default"/>
+        <w:sz w:val="20"/>
+      </w:rPr>
+    </w:lvl>
+    <w:lvl w:ilvl="6" w:tentative="1">
+      <w:start w:val="1"/>
+      <w:numFmt w:val="bullet"/>
+      <w:lvlText w:val=""/>
+      <w:lvlJc w:val="left"/>
+      <w:pPr>
+        <w:tabs>
+          <w:tab w:val="num" w:pos="5040"/>
+        </w:tabs>
+        <w:ind w:left="5040" w:hanging="360"/>
+      </w:pPr>
+      <w:rPr>
+        <w:rFonts w:ascii="Wingdings" w:hAnsi="Wingdings" w:hint="default"/>
+        <w:sz w:val="20"/>
+      </w:rPr>
+    </w:lvl>
+    <w:lvl w:ilvl="7" w:tentative="1">
+      <w:start w:val="1"/>
+      <w:numFmt w:val="bullet"/>
+      <w:lvlText w:val=""/>
+      <w:lvlJc w:val="left"/>
+      <w:pPr>
+        <w:tabs>
+          <w:tab w:val="num" w:pos="5760"/>
+        </w:tabs>
+        <w:ind w:left="5760" w:hanging="360"/>
+      </w:pPr>
+      <w:rPr>
+        <w:rFonts w:ascii="Wingdings" w:hAnsi="Wingdings" w:hint="default"/>
+        <w:sz w:val="20"/>
+      </w:rPr>
+    </w:lvl>
+    <w:lvl w:ilvl="8" w:tentative="1">
+      <w:start w:val="1"/>
+      <w:numFmt w:val="bullet"/>
+      <w:lvlText w:val=""/>
+      <w:lvlJc w:val="left"/>
+      <w:pPr>
+        <w:tabs>
+          <w:tab w:val="num" w:pos="6480"/>
+        </w:tabs>
+        <w:ind w:left="6480" w:hanging="360"/>
+      </w:pPr>
+      <w:rPr>
+        <w:rFonts w:ascii="Wingdings" w:hAnsi="Wingdings" w:hint="default"/>
+        <w:sz w:val="20"/>
+      </w:rPr>
+    </w:lvl>
+  </w:abstractNum>
+  <w:abstractNum w:abstractNumId="2" w15:restartNumberingAfterBreak="0">
     <w:nsid w:val="08F13EDD"/>
     <w:multiLevelType w:val="multilevel"/>
     <w:tmpl w:val="C94866F8"/>
@@ -5523,7 +7824,120 @@
       </w:rPr>
     </w:lvl>
   </w:abstractNum>
-  <w:abstractNum w:abstractNumId="2" w15:restartNumberingAfterBreak="0">
+  <w:abstractNum w:abstractNumId="3" w15:restartNumberingAfterBreak="0">
+    <w:nsid w:val="09F81A48"/>
+    <w:multiLevelType w:val="multilevel"/>
+    <w:tmpl w:val="E0F2449A"/>
+    <w:lvl w:ilvl="0">
+      <w:start w:val="3"/>
+      <w:numFmt w:val="decimal"/>
+      <w:lvlText w:val="%1."/>
+      <w:lvlJc w:val="left"/>
+      <w:pPr>
+        <w:tabs>
+          <w:tab w:val="num" w:pos="720"/>
+        </w:tabs>
+        <w:ind w:left="720" w:hanging="360"/>
+      </w:pPr>
+    </w:lvl>
+    <w:lvl w:ilvl="1" w:tentative="1">
+      <w:start w:val="1"/>
+      <w:numFmt w:val="decimal"/>
+      <w:lvlText w:val="%2."/>
+      <w:lvlJc w:val="left"/>
+      <w:pPr>
+        <w:tabs>
+          <w:tab w:val="num" w:pos="1440"/>
+        </w:tabs>
+        <w:ind w:left="1440" w:hanging="360"/>
+      </w:pPr>
+    </w:lvl>
+    <w:lvl w:ilvl="2" w:tentative="1">
+      <w:start w:val="1"/>
+      <w:numFmt w:val="decimal"/>
+      <w:lvlText w:val="%3."/>
+      <w:lvlJc w:val="left"/>
+      <w:pPr>
+        <w:tabs>
+          <w:tab w:val="num" w:pos="2160"/>
+        </w:tabs>
+        <w:ind w:left="2160" w:hanging="360"/>
+      </w:pPr>
+    </w:lvl>
+    <w:lvl w:ilvl="3" w:tentative="1">
+      <w:start w:val="1"/>
+      <w:numFmt w:val="decimal"/>
+      <w:lvlText w:val="%4."/>
+      <w:lvlJc w:val="left"/>
+      <w:pPr>
+        <w:tabs>
+          <w:tab w:val="num" w:pos="2880"/>
+        </w:tabs>
+        <w:ind w:left="2880" w:hanging="360"/>
+      </w:pPr>
+    </w:lvl>
+    <w:lvl w:ilvl="4" w:tentative="1">
+      <w:start w:val="1"/>
+      <w:numFmt w:val="decimal"/>
+      <w:lvlText w:val="%5."/>
+      <w:lvlJc w:val="left"/>
+      <w:pPr>
+        <w:tabs>
+          <w:tab w:val="num" w:pos="3600"/>
+        </w:tabs>
+        <w:ind w:left="3600" w:hanging="360"/>
+      </w:pPr>
+    </w:lvl>
+    <w:lvl w:ilvl="5" w:tentative="1">
+      <w:start w:val="1"/>
+      <w:numFmt w:val="decimal"/>
+      <w:lvlText w:val="%6."/>
+      <w:lvlJc w:val="left"/>
+      <w:pPr>
+        <w:tabs>
+          <w:tab w:val="num" w:pos="4320"/>
+        </w:tabs>
+        <w:ind w:left="4320" w:hanging="360"/>
+      </w:pPr>
+    </w:lvl>
+    <w:lvl w:ilvl="6" w:tentative="1">
+      <w:start w:val="1"/>
+      <w:numFmt w:val="decimal"/>
+      <w:lvlText w:val="%7."/>
+      <w:lvlJc w:val="left"/>
+      <w:pPr>
+        <w:tabs>
+          <w:tab w:val="num" w:pos="5040"/>
+        </w:tabs>
+        <w:ind w:left="5040" w:hanging="360"/>
+      </w:pPr>
+    </w:lvl>
+    <w:lvl w:ilvl="7" w:tentative="1">
+      <w:start w:val="1"/>
+      <w:numFmt w:val="decimal"/>
+      <w:lvlText w:val="%8."/>
+      <w:lvlJc w:val="left"/>
+      <w:pPr>
+        <w:tabs>
+          <w:tab w:val="num" w:pos="5760"/>
+        </w:tabs>
+        <w:ind w:left="5760" w:hanging="360"/>
+      </w:pPr>
+    </w:lvl>
+    <w:lvl w:ilvl="8" w:tentative="1">
+      <w:start w:val="1"/>
+      <w:numFmt w:val="decimal"/>
+      <w:lvlText w:val="%9."/>
+      <w:lvlJc w:val="left"/>
+      <w:pPr>
+        <w:tabs>
+          <w:tab w:val="num" w:pos="6480"/>
+        </w:tabs>
+        <w:ind w:left="6480" w:hanging="360"/>
+      </w:pPr>
+    </w:lvl>
+  </w:abstractNum>
+  <w:abstractNum w:abstractNumId="4" w15:restartNumberingAfterBreak="0">
     <w:nsid w:val="0A1453F2"/>
     <w:multiLevelType w:val="multilevel"/>
     <w:tmpl w:val="4A0041FA"/>
@@ -5672,7 +8086,305 @@
       </w:rPr>
     </w:lvl>
   </w:abstractNum>
-  <w:abstractNum w:abstractNumId="3" w15:restartNumberingAfterBreak="0">
+  <w:abstractNum w:abstractNumId="5" w15:restartNumberingAfterBreak="0">
+    <w:nsid w:val="0FDF0841"/>
+    <w:multiLevelType w:val="multilevel"/>
+    <w:tmpl w:val="8DA0B15E"/>
+    <w:lvl w:ilvl="0">
+      <w:start w:val="1"/>
+      <w:numFmt w:val="bullet"/>
+      <w:lvlText w:val=""/>
+      <w:lvlJc w:val="left"/>
+      <w:pPr>
+        <w:tabs>
+          <w:tab w:val="num" w:pos="720"/>
+        </w:tabs>
+        <w:ind w:left="720" w:hanging="360"/>
+      </w:pPr>
+      <w:rPr>
+        <w:rFonts w:ascii="Symbol" w:hAnsi="Symbol" w:hint="default"/>
+        <w:sz w:val="20"/>
+      </w:rPr>
+    </w:lvl>
+    <w:lvl w:ilvl="1" w:tentative="1">
+      <w:start w:val="1"/>
+      <w:numFmt w:val="bullet"/>
+      <w:lvlText w:val="o"/>
+      <w:lvlJc w:val="left"/>
+      <w:pPr>
+        <w:tabs>
+          <w:tab w:val="num" w:pos="1440"/>
+        </w:tabs>
+        <w:ind w:left="1440" w:hanging="360"/>
+      </w:pPr>
+      <w:rPr>
+        <w:rFonts w:ascii="Courier New" w:hAnsi="Courier New" w:hint="default"/>
+        <w:sz w:val="20"/>
+      </w:rPr>
+    </w:lvl>
+    <w:lvl w:ilvl="2" w:tentative="1">
+      <w:start w:val="1"/>
+      <w:numFmt w:val="bullet"/>
+      <w:lvlText w:val=""/>
+      <w:lvlJc w:val="left"/>
+      <w:pPr>
+        <w:tabs>
+          <w:tab w:val="num" w:pos="2160"/>
+        </w:tabs>
+        <w:ind w:left="2160" w:hanging="360"/>
+      </w:pPr>
+      <w:rPr>
+        <w:rFonts w:ascii="Wingdings" w:hAnsi="Wingdings" w:hint="default"/>
+        <w:sz w:val="20"/>
+      </w:rPr>
+    </w:lvl>
+    <w:lvl w:ilvl="3" w:tentative="1">
+      <w:start w:val="1"/>
+      <w:numFmt w:val="bullet"/>
+      <w:lvlText w:val=""/>
+      <w:lvlJc w:val="left"/>
+      <w:pPr>
+        <w:tabs>
+          <w:tab w:val="num" w:pos="2880"/>
+        </w:tabs>
+        <w:ind w:left="2880" w:hanging="360"/>
+      </w:pPr>
+      <w:rPr>
+        <w:rFonts w:ascii="Wingdings" w:hAnsi="Wingdings" w:hint="default"/>
+        <w:sz w:val="20"/>
+      </w:rPr>
+    </w:lvl>
+    <w:lvl w:ilvl="4" w:tentative="1">
+      <w:start w:val="1"/>
+      <w:numFmt w:val="bullet"/>
+      <w:lvlText w:val=""/>
+      <w:lvlJc w:val="left"/>
+      <w:pPr>
+        <w:tabs>
+          <w:tab w:val="num" w:pos="3600"/>
+        </w:tabs>
+        <w:ind w:left="3600" w:hanging="360"/>
+      </w:pPr>
+      <w:rPr>
+        <w:rFonts w:ascii="Wingdings" w:hAnsi="Wingdings" w:hint="default"/>
+        <w:sz w:val="20"/>
+      </w:rPr>
+    </w:lvl>
+    <w:lvl w:ilvl="5" w:tentative="1">
+      <w:start w:val="1"/>
+      <w:numFmt w:val="bullet"/>
+      <w:lvlText w:val=""/>
+      <w:lvlJc w:val="left"/>
+      <w:pPr>
+        <w:tabs>
+          <w:tab w:val="num" w:pos="4320"/>
+        </w:tabs>
+        <w:ind w:left="4320" w:hanging="360"/>
+      </w:pPr>
+      <w:rPr>
+        <w:rFonts w:ascii="Wingdings" w:hAnsi="Wingdings" w:hint="default"/>
+        <w:sz w:val="20"/>
+      </w:rPr>
+    </w:lvl>
+    <w:lvl w:ilvl="6" w:tentative="1">
+      <w:start w:val="1"/>
+      <w:numFmt w:val="bullet"/>
+      <w:lvlText w:val=""/>
+      <w:lvlJc w:val="left"/>
+      <w:pPr>
+        <w:tabs>
+          <w:tab w:val="num" w:pos="5040"/>
+        </w:tabs>
+        <w:ind w:left="5040" w:hanging="360"/>
+      </w:pPr>
+      <w:rPr>
+        <w:rFonts w:ascii="Wingdings" w:hAnsi="Wingdings" w:hint="default"/>
+        <w:sz w:val="20"/>
+      </w:rPr>
+    </w:lvl>
+    <w:lvl w:ilvl="7" w:tentative="1">
+      <w:start w:val="1"/>
+      <w:numFmt w:val="bullet"/>
+      <w:lvlText w:val=""/>
+      <w:lvlJc w:val="left"/>
+      <w:pPr>
+        <w:tabs>
+          <w:tab w:val="num" w:pos="5760"/>
+        </w:tabs>
+        <w:ind w:left="5760" w:hanging="360"/>
+      </w:pPr>
+      <w:rPr>
+        <w:rFonts w:ascii="Wingdings" w:hAnsi="Wingdings" w:hint="default"/>
+        <w:sz w:val="20"/>
+      </w:rPr>
+    </w:lvl>
+    <w:lvl w:ilvl="8" w:tentative="1">
+      <w:start w:val="1"/>
+      <w:numFmt w:val="bullet"/>
+      <w:lvlText w:val=""/>
+      <w:lvlJc w:val="left"/>
+      <w:pPr>
+        <w:tabs>
+          <w:tab w:val="num" w:pos="6480"/>
+        </w:tabs>
+        <w:ind w:left="6480" w:hanging="360"/>
+      </w:pPr>
+      <w:rPr>
+        <w:rFonts w:ascii="Wingdings" w:hAnsi="Wingdings" w:hint="default"/>
+        <w:sz w:val="20"/>
+      </w:rPr>
+    </w:lvl>
+  </w:abstractNum>
+  <w:abstractNum w:abstractNumId="6" w15:restartNumberingAfterBreak="0">
+    <w:nsid w:val="114666D2"/>
+    <w:multiLevelType w:val="multilevel"/>
+    <w:tmpl w:val="BB9E2A82"/>
+    <w:lvl w:ilvl="0">
+      <w:start w:val="1"/>
+      <w:numFmt w:val="bullet"/>
+      <w:lvlText w:val=""/>
+      <w:lvlJc w:val="left"/>
+      <w:pPr>
+        <w:tabs>
+          <w:tab w:val="num" w:pos="720"/>
+        </w:tabs>
+        <w:ind w:left="720" w:hanging="360"/>
+      </w:pPr>
+      <w:rPr>
+        <w:rFonts w:ascii="Symbol" w:hAnsi="Symbol" w:hint="default"/>
+        <w:sz w:val="20"/>
+      </w:rPr>
+    </w:lvl>
+    <w:lvl w:ilvl="1" w:tentative="1">
+      <w:start w:val="1"/>
+      <w:numFmt w:val="bullet"/>
+      <w:lvlText w:val="o"/>
+      <w:lvlJc w:val="left"/>
+      <w:pPr>
+        <w:tabs>
+          <w:tab w:val="num" w:pos="1440"/>
+        </w:tabs>
+        <w:ind w:left="1440" w:hanging="360"/>
+      </w:pPr>
+      <w:rPr>
+        <w:rFonts w:ascii="Courier New" w:hAnsi="Courier New" w:hint="default"/>
+        <w:sz w:val="20"/>
+      </w:rPr>
+    </w:lvl>
+    <w:lvl w:ilvl="2" w:tentative="1">
+      <w:start w:val="1"/>
+      <w:numFmt w:val="bullet"/>
+      <w:lvlText w:val=""/>
+      <w:lvlJc w:val="left"/>
+      <w:pPr>
+        <w:tabs>
+          <w:tab w:val="num" w:pos="2160"/>
+        </w:tabs>
+        <w:ind w:left="2160" w:hanging="360"/>
+      </w:pPr>
+      <w:rPr>
+        <w:rFonts w:ascii="Wingdings" w:hAnsi="Wingdings" w:hint="default"/>
+        <w:sz w:val="20"/>
+      </w:rPr>
+    </w:lvl>
+    <w:lvl w:ilvl="3" w:tentative="1">
+      <w:start w:val="1"/>
+      <w:numFmt w:val="bullet"/>
+      <w:lvlText w:val=""/>
+      <w:lvlJc w:val="left"/>
+      <w:pPr>
+        <w:tabs>
+          <w:tab w:val="num" w:pos="2880"/>
+        </w:tabs>
+        <w:ind w:left="2880" w:hanging="360"/>
+      </w:pPr>
+      <w:rPr>
+        <w:rFonts w:ascii="Wingdings" w:hAnsi="Wingdings" w:hint="default"/>
+        <w:sz w:val="20"/>
+      </w:rPr>
+    </w:lvl>
+    <w:lvl w:ilvl="4" w:tentative="1">
+      <w:start w:val="1"/>
+      <w:numFmt w:val="bullet"/>
+      <w:lvlText w:val=""/>
+      <w:lvlJc w:val="left"/>
+      <w:pPr>
+        <w:tabs>
+          <w:tab w:val="num" w:pos="3600"/>
+        </w:tabs>
+        <w:ind w:left="3600" w:hanging="360"/>
+      </w:pPr>
+      <w:rPr>
+        <w:rFonts w:ascii="Wingdings" w:hAnsi="Wingdings" w:hint="default"/>
+        <w:sz w:val="20"/>
+      </w:rPr>
+    </w:lvl>
+    <w:lvl w:ilvl="5" w:tentative="1">
+      <w:start w:val="1"/>
+      <w:numFmt w:val="bullet"/>
+      <w:lvlText w:val=""/>
+      <w:lvlJc w:val="left"/>
+      <w:pPr>
+        <w:tabs>
+          <w:tab w:val="num" w:pos="4320"/>
+        </w:tabs>
+        <w:ind w:left="4320" w:hanging="360"/>
+      </w:pPr>
+      <w:rPr>
+        <w:rFonts w:ascii="Wingdings" w:hAnsi="Wingdings" w:hint="default"/>
+        <w:sz w:val="20"/>
+      </w:rPr>
+    </w:lvl>
+    <w:lvl w:ilvl="6" w:tentative="1">
+      <w:start w:val="1"/>
+      <w:numFmt w:val="bullet"/>
+      <w:lvlText w:val=""/>
+      <w:lvlJc w:val="left"/>
+      <w:pPr>
+        <w:tabs>
+          <w:tab w:val="num" w:pos="5040"/>
+        </w:tabs>
+        <w:ind w:left="5040" w:hanging="360"/>
+      </w:pPr>
+      <w:rPr>
+        <w:rFonts w:ascii="Wingdings" w:hAnsi="Wingdings" w:hint="default"/>
+        <w:sz w:val="20"/>
+      </w:rPr>
+    </w:lvl>
+    <w:lvl w:ilvl="7" w:tentative="1">
+      <w:start w:val="1"/>
+      <w:numFmt w:val="bullet"/>
+      <w:lvlText w:val=""/>
+      <w:lvlJc w:val="left"/>
+      <w:pPr>
+        <w:tabs>
+          <w:tab w:val="num" w:pos="5760"/>
+        </w:tabs>
+        <w:ind w:left="5760" w:hanging="360"/>
+      </w:pPr>
+      <w:rPr>
+        <w:rFonts w:ascii="Wingdings" w:hAnsi="Wingdings" w:hint="default"/>
+        <w:sz w:val="20"/>
+      </w:rPr>
+    </w:lvl>
+    <w:lvl w:ilvl="8" w:tentative="1">
+      <w:start w:val="1"/>
+      <w:numFmt w:val="bullet"/>
+      <w:lvlText w:val=""/>
+      <w:lvlJc w:val="left"/>
+      <w:pPr>
+        <w:tabs>
+          <w:tab w:val="num" w:pos="6480"/>
+        </w:tabs>
+        <w:ind w:left="6480" w:hanging="360"/>
+      </w:pPr>
+      <w:rPr>
+        <w:rFonts w:ascii="Wingdings" w:hAnsi="Wingdings" w:hint="default"/>
+        <w:sz w:val="20"/>
+      </w:rPr>
+    </w:lvl>
+  </w:abstractNum>
+  <w:abstractNum w:abstractNumId="7" w15:restartNumberingAfterBreak="0">
     <w:nsid w:val="134B5B88"/>
     <w:multiLevelType w:val="multilevel"/>
     <w:tmpl w:val="81AC408C"/>
@@ -5821,7 +8533,7 @@
       </w:rPr>
     </w:lvl>
   </w:abstractNum>
-  <w:abstractNum w:abstractNumId="4" w15:restartNumberingAfterBreak="0">
+  <w:abstractNum w:abstractNumId="8" w15:restartNumberingAfterBreak="0">
     <w:nsid w:val="17961019"/>
     <w:multiLevelType w:val="multilevel"/>
     <w:tmpl w:val="90D47DC4"/>
@@ -5970,7 +8682,7 @@
       </w:rPr>
     </w:lvl>
   </w:abstractNum>
-  <w:abstractNum w:abstractNumId="5" w15:restartNumberingAfterBreak="0">
+  <w:abstractNum w:abstractNumId="9" w15:restartNumberingAfterBreak="0">
     <w:nsid w:val="1C1F7CF1"/>
     <w:multiLevelType w:val="multilevel"/>
     <w:tmpl w:val="DF346334"/>
@@ -6119,7 +8831,156 @@
       </w:rPr>
     </w:lvl>
   </w:abstractNum>
-  <w:abstractNum w:abstractNumId="6" w15:restartNumberingAfterBreak="0">
+  <w:abstractNum w:abstractNumId="10" w15:restartNumberingAfterBreak="0">
+    <w:nsid w:val="1E3C2D4D"/>
+    <w:multiLevelType w:val="multilevel"/>
+    <w:tmpl w:val="37DA1464"/>
+    <w:lvl w:ilvl="0">
+      <w:start w:val="1"/>
+      <w:numFmt w:val="bullet"/>
+      <w:lvlText w:val=""/>
+      <w:lvlJc w:val="left"/>
+      <w:pPr>
+        <w:tabs>
+          <w:tab w:val="num" w:pos="720"/>
+        </w:tabs>
+        <w:ind w:left="720" w:hanging="360"/>
+      </w:pPr>
+      <w:rPr>
+        <w:rFonts w:ascii="Symbol" w:hAnsi="Symbol" w:hint="default"/>
+        <w:sz w:val="20"/>
+      </w:rPr>
+    </w:lvl>
+    <w:lvl w:ilvl="1" w:tentative="1">
+      <w:start w:val="1"/>
+      <w:numFmt w:val="bullet"/>
+      <w:lvlText w:val="o"/>
+      <w:lvlJc w:val="left"/>
+      <w:pPr>
+        <w:tabs>
+          <w:tab w:val="num" w:pos="1440"/>
+        </w:tabs>
+        <w:ind w:left="1440" w:hanging="360"/>
+      </w:pPr>
+      <w:rPr>
+        <w:rFonts w:ascii="Courier New" w:hAnsi="Courier New" w:hint="default"/>
+        <w:sz w:val="20"/>
+      </w:rPr>
+    </w:lvl>
+    <w:lvl w:ilvl="2" w:tentative="1">
+      <w:start w:val="1"/>
+      <w:numFmt w:val="bullet"/>
+      <w:lvlText w:val=""/>
+      <w:lvlJc w:val="left"/>
+      <w:pPr>
+        <w:tabs>
+          <w:tab w:val="num" w:pos="2160"/>
+        </w:tabs>
+        <w:ind w:left="2160" w:hanging="360"/>
+      </w:pPr>
+      <w:rPr>
+        <w:rFonts w:ascii="Wingdings" w:hAnsi="Wingdings" w:hint="default"/>
+        <w:sz w:val="20"/>
+      </w:rPr>
+    </w:lvl>
+    <w:lvl w:ilvl="3" w:tentative="1">
+      <w:start w:val="1"/>
+      <w:numFmt w:val="bullet"/>
+      <w:lvlText w:val=""/>
+      <w:lvlJc w:val="left"/>
+      <w:pPr>
+        <w:tabs>
+          <w:tab w:val="num" w:pos="2880"/>
+        </w:tabs>
+        <w:ind w:left="2880" w:hanging="360"/>
+      </w:pPr>
+      <w:rPr>
+        <w:rFonts w:ascii="Wingdings" w:hAnsi="Wingdings" w:hint="default"/>
+        <w:sz w:val="20"/>
+      </w:rPr>
+    </w:lvl>
+    <w:lvl w:ilvl="4" w:tentative="1">
+      <w:start w:val="1"/>
+      <w:numFmt w:val="bullet"/>
+      <w:lvlText w:val=""/>
+      <w:lvlJc w:val="left"/>
+      <w:pPr>
+        <w:tabs>
+          <w:tab w:val="num" w:pos="3600"/>
+        </w:tabs>
+        <w:ind w:left="3600" w:hanging="360"/>
+      </w:pPr>
+      <w:rPr>
+        <w:rFonts w:ascii="Wingdings" w:hAnsi="Wingdings" w:hint="default"/>
+        <w:sz w:val="20"/>
+      </w:rPr>
+    </w:lvl>
+    <w:lvl w:ilvl="5" w:tentative="1">
+      <w:start w:val="1"/>
+      <w:numFmt w:val="bullet"/>
+      <w:lvlText w:val=""/>
+      <w:lvlJc w:val="left"/>
+      <w:pPr>
+        <w:tabs>
+          <w:tab w:val="num" w:pos="4320"/>
+        </w:tabs>
+        <w:ind w:left="4320" w:hanging="360"/>
+      </w:pPr>
+      <w:rPr>
+        <w:rFonts w:ascii="Wingdings" w:hAnsi="Wingdings" w:hint="default"/>
+        <w:sz w:val="20"/>
+      </w:rPr>
+    </w:lvl>
+    <w:lvl w:ilvl="6" w:tentative="1">
+      <w:start w:val="1"/>
+      <w:numFmt w:val="bullet"/>
+      <w:lvlText w:val=""/>
+      <w:lvlJc w:val="left"/>
+      <w:pPr>
+        <w:tabs>
+          <w:tab w:val="num" w:pos="5040"/>
+        </w:tabs>
+        <w:ind w:left="5040" w:hanging="360"/>
+      </w:pPr>
+      <w:rPr>
+        <w:rFonts w:ascii="Wingdings" w:hAnsi="Wingdings" w:hint="default"/>
+        <w:sz w:val="20"/>
+      </w:rPr>
+    </w:lvl>
+    <w:lvl w:ilvl="7" w:tentative="1">
+      <w:start w:val="1"/>
+      <w:numFmt w:val="bullet"/>
+      <w:lvlText w:val=""/>
+      <w:lvlJc w:val="left"/>
+      <w:pPr>
+        <w:tabs>
+          <w:tab w:val="num" w:pos="5760"/>
+        </w:tabs>
+        <w:ind w:left="5760" w:hanging="360"/>
+      </w:pPr>
+      <w:rPr>
+        <w:rFonts w:ascii="Wingdings" w:hAnsi="Wingdings" w:hint="default"/>
+        <w:sz w:val="20"/>
+      </w:rPr>
+    </w:lvl>
+    <w:lvl w:ilvl="8" w:tentative="1">
+      <w:start w:val="1"/>
+      <w:numFmt w:val="bullet"/>
+      <w:lvlText w:val=""/>
+      <w:lvlJc w:val="left"/>
+      <w:pPr>
+        <w:tabs>
+          <w:tab w:val="num" w:pos="6480"/>
+        </w:tabs>
+        <w:ind w:left="6480" w:hanging="360"/>
+      </w:pPr>
+      <w:rPr>
+        <w:rFonts w:ascii="Wingdings" w:hAnsi="Wingdings" w:hint="default"/>
+        <w:sz w:val="20"/>
+      </w:rPr>
+    </w:lvl>
+  </w:abstractNum>
+  <w:abstractNum w:abstractNumId="11" w15:restartNumberingAfterBreak="0">
     <w:nsid w:val="23D566AA"/>
     <w:multiLevelType w:val="multilevel"/>
     <w:tmpl w:val="A2BA2C06"/>
@@ -6268,7 +9129,156 @@
       </w:rPr>
     </w:lvl>
   </w:abstractNum>
-  <w:abstractNum w:abstractNumId="7" w15:restartNumberingAfterBreak="0">
+  <w:abstractNum w:abstractNumId="12" w15:restartNumberingAfterBreak="0">
+    <w:nsid w:val="263D2EB3"/>
+    <w:multiLevelType w:val="multilevel"/>
+    <w:tmpl w:val="99D87B74"/>
+    <w:lvl w:ilvl="0">
+      <w:start w:val="1"/>
+      <w:numFmt w:val="bullet"/>
+      <w:lvlText w:val=""/>
+      <w:lvlJc w:val="left"/>
+      <w:pPr>
+        <w:tabs>
+          <w:tab w:val="num" w:pos="720"/>
+        </w:tabs>
+        <w:ind w:left="720" w:hanging="360"/>
+      </w:pPr>
+      <w:rPr>
+        <w:rFonts w:ascii="Symbol" w:hAnsi="Symbol" w:hint="default"/>
+        <w:sz w:val="20"/>
+      </w:rPr>
+    </w:lvl>
+    <w:lvl w:ilvl="1" w:tentative="1">
+      <w:start w:val="1"/>
+      <w:numFmt w:val="bullet"/>
+      <w:lvlText w:val="o"/>
+      <w:lvlJc w:val="left"/>
+      <w:pPr>
+        <w:tabs>
+          <w:tab w:val="num" w:pos="1440"/>
+        </w:tabs>
+        <w:ind w:left="1440" w:hanging="360"/>
+      </w:pPr>
+      <w:rPr>
+        <w:rFonts w:ascii="Courier New" w:hAnsi="Courier New" w:hint="default"/>
+        <w:sz w:val="20"/>
+      </w:rPr>
+    </w:lvl>
+    <w:lvl w:ilvl="2" w:tentative="1">
+      <w:start w:val="1"/>
+      <w:numFmt w:val="bullet"/>
+      <w:lvlText w:val=""/>
+      <w:lvlJc w:val="left"/>
+      <w:pPr>
+        <w:tabs>
+          <w:tab w:val="num" w:pos="2160"/>
+        </w:tabs>
+        <w:ind w:left="2160" w:hanging="360"/>
+      </w:pPr>
+      <w:rPr>
+        <w:rFonts w:ascii="Wingdings" w:hAnsi="Wingdings" w:hint="default"/>
+        <w:sz w:val="20"/>
+      </w:rPr>
+    </w:lvl>
+    <w:lvl w:ilvl="3" w:tentative="1">
+      <w:start w:val="1"/>
+      <w:numFmt w:val="bullet"/>
+      <w:lvlText w:val=""/>
+      <w:lvlJc w:val="left"/>
+      <w:pPr>
+        <w:tabs>
+          <w:tab w:val="num" w:pos="2880"/>
+        </w:tabs>
+        <w:ind w:left="2880" w:hanging="360"/>
+      </w:pPr>
+      <w:rPr>
+        <w:rFonts w:ascii="Wingdings" w:hAnsi="Wingdings" w:hint="default"/>
+        <w:sz w:val="20"/>
+      </w:rPr>
+    </w:lvl>
+    <w:lvl w:ilvl="4" w:tentative="1">
+      <w:start w:val="1"/>
+      <w:numFmt w:val="bullet"/>
+      <w:lvlText w:val=""/>
+      <w:lvlJc w:val="left"/>
+      <w:pPr>
+        <w:tabs>
+          <w:tab w:val="num" w:pos="3600"/>
+        </w:tabs>
+        <w:ind w:left="3600" w:hanging="360"/>
+      </w:pPr>
+      <w:rPr>
+        <w:rFonts w:ascii="Wingdings" w:hAnsi="Wingdings" w:hint="default"/>
+        <w:sz w:val="20"/>
+      </w:rPr>
+    </w:lvl>
+    <w:lvl w:ilvl="5" w:tentative="1">
+      <w:start w:val="1"/>
+      <w:numFmt w:val="bullet"/>
+      <w:lvlText w:val=""/>
+      <w:lvlJc w:val="left"/>
+      <w:pPr>
+        <w:tabs>
+          <w:tab w:val="num" w:pos="4320"/>
+        </w:tabs>
+        <w:ind w:left="4320" w:hanging="360"/>
+      </w:pPr>
+      <w:rPr>
+        <w:rFonts w:ascii="Wingdings" w:hAnsi="Wingdings" w:hint="default"/>
+        <w:sz w:val="20"/>
+      </w:rPr>
+    </w:lvl>
+    <w:lvl w:ilvl="6" w:tentative="1">
+      <w:start w:val="1"/>
+      <w:numFmt w:val="bullet"/>
+      <w:lvlText w:val=""/>
+      <w:lvlJc w:val="left"/>
+      <w:pPr>
+        <w:tabs>
+          <w:tab w:val="num" w:pos="5040"/>
+        </w:tabs>
+        <w:ind w:left="5040" w:hanging="360"/>
+      </w:pPr>
+      <w:rPr>
+        <w:rFonts w:ascii="Wingdings" w:hAnsi="Wingdings" w:hint="default"/>
+        <w:sz w:val="20"/>
+      </w:rPr>
+    </w:lvl>
+    <w:lvl w:ilvl="7" w:tentative="1">
+      <w:start w:val="1"/>
+      <w:numFmt w:val="bullet"/>
+      <w:lvlText w:val=""/>
+      <w:lvlJc w:val="left"/>
+      <w:pPr>
+        <w:tabs>
+          <w:tab w:val="num" w:pos="5760"/>
+        </w:tabs>
+        <w:ind w:left="5760" w:hanging="360"/>
+      </w:pPr>
+      <w:rPr>
+        <w:rFonts w:ascii="Wingdings" w:hAnsi="Wingdings" w:hint="default"/>
+        <w:sz w:val="20"/>
+      </w:rPr>
+    </w:lvl>
+    <w:lvl w:ilvl="8" w:tentative="1">
+      <w:start w:val="1"/>
+      <w:numFmt w:val="bullet"/>
+      <w:lvlText w:val=""/>
+      <w:lvlJc w:val="left"/>
+      <w:pPr>
+        <w:tabs>
+          <w:tab w:val="num" w:pos="6480"/>
+        </w:tabs>
+        <w:ind w:left="6480" w:hanging="360"/>
+      </w:pPr>
+      <w:rPr>
+        <w:rFonts w:ascii="Wingdings" w:hAnsi="Wingdings" w:hint="default"/>
+        <w:sz w:val="20"/>
+      </w:rPr>
+    </w:lvl>
+  </w:abstractNum>
+  <w:abstractNum w:abstractNumId="13" w15:restartNumberingAfterBreak="0">
     <w:nsid w:val="28BC6712"/>
     <w:multiLevelType w:val="multilevel"/>
     <w:tmpl w:val="D6C854E8"/>
@@ -6381,7 +9391,156 @@
       </w:pPr>
     </w:lvl>
   </w:abstractNum>
-  <w:abstractNum w:abstractNumId="8" w15:restartNumberingAfterBreak="0">
+  <w:abstractNum w:abstractNumId="14" w15:restartNumberingAfterBreak="0">
+    <w:nsid w:val="2CF729D0"/>
+    <w:multiLevelType w:val="multilevel"/>
+    <w:tmpl w:val="97589A7A"/>
+    <w:lvl w:ilvl="0">
+      <w:start w:val="1"/>
+      <w:numFmt w:val="bullet"/>
+      <w:lvlText w:val=""/>
+      <w:lvlJc w:val="left"/>
+      <w:pPr>
+        <w:tabs>
+          <w:tab w:val="num" w:pos="720"/>
+        </w:tabs>
+        <w:ind w:left="720" w:hanging="360"/>
+      </w:pPr>
+      <w:rPr>
+        <w:rFonts w:ascii="Symbol" w:hAnsi="Symbol" w:hint="default"/>
+        <w:sz w:val="20"/>
+      </w:rPr>
+    </w:lvl>
+    <w:lvl w:ilvl="1" w:tentative="1">
+      <w:start w:val="1"/>
+      <w:numFmt w:val="bullet"/>
+      <w:lvlText w:val="o"/>
+      <w:lvlJc w:val="left"/>
+      <w:pPr>
+        <w:tabs>
+          <w:tab w:val="num" w:pos="1440"/>
+        </w:tabs>
+        <w:ind w:left="1440" w:hanging="360"/>
+      </w:pPr>
+      <w:rPr>
+        <w:rFonts w:ascii="Courier New" w:hAnsi="Courier New" w:hint="default"/>
+        <w:sz w:val="20"/>
+      </w:rPr>
+    </w:lvl>
+    <w:lvl w:ilvl="2" w:tentative="1">
+      <w:start w:val="1"/>
+      <w:numFmt w:val="bullet"/>
+      <w:lvlText w:val=""/>
+      <w:lvlJc w:val="left"/>
+      <w:pPr>
+        <w:tabs>
+          <w:tab w:val="num" w:pos="2160"/>
+        </w:tabs>
+        <w:ind w:left="2160" w:hanging="360"/>
+      </w:pPr>
+      <w:rPr>
+        <w:rFonts w:ascii="Wingdings" w:hAnsi="Wingdings" w:hint="default"/>
+        <w:sz w:val="20"/>
+      </w:rPr>
+    </w:lvl>
+    <w:lvl w:ilvl="3" w:tentative="1">
+      <w:start w:val="1"/>
+      <w:numFmt w:val="bullet"/>
+      <w:lvlText w:val=""/>
+      <w:lvlJc w:val="left"/>
+      <w:pPr>
+        <w:tabs>
+          <w:tab w:val="num" w:pos="2880"/>
+        </w:tabs>
+        <w:ind w:left="2880" w:hanging="360"/>
+      </w:pPr>
+      <w:rPr>
+        <w:rFonts w:ascii="Wingdings" w:hAnsi="Wingdings" w:hint="default"/>
+        <w:sz w:val="20"/>
+      </w:rPr>
+    </w:lvl>
+    <w:lvl w:ilvl="4" w:tentative="1">
+      <w:start w:val="1"/>
+      <w:numFmt w:val="bullet"/>
+      <w:lvlText w:val=""/>
+      <w:lvlJc w:val="left"/>
+      <w:pPr>
+        <w:tabs>
+          <w:tab w:val="num" w:pos="3600"/>
+        </w:tabs>
+        <w:ind w:left="3600" w:hanging="360"/>
+      </w:pPr>
+      <w:rPr>
+        <w:rFonts w:ascii="Wingdings" w:hAnsi="Wingdings" w:hint="default"/>
+        <w:sz w:val="20"/>
+      </w:rPr>
+    </w:lvl>
+    <w:lvl w:ilvl="5" w:tentative="1">
+      <w:start w:val="1"/>
+      <w:numFmt w:val="bullet"/>
+      <w:lvlText w:val=""/>
+      <w:lvlJc w:val="left"/>
+      <w:pPr>
+        <w:tabs>
+          <w:tab w:val="num" w:pos="4320"/>
+        </w:tabs>
+        <w:ind w:left="4320" w:hanging="360"/>
+      </w:pPr>
+      <w:rPr>
+        <w:rFonts w:ascii="Wingdings" w:hAnsi="Wingdings" w:hint="default"/>
+        <w:sz w:val="20"/>
+      </w:rPr>
+    </w:lvl>
+    <w:lvl w:ilvl="6" w:tentative="1">
+      <w:start w:val="1"/>
+      <w:numFmt w:val="bullet"/>
+      <w:lvlText w:val=""/>
+      <w:lvlJc w:val="left"/>
+      <w:pPr>
+        <w:tabs>
+          <w:tab w:val="num" w:pos="5040"/>
+        </w:tabs>
+        <w:ind w:left="5040" w:hanging="360"/>
+      </w:pPr>
+      <w:rPr>
+        <w:rFonts w:ascii="Wingdings" w:hAnsi="Wingdings" w:hint="default"/>
+        <w:sz w:val="20"/>
+      </w:rPr>
+    </w:lvl>
+    <w:lvl w:ilvl="7" w:tentative="1">
+      <w:start w:val="1"/>
+      <w:numFmt w:val="bullet"/>
+      <w:lvlText w:val=""/>
+      <w:lvlJc w:val="left"/>
+      <w:pPr>
+        <w:tabs>
+          <w:tab w:val="num" w:pos="5760"/>
+        </w:tabs>
+        <w:ind w:left="5760" w:hanging="360"/>
+      </w:pPr>
+      <w:rPr>
+        <w:rFonts w:ascii="Wingdings" w:hAnsi="Wingdings" w:hint="default"/>
+        <w:sz w:val="20"/>
+      </w:rPr>
+    </w:lvl>
+    <w:lvl w:ilvl="8" w:tentative="1">
+      <w:start w:val="1"/>
+      <w:numFmt w:val="bullet"/>
+      <w:lvlText w:val=""/>
+      <w:lvlJc w:val="left"/>
+      <w:pPr>
+        <w:tabs>
+          <w:tab w:val="num" w:pos="6480"/>
+        </w:tabs>
+        <w:ind w:left="6480" w:hanging="360"/>
+      </w:pPr>
+      <w:rPr>
+        <w:rFonts w:ascii="Wingdings" w:hAnsi="Wingdings" w:hint="default"/>
+        <w:sz w:val="20"/>
+      </w:rPr>
+    </w:lvl>
+  </w:abstractNum>
+  <w:abstractNum w:abstractNumId="15" w15:restartNumberingAfterBreak="0">
     <w:nsid w:val="2FF33C28"/>
     <w:multiLevelType w:val="multilevel"/>
     <w:tmpl w:val="F68CF34A"/>
@@ -6530,7 +9689,7 @@
       </w:rPr>
     </w:lvl>
   </w:abstractNum>
-  <w:abstractNum w:abstractNumId="9" w15:restartNumberingAfterBreak="0">
+  <w:abstractNum w:abstractNumId="16" w15:restartNumberingAfterBreak="0">
     <w:nsid w:val="34FF6A4D"/>
     <w:multiLevelType w:val="multilevel"/>
     <w:tmpl w:val="B8CAAC24"/>
@@ -6679,7 +9838,156 @@
       </w:rPr>
     </w:lvl>
   </w:abstractNum>
-  <w:abstractNum w:abstractNumId="10" w15:restartNumberingAfterBreak="0">
+  <w:abstractNum w:abstractNumId="17" w15:restartNumberingAfterBreak="0">
+    <w:nsid w:val="35CA5796"/>
+    <w:multiLevelType w:val="multilevel"/>
+    <w:tmpl w:val="C3C62F88"/>
+    <w:lvl w:ilvl="0">
+      <w:start w:val="1"/>
+      <w:numFmt w:val="bullet"/>
+      <w:lvlText w:val=""/>
+      <w:lvlJc w:val="left"/>
+      <w:pPr>
+        <w:tabs>
+          <w:tab w:val="num" w:pos="720"/>
+        </w:tabs>
+        <w:ind w:left="720" w:hanging="360"/>
+      </w:pPr>
+      <w:rPr>
+        <w:rFonts w:ascii="Symbol" w:hAnsi="Symbol" w:hint="default"/>
+        <w:sz w:val="20"/>
+      </w:rPr>
+    </w:lvl>
+    <w:lvl w:ilvl="1" w:tentative="1">
+      <w:start w:val="1"/>
+      <w:numFmt w:val="bullet"/>
+      <w:lvlText w:val="o"/>
+      <w:lvlJc w:val="left"/>
+      <w:pPr>
+        <w:tabs>
+          <w:tab w:val="num" w:pos="1440"/>
+        </w:tabs>
+        <w:ind w:left="1440" w:hanging="360"/>
+      </w:pPr>
+      <w:rPr>
+        <w:rFonts w:ascii="Courier New" w:hAnsi="Courier New" w:hint="default"/>
+        <w:sz w:val="20"/>
+      </w:rPr>
+    </w:lvl>
+    <w:lvl w:ilvl="2" w:tentative="1">
+      <w:start w:val="1"/>
+      <w:numFmt w:val="bullet"/>
+      <w:lvlText w:val=""/>
+      <w:lvlJc w:val="left"/>
+      <w:pPr>
+        <w:tabs>
+          <w:tab w:val="num" w:pos="2160"/>
+        </w:tabs>
+        <w:ind w:left="2160" w:hanging="360"/>
+      </w:pPr>
+      <w:rPr>
+        <w:rFonts w:ascii="Wingdings" w:hAnsi="Wingdings" w:hint="default"/>
+        <w:sz w:val="20"/>
+      </w:rPr>
+    </w:lvl>
+    <w:lvl w:ilvl="3" w:tentative="1">
+      <w:start w:val="1"/>
+      <w:numFmt w:val="bullet"/>
+      <w:lvlText w:val=""/>
+      <w:lvlJc w:val="left"/>
+      <w:pPr>
+        <w:tabs>
+          <w:tab w:val="num" w:pos="2880"/>
+        </w:tabs>
+        <w:ind w:left="2880" w:hanging="360"/>
+      </w:pPr>
+      <w:rPr>
+        <w:rFonts w:ascii="Wingdings" w:hAnsi="Wingdings" w:hint="default"/>
+        <w:sz w:val="20"/>
+      </w:rPr>
+    </w:lvl>
+    <w:lvl w:ilvl="4" w:tentative="1">
+      <w:start w:val="1"/>
+      <w:numFmt w:val="bullet"/>
+      <w:lvlText w:val=""/>
+      <w:lvlJc w:val="left"/>
+      <w:pPr>
+        <w:tabs>
+          <w:tab w:val="num" w:pos="3600"/>
+        </w:tabs>
+        <w:ind w:left="3600" w:hanging="360"/>
+      </w:pPr>
+      <w:rPr>
+        <w:rFonts w:ascii="Wingdings" w:hAnsi="Wingdings" w:hint="default"/>
+        <w:sz w:val="20"/>
+      </w:rPr>
+    </w:lvl>
+    <w:lvl w:ilvl="5" w:tentative="1">
+      <w:start w:val="1"/>
+      <w:numFmt w:val="bullet"/>
+      <w:lvlText w:val=""/>
+      <w:lvlJc w:val="left"/>
+      <w:pPr>
+        <w:tabs>
+          <w:tab w:val="num" w:pos="4320"/>
+        </w:tabs>
+        <w:ind w:left="4320" w:hanging="360"/>
+      </w:pPr>
+      <w:rPr>
+        <w:rFonts w:ascii="Wingdings" w:hAnsi="Wingdings" w:hint="default"/>
+        <w:sz w:val="20"/>
+      </w:rPr>
+    </w:lvl>
+    <w:lvl w:ilvl="6" w:tentative="1">
+      <w:start w:val="1"/>
+      <w:numFmt w:val="bullet"/>
+      <w:lvlText w:val=""/>
+      <w:lvlJc w:val="left"/>
+      <w:pPr>
+        <w:tabs>
+          <w:tab w:val="num" w:pos="5040"/>
+        </w:tabs>
+        <w:ind w:left="5040" w:hanging="360"/>
+      </w:pPr>
+      <w:rPr>
+        <w:rFonts w:ascii="Wingdings" w:hAnsi="Wingdings" w:hint="default"/>
+        <w:sz w:val="20"/>
+      </w:rPr>
+    </w:lvl>
+    <w:lvl w:ilvl="7" w:tentative="1">
+      <w:start w:val="1"/>
+      <w:numFmt w:val="bullet"/>
+      <w:lvlText w:val=""/>
+      <w:lvlJc w:val="left"/>
+      <w:pPr>
+        <w:tabs>
+          <w:tab w:val="num" w:pos="5760"/>
+        </w:tabs>
+        <w:ind w:left="5760" w:hanging="360"/>
+      </w:pPr>
+      <w:rPr>
+        <w:rFonts w:ascii="Wingdings" w:hAnsi="Wingdings" w:hint="default"/>
+        <w:sz w:val="20"/>
+      </w:rPr>
+    </w:lvl>
+    <w:lvl w:ilvl="8" w:tentative="1">
+      <w:start w:val="1"/>
+      <w:numFmt w:val="bullet"/>
+      <w:lvlText w:val=""/>
+      <w:lvlJc w:val="left"/>
+      <w:pPr>
+        <w:tabs>
+          <w:tab w:val="num" w:pos="6480"/>
+        </w:tabs>
+        <w:ind w:left="6480" w:hanging="360"/>
+      </w:pPr>
+      <w:rPr>
+        <w:rFonts w:ascii="Wingdings" w:hAnsi="Wingdings" w:hint="default"/>
+        <w:sz w:val="20"/>
+      </w:rPr>
+    </w:lvl>
+  </w:abstractNum>
+  <w:abstractNum w:abstractNumId="18" w15:restartNumberingAfterBreak="0">
     <w:nsid w:val="366B5B2B"/>
     <w:multiLevelType w:val="multilevel"/>
     <w:tmpl w:val="A9C45E80"/>
@@ -6828,7 +10136,7 @@
       </w:rPr>
     </w:lvl>
   </w:abstractNum>
-  <w:abstractNum w:abstractNumId="11" w15:restartNumberingAfterBreak="0">
+  <w:abstractNum w:abstractNumId="19" w15:restartNumberingAfterBreak="0">
     <w:nsid w:val="3A31215E"/>
     <w:multiLevelType w:val="multilevel"/>
     <w:tmpl w:val="B266A8AE"/>
@@ -6977,7 +10285,7 @@
       </w:rPr>
     </w:lvl>
   </w:abstractNum>
-  <w:abstractNum w:abstractNumId="12" w15:restartNumberingAfterBreak="0">
+  <w:abstractNum w:abstractNumId="20" w15:restartNumberingAfterBreak="0">
     <w:nsid w:val="3A5B73C3"/>
     <w:multiLevelType w:val="multilevel"/>
     <w:tmpl w:val="9572C6C4"/>
@@ -7126,7 +10434,7 @@
       </w:rPr>
     </w:lvl>
   </w:abstractNum>
-  <w:abstractNum w:abstractNumId="13" w15:restartNumberingAfterBreak="0">
+  <w:abstractNum w:abstractNumId="21" w15:restartNumberingAfterBreak="0">
     <w:nsid w:val="437A66C1"/>
     <w:multiLevelType w:val="multilevel"/>
     <w:tmpl w:val="8310618C"/>
@@ -7275,7 +10583,305 @@
       </w:rPr>
     </w:lvl>
   </w:abstractNum>
-  <w:abstractNum w:abstractNumId="14" w15:restartNumberingAfterBreak="0">
+  <w:abstractNum w:abstractNumId="22" w15:restartNumberingAfterBreak="0">
+    <w:nsid w:val="4442549A"/>
+    <w:multiLevelType w:val="multilevel"/>
+    <w:tmpl w:val="A7422248"/>
+    <w:lvl w:ilvl="0">
+      <w:start w:val="1"/>
+      <w:numFmt w:val="bullet"/>
+      <w:lvlText w:val=""/>
+      <w:lvlJc w:val="left"/>
+      <w:pPr>
+        <w:tabs>
+          <w:tab w:val="num" w:pos="720"/>
+        </w:tabs>
+        <w:ind w:left="720" w:hanging="360"/>
+      </w:pPr>
+      <w:rPr>
+        <w:rFonts w:ascii="Symbol" w:hAnsi="Symbol" w:hint="default"/>
+        <w:sz w:val="20"/>
+      </w:rPr>
+    </w:lvl>
+    <w:lvl w:ilvl="1" w:tentative="1">
+      <w:start w:val="1"/>
+      <w:numFmt w:val="bullet"/>
+      <w:lvlText w:val="o"/>
+      <w:lvlJc w:val="left"/>
+      <w:pPr>
+        <w:tabs>
+          <w:tab w:val="num" w:pos="1440"/>
+        </w:tabs>
+        <w:ind w:left="1440" w:hanging="360"/>
+      </w:pPr>
+      <w:rPr>
+        <w:rFonts w:ascii="Courier New" w:hAnsi="Courier New" w:hint="default"/>
+        <w:sz w:val="20"/>
+      </w:rPr>
+    </w:lvl>
+    <w:lvl w:ilvl="2" w:tentative="1">
+      <w:start w:val="1"/>
+      <w:numFmt w:val="bullet"/>
+      <w:lvlText w:val=""/>
+      <w:lvlJc w:val="left"/>
+      <w:pPr>
+        <w:tabs>
+          <w:tab w:val="num" w:pos="2160"/>
+        </w:tabs>
+        <w:ind w:left="2160" w:hanging="360"/>
+      </w:pPr>
+      <w:rPr>
+        <w:rFonts w:ascii="Wingdings" w:hAnsi="Wingdings" w:hint="default"/>
+        <w:sz w:val="20"/>
+      </w:rPr>
+    </w:lvl>
+    <w:lvl w:ilvl="3" w:tentative="1">
+      <w:start w:val="1"/>
+      <w:numFmt w:val="bullet"/>
+      <w:lvlText w:val=""/>
+      <w:lvlJc w:val="left"/>
+      <w:pPr>
+        <w:tabs>
+          <w:tab w:val="num" w:pos="2880"/>
+        </w:tabs>
+        <w:ind w:left="2880" w:hanging="360"/>
+      </w:pPr>
+      <w:rPr>
+        <w:rFonts w:ascii="Wingdings" w:hAnsi="Wingdings" w:hint="default"/>
+        <w:sz w:val="20"/>
+      </w:rPr>
+    </w:lvl>
+    <w:lvl w:ilvl="4" w:tentative="1">
+      <w:start w:val="1"/>
+      <w:numFmt w:val="bullet"/>
+      <w:lvlText w:val=""/>
+      <w:lvlJc w:val="left"/>
+      <w:pPr>
+        <w:tabs>
+          <w:tab w:val="num" w:pos="3600"/>
+        </w:tabs>
+        <w:ind w:left="3600" w:hanging="360"/>
+      </w:pPr>
+      <w:rPr>
+        <w:rFonts w:ascii="Wingdings" w:hAnsi="Wingdings" w:hint="default"/>
+        <w:sz w:val="20"/>
+      </w:rPr>
+    </w:lvl>
+    <w:lvl w:ilvl="5" w:tentative="1">
+      <w:start w:val="1"/>
+      <w:numFmt w:val="bullet"/>
+      <w:lvlText w:val=""/>
+      <w:lvlJc w:val="left"/>
+      <w:pPr>
+        <w:tabs>
+          <w:tab w:val="num" w:pos="4320"/>
+        </w:tabs>
+        <w:ind w:left="4320" w:hanging="360"/>
+      </w:pPr>
+      <w:rPr>
+        <w:rFonts w:ascii="Wingdings" w:hAnsi="Wingdings" w:hint="default"/>
+        <w:sz w:val="20"/>
+      </w:rPr>
+    </w:lvl>
+    <w:lvl w:ilvl="6" w:tentative="1">
+      <w:start w:val="1"/>
+      <w:numFmt w:val="bullet"/>
+      <w:lvlText w:val=""/>
+      <w:lvlJc w:val="left"/>
+      <w:pPr>
+        <w:tabs>
+          <w:tab w:val="num" w:pos="5040"/>
+        </w:tabs>
+        <w:ind w:left="5040" w:hanging="360"/>
+      </w:pPr>
+      <w:rPr>
+        <w:rFonts w:ascii="Wingdings" w:hAnsi="Wingdings" w:hint="default"/>
+        <w:sz w:val="20"/>
+      </w:rPr>
+    </w:lvl>
+    <w:lvl w:ilvl="7" w:tentative="1">
+      <w:start w:val="1"/>
+      <w:numFmt w:val="bullet"/>
+      <w:lvlText w:val=""/>
+      <w:lvlJc w:val="left"/>
+      <w:pPr>
+        <w:tabs>
+          <w:tab w:val="num" w:pos="5760"/>
+        </w:tabs>
+        <w:ind w:left="5760" w:hanging="360"/>
+      </w:pPr>
+      <w:rPr>
+        <w:rFonts w:ascii="Wingdings" w:hAnsi="Wingdings" w:hint="default"/>
+        <w:sz w:val="20"/>
+      </w:rPr>
+    </w:lvl>
+    <w:lvl w:ilvl="8" w:tentative="1">
+      <w:start w:val="1"/>
+      <w:numFmt w:val="bullet"/>
+      <w:lvlText w:val=""/>
+      <w:lvlJc w:val="left"/>
+      <w:pPr>
+        <w:tabs>
+          <w:tab w:val="num" w:pos="6480"/>
+        </w:tabs>
+        <w:ind w:left="6480" w:hanging="360"/>
+      </w:pPr>
+      <w:rPr>
+        <w:rFonts w:ascii="Wingdings" w:hAnsi="Wingdings" w:hint="default"/>
+        <w:sz w:val="20"/>
+      </w:rPr>
+    </w:lvl>
+  </w:abstractNum>
+  <w:abstractNum w:abstractNumId="23" w15:restartNumberingAfterBreak="0">
+    <w:nsid w:val="44E42CB2"/>
+    <w:multiLevelType w:val="multilevel"/>
+    <w:tmpl w:val="D38A1586"/>
+    <w:lvl w:ilvl="0">
+      <w:start w:val="1"/>
+      <w:numFmt w:val="bullet"/>
+      <w:lvlText w:val=""/>
+      <w:lvlJc w:val="left"/>
+      <w:pPr>
+        <w:tabs>
+          <w:tab w:val="num" w:pos="720"/>
+        </w:tabs>
+        <w:ind w:left="720" w:hanging="360"/>
+      </w:pPr>
+      <w:rPr>
+        <w:rFonts w:ascii="Symbol" w:hAnsi="Symbol" w:hint="default"/>
+        <w:sz w:val="20"/>
+      </w:rPr>
+    </w:lvl>
+    <w:lvl w:ilvl="1" w:tentative="1">
+      <w:start w:val="1"/>
+      <w:numFmt w:val="bullet"/>
+      <w:lvlText w:val="o"/>
+      <w:lvlJc w:val="left"/>
+      <w:pPr>
+        <w:tabs>
+          <w:tab w:val="num" w:pos="1440"/>
+        </w:tabs>
+        <w:ind w:left="1440" w:hanging="360"/>
+      </w:pPr>
+      <w:rPr>
+        <w:rFonts w:ascii="Courier New" w:hAnsi="Courier New" w:hint="default"/>
+        <w:sz w:val="20"/>
+      </w:rPr>
+    </w:lvl>
+    <w:lvl w:ilvl="2" w:tentative="1">
+      <w:start w:val="1"/>
+      <w:numFmt w:val="bullet"/>
+      <w:lvlText w:val=""/>
+      <w:lvlJc w:val="left"/>
+      <w:pPr>
+        <w:tabs>
+          <w:tab w:val="num" w:pos="2160"/>
+        </w:tabs>
+        <w:ind w:left="2160" w:hanging="360"/>
+      </w:pPr>
+      <w:rPr>
+        <w:rFonts w:ascii="Wingdings" w:hAnsi="Wingdings" w:hint="default"/>
+        <w:sz w:val="20"/>
+      </w:rPr>
+    </w:lvl>
+    <w:lvl w:ilvl="3" w:tentative="1">
+      <w:start w:val="1"/>
+      <w:numFmt w:val="bullet"/>
+      <w:lvlText w:val=""/>
+      <w:lvlJc w:val="left"/>
+      <w:pPr>
+        <w:tabs>
+          <w:tab w:val="num" w:pos="2880"/>
+        </w:tabs>
+        <w:ind w:left="2880" w:hanging="360"/>
+      </w:pPr>
+      <w:rPr>
+        <w:rFonts w:ascii="Wingdings" w:hAnsi="Wingdings" w:hint="default"/>
+        <w:sz w:val="20"/>
+      </w:rPr>
+    </w:lvl>
+    <w:lvl w:ilvl="4" w:tentative="1">
+      <w:start w:val="1"/>
+      <w:numFmt w:val="bullet"/>
+      <w:lvlText w:val=""/>
+      <w:lvlJc w:val="left"/>
+      <w:pPr>
+        <w:tabs>
+          <w:tab w:val="num" w:pos="3600"/>
+        </w:tabs>
+        <w:ind w:left="3600" w:hanging="360"/>
+      </w:pPr>
+      <w:rPr>
+        <w:rFonts w:ascii="Wingdings" w:hAnsi="Wingdings" w:hint="default"/>
+        <w:sz w:val="20"/>
+      </w:rPr>
+    </w:lvl>
+    <w:lvl w:ilvl="5" w:tentative="1">
+      <w:start w:val="1"/>
+      <w:numFmt w:val="bullet"/>
+      <w:lvlText w:val=""/>
+      <w:lvlJc w:val="left"/>
+      <w:pPr>
+        <w:tabs>
+          <w:tab w:val="num" w:pos="4320"/>
+        </w:tabs>
+        <w:ind w:left="4320" w:hanging="360"/>
+      </w:pPr>
+      <w:rPr>
+        <w:rFonts w:ascii="Wingdings" w:hAnsi="Wingdings" w:hint="default"/>
+        <w:sz w:val="20"/>
+      </w:rPr>
+    </w:lvl>
+    <w:lvl w:ilvl="6" w:tentative="1">
+      <w:start w:val="1"/>
+      <w:numFmt w:val="bullet"/>
+      <w:lvlText w:val=""/>
+      <w:lvlJc w:val="left"/>
+      <w:pPr>
+        <w:tabs>
+          <w:tab w:val="num" w:pos="5040"/>
+        </w:tabs>
+        <w:ind w:left="5040" w:hanging="360"/>
+      </w:pPr>
+      <w:rPr>
+        <w:rFonts w:ascii="Wingdings" w:hAnsi="Wingdings" w:hint="default"/>
+        <w:sz w:val="20"/>
+      </w:rPr>
+    </w:lvl>
+    <w:lvl w:ilvl="7" w:tentative="1">
+      <w:start w:val="1"/>
+      <w:numFmt w:val="bullet"/>
+      <w:lvlText w:val=""/>
+      <w:lvlJc w:val="left"/>
+      <w:pPr>
+        <w:tabs>
+          <w:tab w:val="num" w:pos="5760"/>
+        </w:tabs>
+        <w:ind w:left="5760" w:hanging="360"/>
+      </w:pPr>
+      <w:rPr>
+        <w:rFonts w:ascii="Wingdings" w:hAnsi="Wingdings" w:hint="default"/>
+        <w:sz w:val="20"/>
+      </w:rPr>
+    </w:lvl>
+    <w:lvl w:ilvl="8" w:tentative="1">
+      <w:start w:val="1"/>
+      <w:numFmt w:val="bullet"/>
+      <w:lvlText w:val=""/>
+      <w:lvlJc w:val="left"/>
+      <w:pPr>
+        <w:tabs>
+          <w:tab w:val="num" w:pos="6480"/>
+        </w:tabs>
+        <w:ind w:left="6480" w:hanging="360"/>
+      </w:pPr>
+      <w:rPr>
+        <w:rFonts w:ascii="Wingdings" w:hAnsi="Wingdings" w:hint="default"/>
+        <w:sz w:val="20"/>
+      </w:rPr>
+    </w:lvl>
+  </w:abstractNum>
+  <w:abstractNum w:abstractNumId="24" w15:restartNumberingAfterBreak="0">
     <w:nsid w:val="4BAE17C2"/>
     <w:multiLevelType w:val="multilevel"/>
     <w:tmpl w:val="564CFA64"/>
@@ -7424,7 +11030,120 @@
       </w:rPr>
     </w:lvl>
   </w:abstractNum>
-  <w:abstractNum w:abstractNumId="15" w15:restartNumberingAfterBreak="0">
+  <w:abstractNum w:abstractNumId="25" w15:restartNumberingAfterBreak="0">
+    <w:nsid w:val="4CB50594"/>
+    <w:multiLevelType w:val="multilevel"/>
+    <w:tmpl w:val="4C6C39E4"/>
+    <w:lvl w:ilvl="0">
+      <w:start w:val="2"/>
+      <w:numFmt w:val="decimal"/>
+      <w:lvlText w:val="%1."/>
+      <w:lvlJc w:val="left"/>
+      <w:pPr>
+        <w:tabs>
+          <w:tab w:val="num" w:pos="720"/>
+        </w:tabs>
+        <w:ind w:left="720" w:hanging="360"/>
+      </w:pPr>
+    </w:lvl>
+    <w:lvl w:ilvl="1" w:tentative="1">
+      <w:start w:val="1"/>
+      <w:numFmt w:val="decimal"/>
+      <w:lvlText w:val="%2."/>
+      <w:lvlJc w:val="left"/>
+      <w:pPr>
+        <w:tabs>
+          <w:tab w:val="num" w:pos="1440"/>
+        </w:tabs>
+        <w:ind w:left="1440" w:hanging="360"/>
+      </w:pPr>
+    </w:lvl>
+    <w:lvl w:ilvl="2" w:tentative="1">
+      <w:start w:val="1"/>
+      <w:numFmt w:val="decimal"/>
+      <w:lvlText w:val="%3."/>
+      <w:lvlJc w:val="left"/>
+      <w:pPr>
+        <w:tabs>
+          <w:tab w:val="num" w:pos="2160"/>
+        </w:tabs>
+        <w:ind w:left="2160" w:hanging="360"/>
+      </w:pPr>
+    </w:lvl>
+    <w:lvl w:ilvl="3" w:tentative="1">
+      <w:start w:val="1"/>
+      <w:numFmt w:val="decimal"/>
+      <w:lvlText w:val="%4."/>
+      <w:lvlJc w:val="left"/>
+      <w:pPr>
+        <w:tabs>
+          <w:tab w:val="num" w:pos="2880"/>
+        </w:tabs>
+        <w:ind w:left="2880" w:hanging="360"/>
+      </w:pPr>
+    </w:lvl>
+    <w:lvl w:ilvl="4" w:tentative="1">
+      <w:start w:val="1"/>
+      <w:numFmt w:val="decimal"/>
+      <w:lvlText w:val="%5."/>
+      <w:lvlJc w:val="left"/>
+      <w:pPr>
+        <w:tabs>
+          <w:tab w:val="num" w:pos="3600"/>
+        </w:tabs>
+        <w:ind w:left="3600" w:hanging="360"/>
+      </w:pPr>
+    </w:lvl>
+    <w:lvl w:ilvl="5" w:tentative="1">
+      <w:start w:val="1"/>
+      <w:numFmt w:val="decimal"/>
+      <w:lvlText w:val="%6."/>
+      <w:lvlJc w:val="left"/>
+      <w:pPr>
+        <w:tabs>
+          <w:tab w:val="num" w:pos="4320"/>
+        </w:tabs>
+        <w:ind w:left="4320" w:hanging="360"/>
+      </w:pPr>
+    </w:lvl>
+    <w:lvl w:ilvl="6" w:tentative="1">
+      <w:start w:val="1"/>
+      <w:numFmt w:val="decimal"/>
+      <w:lvlText w:val="%7."/>
+      <w:lvlJc w:val="left"/>
+      <w:pPr>
+        <w:tabs>
+          <w:tab w:val="num" w:pos="5040"/>
+        </w:tabs>
+        <w:ind w:left="5040" w:hanging="360"/>
+      </w:pPr>
+    </w:lvl>
+    <w:lvl w:ilvl="7" w:tentative="1">
+      <w:start w:val="1"/>
+      <w:numFmt w:val="decimal"/>
+      <w:lvlText w:val="%8."/>
+      <w:lvlJc w:val="left"/>
+      <w:pPr>
+        <w:tabs>
+          <w:tab w:val="num" w:pos="5760"/>
+        </w:tabs>
+        <w:ind w:left="5760" w:hanging="360"/>
+      </w:pPr>
+    </w:lvl>
+    <w:lvl w:ilvl="8" w:tentative="1">
+      <w:start w:val="1"/>
+      <w:numFmt w:val="decimal"/>
+      <w:lvlText w:val="%9."/>
+      <w:lvlJc w:val="left"/>
+      <w:pPr>
+        <w:tabs>
+          <w:tab w:val="num" w:pos="6480"/>
+        </w:tabs>
+        <w:ind w:left="6480" w:hanging="360"/>
+      </w:pPr>
+    </w:lvl>
+  </w:abstractNum>
+  <w:abstractNum w:abstractNumId="26" w15:restartNumberingAfterBreak="0">
     <w:nsid w:val="570763B6"/>
     <w:multiLevelType w:val="multilevel"/>
     <w:tmpl w:val="383CE75E"/>
@@ -7573,7 +11292,7 @@
       </w:rPr>
     </w:lvl>
   </w:abstractNum>
-  <w:abstractNum w:abstractNumId="16" w15:restartNumberingAfterBreak="0">
+  <w:abstractNum w:abstractNumId="27" w15:restartNumberingAfterBreak="0">
     <w:nsid w:val="5B7432DD"/>
     <w:multiLevelType w:val="multilevel"/>
     <w:tmpl w:val="04E66394"/>
@@ -7686,7 +11405,7 @@
       </w:pPr>
     </w:lvl>
   </w:abstractNum>
-  <w:abstractNum w:abstractNumId="17" w15:restartNumberingAfterBreak="0">
+  <w:abstractNum w:abstractNumId="28" w15:restartNumberingAfterBreak="0">
     <w:nsid w:val="5B807F41"/>
     <w:multiLevelType w:val="multilevel"/>
     <w:tmpl w:val="7848C27A"/>
@@ -7835,7 +11554,7 @@
       </w:rPr>
     </w:lvl>
   </w:abstractNum>
-  <w:abstractNum w:abstractNumId="18" w15:restartNumberingAfterBreak="0">
+  <w:abstractNum w:abstractNumId="29" w15:restartNumberingAfterBreak="0">
     <w:nsid w:val="5C992E79"/>
     <w:multiLevelType w:val="multilevel"/>
     <w:tmpl w:val="42F2A0DE"/>
@@ -7984,7 +11703,680 @@
       </w:rPr>
     </w:lvl>
   </w:abstractNum>
-  <w:abstractNum w:abstractNumId="19" w15:restartNumberingAfterBreak="0">
+  <w:abstractNum w:abstractNumId="30" w15:restartNumberingAfterBreak="0">
+    <w:nsid w:val="62052D47"/>
+    <w:multiLevelType w:val="multilevel"/>
+    <w:tmpl w:val="629EA360"/>
+    <w:lvl w:ilvl="0">
+      <w:start w:val="1"/>
+      <w:numFmt w:val="bullet"/>
+      <w:lvlText w:val=""/>
+      <w:lvlJc w:val="left"/>
+      <w:pPr>
+        <w:tabs>
+          <w:tab w:val="num" w:pos="720"/>
+        </w:tabs>
+        <w:ind w:left="720" w:hanging="360"/>
+      </w:pPr>
+      <w:rPr>
+        <w:rFonts w:ascii="Symbol" w:hAnsi="Symbol" w:hint="default"/>
+        <w:sz w:val="20"/>
+      </w:rPr>
+    </w:lvl>
+    <w:lvl w:ilvl="1" w:tentative="1">
+      <w:start w:val="1"/>
+      <w:numFmt w:val="bullet"/>
+      <w:lvlText w:val="o"/>
+      <w:lvlJc w:val="left"/>
+      <w:pPr>
+        <w:tabs>
+          <w:tab w:val="num" w:pos="1440"/>
+        </w:tabs>
+        <w:ind w:left="1440" w:hanging="360"/>
+      </w:pPr>
+      <w:rPr>
+        <w:rFonts w:ascii="Courier New" w:hAnsi="Courier New" w:hint="default"/>
+        <w:sz w:val="20"/>
+      </w:rPr>
+    </w:lvl>
+    <w:lvl w:ilvl="2" w:tentative="1">
+      <w:start w:val="1"/>
+      <w:numFmt w:val="bullet"/>
+      <w:lvlText w:val=""/>
+      <w:lvlJc w:val="left"/>
+      <w:pPr>
+        <w:tabs>
+          <w:tab w:val="num" w:pos="2160"/>
+        </w:tabs>
+        <w:ind w:left="2160" w:hanging="360"/>
+      </w:pPr>
+      <w:rPr>
+        <w:rFonts w:ascii="Wingdings" w:hAnsi="Wingdings" w:hint="default"/>
+        <w:sz w:val="20"/>
+      </w:rPr>
+    </w:lvl>
+    <w:lvl w:ilvl="3" w:tentative="1">
+      <w:start w:val="1"/>
+      <w:numFmt w:val="bullet"/>
+      <w:lvlText w:val=""/>
+      <w:lvlJc w:val="left"/>
+      <w:pPr>
+        <w:tabs>
+          <w:tab w:val="num" w:pos="2880"/>
+        </w:tabs>
+        <w:ind w:left="2880" w:hanging="360"/>
+      </w:pPr>
+      <w:rPr>
+        <w:rFonts w:ascii="Wingdings" w:hAnsi="Wingdings" w:hint="default"/>
+        <w:sz w:val="20"/>
+      </w:rPr>
+    </w:lvl>
+    <w:lvl w:ilvl="4" w:tentative="1">
+      <w:start w:val="1"/>
+      <w:numFmt w:val="bullet"/>
+      <w:lvlText w:val=""/>
+      <w:lvlJc w:val="left"/>
+      <w:pPr>
+        <w:tabs>
+          <w:tab w:val="num" w:pos="3600"/>
+        </w:tabs>
+        <w:ind w:left="3600" w:hanging="360"/>
+      </w:pPr>
+      <w:rPr>
+        <w:rFonts w:ascii="Wingdings" w:hAnsi="Wingdings" w:hint="default"/>
+        <w:sz w:val="20"/>
+      </w:rPr>
+    </w:lvl>
+    <w:lvl w:ilvl="5" w:tentative="1">
+      <w:start w:val="1"/>
+      <w:numFmt w:val="bullet"/>
+      <w:lvlText w:val=""/>
+      <w:lvlJc w:val="left"/>
+      <w:pPr>
+        <w:tabs>
+          <w:tab w:val="num" w:pos="4320"/>
+        </w:tabs>
+        <w:ind w:left="4320" w:hanging="360"/>
+      </w:pPr>
+      <w:rPr>
+        <w:rFonts w:ascii="Wingdings" w:hAnsi="Wingdings" w:hint="default"/>
+        <w:sz w:val="20"/>
+      </w:rPr>
+    </w:lvl>
+    <w:lvl w:ilvl="6" w:tentative="1">
+      <w:start w:val="1"/>
+      <w:numFmt w:val="bullet"/>
+      <w:lvlText w:val=""/>
+      <w:lvlJc w:val="left"/>
+      <w:pPr>
+        <w:tabs>
+          <w:tab w:val="num" w:pos="5040"/>
+        </w:tabs>
+        <w:ind w:left="5040" w:hanging="360"/>
+      </w:pPr>
+      <w:rPr>
+        <w:rFonts w:ascii="Wingdings" w:hAnsi="Wingdings" w:hint="default"/>
+        <w:sz w:val="20"/>
+      </w:rPr>
+    </w:lvl>
+    <w:lvl w:ilvl="7" w:tentative="1">
+      <w:start w:val="1"/>
+      <w:numFmt w:val="bullet"/>
+      <w:lvlText w:val=""/>
+      <w:lvlJc w:val="left"/>
+      <w:pPr>
+        <w:tabs>
+          <w:tab w:val="num" w:pos="5760"/>
+        </w:tabs>
+        <w:ind w:left="5760" w:hanging="360"/>
+      </w:pPr>
+      <w:rPr>
+        <w:rFonts w:ascii="Wingdings" w:hAnsi="Wingdings" w:hint="default"/>
+        <w:sz w:val="20"/>
+      </w:rPr>
+    </w:lvl>
+    <w:lvl w:ilvl="8" w:tentative="1">
+      <w:start w:val="1"/>
+      <w:numFmt w:val="bullet"/>
+      <w:lvlText w:val=""/>
+      <w:lvlJc w:val="left"/>
+      <w:pPr>
+        <w:tabs>
+          <w:tab w:val="num" w:pos="6480"/>
+        </w:tabs>
+        <w:ind w:left="6480" w:hanging="360"/>
+      </w:pPr>
+      <w:rPr>
+        <w:rFonts w:ascii="Wingdings" w:hAnsi="Wingdings" w:hint="default"/>
+        <w:sz w:val="20"/>
+      </w:rPr>
+    </w:lvl>
+  </w:abstractNum>
+  <w:abstractNum w:abstractNumId="31" w15:restartNumberingAfterBreak="0">
+    <w:nsid w:val="6A75647D"/>
+    <w:multiLevelType w:val="multilevel"/>
+    <w:tmpl w:val="BDFAB4F8"/>
+    <w:lvl w:ilvl="0">
+      <w:start w:val="1"/>
+      <w:numFmt w:val="decimal"/>
+      <w:lvlText w:val="%1."/>
+      <w:lvlJc w:val="left"/>
+      <w:pPr>
+        <w:tabs>
+          <w:tab w:val="num" w:pos="720"/>
+        </w:tabs>
+        <w:ind w:left="720" w:hanging="360"/>
+      </w:pPr>
+    </w:lvl>
+    <w:lvl w:ilvl="1" w:tentative="1">
+      <w:start w:val="1"/>
+      <w:numFmt w:val="decimal"/>
+      <w:lvlText w:val="%2."/>
+      <w:lvlJc w:val="left"/>
+      <w:pPr>
+        <w:tabs>
+          <w:tab w:val="num" w:pos="1440"/>
+        </w:tabs>
+        <w:ind w:left="1440" w:hanging="360"/>
+      </w:pPr>
+    </w:lvl>
+    <w:lvl w:ilvl="2" w:tentative="1">
+      <w:start w:val="1"/>
+      <w:numFmt w:val="decimal"/>
+      <w:lvlText w:val="%3."/>
+      <w:lvlJc w:val="left"/>
+      <w:pPr>
+        <w:tabs>
+          <w:tab w:val="num" w:pos="2160"/>
+        </w:tabs>
+        <w:ind w:left="2160" w:hanging="360"/>
+      </w:pPr>
+    </w:lvl>
+    <w:lvl w:ilvl="3" w:tentative="1">
+      <w:start w:val="1"/>
+      <w:numFmt w:val="decimal"/>
+      <w:lvlText w:val="%4."/>
+      <w:lvlJc w:val="left"/>
+      <w:pPr>
+        <w:tabs>
+          <w:tab w:val="num" w:pos="2880"/>
+        </w:tabs>
+        <w:ind w:left="2880" w:hanging="360"/>
+      </w:pPr>
+    </w:lvl>
+    <w:lvl w:ilvl="4" w:tentative="1">
+      <w:start w:val="1"/>
+      <w:numFmt w:val="decimal"/>
+      <w:lvlText w:val="%5."/>
+      <w:lvlJc w:val="left"/>
+      <w:pPr>
+        <w:tabs>
+          <w:tab w:val="num" w:pos="3600"/>
+        </w:tabs>
+        <w:ind w:left="3600" w:hanging="360"/>
+      </w:pPr>
+    </w:lvl>
+    <w:lvl w:ilvl="5" w:tentative="1">
+      <w:start w:val="1"/>
+      <w:numFmt w:val="decimal"/>
+      <w:lvlText w:val="%6."/>
+      <w:lvlJc w:val="left"/>
+      <w:pPr>
+        <w:tabs>
+          <w:tab w:val="num" w:pos="4320"/>
+        </w:tabs>
+        <w:ind w:left="4320" w:hanging="360"/>
+      </w:pPr>
+    </w:lvl>
+    <w:lvl w:ilvl="6" w:tentative="1">
+      <w:start w:val="1"/>
+      <w:numFmt w:val="decimal"/>
+      <w:lvlText w:val="%7."/>
+      <w:lvlJc w:val="left"/>
+      <w:pPr>
+        <w:tabs>
+          <w:tab w:val="num" w:pos="5040"/>
+        </w:tabs>
+        <w:ind w:left="5040" w:hanging="360"/>
+      </w:pPr>
+    </w:lvl>
+    <w:lvl w:ilvl="7" w:tentative="1">
+      <w:start w:val="1"/>
+      <w:numFmt w:val="decimal"/>
+      <w:lvlText w:val="%8."/>
+      <w:lvlJc w:val="left"/>
+      <w:pPr>
+        <w:tabs>
+          <w:tab w:val="num" w:pos="5760"/>
+        </w:tabs>
+        <w:ind w:left="5760" w:hanging="360"/>
+      </w:pPr>
+    </w:lvl>
+    <w:lvl w:ilvl="8" w:tentative="1">
+      <w:start w:val="1"/>
+      <w:numFmt w:val="decimal"/>
+      <w:lvlText w:val="%9."/>
+      <w:lvlJc w:val="left"/>
+      <w:pPr>
+        <w:tabs>
+          <w:tab w:val="num" w:pos="6480"/>
+        </w:tabs>
+        <w:ind w:left="6480" w:hanging="360"/>
+      </w:pPr>
+    </w:lvl>
+  </w:abstractNum>
+  <w:abstractNum w:abstractNumId="32" w15:restartNumberingAfterBreak="0">
+    <w:nsid w:val="6A8D6412"/>
+    <w:multiLevelType w:val="multilevel"/>
+    <w:tmpl w:val="B9160BD8"/>
+    <w:lvl w:ilvl="0">
+      <w:start w:val="1"/>
+      <w:numFmt w:val="bullet"/>
+      <w:lvlText w:val=""/>
+      <w:lvlJc w:val="left"/>
+      <w:pPr>
+        <w:tabs>
+          <w:tab w:val="num" w:pos="720"/>
+        </w:tabs>
+        <w:ind w:left="720" w:hanging="360"/>
+      </w:pPr>
+      <w:rPr>
+        <w:rFonts w:ascii="Symbol" w:hAnsi="Symbol" w:hint="default"/>
+        <w:sz w:val="20"/>
+      </w:rPr>
+    </w:lvl>
+    <w:lvl w:ilvl="1" w:tentative="1">
+      <w:start w:val="1"/>
+      <w:numFmt w:val="bullet"/>
+      <w:lvlText w:val="o"/>
+      <w:lvlJc w:val="left"/>
+      <w:pPr>
+        <w:tabs>
+          <w:tab w:val="num" w:pos="1440"/>
+        </w:tabs>
+        <w:ind w:left="1440" w:hanging="360"/>
+      </w:pPr>
+      <w:rPr>
+        <w:rFonts w:ascii="Courier New" w:hAnsi="Courier New" w:hint="default"/>
+        <w:sz w:val="20"/>
+      </w:rPr>
+    </w:lvl>
+    <w:lvl w:ilvl="2" w:tentative="1">
+      <w:start w:val="1"/>
+      <w:numFmt w:val="bullet"/>
+      <w:lvlText w:val=""/>
+      <w:lvlJc w:val="left"/>
+      <w:pPr>
+        <w:tabs>
+          <w:tab w:val="num" w:pos="2160"/>
+        </w:tabs>
+        <w:ind w:left="2160" w:hanging="360"/>
+      </w:pPr>
+      <w:rPr>
+        <w:rFonts w:ascii="Wingdings" w:hAnsi="Wingdings" w:hint="default"/>
+        <w:sz w:val="20"/>
+      </w:rPr>
+    </w:lvl>
+    <w:lvl w:ilvl="3" w:tentative="1">
+      <w:start w:val="1"/>
+      <w:numFmt w:val="bullet"/>
+      <w:lvlText w:val=""/>
+      <w:lvlJc w:val="left"/>
+      <w:pPr>
+        <w:tabs>
+          <w:tab w:val="num" w:pos="2880"/>
+        </w:tabs>
+        <w:ind w:left="2880" w:hanging="360"/>
+      </w:pPr>
+      <w:rPr>
+        <w:rFonts w:ascii="Wingdings" w:hAnsi="Wingdings" w:hint="default"/>
+        <w:sz w:val="20"/>
+      </w:rPr>
+    </w:lvl>
+    <w:lvl w:ilvl="4" w:tentative="1">
+      <w:start w:val="1"/>
+      <w:numFmt w:val="bullet"/>
+      <w:lvlText w:val=""/>
+      <w:lvlJc w:val="left"/>
+      <w:pPr>
+        <w:tabs>
+          <w:tab w:val="num" w:pos="3600"/>
+        </w:tabs>
+        <w:ind w:left="3600" w:hanging="360"/>
+      </w:pPr>
+      <w:rPr>
+        <w:rFonts w:ascii="Wingdings" w:hAnsi="Wingdings" w:hint="default"/>
+        <w:sz w:val="20"/>
+      </w:rPr>
+    </w:lvl>
+    <w:lvl w:ilvl="5" w:tentative="1">
+      <w:start w:val="1"/>
+      <w:numFmt w:val="bullet"/>
+      <w:lvlText w:val=""/>
+      <w:lvlJc w:val="left"/>
+      <w:pPr>
+        <w:tabs>
+          <w:tab w:val="num" w:pos="4320"/>
+        </w:tabs>
+        <w:ind w:left="4320" w:hanging="360"/>
+      </w:pPr>
+      <w:rPr>
+        <w:rFonts w:ascii="Wingdings" w:hAnsi="Wingdings" w:hint="default"/>
+        <w:sz w:val="20"/>
+      </w:rPr>
+    </w:lvl>
+    <w:lvl w:ilvl="6" w:tentative="1">
+      <w:start w:val="1"/>
+      <w:numFmt w:val="bullet"/>
+      <w:lvlText w:val=""/>
+      <w:lvlJc w:val="left"/>
+      <w:pPr>
+        <w:tabs>
+          <w:tab w:val="num" w:pos="5040"/>
+        </w:tabs>
+        <w:ind w:left="5040" w:hanging="360"/>
+      </w:pPr>
+      <w:rPr>
+        <w:rFonts w:ascii="Wingdings" w:hAnsi="Wingdings" w:hint="default"/>
+        <w:sz w:val="20"/>
+      </w:rPr>
+    </w:lvl>
+    <w:lvl w:ilvl="7" w:tentative="1">
+      <w:start w:val="1"/>
+      <w:numFmt w:val="bullet"/>
+      <w:lvlText w:val=""/>
+      <w:lvlJc w:val="left"/>
+      <w:pPr>
+        <w:tabs>
+          <w:tab w:val="num" w:pos="5760"/>
+        </w:tabs>
+        <w:ind w:left="5760" w:hanging="360"/>
+      </w:pPr>
+      <w:rPr>
+        <w:rFonts w:ascii="Wingdings" w:hAnsi="Wingdings" w:hint="default"/>
+        <w:sz w:val="20"/>
+      </w:rPr>
+    </w:lvl>
+    <w:lvl w:ilvl="8" w:tentative="1">
+      <w:start w:val="1"/>
+      <w:numFmt w:val="bullet"/>
+      <w:lvlText w:val=""/>
+      <w:lvlJc w:val="left"/>
+      <w:pPr>
+        <w:tabs>
+          <w:tab w:val="num" w:pos="6480"/>
+        </w:tabs>
+        <w:ind w:left="6480" w:hanging="360"/>
+      </w:pPr>
+      <w:rPr>
+        <w:rFonts w:ascii="Wingdings" w:hAnsi="Wingdings" w:hint="default"/>
+        <w:sz w:val="20"/>
+      </w:rPr>
+    </w:lvl>
+  </w:abstractNum>
+  <w:abstractNum w:abstractNumId="33" w15:restartNumberingAfterBreak="0">
+    <w:nsid w:val="6F711C8B"/>
+    <w:multiLevelType w:val="multilevel"/>
+    <w:tmpl w:val="8D7C6FF0"/>
+    <w:lvl w:ilvl="0">
+      <w:start w:val="1"/>
+      <w:numFmt w:val="bullet"/>
+      <w:lvlText w:val=""/>
+      <w:lvlJc w:val="left"/>
+      <w:pPr>
+        <w:tabs>
+          <w:tab w:val="num" w:pos="720"/>
+        </w:tabs>
+        <w:ind w:left="720" w:hanging="360"/>
+      </w:pPr>
+      <w:rPr>
+        <w:rFonts w:ascii="Symbol" w:hAnsi="Symbol" w:hint="default"/>
+        <w:sz w:val="20"/>
+      </w:rPr>
+    </w:lvl>
+    <w:lvl w:ilvl="1" w:tentative="1">
+      <w:start w:val="1"/>
+      <w:numFmt w:val="bullet"/>
+      <w:lvlText w:val="o"/>
+      <w:lvlJc w:val="left"/>
+      <w:pPr>
+        <w:tabs>
+          <w:tab w:val="num" w:pos="1440"/>
+        </w:tabs>
+        <w:ind w:left="1440" w:hanging="360"/>
+      </w:pPr>
+      <w:rPr>
+        <w:rFonts w:ascii="Courier New" w:hAnsi="Courier New" w:hint="default"/>
+        <w:sz w:val="20"/>
+      </w:rPr>
+    </w:lvl>
+    <w:lvl w:ilvl="2" w:tentative="1">
+      <w:start w:val="1"/>
+      <w:numFmt w:val="bullet"/>
+      <w:lvlText w:val=""/>
+      <w:lvlJc w:val="left"/>
+      <w:pPr>
+        <w:tabs>
+          <w:tab w:val="num" w:pos="2160"/>
+        </w:tabs>
+        <w:ind w:left="2160" w:hanging="360"/>
+      </w:pPr>
+      <w:rPr>
+        <w:rFonts w:ascii="Wingdings" w:hAnsi="Wingdings" w:hint="default"/>
+        <w:sz w:val="20"/>
+      </w:rPr>
+    </w:lvl>
+    <w:lvl w:ilvl="3" w:tentative="1">
+      <w:start w:val="1"/>
+      <w:numFmt w:val="bullet"/>
+      <w:lvlText w:val=""/>
+      <w:lvlJc w:val="left"/>
+      <w:pPr>
+        <w:tabs>
+          <w:tab w:val="num" w:pos="2880"/>
+        </w:tabs>
+        <w:ind w:left="2880" w:hanging="360"/>
+      </w:pPr>
+      <w:rPr>
+        <w:rFonts w:ascii="Wingdings" w:hAnsi="Wingdings" w:hint="default"/>
+        <w:sz w:val="20"/>
+      </w:rPr>
+    </w:lvl>
+    <w:lvl w:ilvl="4" w:tentative="1">
+      <w:start w:val="1"/>
+      <w:numFmt w:val="bullet"/>
+      <w:lvlText w:val=""/>
+      <w:lvlJc w:val="left"/>
+      <w:pPr>
+        <w:tabs>
+          <w:tab w:val="num" w:pos="3600"/>
+        </w:tabs>
+        <w:ind w:left="3600" w:hanging="360"/>
+      </w:pPr>
+      <w:rPr>
+        <w:rFonts w:ascii="Wingdings" w:hAnsi="Wingdings" w:hint="default"/>
+        <w:sz w:val="20"/>
+      </w:rPr>
+    </w:lvl>
+    <w:lvl w:ilvl="5" w:tentative="1">
+      <w:start w:val="1"/>
+      <w:numFmt w:val="bullet"/>
+      <w:lvlText w:val=""/>
+      <w:lvlJc w:val="left"/>
+      <w:pPr>
+        <w:tabs>
+          <w:tab w:val="num" w:pos="4320"/>
+        </w:tabs>
+        <w:ind w:left="4320" w:hanging="360"/>
+      </w:pPr>
+      <w:rPr>
+        <w:rFonts w:ascii="Wingdings" w:hAnsi="Wingdings" w:hint="default"/>
+        <w:sz w:val="20"/>
+      </w:rPr>
+    </w:lvl>
+    <w:lvl w:ilvl="6" w:tentative="1">
+      <w:start w:val="1"/>
+      <w:numFmt w:val="bullet"/>
+      <w:lvlText w:val=""/>
+      <w:lvlJc w:val="left"/>
+      <w:pPr>
+        <w:tabs>
+          <w:tab w:val="num" w:pos="5040"/>
+        </w:tabs>
+        <w:ind w:left="5040" w:hanging="360"/>
+      </w:pPr>
+      <w:rPr>
+        <w:rFonts w:ascii="Wingdings" w:hAnsi="Wingdings" w:hint="default"/>
+        <w:sz w:val="20"/>
+      </w:rPr>
+    </w:lvl>
+    <w:lvl w:ilvl="7" w:tentative="1">
+      <w:start w:val="1"/>
+      <w:numFmt w:val="bullet"/>
+      <w:lvlText w:val=""/>
+      <w:lvlJc w:val="left"/>
+      <w:pPr>
+        <w:tabs>
+          <w:tab w:val="num" w:pos="5760"/>
+        </w:tabs>
+        <w:ind w:left="5760" w:hanging="360"/>
+      </w:pPr>
+      <w:rPr>
+        <w:rFonts w:ascii="Wingdings" w:hAnsi="Wingdings" w:hint="default"/>
+        <w:sz w:val="20"/>
+      </w:rPr>
+    </w:lvl>
+    <w:lvl w:ilvl="8" w:tentative="1">
+      <w:start w:val="1"/>
+      <w:numFmt w:val="bullet"/>
+      <w:lvlText w:val=""/>
+      <w:lvlJc w:val="left"/>
+      <w:pPr>
+        <w:tabs>
+          <w:tab w:val="num" w:pos="6480"/>
+        </w:tabs>
+        <w:ind w:left="6480" w:hanging="360"/>
+      </w:pPr>
+      <w:rPr>
+        <w:rFonts w:ascii="Wingdings" w:hAnsi="Wingdings" w:hint="default"/>
+        <w:sz w:val="20"/>
+      </w:rPr>
+    </w:lvl>
+  </w:abstractNum>
+  <w:abstractNum w:abstractNumId="34" w15:restartNumberingAfterBreak="0">
+    <w:nsid w:val="6FCA634E"/>
+    <w:multiLevelType w:val="multilevel"/>
+    <w:tmpl w:val="0068DFC6"/>
+    <w:lvl w:ilvl="0">
+      <w:start w:val="4"/>
+      <w:numFmt w:val="decimal"/>
+      <w:lvlText w:val="%1."/>
+      <w:lvlJc w:val="left"/>
+      <w:pPr>
+        <w:tabs>
+          <w:tab w:val="num" w:pos="720"/>
+        </w:tabs>
+        <w:ind w:left="720" w:hanging="360"/>
+      </w:pPr>
+    </w:lvl>
+    <w:lvl w:ilvl="1" w:tentative="1">
+      <w:start w:val="1"/>
+      <w:numFmt w:val="decimal"/>
+      <w:lvlText w:val="%2."/>
+      <w:lvlJc w:val="left"/>
+      <w:pPr>
+        <w:tabs>
+          <w:tab w:val="num" w:pos="1440"/>
+        </w:tabs>
+        <w:ind w:left="1440" w:hanging="360"/>
+      </w:pPr>
+    </w:lvl>
+    <w:lvl w:ilvl="2" w:tentative="1">
+      <w:start w:val="1"/>
+      <w:numFmt w:val="decimal"/>
+      <w:lvlText w:val="%3."/>
+      <w:lvlJc w:val="left"/>
+      <w:pPr>
+        <w:tabs>
+          <w:tab w:val="num" w:pos="2160"/>
+        </w:tabs>
+        <w:ind w:left="2160" w:hanging="360"/>
+      </w:pPr>
+    </w:lvl>
+    <w:lvl w:ilvl="3" w:tentative="1">
+      <w:start w:val="1"/>
+      <w:numFmt w:val="decimal"/>
+      <w:lvlText w:val="%4."/>
+      <w:lvlJc w:val="left"/>
+      <w:pPr>
+        <w:tabs>
+          <w:tab w:val="num" w:pos="2880"/>
+        </w:tabs>
+        <w:ind w:left="2880" w:hanging="360"/>
+      </w:pPr>
+    </w:lvl>
+    <w:lvl w:ilvl="4" w:tentative="1">
+      <w:start w:val="1"/>
+      <w:numFmt w:val="decimal"/>
+      <w:lvlText w:val="%5."/>
+      <w:lvlJc w:val="left"/>
+      <w:pPr>
+        <w:tabs>
+          <w:tab w:val="num" w:pos="3600"/>
+        </w:tabs>
+        <w:ind w:left="3600" w:hanging="360"/>
+      </w:pPr>
+    </w:lvl>
+    <w:lvl w:ilvl="5" w:tentative="1">
+      <w:start w:val="1"/>
+      <w:numFmt w:val="decimal"/>
+      <w:lvlText w:val="%6."/>
+      <w:lvlJc w:val="left"/>
+      <w:pPr>
+        <w:tabs>
+          <w:tab w:val="num" w:pos="4320"/>
+        </w:tabs>
+        <w:ind w:left="4320" w:hanging="360"/>
+      </w:pPr>
+    </w:lvl>
+    <w:lvl w:ilvl="6" w:tentative="1">
+      <w:start w:val="1"/>
+      <w:numFmt w:val="decimal"/>
+      <w:lvlText w:val="%7."/>
+      <w:lvlJc w:val="left"/>
+      <w:pPr>
+        <w:tabs>
+          <w:tab w:val="num" w:pos="5040"/>
+        </w:tabs>
+        <w:ind w:left="5040" w:hanging="360"/>
+      </w:pPr>
+    </w:lvl>
+    <w:lvl w:ilvl="7" w:tentative="1">
+      <w:start w:val="1"/>
+      <w:numFmt w:val="decimal"/>
+      <w:lvlText w:val="%8."/>
+      <w:lvlJc w:val="left"/>
+      <w:pPr>
+        <w:tabs>
+          <w:tab w:val="num" w:pos="5760"/>
+        </w:tabs>
+        <w:ind w:left="5760" w:hanging="360"/>
+      </w:pPr>
+    </w:lvl>
+    <w:lvl w:ilvl="8" w:tentative="1">
+      <w:start w:val="1"/>
+      <w:numFmt w:val="decimal"/>
+      <w:lvlText w:val="%9."/>
+      <w:lvlJc w:val="left"/>
+      <w:pPr>
+        <w:tabs>
+          <w:tab w:val="num" w:pos="6480"/>
+        </w:tabs>
+        <w:ind w:left="6480" w:hanging="360"/>
+      </w:pPr>
+    </w:lvl>
+  </w:abstractNum>
+  <w:abstractNum w:abstractNumId="35" w15:restartNumberingAfterBreak="0">
     <w:nsid w:val="714D6B40"/>
     <w:multiLevelType w:val="multilevel"/>
     <w:tmpl w:val="ACBC5ED8"/>
@@ -8133,7 +12525,7 @@
       </w:rPr>
     </w:lvl>
   </w:abstractNum>
-  <w:abstractNum w:abstractNumId="20" w15:restartNumberingAfterBreak="0">
+  <w:abstractNum w:abstractNumId="36" w15:restartNumberingAfterBreak="0">
     <w:nsid w:val="71675477"/>
     <w:multiLevelType w:val="multilevel"/>
     <w:tmpl w:val="2E502C74"/>
@@ -8282,7 +12674,7 @@
       </w:rPr>
     </w:lvl>
   </w:abstractNum>
-  <w:abstractNum w:abstractNumId="21" w15:restartNumberingAfterBreak="0">
+  <w:abstractNum w:abstractNumId="37" w15:restartNumberingAfterBreak="0">
     <w:nsid w:val="73097647"/>
     <w:multiLevelType w:val="multilevel"/>
     <w:tmpl w:val="975085D0"/>
@@ -8431,7 +12823,7 @@
       </w:rPr>
     </w:lvl>
   </w:abstractNum>
-  <w:abstractNum w:abstractNumId="22" w15:restartNumberingAfterBreak="0">
+  <w:abstractNum w:abstractNumId="38" w15:restartNumberingAfterBreak="0">
     <w:nsid w:val="75370268"/>
     <w:multiLevelType w:val="multilevel"/>
     <w:tmpl w:val="F6BE7EC4"/>
@@ -8548,7 +12940,7 @@
       </w:pPr>
     </w:lvl>
   </w:abstractNum>
-  <w:abstractNum w:abstractNumId="23" w15:restartNumberingAfterBreak="0">
+  <w:abstractNum w:abstractNumId="39" w15:restartNumberingAfterBreak="0">
     <w:nsid w:val="75DC5712"/>
     <w:multiLevelType w:val="multilevel"/>
     <w:tmpl w:val="436C08C6"/>
@@ -8697,7 +13089,7 @@
       </w:rPr>
     </w:lvl>
   </w:abstractNum>
-  <w:abstractNum w:abstractNumId="24" w15:restartNumberingAfterBreak="0">
+  <w:abstractNum w:abstractNumId="40" w15:restartNumberingAfterBreak="0">
     <w:nsid w:val="79021159"/>
     <w:multiLevelType w:val="multilevel"/>
     <w:tmpl w:val="65CA8C04"/>
@@ -8846,80 +13238,280 @@
       </w:rPr>
     </w:lvl>
   </w:abstractNum>
+  <w:abstractNum w:abstractNumId="41" w15:restartNumberingAfterBreak="0">
+    <w:nsid w:val="7A810433"/>
+    <w:multiLevelType w:val="multilevel"/>
+    <w:tmpl w:val="A7A63DE0"/>
+    <w:lvl w:ilvl="0">
+      <w:start w:val="1"/>
+      <w:numFmt w:val="bullet"/>
+      <w:lvlText w:val=""/>
+      <w:lvlJc w:val="left"/>
+      <w:pPr>
+        <w:tabs>
+          <w:tab w:val="num" w:pos="720"/>
+        </w:tabs>
+        <w:ind w:left="720" w:hanging="360"/>
+      </w:pPr>
+      <w:rPr>
+        <w:rFonts w:ascii="Symbol" w:hAnsi="Symbol" w:hint="default"/>
+        <w:sz w:val="20"/>
+      </w:rPr>
+    </w:lvl>
+    <w:lvl w:ilvl="1" w:tentative="1">
+      <w:start w:val="1"/>
+      <w:numFmt w:val="bullet"/>
+      <w:lvlText w:val="o"/>
+      <w:lvlJc w:val="left"/>
+      <w:pPr>
+        <w:tabs>
+          <w:tab w:val="num" w:pos="1440"/>
+        </w:tabs>
+        <w:ind w:left="1440" w:hanging="360"/>
+      </w:pPr>
+      <w:rPr>
+        <w:rFonts w:ascii="Courier New" w:hAnsi="Courier New" w:hint="default"/>
+        <w:sz w:val="20"/>
+      </w:rPr>
+    </w:lvl>
+    <w:lvl w:ilvl="2" w:tentative="1">
+      <w:start w:val="1"/>
+      <w:numFmt w:val="bullet"/>
+      <w:lvlText w:val=""/>
+      <w:lvlJc w:val="left"/>
+      <w:pPr>
+        <w:tabs>
+          <w:tab w:val="num" w:pos="2160"/>
+        </w:tabs>
+        <w:ind w:left="2160" w:hanging="360"/>
+      </w:pPr>
+      <w:rPr>
+        <w:rFonts w:ascii="Wingdings" w:hAnsi="Wingdings" w:hint="default"/>
+        <w:sz w:val="20"/>
+      </w:rPr>
+    </w:lvl>
+    <w:lvl w:ilvl="3" w:tentative="1">
+      <w:start w:val="1"/>
+      <w:numFmt w:val="bullet"/>
+      <w:lvlText w:val=""/>
+      <w:lvlJc w:val="left"/>
+      <w:pPr>
+        <w:tabs>
+          <w:tab w:val="num" w:pos="2880"/>
+        </w:tabs>
+        <w:ind w:left="2880" w:hanging="360"/>
+      </w:pPr>
+      <w:rPr>
+        <w:rFonts w:ascii="Wingdings" w:hAnsi="Wingdings" w:hint="default"/>
+        <w:sz w:val="20"/>
+      </w:rPr>
+    </w:lvl>
+    <w:lvl w:ilvl="4" w:tentative="1">
+      <w:start w:val="1"/>
+      <w:numFmt w:val="bullet"/>
+      <w:lvlText w:val=""/>
+      <w:lvlJc w:val="left"/>
+      <w:pPr>
+        <w:tabs>
+          <w:tab w:val="num" w:pos="3600"/>
+        </w:tabs>
+        <w:ind w:left="3600" w:hanging="360"/>
+      </w:pPr>
+      <w:rPr>
+        <w:rFonts w:ascii="Wingdings" w:hAnsi="Wingdings" w:hint="default"/>
+        <w:sz w:val="20"/>
+      </w:rPr>
+    </w:lvl>
+    <w:lvl w:ilvl="5" w:tentative="1">
+      <w:start w:val="1"/>
+      <w:numFmt w:val="bullet"/>
+      <w:lvlText w:val=""/>
+      <w:lvlJc w:val="left"/>
+      <w:pPr>
+        <w:tabs>
+          <w:tab w:val="num" w:pos="4320"/>
+        </w:tabs>
+        <w:ind w:left="4320" w:hanging="360"/>
+      </w:pPr>
+      <w:rPr>
+        <w:rFonts w:ascii="Wingdings" w:hAnsi="Wingdings" w:hint="default"/>
+        <w:sz w:val="20"/>
+      </w:rPr>
+    </w:lvl>
+    <w:lvl w:ilvl="6" w:tentative="1">
+      <w:start w:val="1"/>
+      <w:numFmt w:val="bullet"/>
+      <w:lvlText w:val=""/>
+      <w:lvlJc w:val="left"/>
+      <w:pPr>
+        <w:tabs>
+          <w:tab w:val="num" w:pos="5040"/>
+        </w:tabs>
+        <w:ind w:left="5040" w:hanging="360"/>
+      </w:pPr>
+      <w:rPr>
+        <w:rFonts w:ascii="Wingdings" w:hAnsi="Wingdings" w:hint="default"/>
+        <w:sz w:val="20"/>
+      </w:rPr>
+    </w:lvl>
+    <w:lvl w:ilvl="7" w:tentative="1">
+      <w:start w:val="1"/>
+      <w:numFmt w:val="bullet"/>
+      <w:lvlText w:val=""/>
+      <w:lvlJc w:val="left"/>
+      <w:pPr>
+        <w:tabs>
+          <w:tab w:val="num" w:pos="5760"/>
+        </w:tabs>
+        <w:ind w:left="5760" w:hanging="360"/>
+      </w:pPr>
+      <w:rPr>
+        <w:rFonts w:ascii="Wingdings" w:hAnsi="Wingdings" w:hint="default"/>
+        <w:sz w:val="20"/>
+      </w:rPr>
+    </w:lvl>
+    <w:lvl w:ilvl="8" w:tentative="1">
+      <w:start w:val="1"/>
+      <w:numFmt w:val="bullet"/>
+      <w:lvlText w:val=""/>
+      <w:lvlJc w:val="left"/>
+      <w:pPr>
+        <w:tabs>
+          <w:tab w:val="num" w:pos="6480"/>
+        </w:tabs>
+        <w:ind w:left="6480" w:hanging="360"/>
+      </w:pPr>
+      <w:rPr>
+        <w:rFonts w:ascii="Wingdings" w:hAnsi="Wingdings" w:hint="default"/>
+        <w:sz w:val="20"/>
+      </w:rPr>
+    </w:lvl>
+  </w:abstractNum>
   <w:num w:numId="1" w16cid:durableId="737898888">
-    <w:abstractNumId w:val="9"/>
+    <w:abstractNumId w:val="16"/>
   </w:num>
   <w:num w:numId="2" w16cid:durableId="977489983">
-    <w:abstractNumId w:val="14"/>
+    <w:abstractNumId w:val="24"/>
   </w:num>
   <w:num w:numId="3" w16cid:durableId="1558976557">
-    <w:abstractNumId w:val="11"/>
+    <w:abstractNumId w:val="19"/>
   </w:num>
   <w:num w:numId="4" w16cid:durableId="1913352525">
-    <w:abstractNumId w:val="7"/>
+    <w:abstractNumId w:val="13"/>
   </w:num>
   <w:num w:numId="5" w16cid:durableId="1880778978">
+    <w:abstractNumId w:val="37"/>
+  </w:num>
+  <w:num w:numId="6" w16cid:durableId="1800146990">
+    <w:abstractNumId w:val="39"/>
+  </w:num>
+  <w:num w:numId="7" w16cid:durableId="1503815334">
+    <w:abstractNumId w:val="26"/>
+  </w:num>
+  <w:num w:numId="8" w16cid:durableId="1619986117">
     <w:abstractNumId w:val="21"/>
   </w:num>
-  <w:num w:numId="6" w16cid:durableId="1800146990">
-    <w:abstractNumId w:val="23"/>
-  </w:num>
-  <w:num w:numId="7" w16cid:durableId="1503815334">
-    <w:abstractNumId w:val="15"/>
-  </w:num>
-  <w:num w:numId="8" w16cid:durableId="1619986117">
-    <w:abstractNumId w:val="13"/>
-  </w:num>
   <w:num w:numId="9" w16cid:durableId="2144469480">
-    <w:abstractNumId w:val="19"/>
+    <w:abstractNumId w:val="35"/>
   </w:num>
   <w:num w:numId="10" w16cid:durableId="93208945">
-    <w:abstractNumId w:val="12"/>
+    <w:abstractNumId w:val="20"/>
   </w:num>
   <w:num w:numId="11" w16cid:durableId="1762098220">
-    <w:abstractNumId w:val="10"/>
+    <w:abstractNumId w:val="18"/>
   </w:num>
   <w:num w:numId="12" w16cid:durableId="1551267580">
     <w:abstractNumId w:val="0"/>
   </w:num>
   <w:num w:numId="13" w16cid:durableId="1535848944">
-    <w:abstractNumId w:val="16"/>
+    <w:abstractNumId w:val="27"/>
   </w:num>
   <w:num w:numId="14" w16cid:durableId="1030685986">
+    <w:abstractNumId w:val="4"/>
+  </w:num>
+  <w:num w:numId="15" w16cid:durableId="553739394">
+    <w:abstractNumId w:val="9"/>
+  </w:num>
+  <w:num w:numId="16" w16cid:durableId="1153981568">
+    <w:abstractNumId w:val="7"/>
+  </w:num>
+  <w:num w:numId="17" w16cid:durableId="1870533498">
+    <w:abstractNumId w:val="29"/>
+  </w:num>
+  <w:num w:numId="18" w16cid:durableId="1929725532">
+    <w:abstractNumId w:val="40"/>
+  </w:num>
+  <w:num w:numId="19" w16cid:durableId="1509638846">
     <w:abstractNumId w:val="2"/>
   </w:num>
-  <w:num w:numId="15" w16cid:durableId="553739394">
+  <w:num w:numId="20" w16cid:durableId="746221917">
+    <w:abstractNumId w:val="11"/>
+  </w:num>
+  <w:num w:numId="21" w16cid:durableId="586352944">
+    <w:abstractNumId w:val="28"/>
+  </w:num>
+  <w:num w:numId="22" w16cid:durableId="746921981">
+    <w:abstractNumId w:val="8"/>
+  </w:num>
+  <w:num w:numId="23" w16cid:durableId="1991933526">
+    <w:abstractNumId w:val="36"/>
+  </w:num>
+  <w:num w:numId="24" w16cid:durableId="1533181391">
+    <w:abstractNumId w:val="38"/>
+  </w:num>
+  <w:num w:numId="25" w16cid:durableId="1903448416">
+    <w:abstractNumId w:val="15"/>
+  </w:num>
+  <w:num w:numId="26" w16cid:durableId="59252284">
+    <w:abstractNumId w:val="23"/>
+  </w:num>
+  <w:num w:numId="27" w16cid:durableId="1656101194">
+    <w:abstractNumId w:val="14"/>
+  </w:num>
+  <w:num w:numId="28" w16cid:durableId="1871793360">
+    <w:abstractNumId w:val="32"/>
+  </w:num>
+  <w:num w:numId="29" w16cid:durableId="2097705983">
+    <w:abstractNumId w:val="1"/>
+  </w:num>
+  <w:num w:numId="30" w16cid:durableId="870609080">
+    <w:abstractNumId w:val="22"/>
+  </w:num>
+  <w:num w:numId="31" w16cid:durableId="1303536297">
+    <w:abstractNumId w:val="10"/>
+  </w:num>
+  <w:num w:numId="32" w16cid:durableId="1008681019">
+    <w:abstractNumId w:val="12"/>
+  </w:num>
+  <w:num w:numId="33" w16cid:durableId="232394737">
+    <w:abstractNumId w:val="31"/>
+  </w:num>
+  <w:num w:numId="34" w16cid:durableId="912736893">
+    <w:abstractNumId w:val="25"/>
+  </w:num>
+  <w:num w:numId="35" w16cid:durableId="693072345">
+    <w:abstractNumId w:val="3"/>
+  </w:num>
+  <w:num w:numId="36" w16cid:durableId="603611386">
+    <w:abstractNumId w:val="34"/>
+  </w:num>
+  <w:num w:numId="37" w16cid:durableId="1863661812">
     <w:abstractNumId w:val="5"/>
   </w:num>
-  <w:num w:numId="16" w16cid:durableId="1153981568">
-    <w:abstractNumId w:val="3"/>
+  <w:num w:numId="38" w16cid:durableId="2025088466">
+    <w:abstractNumId w:val="17"/>
   </w:num>
-  <w:num w:numId="17" w16cid:durableId="1870533498">
-    <w:abstractNumId w:val="18"/>
+  <w:num w:numId="39" w16cid:durableId="1482769946">
+    <w:abstractNumId w:val="33"/>
   </w:num>
-  <w:num w:numId="18" w16cid:durableId="1929725532">
-    <w:abstractNumId w:val="24"/>
-  </w:num>
-  <w:num w:numId="19" w16cid:durableId="1509638846">
-    <w:abstractNumId w:val="1"/>
-  </w:num>
-  <w:num w:numId="20" w16cid:durableId="746221917">
+  <w:num w:numId="40" w16cid:durableId="521480390">
     <w:abstractNumId w:val="6"/>
   </w:num>
-  <w:num w:numId="21" w16cid:durableId="586352944">
-    <w:abstractNumId w:val="17"/>
+  <w:num w:numId="41" w16cid:durableId="334111681">
+    <w:abstractNumId w:val="41"/>
   </w:num>
-  <w:num w:numId="22" w16cid:durableId="746921981">
-    <w:abstractNumId w:val="4"/>
-  </w:num>
-  <w:num w:numId="23" w16cid:durableId="1991933526">
-    <w:abstractNumId w:val="20"/>
-  </w:num>
-  <w:num w:numId="24" w16cid:durableId="1533181391">
-    <w:abstractNumId w:val="22"/>
-  </w:num>
-  <w:num w:numId="25" w16cid:durableId="1903448416">
-    <w:abstractNumId w:val="8"/>
+  <w:num w:numId="42" w16cid:durableId="399867049">
+    <w:abstractNumId w:val="30"/>
   </w:num>
 </w:numbering>
 </file>

--- a/Progres Pekerjaan.docx
+++ b/Progres Pekerjaan.docx
@@ -4,6 +4,1106 @@
   <w:body>
     <w:p>
       <w:r>
+        <w:t xml:space="preserve">Menurut saya itu justru </w:t>
+      </w:r>
+      <w:r>
+        <w:rPr>
+          <w:b/>
+          <w:bCs/>
+        </w:rPr>
+        <w:t>fitur yang sangat bagus</w:t>
+      </w:r>
+      <w:r>
+        <w:t xml:space="preserve"> untuk website resmi Polda Papua Tengah. Saya bahkan menyarankan agar </w:t>
+      </w:r>
+      <w:r>
+        <w:rPr>
+          <w:b/>
+          <w:bCs/>
+        </w:rPr>
+        <w:t>jangan dibuat sekadar embed YouTube</w:t>
+      </w:r>
+      <w:r>
+        <w:t xml:space="preserve">, tetapi dijadikan </w:t>
+      </w:r>
+      <w:r>
+        <w:rPr>
+          <w:b/>
+          <w:bCs/>
+        </w:rPr>
+        <w:t>Media Center</w:t>
+      </w:r>
+      <w:r>
+        <w:t xml:space="preserve"> yang dikelola melalui CMS.</w:t>
+      </w:r>
+    </w:p>
+    <w:p>
+      <w:pPr>
+        <w:rPr>
+          <w:b/>
+          <w:bCs/>
+        </w:rPr>
+      </w:pPr>
+      <w:r>
+        <w:rPr>
+          <w:b/>
+          <w:bCs/>
+        </w:rPr>
+        <w:t>Konsep yang saya usulkan</w:t>
+      </w:r>
+    </w:p>
+    <w:p>
+      <w:r>
+        <w:t>Di halaman Beranda, tambahkan satu section khusus.</w:t>
+      </w:r>
+    </w:p>
+    <w:p>
+      <w:r>
+        <w:t>====================================================</w:t>
+      </w:r>
+    </w:p>
+    <w:p/>
+    <w:p>
+      <w:r>
+        <w:t xml:space="preserve">             MEDIA CENTER</w:t>
+      </w:r>
+    </w:p>
+    <w:p/>
+    <w:p>
+      <w:r>
+        <w:t>┌───────────────────────────────┐</w:t>
+      </w:r>
+    </w:p>
+    <w:p>
+      <w:r>
+        <w:t>│                               │</w:t>
+      </w:r>
+    </w:p>
+    <w:p>
+      <w:r>
+        <w:t>│        Video Player           │</w:t>
+      </w:r>
+    </w:p>
+    <w:p>
+      <w:r>
+        <w:t>│                               │</w:t>
+      </w:r>
+    </w:p>
+    <w:p>
+      <w:r>
+        <w:t>│      (Embedded Player)        │</w:t>
+      </w:r>
+    </w:p>
+    <w:p>
+      <w:r>
+        <w:t>│                               │</w:t>
+      </w:r>
+    </w:p>
+    <w:p>
+      <w:r>
+        <w:t>└───────────────────────────────┘</w:t>
+      </w:r>
+    </w:p>
+    <w:p/>
+    <w:p>
+      <w:r>
+        <w:t>Judul Video</w:t>
+      </w:r>
+    </w:p>
+    <w:p/>
+    <w:p>
+      <w:r>
+        <w:t>Deskripsi singkat...</w:t>
+      </w:r>
+    </w:p>
+    <w:p/>
+    <w:p>
+      <w:r>
+        <w:t>───────────────────────────────</w:t>
+      </w:r>
+    </w:p>
+    <w:p/>
+    <w:p>
+      <w:r>
+        <w:t>Video Lainnya</w:t>
+      </w:r>
+    </w:p>
+    <w:p/>
+    <w:p>
+      <w:r>
+        <w:t>[Thumbnail] [Thumbnail] [Thumbnail]</w:t>
+      </w:r>
+    </w:p>
+    <w:p>
+      <w:r>
+        <w:t>[Thumbnail] [Thumbnail] [Thumbnail]</w:t>
+      </w:r>
+    </w:p>
+    <w:p/>
+    <w:p>
+      <w:r>
+        <w:t>====================================================</w:t>
+      </w:r>
+    </w:p>
+    <w:p>
+      <w:r>
+        <w:pict w14:anchorId="759B250D">
+          <v:rect id="_x0000_i1163" style="width:0;height:1.5pt" o:hralign="center" o:hrstd="t" o:hr="t" fillcolor="#a0a0a0" stroked="f"/>
+        </w:pict>
+      </w:r>
+    </w:p>
+    <w:p>
+      <w:pPr>
+        <w:rPr>
+          <w:b/>
+          <w:bCs/>
+        </w:rPr>
+      </w:pPr>
+      <w:r>
+        <w:rPr>
+          <w:b/>
+          <w:bCs/>
+        </w:rPr>
+        <w:t>Jangan dibuat statis</w:t>
+      </w:r>
+    </w:p>
+    <w:p>
+      <w:r>
+        <w:lastRenderedPageBreak/>
+        <w:t xml:space="preserve">Karena konsep website kita adalah </w:t>
+      </w:r>
+      <w:r>
+        <w:rPr>
+          <w:b/>
+          <w:bCs/>
+        </w:rPr>
+        <w:t>100% data berasal dari CMS</w:t>
+      </w:r>
+      <w:r>
+        <w:t>, maka player ini juga harus berasal dari CMS.</w:t>
+      </w:r>
+    </w:p>
+    <w:p>
+      <w:r>
+        <w:t>CMS nantinya mempunyai modul:</w:t>
+      </w:r>
+    </w:p>
+    <w:p>
+      <w:r>
+        <w:t>Media Center</w:t>
+      </w:r>
+    </w:p>
+    <w:p>
+      <w:r>
+        <w:t>Didalamnya administrator bisa:</w:t>
+      </w:r>
+    </w:p>
+    <w:p>
+      <w:pPr>
+        <w:numPr>
+          <w:ilvl w:val="0"/>
+          <w:numId w:val="43"/>
+        </w:numPr>
+      </w:pPr>
+      <w:r>
+        <w:t>Upload Video MP4</w:t>
+      </w:r>
+    </w:p>
+    <w:p>
+      <w:pPr>
+        <w:numPr>
+          <w:ilvl w:val="0"/>
+          <w:numId w:val="43"/>
+        </w:numPr>
+      </w:pPr>
+      <w:r>
+        <w:t>Embed YouTube</w:t>
+      </w:r>
+    </w:p>
+    <w:p>
+      <w:pPr>
+        <w:numPr>
+          <w:ilvl w:val="0"/>
+          <w:numId w:val="43"/>
+        </w:numPr>
+      </w:pPr>
+      <w:r>
+        <w:t>Embed Vimeo</w:t>
+      </w:r>
+    </w:p>
+    <w:p>
+      <w:pPr>
+        <w:numPr>
+          <w:ilvl w:val="0"/>
+          <w:numId w:val="43"/>
+        </w:numPr>
+      </w:pPr>
+      <w:r>
+        <w:t>Embed Facebook Video (opsional)</w:t>
+      </w:r>
+    </w:p>
+    <w:p>
+      <w:pPr>
+        <w:numPr>
+          <w:ilvl w:val="0"/>
+          <w:numId w:val="43"/>
+        </w:numPr>
+      </w:pPr>
+      <w:r>
+        <w:t>Menentukan video utama</w:t>
+      </w:r>
+    </w:p>
+    <w:p>
+      <w:pPr>
+        <w:numPr>
+          <w:ilvl w:val="0"/>
+          <w:numId w:val="43"/>
+        </w:numPr>
+      </w:pPr>
+      <w:r>
+        <w:t>Menentukan urutan video</w:t>
+      </w:r>
+    </w:p>
+    <w:p>
+      <w:pPr>
+        <w:numPr>
+          <w:ilvl w:val="0"/>
+          <w:numId w:val="43"/>
+        </w:numPr>
+      </w:pPr>
+      <w:r>
+        <w:t>Kategori video</w:t>
+      </w:r>
+    </w:p>
+    <w:p>
+      <w:pPr>
+        <w:numPr>
+          <w:ilvl w:val="0"/>
+          <w:numId w:val="43"/>
+        </w:numPr>
+      </w:pPr>
+      <w:r>
+        <w:t>Thumbnail</w:t>
+      </w:r>
+    </w:p>
+    <w:p>
+      <w:pPr>
+        <w:numPr>
+          <w:ilvl w:val="0"/>
+          <w:numId w:val="43"/>
+        </w:numPr>
+      </w:pPr>
+      <w:r>
+        <w:t>Deskripsi</w:t>
+      </w:r>
+    </w:p>
+    <w:p>
+      <w:pPr>
+        <w:numPr>
+          <w:ilvl w:val="0"/>
+          <w:numId w:val="43"/>
+        </w:numPr>
+      </w:pPr>
+      <w:r>
+        <w:t>Status Publish</w:t>
+      </w:r>
+    </w:p>
+    <w:p>
+      <w:r>
+        <w:pict w14:anchorId="5BE953E4">
+          <v:rect id="_x0000_i1164" style="width:0;height:1.5pt" o:hralign="center" o:hrstd="t" o:hr="t" fillcolor="#a0a0a0" stroked="f"/>
+        </w:pict>
+      </w:r>
+    </w:p>
+    <w:p>
+      <w:pPr>
+        <w:rPr>
+          <w:b/>
+          <w:bCs/>
+        </w:rPr>
+      </w:pPr>
+      <w:r>
+        <w:rPr>
+          <w:b/>
+          <w:bCs/>
+        </w:rPr>
+        <w:t>Jenis Video yang Didukung</w:t>
+      </w:r>
+    </w:p>
+    <w:p>
+      <w:r>
+        <w:t>Saya menyarankan mendukung beberapa tipe.</w:t>
+      </w:r>
+    </w:p>
+    <w:p>
+      <w:pPr>
+        <w:rPr>
+          <w:b/>
+          <w:bCs/>
+        </w:rPr>
+      </w:pPr>
+      <w:r>
+        <w:rPr>
+          <w:b/>
+          <w:bCs/>
+        </w:rPr>
+        <w:t>1. YouTube (Recommended)</w:t>
+      </w:r>
+    </w:p>
+    <w:p>
+      <w:r>
+        <w:t>Operator cukup paste link.</w:t>
+      </w:r>
+    </w:p>
+    <w:p>
+      <w:r>
+        <w:t>https://youtu.be/xxxx</w:t>
+      </w:r>
+    </w:p>
+    <w:p/>
+    <w:p>
+      <w:r>
+        <w:t>atau</w:t>
+      </w:r>
+    </w:p>
+    <w:p/>
+    <w:p>
+      <w:r>
+        <w:t>https://youtube.com/watch?v=xxxx</w:t>
+      </w:r>
+    </w:p>
+    <w:p>
+      <w:r>
+        <w:t>Website otomatis membuat embed.</w:t>
+      </w:r>
+    </w:p>
+    <w:p>
+      <w:r>
+        <w:pict w14:anchorId="21442886">
+          <v:rect id="_x0000_i1165" style="width:0;height:1.5pt" o:hralign="center" o:hrstd="t" o:hr="t" fillcolor="#a0a0a0" stroked="f"/>
+        </w:pict>
+      </w:r>
+    </w:p>
+    <w:p>
+      <w:pPr>
+        <w:rPr>
+          <w:b/>
+          <w:bCs/>
+        </w:rPr>
+      </w:pPr>
+      <w:r>
+        <w:rPr>
+          <w:b/>
+          <w:bCs/>
+        </w:rPr>
+        <w:t>2. Upload MP4</w:t>
+      </w:r>
+    </w:p>
+    <w:p>
+      <w:r>
+        <w:t>Misalnya:</w:t>
+      </w:r>
+    </w:p>
+    <w:p>
+      <w:r>
+        <w:t>Himbauan Kapolda</w:t>
+      </w:r>
+    </w:p>
+    <w:p/>
+    <w:p>
+      <w:r>
+        <w:lastRenderedPageBreak/>
+        <w:t>Operasi Ketupat</w:t>
+      </w:r>
+    </w:p>
+    <w:p/>
+    <w:p>
+      <w:r>
+        <w:t>Pelayanan SIM</w:t>
+      </w:r>
+    </w:p>
+    <w:p/>
+    <w:p>
+      <w:r>
+        <w:t>Dokumentasi Kegiatan</w:t>
+      </w:r>
+    </w:p>
+    <w:p>
+      <w:r>
+        <w:t>Video disimpan di server CMS.</w:t>
+      </w:r>
+    </w:p>
+    <w:p>
+      <w:r>
+        <w:pict w14:anchorId="4ED35639">
+          <v:rect id="_x0000_i1166" style="width:0;height:1.5pt" o:hralign="center" o:hrstd="t" o:hr="t" fillcolor="#a0a0a0" stroked="f"/>
+        </w:pict>
+      </w:r>
+    </w:p>
+    <w:p>
+      <w:pPr>
+        <w:rPr>
+          <w:b/>
+          <w:bCs/>
+        </w:rPr>
+      </w:pPr>
+      <w:r>
+        <w:rPr>
+          <w:b/>
+          <w:bCs/>
+        </w:rPr>
+        <w:t>3. Live Streaming</w:t>
+      </w:r>
+    </w:p>
+    <w:p>
+      <w:r>
+        <w:t>Ini menurut saya sangat menarik.</w:t>
+      </w:r>
+    </w:p>
+    <w:p>
+      <w:r>
+        <w:t>Misalnya saat:</w:t>
+      </w:r>
+    </w:p>
+    <w:p>
+      <w:pPr>
+        <w:numPr>
+          <w:ilvl w:val="0"/>
+          <w:numId w:val="44"/>
+        </w:numPr>
+      </w:pPr>
+      <w:r>
+        <w:t>Upacara</w:t>
+      </w:r>
+    </w:p>
+    <w:p>
+      <w:pPr>
+        <w:numPr>
+          <w:ilvl w:val="0"/>
+          <w:numId w:val="44"/>
+        </w:numPr>
+      </w:pPr>
+      <w:r>
+        <w:t>Konferensi Pers</w:t>
+      </w:r>
+    </w:p>
+    <w:p>
+      <w:pPr>
+        <w:numPr>
+          <w:ilvl w:val="0"/>
+          <w:numId w:val="44"/>
+        </w:numPr>
+      </w:pPr>
+      <w:r>
+        <w:t>Pelantikan</w:t>
+      </w:r>
+    </w:p>
+    <w:p>
+      <w:pPr>
+        <w:numPr>
+          <w:ilvl w:val="0"/>
+          <w:numId w:val="44"/>
+        </w:numPr>
+      </w:pPr>
+      <w:r>
+        <w:t>Hari Bhayangkara</w:t>
+      </w:r>
+    </w:p>
+    <w:p>
+      <w:r>
+        <w:t>Operator cukup memasukkan link YouTube Live.</w:t>
+      </w:r>
+    </w:p>
+    <w:p>
+      <w:r>
+        <w:t>Website langsung menampilkan Live Streaming.</w:t>
+      </w:r>
+    </w:p>
+    <w:p>
+      <w:r>
+        <w:pict w14:anchorId="1C9FB5BB">
+          <v:rect id="_x0000_i1167" style="width:0;height:1.5pt" o:hralign="center" o:hrstd="t" o:hr="t" fillcolor="#a0a0a0" stroked="f"/>
+        </w:pict>
+      </w:r>
+    </w:p>
+    <w:p>
+      <w:pPr>
+        <w:rPr>
+          <w:b/>
+          <w:bCs/>
+        </w:rPr>
+      </w:pPr>
+      <w:r>
+        <w:rPr>
+          <w:b/>
+          <w:bCs/>
+        </w:rPr>
+        <w:t>4. Playlist</w:t>
+      </w:r>
+    </w:p>
+    <w:p>
+      <w:r>
+        <w:t>Misalnya:</w:t>
+      </w:r>
+    </w:p>
+    <w:p>
+      <w:r>
+        <w:t>Himbauan Kapolda</w:t>
+      </w:r>
+    </w:p>
+    <w:p/>
+    <w:p>
+      <w:r>
+        <w:t>Operasi Patuh</w:t>
+      </w:r>
+    </w:p>
+    <w:p/>
+    <w:p>
+      <w:r>
+        <w:t>Layanan Publik</w:t>
+      </w:r>
+    </w:p>
+    <w:p/>
+    <w:p>
+      <w:r>
+        <w:t>Prestasi Anggota</w:t>
+      </w:r>
+    </w:p>
+    <w:p/>
+    <w:p>
+      <w:r>
+        <w:t>Dokumentasi Kegiatan</w:t>
+      </w:r>
+    </w:p>
+    <w:p>
+      <w:r>
+        <w:t>Semua menjadi playlist.</w:t>
+      </w:r>
+    </w:p>
+    <w:p>
+      <w:r>
+        <w:pict w14:anchorId="360B856D">
+          <v:rect id="_x0000_i1168" style="width:0;height:1.5pt" o:hralign="center" o:hrstd="t" o:hr="t" fillcolor="#a0a0a0" stroked="f"/>
+        </w:pict>
+      </w:r>
+    </w:p>
+    <w:p>
+      <w:pPr>
+        <w:rPr>
+          <w:b/>
+          <w:bCs/>
+        </w:rPr>
+      </w:pPr>
+      <w:r>
+        <w:rPr>
+          <w:b/>
+          <w:bCs/>
+        </w:rPr>
+        <w:t>Integrasi dengan Landing Announcement</w:t>
+      </w:r>
+    </w:p>
+    <w:p>
+      <w:r>
+        <w:lastRenderedPageBreak/>
+        <w:t>Ini juga bisa kita gabungkan.</w:t>
+      </w:r>
+    </w:p>
+    <w:p>
+      <w:r>
+        <w:t>Misalnya saat ada:</w:t>
+      </w:r>
+    </w:p>
+    <w:p>
+      <w:pPr>
+        <w:numPr>
+          <w:ilvl w:val="0"/>
+          <w:numId w:val="45"/>
+        </w:numPr>
+      </w:pPr>
+      <w:r>
+        <w:t>Seleksi Polri</w:t>
+      </w:r>
+    </w:p>
+    <w:p>
+      <w:pPr>
+        <w:numPr>
+          <w:ilvl w:val="0"/>
+          <w:numId w:val="45"/>
+        </w:numPr>
+      </w:pPr>
+      <w:r>
+        <w:t>Konferensi Pers</w:t>
+      </w:r>
+    </w:p>
+    <w:p>
+      <w:pPr>
+        <w:numPr>
+          <w:ilvl w:val="0"/>
+          <w:numId w:val="45"/>
+        </w:numPr>
+      </w:pPr>
+      <w:r>
+        <w:t>Informasi Darurat</w:t>
+      </w:r>
+    </w:p>
+    <w:p>
+      <w:r>
+        <w:t>Landing Announcement dapat langsung membuka video.</w:t>
+      </w:r>
+    </w:p>
+    <w:p>
+      <w:r>
+        <w:t>Jadi popup bukan hanya gambar.</w:t>
+      </w:r>
+    </w:p>
+    <w:p>
+      <w:r>
+        <w:t>Tetapi bisa:</w:t>
+      </w:r>
+    </w:p>
+    <w:p>
+      <w:r>
+        <w:rPr>
+          <w:rFonts w:ascii="Segoe UI Emoji" w:hAnsi="Segoe UI Emoji" w:cs="Segoe UI Emoji"/>
+        </w:rPr>
+        <w:t>✅</w:t>
+      </w:r>
+      <w:r>
+        <w:t xml:space="preserve"> Poster</w:t>
+      </w:r>
+    </w:p>
+    <w:p>
+      <w:r>
+        <w:rPr>
+          <w:rFonts w:ascii="Segoe UI Emoji" w:hAnsi="Segoe UI Emoji" w:cs="Segoe UI Emoji"/>
+        </w:rPr>
+        <w:t>✅</w:t>
+      </w:r>
+      <w:r>
+        <w:t xml:space="preserve"> Banner</w:t>
+      </w:r>
+    </w:p>
+    <w:p>
+      <w:r>
+        <w:rPr>
+          <w:rFonts w:ascii="Segoe UI Emoji" w:hAnsi="Segoe UI Emoji" w:cs="Segoe UI Emoji"/>
+        </w:rPr>
+        <w:t>✅</w:t>
+      </w:r>
+      <w:r>
+        <w:t xml:space="preserve"> Video</w:t>
+      </w:r>
+    </w:p>
+    <w:p>
+      <w:r>
+        <w:rPr>
+          <w:rFonts w:ascii="Segoe UI Emoji" w:hAnsi="Segoe UI Emoji" w:cs="Segoe UI Emoji"/>
+        </w:rPr>
+        <w:t>✅</w:t>
+      </w:r>
+      <w:r>
+        <w:t xml:space="preserve"> Live Streaming</w:t>
+      </w:r>
+    </w:p>
+    <w:p>
+      <w:r>
+        <w:pict w14:anchorId="730A6CCD">
+          <v:rect id="_x0000_i1169" style="width:0;height:1.5pt" o:hralign="center" o:hrstd="t" o:hr="t" fillcolor="#a0a0a0" stroked="f"/>
+        </w:pict>
+      </w:r>
+    </w:p>
+    <w:p>
+      <w:pPr>
+        <w:rPr>
+          <w:b/>
+          <w:bCs/>
+        </w:rPr>
+      </w:pPr>
+      <w:r>
+        <w:rPr>
+          <w:b/>
+          <w:bCs/>
+        </w:rPr>
+        <w:t>Saya bahkan mempunyai ide yang menurut saya lebih menarik</w:t>
+      </w:r>
+    </w:p>
+    <w:p>
+      <w:r>
+        <w:t>Daripada hanya "Video Player", kita buat menjadi:</w:t>
+      </w:r>
+    </w:p>
+    <w:p>
+      <w:r>
+        <w:t>MEDIA CENTER</w:t>
+      </w:r>
+    </w:p>
+    <w:p>
+      <w:r>
+        <w:t>Didalamnya ada 4 Tab.</w:t>
+      </w:r>
+    </w:p>
+    <w:p>
+      <w:r>
+        <w:t>MEDIA CENTER</w:t>
+      </w:r>
+    </w:p>
+    <w:p/>
+    <w:p>
+      <w:r>
+        <w:t>────────────────────────────</w:t>
+      </w:r>
+    </w:p>
+    <w:p/>
+    <w:p>
+      <w:r>
+        <w:t>[ Video ]</w:t>
+      </w:r>
+    </w:p>
+    <w:p/>
+    <w:p>
+      <w:r>
+        <w:t>[ Live ]</w:t>
+      </w:r>
+    </w:p>
+    <w:p/>
+    <w:p>
+      <w:r>
+        <w:t>[ Podcast ]</w:t>
+      </w:r>
+    </w:p>
+    <w:p/>
+    <w:p>
+      <w:r>
+        <w:t>[ Galeri ]</w:t>
+      </w:r>
+    </w:p>
+    <w:p/>
+    <w:p>
+      <w:r>
+        <w:t>────────────────────────────</w:t>
+      </w:r>
+    </w:p>
+    <w:p>
+      <w:pPr>
+        <w:rPr>
+          <w:b/>
+          <w:bCs/>
+        </w:rPr>
+      </w:pPr>
+      <w:r>
+        <w:rPr>
+          <w:b/>
+          <w:bCs/>
+        </w:rPr>
+        <w:t>Tab Video</w:t>
+      </w:r>
+    </w:p>
+    <w:p>
+      <w:r>
+        <w:lastRenderedPageBreak/>
+        <w:t>Semua video kegiatan.</w:t>
+      </w:r>
+    </w:p>
+    <w:p>
+      <w:r>
+        <w:pict w14:anchorId="71FCFC3D">
+          <v:rect id="_x0000_i1170" style="width:0;height:1.5pt" o:hralign="center" o:hrstd="t" o:hr="t" fillcolor="#a0a0a0" stroked="f"/>
+        </w:pict>
+      </w:r>
+    </w:p>
+    <w:p>
+      <w:pPr>
+        <w:rPr>
+          <w:b/>
+          <w:bCs/>
+        </w:rPr>
+      </w:pPr>
+      <w:r>
+        <w:rPr>
+          <w:b/>
+          <w:bCs/>
+        </w:rPr>
+        <w:t>Tab Live</w:t>
+      </w:r>
+    </w:p>
+    <w:p>
+      <w:r>
+        <w:t>Sedang Live Streaming.</w:t>
+      </w:r>
+    </w:p>
+    <w:p>
+      <w:r>
+        <w:t>Jika tidak ada live</w:t>
+      </w:r>
+    </w:p>
+    <w:p>
+      <w:r>
+        <w:t>muncul tulisan</w:t>
+      </w:r>
+    </w:p>
+    <w:p>
+      <w:r>
+        <w:t>Tidak ada siaran langsung saat ini.</w:t>
+      </w:r>
+    </w:p>
+    <w:p>
+      <w:r>
+        <w:pict w14:anchorId="1165B576">
+          <v:rect id="_x0000_i1171" style="width:0;height:1.5pt" o:hralign="center" o:hrstd="t" o:hr="t" fillcolor="#a0a0a0" stroked="f"/>
+        </w:pict>
+      </w:r>
+    </w:p>
+    <w:p>
+      <w:pPr>
+        <w:rPr>
+          <w:b/>
+          <w:bCs/>
+        </w:rPr>
+      </w:pPr>
+      <w:r>
+        <w:rPr>
+          <w:b/>
+          <w:bCs/>
+        </w:rPr>
+        <w:t>Tab Podcast</w:t>
+      </w:r>
+    </w:p>
+    <w:p>
+      <w:r>
+        <w:t>Misalnya nanti Polda mempunyai podcast.</w:t>
+      </w:r>
+    </w:p>
+    <w:p>
+      <w:r>
+        <w:pict w14:anchorId="05EF28BE">
+          <v:rect id="_x0000_i1172" style="width:0;height:1.5pt" o:hralign="center" o:hrstd="t" o:hr="t" fillcolor="#a0a0a0" stroked="f"/>
+        </w:pict>
+      </w:r>
+    </w:p>
+    <w:p>
+      <w:pPr>
+        <w:rPr>
+          <w:b/>
+          <w:bCs/>
+        </w:rPr>
+      </w:pPr>
+      <w:r>
+        <w:rPr>
+          <w:b/>
+          <w:bCs/>
+        </w:rPr>
+        <w:t>Tab Galeri</w:t>
+      </w:r>
+    </w:p>
+    <w:p>
+      <w:r>
+        <w:t>Langsung terhubung dengan modul Galeri CMS.</w:t>
+      </w:r>
+    </w:p>
+    <w:p>
+      <w:r>
+        <w:pict w14:anchorId="42FAAF54">
+          <v:rect id="_x0000_i1173" style="width:0;height:1.5pt" o:hralign="center" o:hrstd="t" o:hr="t" fillcolor="#a0a0a0" stroked="f"/>
+        </w:pict>
+      </w:r>
+    </w:p>
+    <w:p>
+      <w:pPr>
+        <w:rPr>
+          <w:b/>
+          <w:bCs/>
+        </w:rPr>
+      </w:pPr>
+      <w:r>
+        <w:rPr>
+          <w:b/>
+          <w:bCs/>
+        </w:rPr>
+        <w:t>Di CMS nanti</w:t>
+      </w:r>
+    </w:p>
+    <w:p>
+      <w:r>
+        <w:t>Saya akan membuat modul seperti ini.</w:t>
+      </w:r>
+    </w:p>
+    <w:p>
+      <w:r>
+        <w:t>Dashboard</w:t>
+      </w:r>
+    </w:p>
+    <w:p/>
+    <w:p>
+      <w:r>
+        <w:t>Website</w:t>
+      </w:r>
+    </w:p>
+    <w:p/>
+    <w:p>
+      <w:r>
+        <w:t>Popup Landing</w:t>
+      </w:r>
+    </w:p>
+    <w:p/>
+    <w:p>
+      <w:r>
+        <w:t>Berita</w:t>
+      </w:r>
+    </w:p>
+    <w:p/>
+    <w:p>
+      <w:r>
+        <w:t>Pengumuman</w:t>
+      </w:r>
+    </w:p>
+    <w:p/>
+    <w:p>
+      <w:r>
+        <w:t>Galeri</w:t>
+      </w:r>
+    </w:p>
+    <w:p/>
+    <w:p>
+      <w:r>
+        <w:t>MEDIA CENTER</w:t>
+      </w:r>
+    </w:p>
+    <w:p/>
+    <w:p>
+      <w:r>
+        <w:t xml:space="preserve">    Video</w:t>
+      </w:r>
+    </w:p>
+    <w:p/>
+    <w:p>
+      <w:r>
+        <w:t xml:space="preserve">    Live Streaming</w:t>
+      </w:r>
+    </w:p>
+    <w:p/>
+    <w:p>
+      <w:r>
+        <w:t xml:space="preserve">    Podcast</w:t>
+      </w:r>
+    </w:p>
+    <w:p/>
+    <w:p>
+      <w:r>
+        <w:t xml:space="preserve">    Playlist</w:t>
+      </w:r>
+    </w:p>
+    <w:p/>
+    <w:p>
+      <w:r>
+        <w:t>Media Manager</w:t>
+      </w:r>
+    </w:p>
+    <w:p/>
+    <w:p>
+      <w:r>
+        <w:t>Daftar Polres</w:t>
+      </w:r>
+    </w:p>
+    <w:p/>
+    <w:p>
+      <w:r>
+        <w:t>Pengaturan Website</w:t>
+      </w:r>
+    </w:p>
+    <w:p/>
+    <w:p>
+      <w:r>
+        <w:t>User</w:t>
+      </w:r>
+    </w:p>
+    <w:p/>
+    <w:p>
+      <w:r>
+        <w:t>Role</w:t>
+      </w:r>
+    </w:p>
+    <w:p/>
+    <w:p>
+      <w:r>
+        <w:t>Log Aktivitas</w:t>
+      </w:r>
+    </w:p>
+    <w:p>
+      <w:r>
+        <w:pict w14:anchorId="26250D19">
+          <v:rect id="_x0000_i1174" style="width:0;height:1.5pt" o:hralign="center" o:hrstd="t" o:hr="t" fillcolor="#a0a0a0" stroked="f"/>
+        </w:pict>
+      </w:r>
+    </w:p>
+    <w:p>
+      <w:pPr>
+        <w:rPr>
+          <w:b/>
+          <w:bCs/>
+        </w:rPr>
+      </w:pPr>
+      <w:r>
+        <w:rPr>
+          <w:b/>
+          <w:bCs/>
+        </w:rPr>
+        <w:t>Keuntungan desain ini</w:t>
+      </w:r>
+    </w:p>
+    <w:p>
+      <w:pPr>
+        <w:numPr>
+          <w:ilvl w:val="0"/>
+          <w:numId w:val="46"/>
+        </w:numPr>
+      </w:pPr>
+      <w:r>
+        <w:t>Sangat fleksibel karena semua konten dikelola dari CMS.</w:t>
+      </w:r>
+    </w:p>
+    <w:p>
+      <w:pPr>
+        <w:numPr>
+          <w:ilvl w:val="0"/>
+          <w:numId w:val="46"/>
+        </w:numPr>
+      </w:pPr>
+      <w:r>
+        <w:t>Mendukung berbagai jenis media (video, live, podcast, galeri) tanpa mengubah kode frontend.</w:t>
+      </w:r>
+    </w:p>
+    <w:p>
+      <w:pPr>
+        <w:numPr>
+          <w:ilvl w:val="0"/>
+          <w:numId w:val="46"/>
+        </w:numPr>
+      </w:pPr>
+      <w:r>
+        <w:t>Siap dikembangkan di masa depan jika Polda Papua Tengah ingin menambah kanal informasi baru.</w:t>
+      </w:r>
+    </w:p>
+    <w:p>
+      <w:r>
+        <w:t xml:space="preserve">Menurut saya, pendekatan </w:t>
+      </w:r>
+      <w:r>
+        <w:rPr>
+          <w:b/>
+          <w:bCs/>
+        </w:rPr>
+        <w:t>Media Center</w:t>
+      </w:r>
+      <w:r>
+        <w:t xml:space="preserve"> jauh lebih bernilai daripada hanya menambahkan sebuah video embed di halaman utama, karena menjadi pusat seluruh konten multimedia resmi yang terintegrasi dengan CMS dan sejalan dengan konsep portal informasi yang sedang kita bangun.</w:t>
+      </w:r>
+    </w:p>
+    <w:p/>
+    <w:p/>
+    <w:p/>
+    <w:p>
+      <w:r>
+        <w:lastRenderedPageBreak/>
         <w:t xml:space="preserve">Tentu. Saya membuat memo ini sebagai </w:t>
       </w:r>
       <w:r>
@@ -20,7 +1120,7 @@
     <w:p>
       <w:r>
         <w:pict w14:anchorId="5D35240A">
-          <v:rect id="_x0000_i1196" style="width:0;height:1.5pt" o:hralign="center" o:hrstd="t" o:hr="t" fillcolor="#a0a0a0" stroked="f"/>
+          <v:rect id="_x0000_i1025" style="width:0;height:1.5pt" o:hralign="center" o:hrstd="t" o:hr="t" fillcolor="#a0a0a0" stroked="f"/>
         </w:pict>
       </w:r>
     </w:p>
@@ -66,7 +1166,7 @@
     <w:p>
       <w:r>
         <w:pict w14:anchorId="5AB48419">
-          <v:rect id="_x0000_i1197" style="width:0;height:1.5pt" o:hralign="center" o:hrstd="t" o:hr="t" fillcolor="#a0a0a0" stroked="f"/>
+          <v:rect id="_x0000_i1026" style="width:0;height:1.5pt" o:hralign="center" o:hrstd="t" o:hr="t" fillcolor="#a0a0a0" stroked="f"/>
         </w:pict>
       </w:r>
     </w:p>
@@ -225,7 +1325,7 @@
     <w:p>
       <w:r>
         <w:pict w14:anchorId="5A3CA592">
-          <v:rect id="_x0000_i1198" style="width:0;height:1.5pt" o:hralign="center" o:hrstd="t" o:hr="t" fillcolor="#a0a0a0" stroked="f"/>
+          <v:rect id="_x0000_i1027" style="width:0;height:1.5pt" o:hralign="center" o:hrstd="t" o:hr="t" fillcolor="#a0a0a0" stroked="f"/>
         </w:pict>
       </w:r>
     </w:p>
@@ -289,7 +1389,7 @@
     <w:p>
       <w:r>
         <w:pict w14:anchorId="63A8C0DB">
-          <v:rect id="_x0000_i1199" style="width:0;height:1.5pt" o:hralign="center" o:hrstd="t" o:hr="t" fillcolor="#a0a0a0" stroked="f"/>
+          <v:rect id="_x0000_i1028" style="width:0;height:1.5pt" o:hralign="center" o:hrstd="t" o:hr="t" fillcolor="#a0a0a0" stroked="f"/>
         </w:pict>
       </w:r>
     </w:p>
@@ -434,7 +1534,7 @@
     <w:p>
       <w:r>
         <w:pict w14:anchorId="5BFB8433">
-          <v:rect id="_x0000_i1200" style="width:0;height:1.5pt" o:hralign="center" o:hrstd="t" o:hr="t" fillcolor="#a0a0a0" stroked="f"/>
+          <v:rect id="_x0000_i1029" style="width:0;height:1.5pt" o:hralign="center" o:hrstd="t" o:hr="t" fillcolor="#a0a0a0" stroked="f"/>
         </w:pict>
       </w:r>
     </w:p>
@@ -615,7 +1715,7 @@
     <w:p>
       <w:r>
         <w:pict w14:anchorId="5B0B6EEB">
-          <v:rect id="_x0000_i1201" style="width:0;height:1.5pt" o:hralign="center" o:hrstd="t" o:hr="t" fillcolor="#a0a0a0" stroked="f"/>
+          <v:rect id="_x0000_i1030" style="width:0;height:1.5pt" o:hralign="center" o:hrstd="t" o:hr="t" fillcolor="#a0a0a0" stroked="f"/>
         </w:pict>
       </w:r>
     </w:p>
@@ -710,1310 +1810,1338 @@
         </w:numPr>
       </w:pPr>
       <w:r>
+        <w:t>Informasi darurat</w:t>
+      </w:r>
+    </w:p>
+    <w:p>
+      <w:pPr>
+        <w:numPr>
+          <w:ilvl w:val="0"/>
+          <w:numId w:val="29"/>
+        </w:numPr>
+      </w:pPr>
+      <w:r>
+        <w:t>Informasi pelayanan</w:t>
+      </w:r>
+    </w:p>
+    <w:p>
+      <w:r>
+        <w:t>Saat diklik:</w:t>
+      </w:r>
+    </w:p>
+    <w:p>
+      <w:r>
+        <w:t>akan membuka</w:t>
+      </w:r>
+    </w:p>
+    <w:p>
+      <w:r>
+        <w:t>Popup Full Screen</w:t>
+      </w:r>
+    </w:p>
+    <w:p>
+      <w:r>
+        <w:t>atau</w:t>
+      </w:r>
+    </w:p>
+    <w:p>
+      <w:r>
+        <w:t>Halaman Detail.</w:t>
+      </w:r>
+    </w:p>
+    <w:p>
+      <w:r>
+        <w:t>Semua dikelola melalui CMS.</w:t>
+      </w:r>
+    </w:p>
+    <w:p>
+      <w:r>
+        <w:pict w14:anchorId="60AB17C5">
+          <v:rect id="_x0000_i1031" style="width:0;height:1.5pt" o:hralign="center" o:hrstd="t" o:hr="t" fillcolor="#a0a0a0" stroked="f"/>
+        </w:pict>
+      </w:r>
+    </w:p>
+    <w:p>
+      <w:pPr>
+        <w:rPr>
+          <w:b/>
+          <w:bCs/>
+        </w:rPr>
+      </w:pPr>
+      <w:r>
+        <w:rPr>
+          <w:b/>
+          <w:bCs/>
+        </w:rPr>
+        <w:t>5. Popup Landing Announcement (WAJIB)</w:t>
+      </w:r>
+    </w:p>
+    <w:p>
+      <w:r>
+        <w:t>Sebelum website tampil, pengguna harus melihat Popup Informasi.</w:t>
+      </w:r>
+    </w:p>
+    <w:p>
+      <w:r>
+        <w:t>Konsep seperti website:</w:t>
+      </w:r>
+    </w:p>
+    <w:p>
+      <w:r>
+        <w:t>Penerimaan Polri.</w:t>
+      </w:r>
+    </w:p>
+    <w:p>
+      <w:r>
+        <w:t>Popup dapat berupa:</w:t>
+      </w:r>
+    </w:p>
+    <w:p>
+      <w:pPr>
+        <w:numPr>
+          <w:ilvl w:val="0"/>
+          <w:numId w:val="30"/>
+        </w:numPr>
+      </w:pPr>
+      <w:r>
+        <w:t>Pengumuman Seleksi</w:t>
+      </w:r>
+    </w:p>
+    <w:p>
+      <w:pPr>
+        <w:numPr>
+          <w:ilvl w:val="0"/>
+          <w:numId w:val="30"/>
+        </w:numPr>
+      </w:pPr>
+      <w:r>
+        <w:t>Informasi Darurat</w:t>
+      </w:r>
+    </w:p>
+    <w:p>
+      <w:pPr>
+        <w:numPr>
+          <w:ilvl w:val="0"/>
+          <w:numId w:val="30"/>
+        </w:numPr>
+      </w:pPr>
+      <w:r>
+        <w:t>Himbauan Kapolda</w:t>
+      </w:r>
+    </w:p>
+    <w:p>
+      <w:pPr>
+        <w:numPr>
+          <w:ilvl w:val="0"/>
+          <w:numId w:val="30"/>
+        </w:numPr>
+      </w:pPr>
+      <w:r>
+        <w:t>Cuaca Ekstrem</w:t>
+      </w:r>
+    </w:p>
+    <w:p>
+      <w:pPr>
+        <w:numPr>
+          <w:ilvl w:val="0"/>
+          <w:numId w:val="30"/>
+        </w:numPr>
+      </w:pPr>
+      <w:r>
+        <w:t>Jadwal Pelayanan</w:t>
+      </w:r>
+    </w:p>
+    <w:p>
+      <w:pPr>
+        <w:numPr>
+          <w:ilvl w:val="0"/>
+          <w:numId w:val="30"/>
+        </w:numPr>
+      </w:pPr>
+      <w:r>
+        <w:t>Operasi Kepolisian</w:t>
+      </w:r>
+    </w:p>
+    <w:p>
+      <w:pPr>
+        <w:numPr>
+          <w:ilvl w:val="0"/>
+          <w:numId w:val="30"/>
+        </w:numPr>
+      </w:pPr>
+      <w:r>
+        <w:t>Informasi Publik</w:t>
+      </w:r>
+    </w:p>
+    <w:p>
+      <w:pPr>
+        <w:numPr>
+          <w:ilvl w:val="0"/>
+          <w:numId w:val="30"/>
+        </w:numPr>
+      </w:pPr>
+      <w:r>
+        <w:t>dan informasi penting lainnya.</w:t>
+      </w:r>
+    </w:p>
+    <w:p>
+      <w:r>
+        <w:t>Popup dapat ditutup atau masuk ke website.</w:t>
+      </w:r>
+    </w:p>
+    <w:p>
+      <w:r>
+        <w:pict w14:anchorId="1EBBB7B6">
+          <v:rect id="_x0000_i1032" style="width:0;height:1.5pt" o:hralign="center" o:hrstd="t" o:hr="t" fillcolor="#a0a0a0" stroked="f"/>
+        </w:pict>
+      </w:r>
+    </w:p>
+    <w:p>
+      <w:pPr>
+        <w:rPr>
+          <w:b/>
+          <w:bCs/>
+        </w:rPr>
+      </w:pPr>
+      <w:r>
+        <w:rPr>
+          <w:b/>
+          <w:bCs/>
+        </w:rPr>
+        <w:t>6. Popup Landing 100% Berasal dari CMS</w:t>
+      </w:r>
+    </w:p>
+    <w:p>
+      <w:r>
+        <w:t>Popup tidak boleh dibuat statis di React.</w:t>
+      </w:r>
+    </w:p>
+    <w:p>
+      <w:r>
+        <w:t>Website akan memanggil API CMS.</w:t>
+      </w:r>
+    </w:p>
+    <w:p>
+      <w:r>
+        <w:t>Jika popup aktif maka tampil.</w:t>
+      </w:r>
+    </w:p>
+    <w:p>
+      <w:r>
+        <w:t>Jika tidak aktif maka langsung masuk website.</w:t>
+      </w:r>
+    </w:p>
+    <w:p>
+      <w:r>
+        <w:pict w14:anchorId="22837E1C">
+          <v:rect id="_x0000_i1033" style="width:0;height:1.5pt" o:hralign="center" o:hrstd="t" o:hr="t" fillcolor="#a0a0a0" stroked="f"/>
+        </w:pict>
+      </w:r>
+    </w:p>
+    <w:p>
+      <w:pPr>
+        <w:rPr>
+          <w:b/>
+          <w:bCs/>
+        </w:rPr>
+      </w:pPr>
+      <w:r>
+        <w:rPr>
+          <w:b/>
+          <w:bCs/>
+        </w:rPr>
+        <w:t>7. Jenis Popup</w:t>
+      </w:r>
+    </w:p>
+    <w:p>
+      <w:r>
+        <w:t>CMS harus mendukung beberapa tipe:</w:t>
+      </w:r>
+    </w:p>
+    <w:p>
+      <w:pPr>
+        <w:rPr>
+          <w:b/>
+          <w:bCs/>
+        </w:rPr>
+      </w:pPr>
+      <w:r>
+        <w:rPr>
+          <w:b/>
+          <w:bCs/>
+        </w:rPr>
+        <w:t>A. Teks</w:t>
+      </w:r>
+    </w:p>
+    <w:p>
+      <w:r>
+        <w:t>Judul</w:t>
+      </w:r>
+    </w:p>
+    <w:p>
+      <w:r>
+        <w:t>Isi</w:t>
+      </w:r>
+    </w:p>
+    <w:p>
+      <w:r>
+        <w:t>Tombol</w:t>
+      </w:r>
+    </w:p>
+    <w:p>
+      <w:r>
+        <w:pict w14:anchorId="2989CC78">
+          <v:rect id="_x0000_i1034" style="width:0;height:1.5pt" o:hralign="center" o:hrstd="t" o:hr="t" fillcolor="#a0a0a0" stroked="f"/>
+        </w:pict>
+      </w:r>
+    </w:p>
+    <w:p>
+      <w:pPr>
+        <w:rPr>
+          <w:b/>
+          <w:bCs/>
+        </w:rPr>
+      </w:pPr>
+      <w:r>
+        <w:rPr>
+          <w:b/>
+          <w:bCs/>
+        </w:rPr>
+        <w:t>B. Poster</w:t>
+      </w:r>
+    </w:p>
+    <w:p>
+      <w:r>
+        <w:t>Upload gambar</w:t>
+      </w:r>
+    </w:p>
+    <w:p>
+      <w:pPr>
+        <w:numPr>
+          <w:ilvl w:val="0"/>
+          <w:numId w:val="31"/>
+        </w:numPr>
+      </w:pPr>
+    </w:p>
+    <w:p>
+      <w:r>
+        <w:t>Judul</w:t>
+      </w:r>
+    </w:p>
+    <w:p>
+      <w:pPr>
+        <w:numPr>
+          <w:ilvl w:val="0"/>
+          <w:numId w:val="32"/>
+        </w:numPr>
+      </w:pPr>
+    </w:p>
+    <w:p>
+      <w:r>
+        <w:t>Tombol</w:t>
+      </w:r>
+    </w:p>
+    <w:p>
+      <w:r>
+        <w:pict w14:anchorId="2675D855">
+          <v:rect id="_x0000_i1035" style="width:0;height:1.5pt" o:hralign="center" o:hrstd="t" o:hr="t" fillcolor="#a0a0a0" stroked="f"/>
+        </w:pict>
+      </w:r>
+    </w:p>
+    <w:p>
+      <w:pPr>
+        <w:rPr>
+          <w:b/>
+          <w:bCs/>
+        </w:rPr>
+      </w:pPr>
+      <w:r>
+        <w:rPr>
+          <w:b/>
+          <w:bCs/>
+        </w:rPr>
+        <w:t>C. Banner</w:t>
+      </w:r>
+    </w:p>
+    <w:p>
+      <w:r>
+        <w:t>Banner Landscape</w:t>
+      </w:r>
+    </w:p>
+    <w:p>
+      <w:r>
+        <w:pict w14:anchorId="11F90C53">
+          <v:rect id="_x0000_i1036" style="width:0;height:1.5pt" o:hralign="center" o:hrstd="t" o:hr="t" fillcolor="#a0a0a0" stroked="f"/>
+        </w:pict>
+      </w:r>
+    </w:p>
+    <w:p>
+      <w:pPr>
+        <w:rPr>
+          <w:b/>
+          <w:bCs/>
+        </w:rPr>
+      </w:pPr>
+      <w:r>
+        <w:rPr>
+          <w:b/>
+          <w:bCs/>
+        </w:rPr>
+        <w:t>D. Video</w:t>
+      </w:r>
+    </w:p>
+    <w:p>
+      <w:r>
+        <w:t>Video MP4</w:t>
+      </w:r>
+    </w:p>
+    <w:p>
+      <w:r>
+        <w:t>atau</w:t>
+      </w:r>
+    </w:p>
+    <w:p>
+      <w:r>
+        <w:t>Video Youtube</w:t>
+      </w:r>
+    </w:p>
+    <w:p>
+      <w:r>
+        <w:pict w14:anchorId="1A5A7EA8">
+          <v:rect id="_x0000_i1037" style="width:0;height:1.5pt" o:hralign="center" o:hrstd="t" o:hr="t" fillcolor="#a0a0a0" stroked="f"/>
+        </w:pict>
+      </w:r>
+    </w:p>
+    <w:p>
+      <w:pPr>
+        <w:rPr>
+          <w:b/>
+          <w:bCs/>
+        </w:rPr>
+      </w:pPr>
+      <w:r>
+        <w:rPr>
+          <w:b/>
+          <w:bCs/>
+        </w:rPr>
+        <w:t>8. Multiple Popup</w:t>
+      </w:r>
+    </w:p>
+    <w:p>
+      <w:r>
+        <w:t>CMS dapat membuat lebih dari satu popup.</w:t>
+      </w:r>
+    </w:p>
+    <w:p>
+      <w:r>
+        <w:t>Misalnya:</w:t>
+      </w:r>
+    </w:p>
+    <w:p>
+      <w:pPr>
+        <w:numPr>
+          <w:ilvl w:val="0"/>
+          <w:numId w:val="33"/>
+        </w:numPr>
+      </w:pPr>
+    </w:p>
+    <w:p>
+      <w:r>
+        <w:t>Seleksi Polri</w:t>
+      </w:r>
+    </w:p>
+    <w:p>
+      <w:pPr>
+        <w:numPr>
+          <w:ilvl w:val="0"/>
+          <w:numId w:val="34"/>
+        </w:numPr>
+      </w:pPr>
+    </w:p>
+    <w:p>
+      <w:r>
+        <w:t>Cuaca</w:t>
+      </w:r>
+    </w:p>
+    <w:p>
+      <w:pPr>
+        <w:numPr>
+          <w:ilvl w:val="0"/>
+          <w:numId w:val="35"/>
+        </w:numPr>
+      </w:pPr>
+    </w:p>
+    <w:p>
+      <w:r>
+        <w:t>SIM Keliling</w:t>
+      </w:r>
+    </w:p>
+    <w:p>
+      <w:pPr>
+        <w:numPr>
+          <w:ilvl w:val="0"/>
+          <w:numId w:val="36"/>
+        </w:numPr>
+      </w:pPr>
+    </w:p>
+    <w:p>
+      <w:r>
+        <w:t>Operasi Patuh</w:t>
+      </w:r>
+    </w:p>
+    <w:p>
+      <w:r>
+        <w:t>Website akan menampilkan popup sebagai slider.</w:t>
+      </w:r>
+    </w:p>
+    <w:p>
+      <w:r>
+        <w:pict w14:anchorId="1CB9B6D8">
+          <v:rect id="_x0000_i1038" style="width:0;height:1.5pt" o:hralign="center" o:hrstd="t" o:hr="t" fillcolor="#a0a0a0" stroked="f"/>
+        </w:pict>
+      </w:r>
+    </w:p>
+    <w:p>
+      <w:pPr>
+        <w:rPr>
+          <w:b/>
+          <w:bCs/>
+        </w:rPr>
+      </w:pPr>
+      <w:r>
+        <w:rPr>
+          <w:b/>
+          <w:bCs/>
+        </w:rPr>
+        <w:t>9. Penjadwalan Popup</w:t>
+      </w:r>
+    </w:p>
+    <w:p>
+      <w:r>
+        <w:t>Operator cukup mengisi:</w:t>
+      </w:r>
+    </w:p>
+    <w:p>
+      <w:r>
+        <w:t>Tanggal Mulai</w:t>
+      </w:r>
+    </w:p>
+    <w:p>
+      <w:r>
+        <w:t>Tanggal Berakhir</w:t>
+      </w:r>
+    </w:p>
+    <w:p>
+      <w:r>
+        <w:t>Popup otomatis aktif/nonaktif sesuai jadwal.</w:t>
+      </w:r>
+    </w:p>
+    <w:p>
+      <w:r>
+        <w:pict w14:anchorId="1BA83EB5">
+          <v:rect id="_x0000_i1039" style="width:0;height:1.5pt" o:hralign="center" o:hrstd="t" o:hr="t" fillcolor="#a0a0a0" stroked="f"/>
+        </w:pict>
+      </w:r>
+    </w:p>
+    <w:p>
+      <w:pPr>
+        <w:rPr>
+          <w:b/>
+          <w:bCs/>
+        </w:rPr>
+      </w:pPr>
+      <w:r>
+        <w:rPr>
+          <w:b/>
+          <w:bCs/>
+        </w:rPr>
+        <w:t>10. Prioritas Popup</w:t>
+      </w:r>
+    </w:p>
+    <w:p>
+      <w:r>
+        <w:t>CMS mempunyai prioritas.</w:t>
+      </w:r>
+    </w:p>
+    <w:p>
+      <w:r>
+        <w:t>Semakin tinggi prioritas maka tampil lebih dahulu.</w:t>
+      </w:r>
+    </w:p>
+    <w:p>
+      <w:r>
+        <w:pict w14:anchorId="207A6F1C">
+          <v:rect id="_x0000_i1040" style="width:0;height:1.5pt" o:hralign="center" o:hrstd="t" o:hr="t" fillcolor="#a0a0a0" stroked="f"/>
+        </w:pict>
+      </w:r>
+    </w:p>
+    <w:p>
+      <w:pPr>
+        <w:rPr>
+          <w:b/>
+          <w:bCs/>
+        </w:rPr>
+      </w:pPr>
+      <w:r>
+        <w:rPr>
+          <w:b/>
+          <w:bCs/>
+        </w:rPr>
+        <w:t>11. Statistik Popup</w:t>
+      </w:r>
+    </w:p>
+    <w:p>
+      <w:r>
+        <w:t>CMS menyimpan statistik.</w:t>
+      </w:r>
+    </w:p>
+    <w:p>
+      <w:r>
+        <w:t>Misalnya:</w:t>
+      </w:r>
+    </w:p>
+    <w:p>
+      <w:pPr>
+        <w:numPr>
+          <w:ilvl w:val="0"/>
+          <w:numId w:val="37"/>
+        </w:numPr>
+      </w:pPr>
+      <w:r>
+        <w:t>Dilihat</w:t>
+      </w:r>
+    </w:p>
+    <w:p>
+      <w:pPr>
+        <w:numPr>
+          <w:ilvl w:val="0"/>
+          <w:numId w:val="37"/>
+        </w:numPr>
+      </w:pPr>
+      <w:r>
+        <w:t>Ditutup</w:t>
+      </w:r>
+    </w:p>
+    <w:p>
+      <w:pPr>
+        <w:numPr>
+          <w:ilvl w:val="0"/>
+          <w:numId w:val="37"/>
+        </w:numPr>
+      </w:pPr>
+      <w:r>
+        <w:t>Diklik</w:t>
+      </w:r>
+    </w:p>
+    <w:p>
+      <w:pPr>
+        <w:numPr>
+          <w:ilvl w:val="0"/>
+          <w:numId w:val="37"/>
+        </w:numPr>
+      </w:pPr>
+      <w:r>
+        <w:t>CTR</w:t>
+      </w:r>
+    </w:p>
+    <w:p>
+      <w:r>
+        <w:pict w14:anchorId="14055858">
+          <v:rect id="_x0000_i1041" style="width:0;height:1.5pt" o:hralign="center" o:hrstd="t" o:hr="t" fillcolor="#a0a0a0" stroked="f"/>
+        </w:pict>
+      </w:r>
+    </w:p>
+    <w:p>
+      <w:pPr>
+        <w:rPr>
+          <w:b/>
+          <w:bCs/>
+        </w:rPr>
+      </w:pPr>
+      <w:r>
+        <w:rPr>
+          <w:b/>
+          <w:bCs/>
+        </w:rPr>
+        <w:t>12. Media Manager</w:t>
+      </w:r>
+    </w:p>
+    <w:p>
+      <w:r>
+        <w:t>Semua gambar website tidak diupload langsung ke modul.</w:t>
+      </w:r>
+    </w:p>
+    <w:p>
+      <w:r>
+        <w:t>Semua harus melalui:</w:t>
+      </w:r>
+    </w:p>
+    <w:p>
+      <w:r>
+        <w:t>Media Manager</w:t>
+      </w:r>
+    </w:p>
+    <w:p>
+      <w:r>
+        <w:t>Media Manager menyimpan:</w:t>
+      </w:r>
+    </w:p>
+    <w:p>
+      <w:pPr>
+        <w:numPr>
+          <w:ilvl w:val="0"/>
+          <w:numId w:val="38"/>
+        </w:numPr>
+      </w:pPr>
+      <w:r>
+        <w:t>Banner</w:t>
+      </w:r>
+    </w:p>
+    <w:p>
+      <w:pPr>
+        <w:numPr>
+          <w:ilvl w:val="0"/>
+          <w:numId w:val="38"/>
+        </w:numPr>
+      </w:pPr>
+      <w:r>
+        <w:t>Popup</w:t>
+      </w:r>
+    </w:p>
+    <w:p>
+      <w:pPr>
+        <w:numPr>
+          <w:ilvl w:val="0"/>
+          <w:numId w:val="38"/>
+        </w:numPr>
+      </w:pPr>
+      <w:r>
+        <w:t>Berita</w:t>
+      </w:r>
+    </w:p>
+    <w:p>
+      <w:pPr>
+        <w:numPr>
+          <w:ilvl w:val="0"/>
+          <w:numId w:val="38"/>
+        </w:numPr>
+      </w:pPr>
+      <w:r>
+        <w:t>Galeri</w:t>
+      </w:r>
+    </w:p>
+    <w:p>
+      <w:pPr>
+        <w:numPr>
+          <w:ilvl w:val="0"/>
+          <w:numId w:val="38"/>
+        </w:numPr>
+      </w:pPr>
+      <w:r>
+        <w:t>Logo</w:t>
+      </w:r>
+    </w:p>
+    <w:p>
+      <w:pPr>
+        <w:numPr>
+          <w:ilvl w:val="0"/>
+          <w:numId w:val="38"/>
+        </w:numPr>
+      </w:pPr>
+      <w:r>
+        <w:t>Foto Kapolres</w:t>
+      </w:r>
+    </w:p>
+    <w:p>
+      <w:pPr>
+        <w:numPr>
+          <w:ilvl w:val="0"/>
+          <w:numId w:val="38"/>
+        </w:numPr>
+      </w:pPr>
+      <w:r>
+        <w:t>Dokumen</w:t>
+      </w:r>
+    </w:p>
+    <w:p>
+      <w:pPr>
+        <w:numPr>
+          <w:ilvl w:val="0"/>
+          <w:numId w:val="38"/>
+        </w:numPr>
+      </w:pPr>
+      <w:r>
+        <w:t>Video</w:t>
+      </w:r>
+    </w:p>
+    <w:p>
+      <w:r>
+        <w:t>Setiap modul tinggal memilih file dari Media Manager.</w:t>
+      </w:r>
+    </w:p>
+    <w:p>
+      <w:r>
+        <w:t>Tidak upload berulang.</w:t>
+      </w:r>
+    </w:p>
+    <w:p>
+      <w:r>
+        <w:pict w14:anchorId="2C1AF346">
+          <v:rect id="_x0000_i1042" style="width:0;height:1.5pt" o:hralign="center" o:hrstd="t" o:hr="t" fillcolor="#a0a0a0" stroked="f"/>
+        </w:pict>
+      </w:r>
+    </w:p>
+    <w:p>
+      <w:pPr>
+        <w:rPr>
+          <w:b/>
+          <w:bCs/>
+        </w:rPr>
+      </w:pPr>
+      <w:r>
+        <w:rPr>
+          <w:b/>
+          <w:bCs/>
+        </w:rPr>
+        <w:t>13. Modul CMS</w:t>
+      </w:r>
+    </w:p>
+    <w:p>
+      <w:r>
+        <w:t>Dashboard</w:t>
+      </w:r>
+    </w:p>
+    <w:p>
+      <w:r>
+        <w:t>Website</w:t>
+      </w:r>
+    </w:p>
+    <w:p>
+      <w:r>
+        <w:t>Popup Landing</w:t>
+      </w:r>
+    </w:p>
+    <w:p/>
+    <w:p>
+      <w:r>
+        <w:t>Berita</w:t>
+      </w:r>
+    </w:p>
+    <w:p/>
+    <w:p>
+      <w:r>
+        <w:t>Kategori Berita</w:t>
+      </w:r>
+    </w:p>
+    <w:p/>
+    <w:p>
+      <w:r>
+        <w:t>Pengumuman</w:t>
+      </w:r>
+    </w:p>
+    <w:p/>
+    <w:p>
+      <w:r>
+        <w:t>Galeri</w:t>
+      </w:r>
+    </w:p>
+    <w:p/>
+    <w:p>
+      <w:r>
+        <w:t>Media Manager</w:t>
+      </w:r>
+    </w:p>
+    <w:p/>
+    <w:p>
+      <w:r>
+        <w:t>Profil Polda</w:t>
+      </w:r>
+    </w:p>
+    <w:p/>
+    <w:p>
+      <w:r>
+        <w:t>Sejarah</w:t>
+      </w:r>
+    </w:p>
+    <w:p/>
+    <w:p>
+      <w:r>
+        <w:t>Visi Misi</w:t>
+      </w:r>
+    </w:p>
+    <w:p/>
+    <w:p>
+      <w:r>
+        <w:t>Struktur Organisasi</w:t>
+      </w:r>
+    </w:p>
+    <w:p/>
+    <w:p>
+      <w:r>
+        <w:t>Pejabat Utama</w:t>
+      </w:r>
+    </w:p>
+    <w:p/>
+    <w:p>
+      <w:r>
+        <w:t>Daftar Polres</w:t>
+      </w:r>
+    </w:p>
+    <w:p/>
+    <w:p>
+      <w:r>
+        <w:t xml:space="preserve">    Profil</w:t>
+      </w:r>
+    </w:p>
+    <w:p/>
+    <w:p>
+      <w:r>
+        <w:t xml:space="preserve">    Sejarah</w:t>
+      </w:r>
+    </w:p>
+    <w:p/>
+    <w:p>
+      <w:r>
+        <w:t xml:space="preserve">    Kapolres</w:t>
+      </w:r>
+    </w:p>
+    <w:p/>
+    <w:p>
+      <w:r>
+        <w:t xml:space="preserve">    Struktur</w:t>
+      </w:r>
+    </w:p>
+    <w:p/>
+    <w:p>
+      <w:r>
+        <w:t xml:space="preserve">    Berita</w:t>
+      </w:r>
+    </w:p>
+    <w:p/>
+    <w:p>
+      <w:r>
+        <w:t xml:space="preserve">    Galeri</w:t>
+      </w:r>
+    </w:p>
+    <w:p/>
+    <w:p>
+      <w:r>
+        <w:t xml:space="preserve">    Wilayah Hukum</w:t>
+      </w:r>
+    </w:p>
+    <w:p/>
+    <w:p>
+      <w:r>
+        <w:t xml:space="preserve">    Daftar Polsek</w:t>
+      </w:r>
+    </w:p>
+    <w:p/>
+    <w:p>
+      <w:r>
+        <w:t>Layanan</w:t>
+      </w:r>
+    </w:p>
+    <w:p/>
+    <w:p>
+      <w:r>
+        <w:t>User</w:t>
+      </w:r>
+    </w:p>
+    <w:p/>
+    <w:p>
+      <w:r>
+        <w:t>Role</w:t>
+      </w:r>
+    </w:p>
+    <w:p/>
+    <w:p>
+      <w:r>
+        <w:t>Pengaturan Website</w:t>
+      </w:r>
+    </w:p>
+    <w:p/>
+    <w:p>
+      <w:r>
+        <w:t>Log Aktivitas</w:t>
+      </w:r>
+    </w:p>
+    <w:p>
+      <w:r>
+        <w:pict w14:anchorId="20F38CF6">
+          <v:rect id="_x0000_i1043" style="width:0;height:1.5pt" o:hralign="center" o:hrstd="t" o:hr="t" fillcolor="#a0a0a0" stroked="f"/>
+        </w:pict>
+      </w:r>
+    </w:p>
+    <w:p>
+      <w:pPr>
+        <w:rPr>
+          <w:b/>
+          <w:bCs/>
+        </w:rPr>
+      </w:pPr>
+      <w:r>
+        <w:rPr>
+          <w:b/>
+          <w:bCs/>
+        </w:rPr>
+        <w:t>14. Prinsip Pengembangan</w:t>
+      </w:r>
+    </w:p>
+    <w:p>
+      <w:r>
+        <w:rPr>
+          <w:rFonts w:ascii="Segoe UI Emoji" w:hAnsi="Segoe UI Emoji" w:cs="Segoe UI Emoji"/>
+        </w:rPr>
+        <w:t>✅</w:t>
+      </w:r>
+      <w:r>
+        <w:t xml:space="preserve"> Website dan CMS adalah dua project yang berbeda.</w:t>
+      </w:r>
+    </w:p>
+    <w:p>
+      <w:r>
+        <w:rPr>
+          <w:rFonts w:ascii="Segoe UI Emoji" w:hAnsi="Segoe UI Emoji" w:cs="Segoe UI Emoji"/>
+        </w:rPr>
+        <w:t>✅</w:t>
+      </w:r>
+      <w:r>
+        <w:t xml:space="preserve"> Website hanya berfungsi sebagai frontend publik.</w:t>
+      </w:r>
+    </w:p>
+    <w:p>
+      <w:r>
+        <w:rPr>
+          <w:rFonts w:ascii="Segoe UI Emoji" w:hAnsi="Segoe UI Emoji" w:cs="Segoe UI Emoji"/>
+        </w:rPr>
+        <w:t>✅</w:t>
+      </w:r>
+      <w:r>
+        <w:t xml:space="preserve"> Seluruh konten berasal dari CMS.</w:t>
+      </w:r>
+    </w:p>
+    <w:p>
+      <w:r>
+        <w:rPr>
+          <w:rFonts w:ascii="Segoe UI Emoji" w:hAnsi="Segoe UI Emoji" w:cs="Segoe UI Emoji"/>
+        </w:rPr>
+        <w:t>✅</w:t>
+      </w:r>
+      <w:r>
+        <w:t xml:space="preserve"> Semua halaman harus dipersiapkan sejak awal agar mudah dihubungkan ke API CMS.</w:t>
+      </w:r>
+    </w:p>
+    <w:p>
+      <w:r>
+        <w:rPr>
+          <w:rFonts w:ascii="Segoe UI Emoji" w:hAnsi="Segoe UI Emoji" w:cs="Segoe UI Emoji"/>
+        </w:rPr>
+        <w:t>✅</w:t>
+      </w:r>
+      <w:r>
+        <w:t xml:space="preserve"> Tidak ada data statis permanen di React selain elemen desain.</w:t>
+      </w:r>
+    </w:p>
+    <w:p>
+      <w:r>
+        <w:rPr>
+          <w:rFonts w:ascii="Segoe UI Emoji" w:hAnsi="Segoe UI Emoji" w:cs="Segoe UI Emoji"/>
+        </w:rPr>
+        <w:t>✅</w:t>
+      </w:r>
+      <w:r>
+        <w:t xml:space="preserve"> Seluruh struktur dibuat agar mudah dikembangkan tanpa mengubah kode frontend.</w:t>
+      </w:r>
+    </w:p>
+    <w:p>
+      <w:r>
+        <w:pict w14:anchorId="3A738C9D">
+          <v:rect id="_x0000_i1044" style="width:0;height:1.5pt" o:hralign="center" o:hrstd="t" o:hr="t" fillcolor="#a0a0a0" stroked="f"/>
+        </w:pict>
+      </w:r>
+    </w:p>
+    <w:p>
+      <w:pPr>
+        <w:rPr>
+          <w:b/>
+          <w:bCs/>
+        </w:rPr>
+      </w:pPr>
+      <w:r>
+        <w:rPr>
+          <w:b/>
+          <w:bCs/>
+        </w:rPr>
+        <w:t>15. Roadmap Pengembangan yang Disepakati</w:t>
+      </w:r>
+    </w:p>
+    <w:p>
+      <w:pPr>
+        <w:rPr>
+          <w:b/>
+          <w:bCs/>
+        </w:rPr>
+      </w:pPr>
+      <w:r>
+        <w:rPr>
+          <w:b/>
+          <w:bCs/>
+        </w:rPr>
+        <w:t>Tahap 1 — Fondasi Website (Sedang Berjalan)</w:t>
+      </w:r>
+    </w:p>
+    <w:p>
+      <w:pPr>
+        <w:numPr>
+          <w:ilvl w:val="0"/>
+          <w:numId w:val="39"/>
+        </w:numPr>
+      </w:pPr>
+      <w:r>
+        <w:t>Struktur React</w:t>
+      </w:r>
+    </w:p>
+    <w:p>
+      <w:pPr>
+        <w:numPr>
+          <w:ilvl w:val="0"/>
+          <w:numId w:val="39"/>
+        </w:numPr>
+      </w:pPr>
+      <w:r>
+        <w:t>Layout utama</w:t>
+      </w:r>
+    </w:p>
+    <w:p>
+      <w:pPr>
+        <w:numPr>
+          <w:ilvl w:val="0"/>
+          <w:numId w:val="39"/>
+        </w:numPr>
+      </w:pPr>
+      <w:r>
+        <w:t>Header</w:t>
+      </w:r>
+    </w:p>
+    <w:p>
+      <w:pPr>
+        <w:numPr>
+          <w:ilvl w:val="0"/>
+          <w:numId w:val="39"/>
+        </w:numPr>
+      </w:pPr>
+      <w:r>
+        <w:t>Hero</w:t>
+      </w:r>
+    </w:p>
+    <w:p>
+      <w:pPr>
+        <w:numPr>
+          <w:ilvl w:val="0"/>
+          <w:numId w:val="39"/>
+        </w:numPr>
+      </w:pPr>
+      <w:r>
+        <w:t>Footer</w:t>
+      </w:r>
+    </w:p>
+    <w:p>
+      <w:pPr>
+        <w:numPr>
+          <w:ilvl w:val="0"/>
+          <w:numId w:val="39"/>
+        </w:numPr>
+      </w:pPr>
+      <w:r>
+        <w:t>Navigasi</w:t>
+      </w:r>
+    </w:p>
+    <w:p>
+      <w:pPr>
+        <w:numPr>
+          <w:ilvl w:val="0"/>
+          <w:numId w:val="39"/>
+        </w:numPr>
+      </w:pPr>
+      <w:r>
+        <w:t>Routing</w:t>
+      </w:r>
+    </w:p>
+    <w:p>
+      <w:pPr>
+        <w:numPr>
+          <w:ilvl w:val="0"/>
+          <w:numId w:val="39"/>
+        </w:numPr>
+      </w:pPr>
+      <w:r>
+        <w:t>Template halaman</w:t>
+      </w:r>
+    </w:p>
+    <w:p>
+      <w:pPr>
+        <w:numPr>
+          <w:ilvl w:val="0"/>
+          <w:numId w:val="39"/>
+        </w:numPr>
+      </w:pPr>
+      <w:r>
+        <w:t>Komponen reusable</w:t>
+      </w:r>
+    </w:p>
+    <w:p>
+      <w:pPr>
+        <w:rPr>
+          <w:b/>
+          <w:bCs/>
+        </w:rPr>
+      </w:pPr>
+      <w:r>
+        <w:rPr>
+          <w:b/>
+          <w:bCs/>
+        </w:rPr>
+        <w:t>Tahap 2 — Halaman Website</w:t>
+      </w:r>
+    </w:p>
+    <w:p>
+      <w:pPr>
+        <w:numPr>
+          <w:ilvl w:val="0"/>
+          <w:numId w:val="40"/>
+        </w:numPr>
+      </w:pPr>
+      <w:r>
+        <w:t>Profil Polda</w:t>
+      </w:r>
+    </w:p>
+    <w:p>
+      <w:pPr>
+        <w:numPr>
+          <w:ilvl w:val="0"/>
+          <w:numId w:val="40"/>
+        </w:numPr>
+      </w:pPr>
+      <w:r>
+        <w:t>Berita</w:t>
+      </w:r>
+    </w:p>
+    <w:p>
+      <w:pPr>
+        <w:numPr>
+          <w:ilvl w:val="0"/>
+          <w:numId w:val="40"/>
+        </w:numPr>
+      </w:pPr>
+      <w:r>
+        <w:t>Pengumuman</w:t>
+      </w:r>
+    </w:p>
+    <w:p>
+      <w:pPr>
+        <w:numPr>
+          <w:ilvl w:val="0"/>
+          <w:numId w:val="40"/>
+        </w:numPr>
+      </w:pPr>
+      <w:r>
+        <w:t>Galeri</w:t>
+      </w:r>
+    </w:p>
+    <w:p>
+      <w:pPr>
+        <w:numPr>
+          <w:ilvl w:val="0"/>
+          <w:numId w:val="40"/>
+        </w:numPr>
+      </w:pPr>
+      <w:r>
+        <w:t>Layanan</w:t>
+      </w:r>
+    </w:p>
+    <w:p>
+      <w:pPr>
+        <w:numPr>
+          <w:ilvl w:val="0"/>
+          <w:numId w:val="40"/>
+        </w:numPr>
+      </w:pPr>
+      <w:r>
+        <w:t>Daftar Polres</w:t>
+      </w:r>
+    </w:p>
+    <w:p>
+      <w:pPr>
+        <w:numPr>
+          <w:ilvl w:val="0"/>
+          <w:numId w:val="40"/>
+        </w:numPr>
+      </w:pPr>
+      <w:r>
+        <w:t>Detail Polres</w:t>
+      </w:r>
+    </w:p>
+    <w:p>
+      <w:pPr>
+        <w:numPr>
+          <w:ilvl w:val="0"/>
+          <w:numId w:val="40"/>
+        </w:numPr>
+      </w:pPr>
+      <w:r>
+        <w:t>Popup Landing</w:t>
+      </w:r>
+    </w:p>
+    <w:p>
+      <w:pPr>
+        <w:rPr>
+          <w:b/>
+          <w:bCs/>
+        </w:rPr>
+      </w:pPr>
+      <w:r>
+        <w:rPr>
+          <w:b/>
+          <w:bCs/>
+        </w:rPr>
+        <w:t>Tahap 3 — Pembangunan CMS</w:t>
+      </w:r>
+    </w:p>
+    <w:p>
+      <w:pPr>
+        <w:numPr>
+          <w:ilvl w:val="0"/>
+          <w:numId w:val="41"/>
+        </w:numPr>
+      </w:pPr>
+      <w:r>
+        <w:t>Dashboard</w:t>
+      </w:r>
+    </w:p>
+    <w:p>
+      <w:pPr>
+        <w:numPr>
+          <w:ilvl w:val="0"/>
+          <w:numId w:val="41"/>
+        </w:numPr>
+      </w:pPr>
+      <w:r>
         <w:lastRenderedPageBreak/>
-        <w:t>Informasi darurat</w:t>
-      </w:r>
-    </w:p>
-    <w:p>
-      <w:pPr>
-        <w:numPr>
-          <w:ilvl w:val="0"/>
-          <w:numId w:val="29"/>
-        </w:numPr>
-      </w:pPr>
-      <w:r>
-        <w:t>Informasi pelayanan</w:t>
-      </w:r>
-    </w:p>
-    <w:p>
-      <w:r>
-        <w:t>Saat diklik:</w:t>
-      </w:r>
-    </w:p>
-    <w:p>
-      <w:r>
-        <w:t>akan membuka</w:t>
-      </w:r>
-    </w:p>
-    <w:p>
-      <w:r>
-        <w:t>Popup Full Screen</w:t>
-      </w:r>
-    </w:p>
-    <w:p>
-      <w:r>
-        <w:t>atau</w:t>
-      </w:r>
-    </w:p>
-    <w:p>
-      <w:r>
-        <w:t>Halaman Detail.</w:t>
-      </w:r>
-    </w:p>
-    <w:p>
-      <w:r>
-        <w:t>Semua dikelola melalui CMS.</w:t>
-      </w:r>
-    </w:p>
-    <w:p>
-      <w:r>
-        <w:pict w14:anchorId="60AB17C5">
-          <v:rect id="_x0000_i1202" style="width:0;height:1.5pt" o:hralign="center" o:hrstd="t" o:hr="t" fillcolor="#a0a0a0" stroked="f"/>
-        </w:pict>
-      </w:r>
-    </w:p>
-    <w:p>
-      <w:pPr>
-        <w:rPr>
-          <w:b/>
-          <w:bCs/>
-        </w:rPr>
-      </w:pPr>
-      <w:r>
-        <w:rPr>
-          <w:b/>
-          <w:bCs/>
-        </w:rPr>
-        <w:t>5. Popup Landing Announcement (WAJIB)</w:t>
-      </w:r>
-    </w:p>
-    <w:p>
-      <w:r>
-        <w:t>Sebelum website tampil, pengguna harus melihat Popup Informasi.</w:t>
-      </w:r>
-    </w:p>
-    <w:p>
-      <w:r>
-        <w:t>Konsep seperti website:</w:t>
-      </w:r>
-    </w:p>
-    <w:p>
-      <w:r>
-        <w:t>Penerimaan Polri.</w:t>
-      </w:r>
-    </w:p>
-    <w:p>
-      <w:r>
-        <w:t>Popup dapat berupa:</w:t>
-      </w:r>
-    </w:p>
-    <w:p>
-      <w:pPr>
-        <w:numPr>
-          <w:ilvl w:val="0"/>
-          <w:numId w:val="30"/>
-        </w:numPr>
-      </w:pPr>
-      <w:r>
-        <w:t>Pengumuman Seleksi</w:t>
-      </w:r>
-    </w:p>
-    <w:p>
-      <w:pPr>
-        <w:numPr>
-          <w:ilvl w:val="0"/>
-          <w:numId w:val="30"/>
-        </w:numPr>
-      </w:pPr>
-      <w:r>
-        <w:t>Informasi Darurat</w:t>
-      </w:r>
-    </w:p>
-    <w:p>
-      <w:pPr>
-        <w:numPr>
-          <w:ilvl w:val="0"/>
-          <w:numId w:val="30"/>
-        </w:numPr>
-      </w:pPr>
-      <w:r>
-        <w:t>Himbauan Kapolda</w:t>
-      </w:r>
-    </w:p>
-    <w:p>
-      <w:pPr>
-        <w:numPr>
-          <w:ilvl w:val="0"/>
-          <w:numId w:val="30"/>
-        </w:numPr>
-      </w:pPr>
-      <w:r>
-        <w:t>Cuaca Ekstrem</w:t>
-      </w:r>
-    </w:p>
-    <w:p>
-      <w:pPr>
-        <w:numPr>
-          <w:ilvl w:val="0"/>
-          <w:numId w:val="30"/>
-        </w:numPr>
-      </w:pPr>
-      <w:r>
-        <w:t>Jadwal Pelayanan</w:t>
-      </w:r>
-    </w:p>
-    <w:p>
-      <w:pPr>
-        <w:numPr>
-          <w:ilvl w:val="0"/>
-          <w:numId w:val="30"/>
-        </w:numPr>
-      </w:pPr>
-      <w:r>
-        <w:t>Operasi Kepolisian</w:t>
-      </w:r>
-    </w:p>
-    <w:p>
-      <w:pPr>
-        <w:numPr>
-          <w:ilvl w:val="0"/>
-          <w:numId w:val="30"/>
-        </w:numPr>
-      </w:pPr>
-      <w:r>
-        <w:t>Informasi Publik</w:t>
-      </w:r>
-    </w:p>
-    <w:p>
-      <w:pPr>
-        <w:numPr>
-          <w:ilvl w:val="0"/>
-          <w:numId w:val="30"/>
-        </w:numPr>
-      </w:pPr>
-      <w:r>
-        <w:t>dan informasi penting lainnya.</w:t>
-      </w:r>
-    </w:p>
-    <w:p>
-      <w:r>
-        <w:t>Popup dapat ditutup atau masuk ke website.</w:t>
-      </w:r>
-    </w:p>
-    <w:p>
-      <w:r>
-        <w:pict w14:anchorId="1EBBB7B6">
-          <v:rect id="_x0000_i1203" style="width:0;height:1.5pt" o:hralign="center" o:hrstd="t" o:hr="t" fillcolor="#a0a0a0" stroked="f"/>
-        </w:pict>
-      </w:r>
-    </w:p>
-    <w:p>
-      <w:pPr>
-        <w:rPr>
-          <w:b/>
-          <w:bCs/>
-        </w:rPr>
-      </w:pPr>
-      <w:r>
-        <w:rPr>
-          <w:b/>
-          <w:bCs/>
-        </w:rPr>
-        <w:t>6. Popup Landing 100% Berasal dari CMS</w:t>
-      </w:r>
-    </w:p>
-    <w:p>
-      <w:r>
-        <w:t>Popup tidak boleh dibuat statis di React.</w:t>
-      </w:r>
-    </w:p>
-    <w:p>
-      <w:r>
-        <w:t>Website akan memanggil API CMS.</w:t>
-      </w:r>
-    </w:p>
-    <w:p>
-      <w:r>
-        <w:t>Jika popup aktif maka tampil.</w:t>
-      </w:r>
-    </w:p>
-    <w:p>
-      <w:r>
-        <w:t>Jika tidak aktif maka langsung masuk website.</w:t>
-      </w:r>
-    </w:p>
-    <w:p>
-      <w:r>
-        <w:pict w14:anchorId="22837E1C">
-          <v:rect id="_x0000_i1204" style="width:0;height:1.5pt" o:hralign="center" o:hrstd="t" o:hr="t" fillcolor="#a0a0a0" stroked="f"/>
-        </w:pict>
-      </w:r>
-    </w:p>
-    <w:p>
-      <w:pPr>
-        <w:rPr>
-          <w:b/>
-          <w:bCs/>
-        </w:rPr>
-      </w:pPr>
-      <w:r>
-        <w:rPr>
-          <w:b/>
-          <w:bCs/>
-        </w:rPr>
-        <w:t>7. Jenis Popup</w:t>
-      </w:r>
-    </w:p>
-    <w:p>
-      <w:r>
-        <w:lastRenderedPageBreak/>
-        <w:t>CMS harus mendukung beberapa tipe:</w:t>
-      </w:r>
-    </w:p>
-    <w:p>
-      <w:pPr>
-        <w:rPr>
-          <w:b/>
-          <w:bCs/>
-        </w:rPr>
-      </w:pPr>
-      <w:r>
-        <w:rPr>
-          <w:b/>
-          <w:bCs/>
-        </w:rPr>
-        <w:t>A. Teks</w:t>
-      </w:r>
-    </w:p>
-    <w:p>
-      <w:r>
-        <w:t>Judul</w:t>
-      </w:r>
-    </w:p>
-    <w:p>
-      <w:r>
-        <w:t>Isi</w:t>
-      </w:r>
-    </w:p>
-    <w:p>
-      <w:r>
-        <w:t>Tombol</w:t>
-      </w:r>
-    </w:p>
-    <w:p>
-      <w:r>
-        <w:pict w14:anchorId="2989CC78">
-          <v:rect id="_x0000_i1205" style="width:0;height:1.5pt" o:hralign="center" o:hrstd="t" o:hr="t" fillcolor="#a0a0a0" stroked="f"/>
-        </w:pict>
-      </w:r>
-    </w:p>
-    <w:p>
-      <w:pPr>
-        <w:rPr>
-          <w:b/>
-          <w:bCs/>
-        </w:rPr>
-      </w:pPr>
-      <w:r>
-        <w:rPr>
-          <w:b/>
-          <w:bCs/>
-        </w:rPr>
-        <w:t>B. Poster</w:t>
-      </w:r>
-    </w:p>
-    <w:p>
-      <w:r>
-        <w:t>Upload gambar</w:t>
-      </w:r>
-    </w:p>
-    <w:p>
-      <w:pPr>
-        <w:numPr>
-          <w:ilvl w:val="0"/>
-          <w:numId w:val="31"/>
-        </w:numPr>
-      </w:pPr>
-    </w:p>
-    <w:p>
-      <w:r>
-        <w:t>Judul</w:t>
-      </w:r>
-    </w:p>
-    <w:p>
-      <w:pPr>
-        <w:numPr>
-          <w:ilvl w:val="0"/>
-          <w:numId w:val="32"/>
-        </w:numPr>
-      </w:pPr>
-    </w:p>
-    <w:p>
-      <w:r>
-        <w:t>Tombol</w:t>
-      </w:r>
-    </w:p>
-    <w:p>
-      <w:r>
-        <w:pict w14:anchorId="2675D855">
-          <v:rect id="_x0000_i1206" style="width:0;height:1.5pt" o:hralign="center" o:hrstd="t" o:hr="t" fillcolor="#a0a0a0" stroked="f"/>
-        </w:pict>
-      </w:r>
-    </w:p>
-    <w:p>
-      <w:pPr>
-        <w:rPr>
-          <w:b/>
-          <w:bCs/>
-        </w:rPr>
-      </w:pPr>
-      <w:r>
-        <w:rPr>
-          <w:b/>
-          <w:bCs/>
-        </w:rPr>
-        <w:t>C. Banner</w:t>
-      </w:r>
-    </w:p>
-    <w:p>
-      <w:r>
-        <w:t>Banner Landscape</w:t>
-      </w:r>
-    </w:p>
-    <w:p>
-      <w:r>
-        <w:pict w14:anchorId="11F90C53">
-          <v:rect id="_x0000_i1207" style="width:0;height:1.5pt" o:hralign="center" o:hrstd="t" o:hr="t" fillcolor="#a0a0a0" stroked="f"/>
-        </w:pict>
-      </w:r>
-    </w:p>
-    <w:p>
-      <w:pPr>
-        <w:rPr>
-          <w:b/>
-          <w:bCs/>
-        </w:rPr>
-      </w:pPr>
-      <w:r>
-        <w:rPr>
-          <w:b/>
-          <w:bCs/>
-        </w:rPr>
-        <w:t>D. Video</w:t>
-      </w:r>
-    </w:p>
-    <w:p>
-      <w:r>
-        <w:t>Video MP4</w:t>
-      </w:r>
-    </w:p>
-    <w:p>
-      <w:r>
-        <w:t>atau</w:t>
-      </w:r>
-    </w:p>
-    <w:p>
-      <w:r>
-        <w:t>Video Youtube</w:t>
-      </w:r>
-    </w:p>
-    <w:p>
-      <w:r>
-        <w:pict w14:anchorId="1A5A7EA8">
-          <v:rect id="_x0000_i1208" style="width:0;height:1.5pt" o:hralign="center" o:hrstd="t" o:hr="t" fillcolor="#a0a0a0" stroked="f"/>
-        </w:pict>
-      </w:r>
-    </w:p>
-    <w:p>
-      <w:pPr>
-        <w:rPr>
-          <w:b/>
-          <w:bCs/>
-        </w:rPr>
-      </w:pPr>
-      <w:r>
-        <w:rPr>
-          <w:b/>
-          <w:bCs/>
-        </w:rPr>
-        <w:t>8. Multiple Popup</w:t>
-      </w:r>
-    </w:p>
-    <w:p>
-      <w:r>
-        <w:t>CMS dapat membuat lebih dari satu popup.</w:t>
-      </w:r>
-    </w:p>
-    <w:p>
-      <w:r>
-        <w:t>Misalnya:</w:t>
-      </w:r>
-    </w:p>
-    <w:p>
-      <w:pPr>
-        <w:numPr>
-          <w:ilvl w:val="0"/>
-          <w:numId w:val="33"/>
-        </w:numPr>
-      </w:pPr>
-    </w:p>
-    <w:p>
-      <w:r>
-        <w:t>Seleksi Polri</w:t>
-      </w:r>
-    </w:p>
-    <w:p>
-      <w:pPr>
-        <w:numPr>
-          <w:ilvl w:val="0"/>
-          <w:numId w:val="34"/>
-        </w:numPr>
-      </w:pPr>
-    </w:p>
-    <w:p>
-      <w:r>
-        <w:t>Cuaca</w:t>
-      </w:r>
-    </w:p>
-    <w:p>
-      <w:pPr>
-        <w:numPr>
-          <w:ilvl w:val="0"/>
-          <w:numId w:val="35"/>
-        </w:numPr>
-      </w:pPr>
-    </w:p>
-    <w:p>
-      <w:r>
-        <w:t>SIM Keliling</w:t>
-      </w:r>
-    </w:p>
-    <w:p>
-      <w:pPr>
-        <w:numPr>
-          <w:ilvl w:val="0"/>
-          <w:numId w:val="36"/>
-        </w:numPr>
-      </w:pPr>
-    </w:p>
-    <w:p>
-      <w:r>
-        <w:lastRenderedPageBreak/>
-        <w:t>Operasi Patuh</w:t>
-      </w:r>
-    </w:p>
-    <w:p>
-      <w:r>
-        <w:t>Website akan menampilkan popup sebagai slider.</w:t>
-      </w:r>
-    </w:p>
-    <w:p>
-      <w:r>
-        <w:pict w14:anchorId="1CB9B6D8">
-          <v:rect id="_x0000_i1209" style="width:0;height:1.5pt" o:hralign="center" o:hrstd="t" o:hr="t" fillcolor="#a0a0a0" stroked="f"/>
-        </w:pict>
-      </w:r>
-    </w:p>
-    <w:p>
-      <w:pPr>
-        <w:rPr>
-          <w:b/>
-          <w:bCs/>
-        </w:rPr>
-      </w:pPr>
-      <w:r>
-        <w:rPr>
-          <w:b/>
-          <w:bCs/>
-        </w:rPr>
-        <w:t>9. Penjadwalan Popup</w:t>
-      </w:r>
-    </w:p>
-    <w:p>
-      <w:r>
-        <w:t>Operator cukup mengisi:</w:t>
-      </w:r>
-    </w:p>
-    <w:p>
-      <w:r>
-        <w:t>Tanggal Mulai</w:t>
-      </w:r>
-    </w:p>
-    <w:p>
-      <w:r>
-        <w:t>Tanggal Berakhir</w:t>
-      </w:r>
-    </w:p>
-    <w:p>
-      <w:r>
-        <w:t>Popup otomatis aktif/nonaktif sesuai jadwal.</w:t>
-      </w:r>
-    </w:p>
-    <w:p>
-      <w:r>
-        <w:pict w14:anchorId="1BA83EB5">
-          <v:rect id="_x0000_i1210" style="width:0;height:1.5pt" o:hralign="center" o:hrstd="t" o:hr="t" fillcolor="#a0a0a0" stroked="f"/>
-        </w:pict>
-      </w:r>
-    </w:p>
-    <w:p>
-      <w:pPr>
-        <w:rPr>
-          <w:b/>
-          <w:bCs/>
-        </w:rPr>
-      </w:pPr>
-      <w:r>
-        <w:rPr>
-          <w:b/>
-          <w:bCs/>
-        </w:rPr>
-        <w:t>10. Prioritas Popup</w:t>
-      </w:r>
-    </w:p>
-    <w:p>
-      <w:r>
-        <w:t>CMS mempunyai prioritas.</w:t>
-      </w:r>
-    </w:p>
-    <w:p>
-      <w:r>
-        <w:t>Semakin tinggi prioritas maka tampil lebih dahulu.</w:t>
-      </w:r>
-    </w:p>
-    <w:p>
-      <w:r>
-        <w:pict w14:anchorId="207A6F1C">
-          <v:rect id="_x0000_i1211" style="width:0;height:1.5pt" o:hralign="center" o:hrstd="t" o:hr="t" fillcolor="#a0a0a0" stroked="f"/>
-        </w:pict>
-      </w:r>
-    </w:p>
-    <w:p>
-      <w:pPr>
-        <w:rPr>
-          <w:b/>
-          <w:bCs/>
-        </w:rPr>
-      </w:pPr>
-      <w:r>
-        <w:rPr>
-          <w:b/>
-          <w:bCs/>
-        </w:rPr>
-        <w:t>11. Statistik Popup</w:t>
-      </w:r>
-    </w:p>
-    <w:p>
-      <w:r>
-        <w:t>CMS menyimpan statistik.</w:t>
-      </w:r>
-    </w:p>
-    <w:p>
-      <w:r>
-        <w:t>Misalnya:</w:t>
-      </w:r>
-    </w:p>
-    <w:p>
-      <w:pPr>
-        <w:numPr>
-          <w:ilvl w:val="0"/>
-          <w:numId w:val="37"/>
-        </w:numPr>
-      </w:pPr>
-      <w:r>
-        <w:t>Dilihat</w:t>
-      </w:r>
-    </w:p>
-    <w:p>
-      <w:pPr>
-        <w:numPr>
-          <w:ilvl w:val="0"/>
-          <w:numId w:val="37"/>
-        </w:numPr>
-      </w:pPr>
-      <w:r>
-        <w:t>Ditutup</w:t>
-      </w:r>
-    </w:p>
-    <w:p>
-      <w:pPr>
-        <w:numPr>
-          <w:ilvl w:val="0"/>
-          <w:numId w:val="37"/>
-        </w:numPr>
-      </w:pPr>
-      <w:r>
-        <w:t>Diklik</w:t>
-      </w:r>
-    </w:p>
-    <w:p>
-      <w:pPr>
-        <w:numPr>
-          <w:ilvl w:val="0"/>
-          <w:numId w:val="37"/>
-        </w:numPr>
-      </w:pPr>
-      <w:r>
-        <w:t>CTR</w:t>
-      </w:r>
-    </w:p>
-    <w:p>
-      <w:r>
-        <w:pict w14:anchorId="14055858">
-          <v:rect id="_x0000_i1212" style="width:0;height:1.5pt" o:hralign="center" o:hrstd="t" o:hr="t" fillcolor="#a0a0a0" stroked="f"/>
-        </w:pict>
-      </w:r>
-    </w:p>
-    <w:p>
-      <w:pPr>
-        <w:rPr>
-          <w:b/>
-          <w:bCs/>
-        </w:rPr>
-      </w:pPr>
-      <w:r>
-        <w:rPr>
-          <w:b/>
-          <w:bCs/>
-        </w:rPr>
-        <w:t>12. Media Manager</w:t>
-      </w:r>
-    </w:p>
-    <w:p>
-      <w:r>
-        <w:t>Semua gambar website tidak diupload langsung ke modul.</w:t>
-      </w:r>
-    </w:p>
-    <w:p>
-      <w:r>
-        <w:t>Semua harus melalui:</w:t>
-      </w:r>
-    </w:p>
-    <w:p>
+        <w:t>Manajemen konten</w:t>
+      </w:r>
+    </w:p>
+    <w:p>
+      <w:pPr>
+        <w:numPr>
+          <w:ilvl w:val="0"/>
+          <w:numId w:val="41"/>
+        </w:numPr>
+      </w:pPr>
       <w:r>
         <w:t>Media Manager</w:t>
       </w:r>
     </w:p>
     <w:p>
-      <w:r>
-        <w:t>Media Manager menyimpan:</w:t>
-      </w:r>
-    </w:p>
-    <w:p>
-      <w:pPr>
-        <w:numPr>
-          <w:ilvl w:val="0"/>
-          <w:numId w:val="38"/>
-        </w:numPr>
-      </w:pPr>
-      <w:r>
-        <w:t>Banner</w:t>
-      </w:r>
-    </w:p>
-    <w:p>
-      <w:pPr>
-        <w:numPr>
-          <w:ilvl w:val="0"/>
-          <w:numId w:val="38"/>
-        </w:numPr>
-      </w:pPr>
-      <w:r>
-        <w:t>Popup</w:t>
-      </w:r>
-    </w:p>
-    <w:p>
-      <w:pPr>
-        <w:numPr>
-          <w:ilvl w:val="0"/>
-          <w:numId w:val="38"/>
-        </w:numPr>
-      </w:pPr>
-      <w:r>
-        <w:t>Berita</w:t>
-      </w:r>
-    </w:p>
-    <w:p>
-      <w:pPr>
-        <w:numPr>
-          <w:ilvl w:val="0"/>
-          <w:numId w:val="38"/>
-        </w:numPr>
-      </w:pPr>
-      <w:r>
-        <w:t>Galeri</w:t>
-      </w:r>
-    </w:p>
-    <w:p>
-      <w:pPr>
-        <w:numPr>
-          <w:ilvl w:val="0"/>
-          <w:numId w:val="38"/>
-        </w:numPr>
-      </w:pPr>
-      <w:r>
-        <w:t>Logo</w:t>
-      </w:r>
-    </w:p>
-    <w:p>
-      <w:pPr>
-        <w:numPr>
-          <w:ilvl w:val="0"/>
-          <w:numId w:val="38"/>
-        </w:numPr>
-      </w:pPr>
-      <w:r>
-        <w:lastRenderedPageBreak/>
-        <w:t>Foto Kapolres</w:t>
-      </w:r>
-    </w:p>
-    <w:p>
-      <w:pPr>
-        <w:numPr>
-          <w:ilvl w:val="0"/>
-          <w:numId w:val="38"/>
-        </w:numPr>
-      </w:pPr>
-      <w:r>
-        <w:t>Dokumen</w:t>
-      </w:r>
-    </w:p>
-    <w:p>
-      <w:pPr>
-        <w:numPr>
-          <w:ilvl w:val="0"/>
-          <w:numId w:val="38"/>
-        </w:numPr>
-      </w:pPr>
-      <w:r>
-        <w:t>Video</w:t>
-      </w:r>
-    </w:p>
-    <w:p>
-      <w:r>
-        <w:t>Setiap modul tinggal memilih file dari Media Manager.</w:t>
-      </w:r>
-    </w:p>
-    <w:p>
-      <w:r>
-        <w:t>Tidak upload berulang.</w:t>
-      </w:r>
-    </w:p>
-    <w:p>
-      <w:r>
-        <w:pict w14:anchorId="2C1AF346">
-          <v:rect id="_x0000_i1213" style="width:0;height:1.5pt" o:hralign="center" o:hrstd="t" o:hr="t" fillcolor="#a0a0a0" stroked="f"/>
-        </w:pict>
-      </w:r>
-    </w:p>
-    <w:p>
-      <w:pPr>
-        <w:rPr>
-          <w:b/>
-          <w:bCs/>
-        </w:rPr>
-      </w:pPr>
-      <w:r>
-        <w:rPr>
-          <w:b/>
-          <w:bCs/>
-        </w:rPr>
-        <w:t>13. Modul CMS</w:t>
-      </w:r>
-    </w:p>
-    <w:p>
-      <w:r>
-        <w:t>Dashboard</w:t>
-      </w:r>
-    </w:p>
-    <w:p>
-      <w:r>
-        <w:t>Website</w:t>
-      </w:r>
-    </w:p>
-    <w:p>
-      <w:r>
-        <w:t>Popup Landing</w:t>
-      </w:r>
-    </w:p>
-    <w:p/>
-    <w:p>
-      <w:r>
-        <w:t>Berita</w:t>
-      </w:r>
-    </w:p>
-    <w:p/>
-    <w:p>
-      <w:r>
-        <w:t>Kategori Berita</w:t>
-      </w:r>
-    </w:p>
-    <w:p/>
-    <w:p>
-      <w:r>
-        <w:t>Pengumuman</w:t>
-      </w:r>
-    </w:p>
-    <w:p/>
-    <w:p>
-      <w:r>
-        <w:t>Galeri</w:t>
-      </w:r>
-    </w:p>
-    <w:p/>
-    <w:p>
-      <w:r>
-        <w:t>Media Manager</w:t>
-      </w:r>
-    </w:p>
-    <w:p/>
-    <w:p>
-      <w:r>
-        <w:t>Profil Polda</w:t>
-      </w:r>
-    </w:p>
-    <w:p/>
-    <w:p>
-      <w:r>
-        <w:t>Sejarah</w:t>
-      </w:r>
-    </w:p>
-    <w:p/>
-    <w:p>
-      <w:r>
-        <w:t>Visi Misi</w:t>
-      </w:r>
-    </w:p>
-    <w:p/>
-    <w:p>
-      <w:r>
-        <w:t>Struktur Organisasi</w:t>
-      </w:r>
-    </w:p>
-    <w:p/>
-    <w:p>
-      <w:r>
-        <w:t>Pejabat Utama</w:t>
-      </w:r>
-    </w:p>
-    <w:p/>
-    <w:p>
-      <w:r>
-        <w:lastRenderedPageBreak/>
-        <w:t>Daftar Polres</w:t>
-      </w:r>
-    </w:p>
-    <w:p/>
-    <w:p>
-      <w:r>
-        <w:t xml:space="preserve">    Profil</w:t>
-      </w:r>
-    </w:p>
-    <w:p/>
-    <w:p>
-      <w:r>
-        <w:t xml:space="preserve">    Sejarah</w:t>
-      </w:r>
-    </w:p>
-    <w:p/>
-    <w:p>
-      <w:r>
-        <w:t xml:space="preserve">    Kapolres</w:t>
-      </w:r>
-    </w:p>
-    <w:p/>
-    <w:p>
-      <w:r>
-        <w:t xml:space="preserve">    Struktur</w:t>
-      </w:r>
-    </w:p>
-    <w:p/>
-    <w:p>
-      <w:r>
-        <w:t xml:space="preserve">    Berita</w:t>
-      </w:r>
-    </w:p>
-    <w:p/>
-    <w:p>
-      <w:r>
-        <w:t xml:space="preserve">    Galeri</w:t>
-      </w:r>
-    </w:p>
-    <w:p/>
-    <w:p>
-      <w:r>
-        <w:t xml:space="preserve">    Wilayah Hukum</w:t>
-      </w:r>
-    </w:p>
-    <w:p/>
-    <w:p>
-      <w:r>
-        <w:t xml:space="preserve">    Daftar Polsek</w:t>
-      </w:r>
-    </w:p>
-    <w:p/>
-    <w:p>
-      <w:r>
-        <w:t>Layanan</w:t>
-      </w:r>
-    </w:p>
-    <w:p/>
-    <w:p>
-      <w:r>
-        <w:t>User</w:t>
-      </w:r>
-    </w:p>
-    <w:p/>
-    <w:p>
-      <w:r>
-        <w:t>Role</w:t>
-      </w:r>
-    </w:p>
-    <w:p/>
-    <w:p>
-      <w:r>
-        <w:t>Pengaturan Website</w:t>
-      </w:r>
-    </w:p>
-    <w:p/>
-    <w:p>
-      <w:r>
-        <w:t>Log Aktivitas</w:t>
-      </w:r>
-    </w:p>
-    <w:p>
-      <w:r>
-        <w:pict w14:anchorId="20F38CF6">
-          <v:rect id="_x0000_i1214" style="width:0;height:1.5pt" o:hralign="center" o:hrstd="t" o:hr="t" fillcolor="#a0a0a0" stroked="f"/>
-        </w:pict>
-      </w:r>
-    </w:p>
-    <w:p>
-      <w:pPr>
-        <w:rPr>
-          <w:b/>
-          <w:bCs/>
-        </w:rPr>
-      </w:pPr>
-      <w:r>
-        <w:rPr>
-          <w:b/>
-          <w:bCs/>
-        </w:rPr>
-        <w:t>14. Prinsip Pengembangan</w:t>
-      </w:r>
-    </w:p>
-    <w:p>
-      <w:r>
-        <w:rPr>
-          <w:rFonts w:ascii="Segoe UI Emoji" w:hAnsi="Segoe UI Emoji" w:cs="Segoe UI Emoji"/>
-        </w:rPr>
-        <w:t>✅</w:t>
-      </w:r>
-      <w:r>
-        <w:t xml:space="preserve"> Website dan CMS adalah dua project yang berbeda.</w:t>
-      </w:r>
-    </w:p>
-    <w:p>
-      <w:r>
-        <w:rPr>
-          <w:rFonts w:ascii="Segoe UI Emoji" w:hAnsi="Segoe UI Emoji" w:cs="Segoe UI Emoji"/>
-        </w:rPr>
-        <w:t>✅</w:t>
-      </w:r>
-      <w:r>
-        <w:t xml:space="preserve"> Website hanya berfungsi sebagai frontend publik.</w:t>
-      </w:r>
-    </w:p>
-    <w:p>
-      <w:r>
-        <w:rPr>
-          <w:rFonts w:ascii="Segoe UI Emoji" w:hAnsi="Segoe UI Emoji" w:cs="Segoe UI Emoji"/>
-        </w:rPr>
-        <w:lastRenderedPageBreak/>
-        <w:t>✅</w:t>
-      </w:r>
-      <w:r>
-        <w:t xml:space="preserve"> Seluruh konten berasal dari CMS.</w:t>
-      </w:r>
-    </w:p>
-    <w:p>
-      <w:r>
-        <w:rPr>
-          <w:rFonts w:ascii="Segoe UI Emoji" w:hAnsi="Segoe UI Emoji" w:cs="Segoe UI Emoji"/>
-        </w:rPr>
-        <w:t>✅</w:t>
-      </w:r>
-      <w:r>
-        <w:t xml:space="preserve"> Semua halaman harus dipersiapkan sejak awal agar mudah dihubungkan ke API CMS.</w:t>
-      </w:r>
-    </w:p>
-    <w:p>
-      <w:r>
-        <w:rPr>
-          <w:rFonts w:ascii="Segoe UI Emoji" w:hAnsi="Segoe UI Emoji" w:cs="Segoe UI Emoji"/>
-        </w:rPr>
-        <w:t>✅</w:t>
-      </w:r>
-      <w:r>
-        <w:t xml:space="preserve"> Tidak ada data statis permanen di React selain elemen desain.</w:t>
-      </w:r>
-    </w:p>
-    <w:p>
-      <w:r>
-        <w:rPr>
-          <w:rFonts w:ascii="Segoe UI Emoji" w:hAnsi="Segoe UI Emoji" w:cs="Segoe UI Emoji"/>
-        </w:rPr>
-        <w:t>✅</w:t>
-      </w:r>
-      <w:r>
-        <w:t xml:space="preserve"> Seluruh struktur dibuat agar mudah dikembangkan tanpa mengubah kode frontend.</w:t>
-      </w:r>
-    </w:p>
-    <w:p>
-      <w:r>
-        <w:pict w14:anchorId="3A738C9D">
-          <v:rect id="_x0000_i1215" style="width:0;height:1.5pt" o:hralign="center" o:hrstd="t" o:hr="t" fillcolor="#a0a0a0" stroked="f"/>
-        </w:pict>
-      </w:r>
-    </w:p>
-    <w:p>
-      <w:pPr>
-        <w:rPr>
-          <w:b/>
-          <w:bCs/>
-        </w:rPr>
-      </w:pPr>
-      <w:r>
-        <w:rPr>
-          <w:b/>
-          <w:bCs/>
-        </w:rPr>
-        <w:t>15. Roadmap Pengembangan yang Disepakati</w:t>
-      </w:r>
-    </w:p>
-    <w:p>
-      <w:pPr>
-        <w:rPr>
-          <w:b/>
-          <w:bCs/>
-        </w:rPr>
-      </w:pPr>
-      <w:r>
-        <w:rPr>
-          <w:b/>
-          <w:bCs/>
-        </w:rPr>
-        <w:t>Tahap 1 — Fondasi Website (Sedang Berjalan)</w:t>
-      </w:r>
-    </w:p>
-    <w:p>
-      <w:pPr>
-        <w:numPr>
-          <w:ilvl w:val="0"/>
-          <w:numId w:val="39"/>
-        </w:numPr>
-      </w:pPr>
-      <w:r>
-        <w:t>Struktur React</w:t>
-      </w:r>
-    </w:p>
-    <w:p>
-      <w:pPr>
-        <w:numPr>
-          <w:ilvl w:val="0"/>
-          <w:numId w:val="39"/>
-        </w:numPr>
-      </w:pPr>
-      <w:r>
-        <w:t>Layout utama</w:t>
-      </w:r>
-    </w:p>
-    <w:p>
-      <w:pPr>
-        <w:numPr>
-          <w:ilvl w:val="0"/>
-          <w:numId w:val="39"/>
-        </w:numPr>
-      </w:pPr>
-      <w:r>
-        <w:t>Header</w:t>
-      </w:r>
-    </w:p>
-    <w:p>
-      <w:pPr>
-        <w:numPr>
-          <w:ilvl w:val="0"/>
-          <w:numId w:val="39"/>
-        </w:numPr>
-      </w:pPr>
-      <w:r>
-        <w:t>Hero</w:t>
-      </w:r>
-    </w:p>
-    <w:p>
-      <w:pPr>
-        <w:numPr>
-          <w:ilvl w:val="0"/>
-          <w:numId w:val="39"/>
-        </w:numPr>
-      </w:pPr>
-      <w:r>
-        <w:t>Footer</w:t>
-      </w:r>
-    </w:p>
-    <w:p>
-      <w:pPr>
-        <w:numPr>
-          <w:ilvl w:val="0"/>
-          <w:numId w:val="39"/>
-        </w:numPr>
-      </w:pPr>
-      <w:r>
-        <w:t>Navigasi</w:t>
-      </w:r>
-    </w:p>
-    <w:p>
-      <w:pPr>
-        <w:numPr>
-          <w:ilvl w:val="0"/>
-          <w:numId w:val="39"/>
-        </w:numPr>
-      </w:pPr>
-      <w:r>
-        <w:t>Routing</w:t>
-      </w:r>
-    </w:p>
-    <w:p>
-      <w:pPr>
-        <w:numPr>
-          <w:ilvl w:val="0"/>
-          <w:numId w:val="39"/>
-        </w:numPr>
-      </w:pPr>
-      <w:r>
-        <w:t>Template halaman</w:t>
-      </w:r>
-    </w:p>
-    <w:p>
-      <w:pPr>
-        <w:numPr>
-          <w:ilvl w:val="0"/>
-          <w:numId w:val="39"/>
-        </w:numPr>
-      </w:pPr>
-      <w:r>
-        <w:t>Komponen reusable</w:t>
-      </w:r>
-    </w:p>
-    <w:p>
-      <w:pPr>
-        <w:rPr>
-          <w:b/>
-          <w:bCs/>
-        </w:rPr>
-      </w:pPr>
-      <w:r>
-        <w:rPr>
-          <w:b/>
-          <w:bCs/>
-        </w:rPr>
-        <w:t>Tahap 2 — Halaman Website</w:t>
-      </w:r>
-    </w:p>
-    <w:p>
-      <w:pPr>
-        <w:numPr>
-          <w:ilvl w:val="0"/>
-          <w:numId w:val="40"/>
-        </w:numPr>
-      </w:pPr>
-      <w:r>
-        <w:t>Profil Polda</w:t>
-      </w:r>
-    </w:p>
-    <w:p>
-      <w:pPr>
-        <w:numPr>
-          <w:ilvl w:val="0"/>
-          <w:numId w:val="40"/>
-        </w:numPr>
-      </w:pPr>
-      <w:r>
-        <w:t>Berita</w:t>
-      </w:r>
-    </w:p>
-    <w:p>
-      <w:pPr>
-        <w:numPr>
-          <w:ilvl w:val="0"/>
-          <w:numId w:val="40"/>
-        </w:numPr>
-      </w:pPr>
-      <w:r>
-        <w:t>Pengumuman</w:t>
-      </w:r>
-    </w:p>
-    <w:p>
-      <w:pPr>
-        <w:numPr>
-          <w:ilvl w:val="0"/>
-          <w:numId w:val="40"/>
-        </w:numPr>
-      </w:pPr>
-      <w:r>
-        <w:t>Galeri</w:t>
-      </w:r>
-    </w:p>
-    <w:p>
-      <w:pPr>
-        <w:numPr>
-          <w:ilvl w:val="0"/>
-          <w:numId w:val="40"/>
-        </w:numPr>
-      </w:pPr>
-      <w:r>
-        <w:t>Layanan</w:t>
-      </w:r>
-    </w:p>
-    <w:p>
-      <w:pPr>
-        <w:numPr>
-          <w:ilvl w:val="0"/>
-          <w:numId w:val="40"/>
-        </w:numPr>
-      </w:pPr>
-      <w:r>
-        <w:t>Daftar Polres</w:t>
-      </w:r>
-    </w:p>
-    <w:p>
-      <w:pPr>
-        <w:numPr>
-          <w:ilvl w:val="0"/>
-          <w:numId w:val="40"/>
-        </w:numPr>
-      </w:pPr>
-      <w:r>
-        <w:t>Detail Polres</w:t>
-      </w:r>
-    </w:p>
-    <w:p>
-      <w:pPr>
-        <w:numPr>
-          <w:ilvl w:val="0"/>
-          <w:numId w:val="40"/>
-        </w:numPr>
-      </w:pPr>
-      <w:r>
-        <w:t>Popup Landing</w:t>
-      </w:r>
-    </w:p>
-    <w:p>
-      <w:pPr>
-        <w:rPr>
-          <w:b/>
-          <w:bCs/>
-        </w:rPr>
-      </w:pPr>
-      <w:r>
-        <w:rPr>
-          <w:b/>
-          <w:bCs/>
-        </w:rPr>
-        <w:t>Tahap 3 — Pembangunan CMS</w:t>
-      </w:r>
-    </w:p>
-    <w:p>
       <w:pPr>
         <w:numPr>
           <w:ilvl w:val="0"/>
@@ -2021,7 +3149,7 @@
         </w:numPr>
       </w:pPr>
       <w:r>
-        <w:t>Dashboard</w:t>
+        <w:t>Manajemen pengguna dan role</w:t>
       </w:r>
     </w:p>
     <w:p>
@@ -2032,39 +3160,6 @@
         </w:numPr>
       </w:pPr>
       <w:r>
-        <w:t>Manajemen konten</w:t>
-      </w:r>
-    </w:p>
-    <w:p>
-      <w:pPr>
-        <w:numPr>
-          <w:ilvl w:val="0"/>
-          <w:numId w:val="41"/>
-        </w:numPr>
-      </w:pPr>
-      <w:r>
-        <w:t>Media Manager</w:t>
-      </w:r>
-    </w:p>
-    <w:p>
-      <w:pPr>
-        <w:numPr>
-          <w:ilvl w:val="0"/>
-          <w:numId w:val="41"/>
-        </w:numPr>
-      </w:pPr>
-      <w:r>
-        <w:t>Manajemen pengguna dan role</w:t>
-      </w:r>
-    </w:p>
-    <w:p>
-      <w:pPr>
-        <w:numPr>
-          <w:ilvl w:val="0"/>
-          <w:numId w:val="41"/>
-        </w:numPr>
-      </w:pPr>
-      <w:r>
         <w:t>API untuk website</w:t>
       </w:r>
     </w:p>
@@ -2080,7 +3175,6 @@
           <w:b/>
           <w:bCs/>
         </w:rPr>
-        <w:lastRenderedPageBreak/>
         <w:t>Tahap 4 — Integrasi</w:t>
       </w:r>
     </w:p>
@@ -2120,7 +3214,7 @@
     <w:p>
       <w:r>
         <w:pict w14:anchorId="7DE6354E">
-          <v:rect id="_x0000_i1216" style="width:0;height:1.5pt" o:hralign="center" o:hrstd="t" o:hr="t" fillcolor="#a0a0a0" stroked="f"/>
+          <v:rect id="_x0000_i1045" style="width:0;height:1.5pt" o:hralign="center" o:hrstd="t" o:hr="t" fillcolor="#a0a0a0" stroked="f"/>
         </w:pict>
       </w:r>
     </w:p>
@@ -2196,7 +3290,7 @@
     <w:p>
       <w:r>
         <w:pict w14:anchorId="51480226">
-          <v:rect id="_x0000_i1025" style="width:0;height:1.5pt" o:hralign="center" o:hrstd="t" o:hr="t" fillcolor="#a0a0a0" stroked="f"/>
+          <v:rect id="_x0000_i1046" style="width:0;height:1.5pt" o:hralign="center" o:hrstd="t" o:hr="t" fillcolor="#a0a0a0" stroked="f"/>
         </w:pict>
       </w:r>
     </w:p>
@@ -2315,7 +3409,7 @@
     <w:p>
       <w:r>
         <w:pict w14:anchorId="528739A8">
-          <v:rect id="_x0000_i1026" style="width:0;height:1.5pt" o:hralign="center" o:hrstd="t" o:hr="t" fillcolor="#a0a0a0" stroked="f"/>
+          <v:rect id="_x0000_i1047" style="width:0;height:1.5pt" o:hralign="center" o:hrstd="t" o:hr="t" fillcolor="#a0a0a0" stroked="f"/>
         </w:pict>
       </w:r>
     </w:p>
@@ -2355,6 +3449,7 @@
     </w:p>
     <w:p>
       <w:r>
+        <w:lastRenderedPageBreak/>
         <w:t>website-polda-papua-tengah/</w:t>
       </w:r>
     </w:p>
@@ -2385,169 +3480,344 @@
         <w:rPr>
           <w:rFonts w:ascii="MS Gothic" w:eastAsia="MS Gothic" w:hAnsi="MS Gothic" w:cs="MS Gothic" w:hint="eastAsia"/>
         </w:rPr>
+        <w:t>├</w:t>
+      </w:r>
+      <w:r>
+        <w:rPr>
+          <w:rFonts w:ascii="Aptos" w:hAnsi="Aptos" w:cs="Aptos"/>
+        </w:rPr>
+        <w:t>──</w:t>
+      </w:r>
+      <w:r>
+        <w:t xml:space="preserve"> src/</w:t>
+      </w:r>
+    </w:p>
+    <w:p>
+      <w:r>
+        <w:t xml:space="preserve">│   </w:t>
+      </w:r>
+      <w:r>
+        <w:rPr>
+          <w:rFonts w:ascii="MS Gothic" w:eastAsia="MS Gothic" w:hAnsi="MS Gothic" w:cs="MS Gothic" w:hint="eastAsia"/>
+        </w:rPr>
+        <w:t>├</w:t>
+      </w:r>
+      <w:r>
+        <w:rPr>
+          <w:rFonts w:ascii="Aptos" w:hAnsi="Aptos" w:cs="Aptos"/>
+        </w:rPr>
+        <w:t>──</w:t>
+      </w:r>
+      <w:r>
+        <w:t xml:space="preserve"> assets/</w:t>
+      </w:r>
+    </w:p>
+    <w:p>
+      <w:r>
+        <w:t xml:space="preserve">│   </w:t>
+      </w:r>
+      <w:r>
+        <w:rPr>
+          <w:rFonts w:ascii="MS Gothic" w:eastAsia="MS Gothic" w:hAnsi="MS Gothic" w:cs="MS Gothic" w:hint="eastAsia"/>
+        </w:rPr>
+        <w:t>├</w:t>
+      </w:r>
+      <w:r>
+        <w:rPr>
+          <w:rFonts w:ascii="Aptos" w:hAnsi="Aptos" w:cs="Aptos"/>
+        </w:rPr>
+        <w:t>──</w:t>
+      </w:r>
+      <w:r>
+        <w:t xml:space="preserve"> components/</w:t>
+      </w:r>
+    </w:p>
+    <w:p>
+      <w:r>
+        <w:t xml:space="preserve">│   </w:t>
+      </w:r>
+      <w:r>
+        <w:rPr>
+          <w:rFonts w:ascii="MS Gothic" w:eastAsia="MS Gothic" w:hAnsi="MS Gothic" w:cs="MS Gothic" w:hint="eastAsia"/>
+        </w:rPr>
+        <w:t>├</w:t>
+      </w:r>
+      <w:r>
+        <w:rPr>
+          <w:rFonts w:ascii="Aptos" w:hAnsi="Aptos" w:cs="Aptos"/>
+        </w:rPr>
+        <w:t>──</w:t>
+      </w:r>
+      <w:r>
+        <w:t xml:space="preserve"> styles/</w:t>
+      </w:r>
+    </w:p>
+    <w:p>
+      <w:r>
+        <w:t xml:space="preserve">│   </w:t>
+      </w:r>
+      <w:r>
+        <w:rPr>
+          <w:rFonts w:ascii="MS Gothic" w:eastAsia="MS Gothic" w:hAnsi="MS Gothic" w:cs="MS Gothic" w:hint="eastAsia"/>
+        </w:rPr>
+        <w:t>├</w:t>
+      </w:r>
+      <w:r>
+        <w:rPr>
+          <w:rFonts w:ascii="Aptos" w:hAnsi="Aptos" w:cs="Aptos"/>
+        </w:rPr>
+        <w:t>──</w:t>
+      </w:r>
+      <w:r>
+        <w:t xml:space="preserve"> App.tsx</w:t>
+      </w:r>
+    </w:p>
+    <w:p>
+      <w:r>
+        <w:t>│   └── main.tsx</w:t>
+      </w:r>
+    </w:p>
+    <w:p>
+      <w:r>
+        <w:t>│</w:t>
+      </w:r>
+    </w:p>
+    <w:p>
+      <w:r>
+        <w:rPr>
+          <w:rFonts w:ascii="MS Gothic" w:eastAsia="MS Gothic" w:hAnsi="MS Gothic" w:cs="MS Gothic" w:hint="eastAsia"/>
+        </w:rPr>
+        <w:t>├</w:t>
+      </w:r>
+      <w:r>
+        <w:rPr>
+          <w:rFonts w:ascii="Aptos" w:hAnsi="Aptos" w:cs="Aptos"/>
+        </w:rPr>
+        <w:t>──</w:t>
+      </w:r>
+      <w:r>
+        <w:t xml:space="preserve"> package.json</w:t>
+      </w:r>
+    </w:p>
+    <w:p>
+      <w:r>
+        <w:rPr>
+          <w:rFonts w:ascii="MS Gothic" w:eastAsia="MS Gothic" w:hAnsi="MS Gothic" w:cs="MS Gothic" w:hint="eastAsia"/>
+        </w:rPr>
+        <w:t>├</w:t>
+      </w:r>
+      <w:r>
+        <w:rPr>
+          <w:rFonts w:ascii="Aptos" w:hAnsi="Aptos" w:cs="Aptos"/>
+        </w:rPr>
+        <w:t>──</w:t>
+      </w:r>
+      <w:r>
+        <w:t xml:space="preserve"> vite.config.ts</w:t>
+      </w:r>
+    </w:p>
+    <w:p>
+      <w:r>
+        <w:rPr>
+          <w:rFonts w:ascii="MS Gothic" w:eastAsia="MS Gothic" w:hAnsi="MS Gothic" w:cs="MS Gothic" w:hint="eastAsia"/>
+        </w:rPr>
+        <w:t>├</w:t>
+      </w:r>
+      <w:r>
+        <w:rPr>
+          <w:rFonts w:ascii="Aptos" w:hAnsi="Aptos" w:cs="Aptos"/>
+        </w:rPr>
+        <w:t>──</w:t>
+      </w:r>
+      <w:r>
+        <w:t xml:space="preserve"> tsconfig.json</w:t>
+      </w:r>
+    </w:p>
+    <w:p>
+      <w:r>
+        <w:t>└── README.md</w:t>
+      </w:r>
+    </w:p>
+    <w:p>
+      <w:r>
+        <w:pict w14:anchorId="28BBBCC5">
+          <v:rect id="_x0000_i1048" style="width:0;height:1.5pt" o:hralign="center" o:hrstd="t" o:hr="t" fillcolor="#a0a0a0" stroked="f"/>
+        </w:pict>
+      </w:r>
+    </w:p>
+    <w:p>
+      <w:pPr>
+        <w:rPr>
+          <w:b/>
+          <w:bCs/>
+        </w:rPr>
+      </w:pPr>
+      <w:r>
+        <w:rPr>
+          <w:b/>
+          <w:bCs/>
+        </w:rPr>
+        <w:t>3. Komponen Website</w:t>
+      </w:r>
+    </w:p>
+    <w:p>
+      <w:r>
+        <w:t xml:space="preserve">Status: </w:t>
+      </w:r>
+      <w:r>
+        <w:rPr>
+          <w:rFonts w:ascii="Segoe UI Emoji" w:hAnsi="Segoe UI Emoji" w:cs="Segoe UI Emoji"/>
+        </w:rPr>
+        <w:t>✅</w:t>
+      </w:r>
+      <w:r>
+        <w:t xml:space="preserve"> Selesai</w:t>
+      </w:r>
+    </w:p>
+    <w:p>
+      <w:r>
+        <w:t>Sudah dibuat:</w:t>
+      </w:r>
+    </w:p>
+    <w:p>
+      <w:pPr>
+        <w:numPr>
+          <w:ilvl w:val="0"/>
+          <w:numId w:val="19"/>
+        </w:numPr>
+      </w:pPr>
+      <w:r>
+        <w:t>Header</w:t>
+      </w:r>
+    </w:p>
+    <w:p>
+      <w:pPr>
+        <w:numPr>
+          <w:ilvl w:val="0"/>
+          <w:numId w:val="19"/>
+        </w:numPr>
+      </w:pPr>
+      <w:r>
+        <w:t>Hero Section</w:t>
+      </w:r>
+    </w:p>
+    <w:p>
+      <w:pPr>
+        <w:numPr>
+          <w:ilvl w:val="0"/>
+          <w:numId w:val="19"/>
+        </w:numPr>
+      </w:pPr>
+      <w:r>
+        <w:t>Footer</w:t>
+      </w:r>
+    </w:p>
+    <w:p>
+      <w:r>
+        <w:t>Beserta file CSS masing-masing.</w:t>
+      </w:r>
+    </w:p>
+    <w:p>
+      <w:r>
+        <w:pict w14:anchorId="4545AA22">
+          <v:rect id="_x0000_i1049" style="width:0;height:1.5pt" o:hralign="center" o:hrstd="t" o:hr="t" fillcolor="#a0a0a0" stroked="f"/>
+        </w:pict>
+      </w:r>
+    </w:p>
+    <w:p>
+      <w:pPr>
+        <w:rPr>
+          <w:b/>
+          <w:bCs/>
+        </w:rPr>
+      </w:pPr>
+      <w:r>
+        <w:rPr>
+          <w:b/>
+          <w:bCs/>
+        </w:rPr>
+        <w:t>4. Asset Website</w:t>
+      </w:r>
+    </w:p>
+    <w:p>
+      <w:r>
+        <w:t xml:space="preserve">Status: </w:t>
+      </w:r>
+      <w:r>
+        <w:rPr>
+          <w:rFonts w:ascii="Segoe UI Emoji" w:hAnsi="Segoe UI Emoji" w:cs="Segoe UI Emoji"/>
+        </w:rPr>
+        <w:t>✅</w:t>
+      </w:r>
+      <w:r>
+        <w:t xml:space="preserve"> Selesai</w:t>
+      </w:r>
+    </w:p>
+    <w:p>
+      <w:r>
+        <w:t>Asset yang sudah dimasukkan:</w:t>
+      </w:r>
+    </w:p>
+    <w:p>
+      <w:pPr>
+        <w:numPr>
+          <w:ilvl w:val="0"/>
+          <w:numId w:val="20"/>
+        </w:numPr>
+      </w:pPr>
+      <w:r>
+        <w:t>Logo Polda Papua Tengah</w:t>
+      </w:r>
+    </w:p>
+    <w:p>
+      <w:pPr>
+        <w:numPr>
+          <w:ilvl w:val="0"/>
+          <w:numId w:val="20"/>
+        </w:numPr>
+      </w:pPr>
+      <w:r>
+        <w:t>Foto Kapolda</w:t>
+      </w:r>
+    </w:p>
+    <w:p>
+      <w:pPr>
+        <w:numPr>
+          <w:ilvl w:val="0"/>
+          <w:numId w:val="20"/>
+        </w:numPr>
+      </w:pPr>
+      <w:r>
+        <w:t>Hero Image</w:t>
+      </w:r>
+    </w:p>
+    <w:p>
+      <w:pPr>
+        <w:numPr>
+          <w:ilvl w:val="0"/>
+          <w:numId w:val="20"/>
+        </w:numPr>
+      </w:pPr>
+      <w:r>
+        <w:t>Icon Website</w:t>
+      </w:r>
+    </w:p>
+    <w:p>
+      <w:pPr>
+        <w:numPr>
+          <w:ilvl w:val="0"/>
+          <w:numId w:val="20"/>
+        </w:numPr>
+      </w:pPr>
+      <w:r>
         <w:lastRenderedPageBreak/>
-        <w:t>├</w:t>
-      </w:r>
-      <w:r>
-        <w:rPr>
-          <w:rFonts w:ascii="Aptos" w:hAnsi="Aptos" w:cs="Aptos"/>
-        </w:rPr>
-        <w:t>──</w:t>
-      </w:r>
-      <w:r>
-        <w:t xml:space="preserve"> src/</w:t>
-      </w:r>
-    </w:p>
-    <w:p>
-      <w:r>
-        <w:t xml:space="preserve">│   </w:t>
-      </w:r>
-      <w:r>
-        <w:rPr>
-          <w:rFonts w:ascii="MS Gothic" w:eastAsia="MS Gothic" w:hAnsi="MS Gothic" w:cs="MS Gothic" w:hint="eastAsia"/>
-        </w:rPr>
-        <w:t>├</w:t>
-      </w:r>
-      <w:r>
-        <w:rPr>
-          <w:rFonts w:ascii="Aptos" w:hAnsi="Aptos" w:cs="Aptos"/>
-        </w:rPr>
-        <w:t>──</w:t>
-      </w:r>
-      <w:r>
-        <w:t xml:space="preserve"> assets/</w:t>
-      </w:r>
-    </w:p>
-    <w:p>
-      <w:r>
-        <w:t xml:space="preserve">│   </w:t>
-      </w:r>
-      <w:r>
-        <w:rPr>
-          <w:rFonts w:ascii="MS Gothic" w:eastAsia="MS Gothic" w:hAnsi="MS Gothic" w:cs="MS Gothic" w:hint="eastAsia"/>
-        </w:rPr>
-        <w:t>├</w:t>
-      </w:r>
-      <w:r>
-        <w:rPr>
-          <w:rFonts w:ascii="Aptos" w:hAnsi="Aptos" w:cs="Aptos"/>
-        </w:rPr>
-        <w:t>──</w:t>
-      </w:r>
-      <w:r>
-        <w:t xml:space="preserve"> components/</w:t>
-      </w:r>
-    </w:p>
-    <w:p>
-      <w:r>
-        <w:t xml:space="preserve">│   </w:t>
-      </w:r>
-      <w:r>
-        <w:rPr>
-          <w:rFonts w:ascii="MS Gothic" w:eastAsia="MS Gothic" w:hAnsi="MS Gothic" w:cs="MS Gothic" w:hint="eastAsia"/>
-        </w:rPr>
-        <w:t>├</w:t>
-      </w:r>
-      <w:r>
-        <w:rPr>
-          <w:rFonts w:ascii="Aptos" w:hAnsi="Aptos" w:cs="Aptos"/>
-        </w:rPr>
-        <w:t>──</w:t>
-      </w:r>
-      <w:r>
-        <w:t xml:space="preserve"> styles/</w:t>
-      </w:r>
-    </w:p>
-    <w:p>
-      <w:r>
-        <w:t xml:space="preserve">│   </w:t>
-      </w:r>
-      <w:r>
-        <w:rPr>
-          <w:rFonts w:ascii="MS Gothic" w:eastAsia="MS Gothic" w:hAnsi="MS Gothic" w:cs="MS Gothic" w:hint="eastAsia"/>
-        </w:rPr>
-        <w:t>├</w:t>
-      </w:r>
-      <w:r>
-        <w:rPr>
-          <w:rFonts w:ascii="Aptos" w:hAnsi="Aptos" w:cs="Aptos"/>
-        </w:rPr>
-        <w:t>──</w:t>
-      </w:r>
-      <w:r>
-        <w:t xml:space="preserve"> App.tsx</w:t>
-      </w:r>
-    </w:p>
-    <w:p>
-      <w:r>
-        <w:t>│   └── main.tsx</w:t>
-      </w:r>
-    </w:p>
-    <w:p>
-      <w:r>
-        <w:t>│</w:t>
-      </w:r>
-    </w:p>
-    <w:p>
-      <w:r>
-        <w:rPr>
-          <w:rFonts w:ascii="MS Gothic" w:eastAsia="MS Gothic" w:hAnsi="MS Gothic" w:cs="MS Gothic" w:hint="eastAsia"/>
-        </w:rPr>
-        <w:t>├</w:t>
-      </w:r>
-      <w:r>
-        <w:rPr>
-          <w:rFonts w:ascii="Aptos" w:hAnsi="Aptos" w:cs="Aptos"/>
-        </w:rPr>
-        <w:t>──</w:t>
-      </w:r>
-      <w:r>
-        <w:t xml:space="preserve"> package.json</w:t>
-      </w:r>
-    </w:p>
-    <w:p>
-      <w:r>
-        <w:rPr>
-          <w:rFonts w:ascii="MS Gothic" w:eastAsia="MS Gothic" w:hAnsi="MS Gothic" w:cs="MS Gothic" w:hint="eastAsia"/>
-        </w:rPr>
-        <w:t>├</w:t>
-      </w:r>
-      <w:r>
-        <w:rPr>
-          <w:rFonts w:ascii="Aptos" w:hAnsi="Aptos" w:cs="Aptos"/>
-        </w:rPr>
-        <w:t>──</w:t>
-      </w:r>
-      <w:r>
-        <w:t xml:space="preserve"> vite.config.ts</w:t>
-      </w:r>
-    </w:p>
-    <w:p>
-      <w:r>
-        <w:rPr>
-          <w:rFonts w:ascii="MS Gothic" w:eastAsia="MS Gothic" w:hAnsi="MS Gothic" w:cs="MS Gothic" w:hint="eastAsia"/>
-        </w:rPr>
-        <w:t>├</w:t>
-      </w:r>
-      <w:r>
-        <w:rPr>
-          <w:rFonts w:ascii="Aptos" w:hAnsi="Aptos" w:cs="Aptos"/>
-        </w:rPr>
-        <w:t>──</w:t>
-      </w:r>
-      <w:r>
-        <w:t xml:space="preserve"> tsconfig.json</w:t>
-      </w:r>
-    </w:p>
-    <w:p>
-      <w:r>
-        <w:t>└── README.md</w:t>
-      </w:r>
-    </w:p>
-    <w:p>
-      <w:r>
-        <w:pict w14:anchorId="28BBBCC5">
-          <v:rect id="_x0000_i1027" style="width:0;height:1.5pt" o:hralign="center" o:hrstd="t" o:hr="t" fillcolor="#a0a0a0" stroked="f"/>
+        <w:t>Favicon</w:t>
+      </w:r>
+    </w:p>
+    <w:p>
+      <w:r>
+        <w:pict w14:anchorId="1C9CA8A7">
+          <v:rect id="_x0000_i1050" style="width:0;height:1.5pt" o:hralign="center" o:hrstd="t" o:hr="t" fillcolor="#a0a0a0" stroked="f"/>
         </w:pict>
       </w:r>
     </w:p>
@@ -2563,7 +3833,7 @@
           <w:b/>
           <w:bCs/>
         </w:rPr>
-        <w:t>3. Komponen Website</w:t>
+        <w:t>5. Git Repository Lokal</w:t>
       </w:r>
     </w:p>
     <w:p>
@@ -2582,51 +3852,46 @@
     </w:p>
     <w:p>
       <w:r>
-        <w:t>Sudah dibuat:</w:t>
-      </w:r>
-    </w:p>
-    <w:p>
-      <w:pPr>
-        <w:numPr>
-          <w:ilvl w:val="0"/>
-          <w:numId w:val="19"/>
-        </w:numPr>
-      </w:pPr>
-      <w:r>
-        <w:t>Header</w:t>
-      </w:r>
-    </w:p>
-    <w:p>
-      <w:pPr>
-        <w:numPr>
-          <w:ilvl w:val="0"/>
-          <w:numId w:val="19"/>
-        </w:numPr>
-      </w:pPr>
-      <w:r>
-        <w:t>Hero Section</w:t>
-      </w:r>
-    </w:p>
-    <w:p>
-      <w:pPr>
-        <w:numPr>
-          <w:ilvl w:val="0"/>
-          <w:numId w:val="19"/>
-        </w:numPr>
-      </w:pPr>
-      <w:r>
-        <w:t>Footer</w:t>
-      </w:r>
-    </w:p>
-    <w:p>
-      <w:r>
-        <w:t>Beserta file CSS masing-masing.</w:t>
-      </w:r>
-    </w:p>
-    <w:p>
-      <w:r>
-        <w:pict w14:anchorId="4545AA22">
-          <v:rect id="_x0000_i1028" style="width:0;height:1.5pt" o:hralign="center" o:hrstd="t" o:hr="t" fillcolor="#a0a0a0" stroked="f"/>
+        <w:t>Berhasil:</w:t>
+      </w:r>
+    </w:p>
+    <w:p>
+      <w:pPr>
+        <w:numPr>
+          <w:ilvl w:val="0"/>
+          <w:numId w:val="21"/>
+        </w:numPr>
+      </w:pPr>
+      <w:r>
+        <w:t>Inisialisasi Git</w:t>
+      </w:r>
+    </w:p>
+    <w:p>
+      <w:pPr>
+        <w:numPr>
+          <w:ilvl w:val="0"/>
+          <w:numId w:val="21"/>
+        </w:numPr>
+      </w:pPr>
+      <w:r>
+        <w:t>Staging seluruh file</w:t>
+      </w:r>
+    </w:p>
+    <w:p>
+      <w:pPr>
+        <w:numPr>
+          <w:ilvl w:val="0"/>
+          <w:numId w:val="21"/>
+        </w:numPr>
+      </w:pPr>
+      <w:r>
+        <w:t>Commit project</w:t>
+      </w:r>
+    </w:p>
+    <w:p>
+      <w:r>
+        <w:pict w14:anchorId="40FEE164">
+          <v:rect id="_x0000_i1051" style="width:0;height:1.5pt" o:hralign="center" o:hrstd="t" o:hr="t" fillcolor="#a0a0a0" stroked="f"/>
         </w:pict>
       </w:r>
     </w:p>
@@ -2642,7 +3907,7 @@
           <w:b/>
           <w:bCs/>
         </w:rPr>
-        <w:t>4. Asset Website</w:t>
+        <w:t>6. GitHub Repository</w:t>
       </w:r>
     </w:p>
     <w:p>
@@ -2661,68 +3926,60 @@
     </w:p>
     <w:p>
       <w:r>
-        <w:t>Asset yang sudah dimasukkan:</w:t>
-      </w:r>
-    </w:p>
-    <w:p>
-      <w:pPr>
-        <w:numPr>
-          <w:ilvl w:val="0"/>
-          <w:numId w:val="20"/>
-        </w:numPr>
-      </w:pPr>
-      <w:r>
-        <w:t>Logo Polda Papua Tengah</w:t>
-      </w:r>
-    </w:p>
-    <w:p>
-      <w:pPr>
-        <w:numPr>
-          <w:ilvl w:val="0"/>
-          <w:numId w:val="20"/>
-        </w:numPr>
-      </w:pPr>
-      <w:r>
-        <w:t>Foto Kapolda</w:t>
-      </w:r>
-    </w:p>
-    <w:p>
-      <w:pPr>
-        <w:numPr>
-          <w:ilvl w:val="0"/>
-          <w:numId w:val="20"/>
-        </w:numPr>
-      </w:pPr>
-      <w:r>
-        <w:t>Hero Image</w:t>
-      </w:r>
-    </w:p>
-    <w:p>
-      <w:pPr>
-        <w:numPr>
-          <w:ilvl w:val="0"/>
-          <w:numId w:val="20"/>
-        </w:numPr>
-      </w:pPr>
-      <w:r>
-        <w:t>Icon Website</w:t>
-      </w:r>
-    </w:p>
-    <w:p>
-      <w:pPr>
-        <w:numPr>
-          <w:ilvl w:val="0"/>
-          <w:numId w:val="20"/>
-        </w:numPr>
-      </w:pPr>
-      <w:r>
-        <w:t>Favicon</w:t>
-      </w:r>
-    </w:p>
-    <w:p>
-      <w:r>
-        <w:pict w14:anchorId="1C9CA8A7">
-          <v:rect id="_x0000_i1029" style="width:0;height:1.5pt" o:hralign="center" o:hrstd="t" o:hr="t" fillcolor="#a0a0a0" stroked="f"/>
+        <w:t>Repository:</w:t>
+      </w:r>
+    </w:p>
+    <w:p>
+      <w:r>
+        <w:rPr>
+          <w:b/>
+          <w:bCs/>
+        </w:rPr>
+        <w:t>website-polda-papua-tengah</w:t>
+      </w:r>
+    </w:p>
+    <w:p>
+      <w:r>
+        <w:t>Berhasil:</w:t>
+      </w:r>
+    </w:p>
+    <w:p>
+      <w:pPr>
+        <w:numPr>
+          <w:ilvl w:val="0"/>
+          <w:numId w:val="22"/>
+        </w:numPr>
+      </w:pPr>
+      <w:r>
+        <w:t>Menghubungkan Git lokal ke GitHub</w:t>
+      </w:r>
+    </w:p>
+    <w:p>
+      <w:pPr>
+        <w:numPr>
+          <w:ilvl w:val="0"/>
+          <w:numId w:val="22"/>
+        </w:numPr>
+      </w:pPr>
+      <w:r>
+        <w:t>Push seluruh source code</w:t>
+      </w:r>
+    </w:p>
+    <w:p>
+      <w:pPr>
+        <w:numPr>
+          <w:ilvl w:val="0"/>
+          <w:numId w:val="22"/>
+        </w:numPr>
+      </w:pPr>
+      <w:r>
+        <w:t>Sinkronisasi branch main</w:t>
+      </w:r>
+    </w:p>
+    <w:p>
+      <w:r>
+        <w:pict w14:anchorId="0D198130">
+          <v:rect id="_x0000_i1052" style="width:0;height:1.5pt" o:hralign="center" o:hrstd="t" o:hr="t" fillcolor="#a0a0a0" stroked="f"/>
         </w:pict>
       </w:r>
     </w:p>
@@ -2738,12 +3995,130 @@
           <w:b/>
           <w:bCs/>
         </w:rPr>
-        <w:t>5. Git Repository Lokal</w:t>
+        <w:t>7. Perbaikan Identitas Git</w:t>
+      </w:r>
+    </w:p>
+    <w:p>
+      <w:r>
+        <w:t xml:space="preserve">Status: </w:t>
+      </w:r>
+      <w:r>
+        <w:rPr>
+          <w:rFonts w:ascii="Segoe UI Emoji" w:hAnsi="Segoe UI Emoji" w:cs="Segoe UI Emoji"/>
+        </w:rPr>
+        <w:t>✅</w:t>
+      </w:r>
+      <w:r>
+        <w:t xml:space="preserve"> Selesai</w:t>
+      </w:r>
+    </w:p>
+    <w:p>
+      <w:r>
+        <w:t>Berhasil memperbaiki konfigurasi Git menjadi:</w:t>
+      </w:r>
+    </w:p>
+    <w:p>
+      <w:r>
+        <w:t>user.name</w:t>
+      </w:r>
+    </w:p>
+    <w:p>
+      <w:r>
+        <w:t>jayadigitalintegrate-dev</w:t>
+      </w:r>
+    </w:p>
+    <w:p/>
+    <w:p>
+      <w:r>
+        <w:t>user.email</w:t>
+      </w:r>
+    </w:p>
+    <w:p>
+      <w:r>
+        <w:t>jayadigitalintegrate@gmail.com</w:t>
+      </w:r>
+    </w:p>
+    <w:p>
+      <w:r>
+        <w:t>Seluruh commit terbaru sekarang menggunakan identitas GitHub yang benar.</w:t>
+      </w:r>
+    </w:p>
+    <w:p>
+      <w:r>
+        <w:pict w14:anchorId="267DC955">
+          <v:rect id="_x0000_i1053" style="width:0;height:1.5pt" o:hralign="center" o:hrstd="t" o:hr="t" fillcolor="#a0a0a0" stroked="f"/>
+        </w:pict>
+      </w:r>
+    </w:p>
+    <w:p>
+      <w:pPr>
+        <w:rPr>
+          <w:b/>
+          <w:bCs/>
+        </w:rPr>
+      </w:pPr>
+      <w:r>
+        <w:rPr>
+          <w:b/>
+          <w:bCs/>
+        </w:rPr>
+        <w:t>8. Branch</w:t>
+      </w:r>
+    </w:p>
+    <w:p>
+      <w:r>
+        <w:t xml:space="preserve">Status: </w:t>
+      </w:r>
+      <w:r>
+        <w:rPr>
+          <w:rFonts w:ascii="Segoe UI Emoji" w:hAnsi="Segoe UI Emoji" w:cs="Segoe UI Emoji"/>
+        </w:rPr>
+        <w:t>✅</w:t>
+      </w:r>
+      <w:r>
+        <w:t xml:space="preserve"> Selesai</w:t>
+      </w:r>
+    </w:p>
+    <w:p>
+      <w:r>
+        <w:t>Repository menggunakan:</w:t>
       </w:r>
     </w:p>
     <w:p>
       <w:r>
         <w:lastRenderedPageBreak/>
+        <w:t>main</w:t>
+      </w:r>
+    </w:p>
+    <w:p>
+      <w:r>
+        <w:t>Sebagai branch utama.</w:t>
+      </w:r>
+    </w:p>
+    <w:p>
+      <w:r>
+        <w:pict w14:anchorId="42A192E0">
+          <v:rect id="_x0000_i1054" style="width:0;height:1.5pt" o:hralign="center" o:hrstd="t" o:hr="t" fillcolor="#a0a0a0" stroked="f"/>
+        </w:pict>
+      </w:r>
+    </w:p>
+    <w:p>
+      <w:pPr>
+        <w:rPr>
+          <w:b/>
+          <w:bCs/>
+        </w:rPr>
+      </w:pPr>
+      <w:r>
+        <w:rPr>
+          <w:b/>
+          <w:bCs/>
+        </w:rPr>
+        <w:t>9. Source Code</w:t>
+      </w:r>
+    </w:p>
+    <w:p>
+      <w:r>
         <w:t xml:space="preserve">Status: </w:t>
       </w:r>
       <w:r>
@@ -2753,51 +4128,100 @@
         <w:t>✅</w:t>
       </w:r>
       <w:r>
-        <w:t xml:space="preserve"> Selesai</w:t>
-      </w:r>
-    </w:p>
-    <w:p>
-      <w:r>
-        <w:t>Berhasil:</w:t>
-      </w:r>
-    </w:p>
-    <w:p>
-      <w:pPr>
-        <w:numPr>
-          <w:ilvl w:val="0"/>
-          <w:numId w:val="21"/>
-        </w:numPr>
-      </w:pPr>
-      <w:r>
-        <w:t>Inisialisasi Git</w:t>
-      </w:r>
-    </w:p>
-    <w:p>
-      <w:pPr>
-        <w:numPr>
-          <w:ilvl w:val="0"/>
-          <w:numId w:val="21"/>
-        </w:numPr>
-      </w:pPr>
-      <w:r>
-        <w:t>Staging seluruh file</w:t>
-      </w:r>
-    </w:p>
-    <w:p>
-      <w:pPr>
-        <w:numPr>
-          <w:ilvl w:val="0"/>
-          <w:numId w:val="21"/>
-        </w:numPr>
-      </w:pPr>
-      <w:r>
-        <w:t>Commit project</w:t>
-      </w:r>
-    </w:p>
-    <w:p>
-      <w:r>
-        <w:pict w14:anchorId="40FEE164">
-          <v:rect id="_x0000_i1030" style="width:0;height:1.5pt" o:hralign="center" o:hrstd="t" o:hr="t" fillcolor="#a0a0a0" stroked="f"/>
+        <w:t xml:space="preserve"> Aman</w:t>
+      </w:r>
+    </w:p>
+    <w:p>
+      <w:r>
+        <w:t>Seluruh source code sudah berada di GitHub.</w:t>
+      </w:r>
+    </w:p>
+    <w:p>
+      <w:r>
+        <w:t>Folder yang sudah tersedia:</w:t>
+      </w:r>
+    </w:p>
+    <w:p>
+      <w:pPr>
+        <w:numPr>
+          <w:ilvl w:val="0"/>
+          <w:numId w:val="23"/>
+        </w:numPr>
+      </w:pPr>
+      <w:r>
+        <w:t>public</w:t>
+      </w:r>
+    </w:p>
+    <w:p>
+      <w:pPr>
+        <w:numPr>
+          <w:ilvl w:val="0"/>
+          <w:numId w:val="23"/>
+        </w:numPr>
+      </w:pPr>
+      <w:r>
+        <w:t>src</w:t>
+      </w:r>
+    </w:p>
+    <w:p>
+      <w:pPr>
+        <w:numPr>
+          <w:ilvl w:val="0"/>
+          <w:numId w:val="23"/>
+        </w:numPr>
+      </w:pPr>
+      <w:r>
+        <w:t>package.json</w:t>
+      </w:r>
+    </w:p>
+    <w:p>
+      <w:pPr>
+        <w:numPr>
+          <w:ilvl w:val="0"/>
+          <w:numId w:val="23"/>
+        </w:numPr>
+      </w:pPr>
+      <w:r>
+        <w:t>package-lock.json</w:t>
+      </w:r>
+    </w:p>
+    <w:p>
+      <w:pPr>
+        <w:numPr>
+          <w:ilvl w:val="0"/>
+          <w:numId w:val="23"/>
+        </w:numPr>
+      </w:pPr>
+      <w:r>
+        <w:t>vite.config.ts</w:t>
+      </w:r>
+    </w:p>
+    <w:p>
+      <w:pPr>
+        <w:numPr>
+          <w:ilvl w:val="0"/>
+          <w:numId w:val="23"/>
+        </w:numPr>
+      </w:pPr>
+      <w:r>
+        <w:t>README.md</w:t>
+      </w:r>
+    </w:p>
+    <w:p>
+      <w:pPr>
+        <w:numPr>
+          <w:ilvl w:val="0"/>
+          <w:numId w:val="23"/>
+        </w:numPr>
+      </w:pPr>
+      <w:r>
+        <w:t>tsconfig</w:t>
+      </w:r>
+    </w:p>
+    <w:p>
+      <w:r>
+        <w:pict w14:anchorId="4B8C82C7">
+          <v:rect id="_x0000_i1055" style="width:0;height:1.5pt" o:hralign="center" o:hrstd="t" o:hr="t" fillcolor="#a0a0a0" stroked="f"/>
         </w:pict>
       </w:r>
     </w:p>
@@ -2813,7 +4237,7 @@
           <w:b/>
           <w:bCs/>
         </w:rPr>
-        <w:t>6. GitHub Repository</w:t>
+        <w:t>10. GitHub Project</w:t>
       </w:r>
     </w:p>
     <w:p>
@@ -2827,65 +4251,18 @@
         <w:t>✅</w:t>
       </w:r>
       <w:r>
-        <w:t xml:space="preserve"> Selesai</w:t>
-      </w:r>
-    </w:p>
-    <w:p>
-      <w:r>
-        <w:t>Repository:</w:t>
-      </w:r>
-    </w:p>
-    <w:p>
-      <w:r>
-        <w:rPr>
-          <w:b/>
-          <w:bCs/>
-        </w:rPr>
-        <w:t>website-polda-papua-tengah</w:t>
-      </w:r>
-    </w:p>
-    <w:p>
-      <w:r>
-        <w:t>Berhasil:</w:t>
-      </w:r>
-    </w:p>
-    <w:p>
-      <w:pPr>
-        <w:numPr>
-          <w:ilvl w:val="0"/>
-          <w:numId w:val="22"/>
-        </w:numPr>
-      </w:pPr>
-      <w:r>
-        <w:t>Menghubungkan Git lokal ke GitHub</w:t>
-      </w:r>
-    </w:p>
-    <w:p>
-      <w:pPr>
-        <w:numPr>
-          <w:ilvl w:val="0"/>
-          <w:numId w:val="22"/>
-        </w:numPr>
-      </w:pPr>
-      <w:r>
-        <w:t>Push seluruh source code</w:t>
-      </w:r>
-    </w:p>
-    <w:p>
-      <w:pPr>
-        <w:numPr>
-          <w:ilvl w:val="0"/>
-          <w:numId w:val="22"/>
-        </w:numPr>
-      </w:pPr>
-      <w:r>
-        <w:t>Sinkronisasi branch main</w:t>
-      </w:r>
-    </w:p>
-    <w:p>
-      <w:r>
-        <w:pict w14:anchorId="0D198130">
-          <v:rect id="_x0000_i1031" style="width:0;height:1.5pt" o:hralign="center" o:hrstd="t" o:hr="t" fillcolor="#a0a0a0" stroked="f"/>
+        <w:t xml:space="preserve"> Sudah dibuat</w:t>
+      </w:r>
+    </w:p>
+    <w:p>
+      <w:r>
+        <w:t>Project Board GitHub sudah tersedia untuk mencatat seluruh progress development.</w:t>
+      </w:r>
+    </w:p>
+    <w:p>
+      <w:r>
+        <w:pict w14:anchorId="6881D93E">
+          <v:rect id="_x0000_i1056" style="width:0;height:1.5pt" o:hralign="center" o:hrstd="t" o:hr="t" fillcolor="#a0a0a0" stroked="f"/>
         </w:pict>
       </w:r>
     </w:p>
@@ -2901,13 +4278,10 @@
           <w:b/>
           <w:bCs/>
         </w:rPr>
-        <w:t>7. Perbaikan Identitas Git</w:t>
-      </w:r>
-    </w:p>
-    <w:p>
-      <w:r>
-        <w:t xml:space="preserve">Status: </w:t>
-      </w:r>
+        <w:t>Permasalahan yang Berhasil Diselesaikan Hari Ini</w:t>
+      </w:r>
+    </w:p>
+    <w:p>
       <w:r>
         <w:rPr>
           <w:rFonts w:ascii="Segoe UI Emoji" w:hAnsi="Segoe UI Emoji" w:cs="Segoe UI Emoji"/>
@@ -2915,17 +4289,137 @@
         <w:t>✅</w:t>
       </w:r>
       <w:r>
-        <w:t xml:space="preserve"> Selesai</w:t>
-      </w:r>
-    </w:p>
-    <w:p>
-      <w:r>
-        <w:t>Berhasil memperbaiki konfigurasi Git menjadi:</w:t>
-      </w:r>
-    </w:p>
-    <w:p>
-      <w:r>
-        <w:t>user.name</w:t>
+        <w:t xml:space="preserve"> Git belum terinisialisasi</w:t>
+      </w:r>
+    </w:p>
+    <w:p>
+      <w:r>
+        <w:rPr>
+          <w:rFonts w:ascii="Segoe UI Emoji" w:hAnsi="Segoe UI Emoji" w:cs="Segoe UI Emoji"/>
+        </w:rPr>
+        <w:t>✅</w:t>
+      </w:r>
+      <w:r>
+        <w:t xml:space="preserve"> Git Remote belum terhubung</w:t>
+      </w:r>
+    </w:p>
+    <w:p>
+      <w:r>
+        <w:rPr>
+          <w:rFonts w:ascii="Segoe UI Emoji" w:hAnsi="Segoe UI Emoji" w:cs="Segoe UI Emoji"/>
+        </w:rPr>
+        <w:t>✅</w:t>
+      </w:r>
+      <w:r>
+        <w:t xml:space="preserve"> Konflik README.md</w:t>
+      </w:r>
+    </w:p>
+    <w:p>
+      <w:r>
+        <w:rPr>
+          <w:rFonts w:ascii="Segoe UI Emoji" w:hAnsi="Segoe UI Emoji" w:cs="Segoe UI Emoji"/>
+        </w:rPr>
+        <w:t>✅</w:t>
+      </w:r>
+      <w:r>
+        <w:t xml:space="preserve"> Branch master diubah menjadi main</w:t>
+      </w:r>
+    </w:p>
+    <w:p>
+      <w:r>
+        <w:rPr>
+          <w:rFonts w:ascii="Segoe UI Emoji" w:hAnsi="Segoe UI Emoji" w:cs="Segoe UI Emoji"/>
+        </w:rPr>
+        <w:t>✅</w:t>
+      </w:r>
+      <w:r>
+        <w:t xml:space="preserve"> Push gagal</w:t>
+      </w:r>
+    </w:p>
+    <w:p>
+      <w:r>
+        <w:rPr>
+          <w:rFonts w:ascii="Segoe UI Emoji" w:hAnsi="Segoe UI Emoji" w:cs="Segoe UI Emoji"/>
+        </w:rPr>
+        <w:t>✅</w:t>
+      </w:r>
+      <w:r>
+        <w:t xml:space="preserve"> Rebuild histori Git</w:t>
+      </w:r>
+    </w:p>
+    <w:p>
+      <w:r>
+        <w:rPr>
+          <w:rFonts w:ascii="Segoe UI Emoji" w:hAnsi="Segoe UI Emoji" w:cs="Segoe UI Emoji"/>
+        </w:rPr>
+        <w:t>✅</w:t>
+      </w:r>
+      <w:r>
+        <w:t xml:space="preserve"> Perbaikan konfigurasi Git</w:t>
+      </w:r>
+    </w:p>
+    <w:p>
+      <w:r>
+        <w:rPr>
+          <w:rFonts w:ascii="Segoe UI Emoji" w:hAnsi="Segoe UI Emoji" w:cs="Segoe UI Emoji"/>
+        </w:rPr>
+        <w:t>✅</w:t>
+      </w:r>
+      <w:r>
+        <w:t xml:space="preserve"> Push ulang berhasil</w:t>
+      </w:r>
+    </w:p>
+    <w:p>
+      <w:r>
+        <w:pict w14:anchorId="58780E44">
+          <v:rect id="_x0000_i1057" style="width:0;height:1.5pt" o:hralign="center" o:hrstd="t" o:hr="t" fillcolor="#a0a0a0" stroked="f"/>
+        </w:pict>
+      </w:r>
+    </w:p>
+    <w:p>
+      <w:pPr>
+        <w:rPr>
+          <w:b/>
+          <w:bCs/>
+        </w:rPr>
+      </w:pPr>
+      <w:r>
+        <w:rPr>
+          <w:b/>
+          <w:bCs/>
+        </w:rPr>
+        <w:t>Catatan</w:t>
+      </w:r>
+    </w:p>
+    <w:p>
+      <w:r>
+        <w:lastRenderedPageBreak/>
+        <w:t xml:space="preserve">Panel </w:t>
+      </w:r>
+      <w:r>
+        <w:rPr>
+          <w:b/>
+          <w:bCs/>
+        </w:rPr>
+        <w:t>Contributors</w:t>
+      </w:r>
+      <w:r>
+        <w:t xml:space="preserve"> GitHub masih menampilkan akun lama karena proses cache GitHub.</w:t>
+      </w:r>
+    </w:p>
+    <w:p>
+      <w:r>
+        <w:t>Namun histori commit saat ini sudah benar.</w:t>
+      </w:r>
+    </w:p>
+    <w:p>
+      <w:r>
+        <w:t>Commit terbaru:</w:t>
+      </w:r>
+    </w:p>
+    <w:p>
+      <w:r>
+        <w:t>Author:</w:t>
       </w:r>
     </w:p>
     <w:p>
@@ -2933,404 +4427,6 @@
         <w:t>jayadigitalintegrate-dev</w:t>
       </w:r>
     </w:p>
-    <w:p/>
-    <w:p>
-      <w:r>
-        <w:t>user.email</w:t>
-      </w:r>
-    </w:p>
-    <w:p>
-      <w:r>
-        <w:t>jayadigitalintegrate@gmail.com</w:t>
-      </w:r>
-    </w:p>
-    <w:p>
-      <w:r>
-        <w:t>Seluruh commit terbaru sekarang menggunakan identitas GitHub yang benar.</w:t>
-      </w:r>
-    </w:p>
-    <w:p>
-      <w:r>
-        <w:pict w14:anchorId="267DC955">
-          <v:rect id="_x0000_i1032" style="width:0;height:1.5pt" o:hralign="center" o:hrstd="t" o:hr="t" fillcolor="#a0a0a0" stroked="f"/>
-        </w:pict>
-      </w:r>
-    </w:p>
-    <w:p>
-      <w:pPr>
-        <w:rPr>
-          <w:b/>
-          <w:bCs/>
-        </w:rPr>
-      </w:pPr>
-      <w:r>
-        <w:rPr>
-          <w:b/>
-          <w:bCs/>
-        </w:rPr>
-        <w:t>8. Branch</w:t>
-      </w:r>
-    </w:p>
-    <w:p>
-      <w:r>
-        <w:t xml:space="preserve">Status: </w:t>
-      </w:r>
-      <w:r>
-        <w:rPr>
-          <w:rFonts w:ascii="Segoe UI Emoji" w:hAnsi="Segoe UI Emoji" w:cs="Segoe UI Emoji"/>
-        </w:rPr>
-        <w:t>✅</w:t>
-      </w:r>
-      <w:r>
-        <w:t xml:space="preserve"> Selesai</w:t>
-      </w:r>
-    </w:p>
-    <w:p>
-      <w:r>
-        <w:t>Repository menggunakan:</w:t>
-      </w:r>
-    </w:p>
-    <w:p>
-      <w:r>
-        <w:t>main</w:t>
-      </w:r>
-    </w:p>
-    <w:p>
-      <w:r>
-        <w:t>Sebagai branch utama.</w:t>
-      </w:r>
-    </w:p>
-    <w:p>
-      <w:r>
-        <w:pict w14:anchorId="42A192E0">
-          <v:rect id="_x0000_i1033" style="width:0;height:1.5pt" o:hralign="center" o:hrstd="t" o:hr="t" fillcolor="#a0a0a0" stroked="f"/>
-        </w:pict>
-      </w:r>
-    </w:p>
-    <w:p>
-      <w:pPr>
-        <w:rPr>
-          <w:b/>
-          <w:bCs/>
-        </w:rPr>
-      </w:pPr>
-      <w:r>
-        <w:rPr>
-          <w:b/>
-          <w:bCs/>
-        </w:rPr>
-        <w:t>9. Source Code</w:t>
-      </w:r>
-    </w:p>
-    <w:p>
-      <w:r>
-        <w:t xml:space="preserve">Status: </w:t>
-      </w:r>
-      <w:r>
-        <w:rPr>
-          <w:rFonts w:ascii="Segoe UI Emoji" w:hAnsi="Segoe UI Emoji" w:cs="Segoe UI Emoji"/>
-        </w:rPr>
-        <w:t>✅</w:t>
-      </w:r>
-      <w:r>
-        <w:t xml:space="preserve"> Aman</w:t>
-      </w:r>
-    </w:p>
-    <w:p>
-      <w:r>
-        <w:t>Seluruh source code sudah berada di GitHub.</w:t>
-      </w:r>
-    </w:p>
-    <w:p>
-      <w:r>
-        <w:t>Folder yang sudah tersedia:</w:t>
-      </w:r>
-    </w:p>
-    <w:p>
-      <w:pPr>
-        <w:numPr>
-          <w:ilvl w:val="0"/>
-          <w:numId w:val="23"/>
-        </w:numPr>
-      </w:pPr>
-      <w:r>
-        <w:t>public</w:t>
-      </w:r>
-    </w:p>
-    <w:p>
-      <w:pPr>
-        <w:numPr>
-          <w:ilvl w:val="0"/>
-          <w:numId w:val="23"/>
-        </w:numPr>
-      </w:pPr>
-      <w:r>
-        <w:t>src</w:t>
-      </w:r>
-    </w:p>
-    <w:p>
-      <w:pPr>
-        <w:numPr>
-          <w:ilvl w:val="0"/>
-          <w:numId w:val="23"/>
-        </w:numPr>
-      </w:pPr>
-      <w:r>
-        <w:t>package.json</w:t>
-      </w:r>
-    </w:p>
-    <w:p>
-      <w:pPr>
-        <w:numPr>
-          <w:ilvl w:val="0"/>
-          <w:numId w:val="23"/>
-        </w:numPr>
-      </w:pPr>
-      <w:r>
-        <w:t>package-lock.json</w:t>
-      </w:r>
-    </w:p>
-    <w:p>
-      <w:pPr>
-        <w:numPr>
-          <w:ilvl w:val="0"/>
-          <w:numId w:val="23"/>
-        </w:numPr>
-      </w:pPr>
-      <w:r>
-        <w:t>vite.config.ts</w:t>
-      </w:r>
-    </w:p>
-    <w:p>
-      <w:pPr>
-        <w:numPr>
-          <w:ilvl w:val="0"/>
-          <w:numId w:val="23"/>
-        </w:numPr>
-      </w:pPr>
-      <w:r>
-        <w:t>README.md</w:t>
-      </w:r>
-    </w:p>
-    <w:p>
-      <w:pPr>
-        <w:numPr>
-          <w:ilvl w:val="0"/>
-          <w:numId w:val="23"/>
-        </w:numPr>
-      </w:pPr>
-      <w:r>
-        <w:t>tsconfig</w:t>
-      </w:r>
-    </w:p>
-    <w:p>
-      <w:r>
-        <w:pict w14:anchorId="4B8C82C7">
-          <v:rect id="_x0000_i1034" style="width:0;height:1.5pt" o:hralign="center" o:hrstd="t" o:hr="t" fillcolor="#a0a0a0" stroked="f"/>
-        </w:pict>
-      </w:r>
-    </w:p>
-    <w:p>
-      <w:pPr>
-        <w:rPr>
-          <w:b/>
-          <w:bCs/>
-        </w:rPr>
-      </w:pPr>
-      <w:r>
-        <w:rPr>
-          <w:b/>
-          <w:bCs/>
-        </w:rPr>
-        <w:t>10. GitHub Project</w:t>
-      </w:r>
-    </w:p>
-    <w:p>
-      <w:r>
-        <w:t xml:space="preserve">Status: </w:t>
-      </w:r>
-      <w:r>
-        <w:rPr>
-          <w:rFonts w:ascii="Segoe UI Emoji" w:hAnsi="Segoe UI Emoji" w:cs="Segoe UI Emoji"/>
-        </w:rPr>
-        <w:t>✅</w:t>
-      </w:r>
-      <w:r>
-        <w:t xml:space="preserve"> Sudah dibuat</w:t>
-      </w:r>
-    </w:p>
-    <w:p>
-      <w:r>
-        <w:t>Project Board GitHub sudah tersedia untuk mencatat seluruh progress development.</w:t>
-      </w:r>
-    </w:p>
-    <w:p>
-      <w:r>
-        <w:pict w14:anchorId="6881D93E">
-          <v:rect id="_x0000_i1035" style="width:0;height:1.5pt" o:hralign="center" o:hrstd="t" o:hr="t" fillcolor="#a0a0a0" stroked="f"/>
-        </w:pict>
-      </w:r>
-    </w:p>
-    <w:p>
-      <w:pPr>
-        <w:rPr>
-          <w:b/>
-          <w:bCs/>
-        </w:rPr>
-      </w:pPr>
-      <w:r>
-        <w:rPr>
-          <w:b/>
-          <w:bCs/>
-        </w:rPr>
-        <w:t>Permasalahan yang Berhasil Diselesaikan Hari Ini</w:t>
-      </w:r>
-    </w:p>
-    <w:p>
-      <w:r>
-        <w:rPr>
-          <w:rFonts w:ascii="Segoe UI Emoji" w:hAnsi="Segoe UI Emoji" w:cs="Segoe UI Emoji"/>
-        </w:rPr>
-        <w:t>✅</w:t>
-      </w:r>
-      <w:r>
-        <w:t xml:space="preserve"> Git belum terinisialisasi</w:t>
-      </w:r>
-    </w:p>
-    <w:p>
-      <w:r>
-        <w:rPr>
-          <w:rFonts w:ascii="Segoe UI Emoji" w:hAnsi="Segoe UI Emoji" w:cs="Segoe UI Emoji"/>
-        </w:rPr>
-        <w:t>✅</w:t>
-      </w:r>
-      <w:r>
-        <w:t xml:space="preserve"> Git Remote belum terhubung</w:t>
-      </w:r>
-    </w:p>
-    <w:p>
-      <w:r>
-        <w:rPr>
-          <w:rFonts w:ascii="Segoe UI Emoji" w:hAnsi="Segoe UI Emoji" w:cs="Segoe UI Emoji"/>
-        </w:rPr>
-        <w:t>✅</w:t>
-      </w:r>
-      <w:r>
-        <w:t xml:space="preserve"> Konflik README.md</w:t>
-      </w:r>
-    </w:p>
-    <w:p>
-      <w:r>
-        <w:rPr>
-          <w:rFonts w:ascii="Segoe UI Emoji" w:hAnsi="Segoe UI Emoji" w:cs="Segoe UI Emoji"/>
-        </w:rPr>
-        <w:t>✅</w:t>
-      </w:r>
-      <w:r>
-        <w:t xml:space="preserve"> Branch master diubah menjadi main</w:t>
-      </w:r>
-    </w:p>
-    <w:p>
-      <w:r>
-        <w:rPr>
-          <w:rFonts w:ascii="Segoe UI Emoji" w:hAnsi="Segoe UI Emoji" w:cs="Segoe UI Emoji"/>
-        </w:rPr>
-        <w:t>✅</w:t>
-      </w:r>
-      <w:r>
-        <w:t xml:space="preserve"> Push gagal</w:t>
-      </w:r>
-    </w:p>
-    <w:p>
-      <w:r>
-        <w:rPr>
-          <w:rFonts w:ascii="Segoe UI Emoji" w:hAnsi="Segoe UI Emoji" w:cs="Segoe UI Emoji"/>
-        </w:rPr>
-        <w:t>✅</w:t>
-      </w:r>
-      <w:r>
-        <w:t xml:space="preserve"> Rebuild histori Git</w:t>
-      </w:r>
-    </w:p>
-    <w:p>
-      <w:r>
-        <w:rPr>
-          <w:rFonts w:ascii="Segoe UI Emoji" w:hAnsi="Segoe UI Emoji" w:cs="Segoe UI Emoji"/>
-        </w:rPr>
-        <w:t>✅</w:t>
-      </w:r>
-      <w:r>
-        <w:t xml:space="preserve"> Perbaikan konfigurasi Git</w:t>
-      </w:r>
-    </w:p>
-    <w:p>
-      <w:r>
-        <w:rPr>
-          <w:rFonts w:ascii="Segoe UI Emoji" w:hAnsi="Segoe UI Emoji" w:cs="Segoe UI Emoji"/>
-        </w:rPr>
-        <w:t>✅</w:t>
-      </w:r>
-      <w:r>
-        <w:t xml:space="preserve"> Push ulang berhasil</w:t>
-      </w:r>
-    </w:p>
-    <w:p>
-      <w:r>
-        <w:pict w14:anchorId="58780E44">
-          <v:rect id="_x0000_i1036" style="width:0;height:1.5pt" o:hralign="center" o:hrstd="t" o:hr="t" fillcolor="#a0a0a0" stroked="f"/>
-        </w:pict>
-      </w:r>
-    </w:p>
-    <w:p>
-      <w:pPr>
-        <w:rPr>
-          <w:b/>
-          <w:bCs/>
-        </w:rPr>
-      </w:pPr>
-      <w:r>
-        <w:rPr>
-          <w:b/>
-          <w:bCs/>
-        </w:rPr>
-        <w:t>Catatan</w:t>
-      </w:r>
-    </w:p>
-    <w:p>
-      <w:r>
-        <w:t xml:space="preserve">Panel </w:t>
-      </w:r>
-      <w:r>
-        <w:rPr>
-          <w:b/>
-          <w:bCs/>
-        </w:rPr>
-        <w:t>Contributors</w:t>
-      </w:r>
-      <w:r>
-        <w:t xml:space="preserve"> GitHub masih menampilkan akun lama karena proses cache GitHub.</w:t>
-      </w:r>
-    </w:p>
-    <w:p>
-      <w:r>
-        <w:t>Namun histori commit saat ini sudah benar.</w:t>
-      </w:r>
-    </w:p>
-    <w:p>
-      <w:r>
-        <w:t>Commit terbaru:</w:t>
-      </w:r>
-    </w:p>
-    <w:p>
-      <w:r>
-        <w:t>Author:</w:t>
-      </w:r>
-    </w:p>
-    <w:p>
-      <w:r>
-        <w:t>jayadigitalintegrate-dev</w:t>
-      </w:r>
-    </w:p>
     <w:p>
       <w:r>
         <w:t>&lt;jayadigitalintegrate@gmail.com&gt;</w:t>
@@ -3344,7 +4440,7 @@
     <w:p>
       <w:r>
         <w:pict w14:anchorId="10C83261">
-          <v:rect id="_x0000_i1037" style="width:0;height:1.5pt" o:hralign="center" o:hrstd="t" o:hr="t" fillcolor="#a0a0a0" stroked="f"/>
+          <v:rect id="_x0000_i1058" style="width:0;height:1.5pt" o:hralign="center" o:hrstd="t" o:hr="t" fillcolor="#a0a0a0" stroked="f"/>
         </w:pict>
       </w:r>
     </w:p>
@@ -3514,7 +4610,7 @@
     <w:p>
       <w:r>
         <w:pict w14:anchorId="6B416763">
-          <v:rect id="_x0000_i1038" style="width:0;height:1.5pt" o:hralign="center" o:hrstd="t" o:hr="t" fillcolor="#a0a0a0" stroked="f"/>
+          <v:rect id="_x0000_i1059" style="width:0;height:1.5pt" o:hralign="center" o:hrstd="t" o:hr="t" fillcolor="#a0a0a0" stroked="f"/>
         </w:pict>
       </w:r>
     </w:p>
@@ -3683,6 +4779,7 @@
         <w:rPr>
           <w:rFonts w:ascii="Segoe UI Emoji" w:hAnsi="Segoe UI Emoji" w:cs="Segoe UI Emoji"/>
         </w:rPr>
+        <w:lastRenderedPageBreak/>
         <w:t>⚪</w:t>
       </w:r>
       <w:r>
@@ -3699,7 +4796,7 @@
     <w:p>
       <w:r>
         <w:pict w14:anchorId="47282AFD">
-          <v:rect id="_x0000_i1039" style="width:0;height:1.5pt" o:hralign="center" o:hrstd="t" o:hr="t" fillcolor="#a0a0a0" stroked="f"/>
+          <v:rect id="_x0000_i1060" style="width:0;height:1.5pt" o:hralign="center" o:hrstd="t" o:hr="t" fillcolor="#a0a0a0" stroked="f"/>
         </w:pict>
       </w:r>
     </w:p>
@@ -3756,7 +4853,7 @@
     <w:p>
       <w:r>
         <w:pict w14:anchorId="026FCBC2">
-          <v:rect id="_x0000_i1040" style="width:0;height:1.5pt" o:hralign="center" o:hrstd="t" o:hr="t" fillcolor="#a0a0a0" stroked="f"/>
+          <v:rect id="_x0000_i1061" style="width:0;height:1.5pt" o:hralign="center" o:hrstd="t" o:hr="t" fillcolor="#a0a0a0" stroked="f"/>
         </w:pict>
       </w:r>
     </w:p>
@@ -3841,7 +4938,7 @@
     <w:p>
       <w:r>
         <w:pict w14:anchorId="15E890DE">
-          <v:rect id="_x0000_i1041" style="width:0;height:1.5pt" o:hralign="center" o:hrstd="t" o:hr="t" fillcolor="#a0a0a0" stroked="f"/>
+          <v:rect id="_x0000_i1062" style="width:0;height:1.5pt" o:hralign="center" o:hrstd="t" o:hr="t" fillcolor="#a0a0a0" stroked="f"/>
         </w:pict>
       </w:r>
     </w:p>
@@ -3878,7 +4975,7 @@
     <w:p>
       <w:r>
         <w:pict w14:anchorId="160A61C1">
-          <v:rect id="_x0000_i1042" style="width:0;height:1.5pt" o:hralign="center" o:hrstd="t" o:hr="t" fillcolor="#a0a0a0" stroked="f"/>
+          <v:rect id="_x0000_i1063" style="width:0;height:1.5pt" o:hralign="center" o:hrstd="t" o:hr="t" fillcolor="#a0a0a0" stroked="f"/>
         </w:pict>
       </w:r>
     </w:p>
@@ -3956,7 +5053,7 @@
     <w:p>
       <w:r>
         <w:pict w14:anchorId="2754F012">
-          <v:rect id="_x0000_i1043" style="width:0;height:1.5pt" o:hralign="center" o:hrstd="t" o:hr="t" fillcolor="#a0a0a0" stroked="f"/>
+          <v:rect id="_x0000_i1064" style="width:0;height:1.5pt" o:hralign="center" o:hrstd="t" o:hr="t" fillcolor="#a0a0a0" stroked="f"/>
         </w:pict>
       </w:r>
     </w:p>
@@ -3972,6 +5069,7 @@
           <w:b/>
           <w:bCs/>
         </w:rPr>
+        <w:lastRenderedPageBreak/>
         <w:t>2. GitHub Project</w:t>
       </w:r>
     </w:p>
@@ -4019,7 +5117,7 @@
     <w:p>
       <w:r>
         <w:pict w14:anchorId="008ABCE8">
-          <v:rect id="_x0000_i1044" style="width:0;height:1.5pt" o:hralign="center" o:hrstd="t" o:hr="t" fillcolor="#a0a0a0" stroked="f"/>
+          <v:rect id="_x0000_i1065" style="width:0;height:1.5pt" o:hralign="center" o:hrstd="t" o:hr="t" fillcolor="#a0a0a0" stroked="f"/>
         </w:pict>
       </w:r>
     </w:p>
@@ -4105,7 +5203,7 @@
     <w:p>
       <w:r>
         <w:pict w14:anchorId="657DC601">
-          <v:rect id="_x0000_i1045" style="width:0;height:1.5pt" o:hralign="center" o:hrstd="t" o:hr="t" fillcolor="#a0a0a0" stroked="f"/>
+          <v:rect id="_x0000_i1066" style="width:0;height:1.5pt" o:hralign="center" o:hrstd="t" o:hr="t" fillcolor="#a0a0a0" stroked="f"/>
         </w:pict>
       </w:r>
     </w:p>
@@ -4153,7 +5251,7 @@
     <w:p>
       <w:r>
         <w:pict w14:anchorId="2521F746">
-          <v:rect id="_x0000_i1046" style="width:0;height:1.5pt" o:hralign="center" o:hrstd="t" o:hr="t" fillcolor="#a0a0a0" stroked="f"/>
+          <v:rect id="_x0000_i1067" style="width:0;height:1.5pt" o:hralign="center" o:hrstd="t" o:hr="t" fillcolor="#a0a0a0" stroked="f"/>
         </w:pict>
       </w:r>
     </w:p>
@@ -4226,7 +5324,7 @@
     <w:p>
       <w:r>
         <w:pict w14:anchorId="2317EE61">
-          <v:rect id="_x0000_i1047" style="width:0;height:1.5pt" o:hralign="center" o:hrstd="t" o:hr="t" fillcolor="#a0a0a0" stroked="f"/>
+          <v:rect id="_x0000_i1068" style="width:0;height:1.5pt" o:hralign="center" o:hrstd="t" o:hr="t" fillcolor="#a0a0a0" stroked="f"/>
         </w:pict>
       </w:r>
     </w:p>
@@ -4290,6 +5388,7 @@
         </w:numPr>
       </w:pPr>
       <w:r>
+        <w:lastRenderedPageBreak/>
         <w:t>GitHub Projects</w:t>
       </w:r>
     </w:p>
@@ -4340,7 +5439,7 @@
     <w:p>
       <w:r>
         <w:pict w14:anchorId="6820D0AF">
-          <v:rect id="_x0000_i1048" style="width:0;height:1.5pt" o:hralign="center" o:hrstd="t" o:hr="t" fillcolor="#a0a0a0" stroked="f"/>
+          <v:rect id="_x0000_i1069" style="width:0;height:1.5pt" o:hralign="center" o:hrstd="t" o:hr="t" fillcolor="#a0a0a0" stroked="f"/>
         </w:pict>
       </w:r>
     </w:p>
@@ -4744,7 +5843,7 @@
     <w:p>
       <w:r>
         <w:pict w14:anchorId="4DF2B46C">
-          <v:rect id="_x0000_i1049" style="width:0;height:1.5pt" o:hralign="center" o:hrstd="t" o:hr="t" fillcolor="#a0a0a0" stroked="f"/>
+          <v:rect id="_x0000_i1070" style="width:0;height:1.5pt" o:hralign="center" o:hrstd="t" o:hr="t" fillcolor="#a0a0a0" stroked="f"/>
         </w:pict>
       </w:r>
     </w:p>
@@ -4826,7 +5925,7 @@
     <w:p>
       <w:r>
         <w:pict w14:anchorId="73006DD2">
-          <v:rect id="_x0000_i1050" style="width:0;height:1.5pt" o:hralign="center" o:hrstd="t" o:hr="t" fillcolor="#a0a0a0" stroked="f"/>
+          <v:rect id="_x0000_i1071" style="width:0;height:1.5pt" o:hralign="center" o:hrstd="t" o:hr="t" fillcolor="#a0a0a0" stroked="f"/>
         </w:pict>
       </w:r>
     </w:p>
@@ -4873,6 +5972,7 @@
         </w:numPr>
       </w:pPr>
       <w:r>
+        <w:lastRenderedPageBreak/>
         <w:t>Menyusun sekitar 100–120 task.</w:t>
       </w:r>
     </w:p>
@@ -5039,7 +6139,7 @@
     <w:p>
       <w:r>
         <w:pict w14:anchorId="72820247">
-          <v:rect id="_x0000_i1051" style="width:0;height:1.5pt" o:hralign="center" o:hrstd="t" o:hr="t" fillcolor="#a0a0a0" stroked="f"/>
+          <v:rect id="_x0000_i1072" style="width:0;height:1.5pt" o:hralign="center" o:hrstd="t" o:hr="t" fillcolor="#a0a0a0" stroked="f"/>
         </w:pict>
       </w:r>
     </w:p>
@@ -5341,7 +6441,7 @@
     <w:p>
       <w:r>
         <w:pict w14:anchorId="009E5AB4">
-          <v:rect id="_x0000_i1052" style="width:0;height:1.5pt" o:hralign="center" o:hrstd="t" o:hr="t" fillcolor="#a0a0a0" stroked="f"/>
+          <v:rect id="_x0000_i1073" style="width:0;height:1.5pt" o:hralign="center" o:hrstd="t" o:hr="t" fillcolor="#a0a0a0" stroked="f"/>
         </w:pict>
       </w:r>
     </w:p>
@@ -5377,8 +6477,9 @@
     </w:p>
     <w:p>
       <w:r>
+        <w:lastRenderedPageBreak/>
         <w:pict w14:anchorId="560A5713">
-          <v:rect id="_x0000_i1053" style="width:0;height:1.5pt" o:hralign="center" o:hrstd="t" o:hr="t" fillcolor="#a0a0a0" stroked="f"/>
+          <v:rect id="_x0000_i1074" style="width:0;height:1.5pt" o:hralign="center" o:hrstd="t" o:hr="t" fillcolor="#a0a0a0" stroked="f"/>
         </w:pict>
       </w:r>
     </w:p>
@@ -5483,7 +6584,7 @@
     <w:p>
       <w:r>
         <w:pict w14:anchorId="42273E03">
-          <v:rect id="_x0000_i1054" style="width:0;height:1.5pt" o:hralign="center" o:hrstd="t" o:hr="t" fillcolor="#a0a0a0" stroked="f"/>
+          <v:rect id="_x0000_i1075" style="width:0;height:1.5pt" o:hralign="center" o:hrstd="t" o:hr="t" fillcolor="#a0a0a0" stroked="f"/>
         </w:pict>
       </w:r>
     </w:p>
@@ -5544,7 +6645,7 @@
     <w:p>
       <w:r>
         <w:pict w14:anchorId="7682D22D">
-          <v:rect id="_x0000_i1055" style="width:0;height:1.5pt" o:hralign="center" o:hrstd="t" o:hr="t" fillcolor="#a0a0a0" stroked="f"/>
+          <v:rect id="_x0000_i1076" style="width:0;height:1.5pt" o:hralign="center" o:hrstd="t" o:hr="t" fillcolor="#a0a0a0" stroked="f"/>
         </w:pict>
       </w:r>
     </w:p>
@@ -5625,6 +6726,7 @@
         </w:numPr>
       </w:pPr>
       <w:r>
+        <w:lastRenderedPageBreak/>
         <w:t>Mudah dikembangkan</w:t>
       </w:r>
     </w:p>
@@ -5642,7 +6744,7 @@
     <w:p>
       <w:r>
         <w:pict w14:anchorId="13C6076E">
-          <v:rect id="_x0000_i1056" style="width:0;height:1.5pt" o:hralign="center" o:hrstd="t" o:hr="t" fillcolor="#a0a0a0" stroked="f"/>
+          <v:rect id="_x0000_i1077" style="width:0;height:1.5pt" o:hralign="center" o:hrstd="t" o:hr="t" fillcolor="#a0a0a0" stroked="f"/>
         </w:pict>
       </w:r>
     </w:p>
@@ -5746,7 +6848,7 @@
     <w:p>
       <w:r>
         <w:pict w14:anchorId="2F17BCD6">
-          <v:rect id="_x0000_i1057" style="width:0;height:1.5pt" o:hralign="center" o:hrstd="t" o:hr="t" fillcolor="#a0a0a0" stroked="f"/>
+          <v:rect id="_x0000_i1078" style="width:0;height:1.5pt" o:hralign="center" o:hrstd="t" o:hr="t" fillcolor="#a0a0a0" stroked="f"/>
         </w:pict>
       </w:r>
     </w:p>
@@ -5862,7 +6964,7 @@
     <w:p>
       <w:r>
         <w:pict w14:anchorId="3CB42839">
-          <v:rect id="_x0000_i1058" style="width:0;height:1.5pt" o:hralign="center" o:hrstd="t" o:hr="t" fillcolor="#a0a0a0" stroked="f"/>
+          <v:rect id="_x0000_i1079" style="width:0;height:1.5pt" o:hralign="center" o:hrstd="t" o:hr="t" fillcolor="#a0a0a0" stroked="f"/>
         </w:pict>
       </w:r>
     </w:p>
@@ -5947,6 +7049,7 @@
         <w:rPr>
           <w:rFonts w:ascii="Segoe UI Symbol" w:hAnsi="Segoe UI Symbol" w:cs="Segoe UI Symbol"/>
         </w:rPr>
+        <w:lastRenderedPageBreak/>
         <w:t>✔</w:t>
       </w:r>
       <w:r>
@@ -5977,7 +7080,7 @@
     <w:p>
       <w:r>
         <w:pict w14:anchorId="6677DB4F">
-          <v:rect id="_x0000_i1059" style="width:0;height:1.5pt" o:hralign="center" o:hrstd="t" o:hr="t" fillcolor="#a0a0a0" stroked="f"/>
+          <v:rect id="_x0000_i1080" style="width:0;height:1.5pt" o:hralign="center" o:hrstd="t" o:hr="t" fillcolor="#a0a0a0" stroked="f"/>
         </w:pict>
       </w:r>
     </w:p>
@@ -6164,7 +7267,7 @@
     <w:p>
       <w:r>
         <w:pict w14:anchorId="1F256647">
-          <v:rect id="_x0000_i1060" style="width:0;height:1.5pt" o:hralign="center" o:hrstd="t" o:hr="t" fillcolor="#a0a0a0" stroked="f"/>
+          <v:rect id="_x0000_i1081" style="width:0;height:1.5pt" o:hralign="center" o:hrstd="t" o:hr="t" fillcolor="#a0a0a0" stroked="f"/>
         </w:pict>
       </w:r>
     </w:p>
@@ -6257,8 +7360,9 @@
     </w:p>
     <w:p>
       <w:r>
+        <w:lastRenderedPageBreak/>
         <w:pict w14:anchorId="78D17FF1">
-          <v:rect id="_x0000_i1061" style="width:0;height:1.5pt" o:hralign="center" o:hrstd="t" o:hr="t" fillcolor="#a0a0a0" stroked="f"/>
+          <v:rect id="_x0000_i1082" style="width:0;height:1.5pt" o:hralign="center" o:hrstd="t" o:hr="t" fillcolor="#a0a0a0" stroked="f"/>
         </w:pict>
       </w:r>
     </w:p>
@@ -6324,7 +7428,7 @@
     <w:p>
       <w:r>
         <w:pict w14:anchorId="18262BB3">
-          <v:rect id="_x0000_i1062" style="width:0;height:1.5pt" o:hralign="center" o:hrstd="t" o:hr="t" fillcolor="#a0a0a0" stroked="f"/>
+          <v:rect id="_x0000_i1083" style="width:0;height:1.5pt" o:hralign="center" o:hrstd="t" o:hr="t" fillcolor="#a0a0a0" stroked="f"/>
         </w:pict>
       </w:r>
     </w:p>
@@ -6383,25 +7487,272 @@
         </w:numPr>
       </w:pPr>
       <w:r>
+        <w:t>Responsive Layout</w:t>
+      </w:r>
+    </w:p>
+    <w:p>
+      <w:pPr>
+        <w:numPr>
+          <w:ilvl w:val="0"/>
+          <w:numId w:val="4"/>
+        </w:numPr>
+      </w:pPr>
+      <w:r>
+        <w:t>Homepage</w:t>
+      </w:r>
+    </w:p>
+    <w:p>
+      <w:r>
+        <w:pict w14:anchorId="0B674247">
+          <v:rect id="_x0000_i1084" style="width:0;height:1.5pt" o:hralign="center" o:hrstd="t" o:hr="t" fillcolor="#a0a0a0" stroked="f"/>
+        </w:pict>
+      </w:r>
+    </w:p>
+    <w:p>
+      <w:pPr>
+        <w:rPr>
+          <w:b/>
+          <w:bCs/>
+        </w:rPr>
+      </w:pPr>
+      <w:r>
+        <w:rPr>
+          <w:b/>
+          <w:bCs/>
+        </w:rPr>
+        <w:t>5. Tahapan Selanjutnya</w:t>
+      </w:r>
+    </w:p>
+    <w:p>
+      <w:pPr>
+        <w:rPr>
+          <w:b/>
+          <w:bCs/>
+        </w:rPr>
+      </w:pPr>
+      <w:r>
+        <w:rPr>
+          <w:b/>
+          <w:bCs/>
+        </w:rPr>
+        <w:t>Tahap 1</w:t>
+      </w:r>
+    </w:p>
+    <w:p>
+      <w:r>
+        <w:t>Menyelesaikan Landing Page</w:t>
+      </w:r>
+    </w:p>
+    <w:p>
+      <w:r>
+        <w:t>Meliputi:</w:t>
+      </w:r>
+    </w:p>
+    <w:p>
+      <w:pPr>
+        <w:numPr>
+          <w:ilvl w:val="0"/>
+          <w:numId w:val="5"/>
+        </w:numPr>
+      </w:pPr>
+      <w:r>
+        <w:t>Hero</w:t>
+      </w:r>
+    </w:p>
+    <w:p>
+      <w:pPr>
+        <w:numPr>
+          <w:ilvl w:val="0"/>
+          <w:numId w:val="5"/>
+        </w:numPr>
+      </w:pPr>
+      <w:r>
+        <w:t>Header</w:t>
+      </w:r>
+    </w:p>
+    <w:p>
+      <w:pPr>
+        <w:numPr>
+          <w:ilvl w:val="0"/>
+          <w:numId w:val="5"/>
+        </w:numPr>
+      </w:pPr>
+      <w:r>
+        <w:t>Statistik</w:t>
+      </w:r>
+    </w:p>
+    <w:p>
+      <w:pPr>
+        <w:numPr>
+          <w:ilvl w:val="0"/>
+          <w:numId w:val="5"/>
+        </w:numPr>
+      </w:pPr>
+      <w:r>
+        <w:t>Sambutan Kapolda</w:t>
+      </w:r>
+    </w:p>
+    <w:p>
+      <w:pPr>
+        <w:numPr>
+          <w:ilvl w:val="0"/>
+          <w:numId w:val="5"/>
+        </w:numPr>
+      </w:pPr>
+      <w:r>
+        <w:t>Berita</w:t>
+      </w:r>
+    </w:p>
+    <w:p>
+      <w:pPr>
+        <w:numPr>
+          <w:ilvl w:val="0"/>
+          <w:numId w:val="5"/>
+        </w:numPr>
+      </w:pPr>
+      <w:r>
+        <w:t>Layanan</w:t>
+      </w:r>
+    </w:p>
+    <w:p>
+      <w:pPr>
+        <w:numPr>
+          <w:ilvl w:val="0"/>
+          <w:numId w:val="5"/>
+        </w:numPr>
+      </w:pPr>
+      <w:r>
+        <w:t>Quick Link</w:t>
+      </w:r>
+    </w:p>
+    <w:p>
+      <w:pPr>
+        <w:numPr>
+          <w:ilvl w:val="0"/>
+          <w:numId w:val="5"/>
+        </w:numPr>
+      </w:pPr>
+      <w:r>
+        <w:t>Footer</w:t>
+      </w:r>
+    </w:p>
+    <w:p>
+      <w:r>
+        <w:t>Estimasi:</w:t>
+      </w:r>
+      <w:r>
+        <w:br/>
+      </w:r>
+      <w:r>
+        <w:rPr>
+          <w:b/>
+          <w:bCs/>
+        </w:rPr>
+        <w:t>2–3 hari</w:t>
+      </w:r>
+    </w:p>
+    <w:p>
+      <w:r>
+        <w:pict w14:anchorId="136665E1">
+          <v:rect id="_x0000_i1085" style="width:0;height:1.5pt" o:hralign="center" o:hrstd="t" o:hr="t" fillcolor="#a0a0a0" stroked="f"/>
+        </w:pict>
+      </w:r>
+    </w:p>
+    <w:p>
+      <w:pPr>
+        <w:rPr>
+          <w:b/>
+          <w:bCs/>
+        </w:rPr>
+      </w:pPr>
+      <w:r>
+        <w:rPr>
+          <w:b/>
+          <w:bCs/>
+        </w:rPr>
+        <w:t>Tahap 2</w:t>
+      </w:r>
+    </w:p>
+    <w:p>
+      <w:r>
         <w:lastRenderedPageBreak/>
-        <w:t>Responsive Layout</w:t>
-      </w:r>
-    </w:p>
-    <w:p>
-      <w:pPr>
-        <w:numPr>
-          <w:ilvl w:val="0"/>
-          <w:numId w:val="4"/>
-        </w:numPr>
-      </w:pPr>
-      <w:r>
-        <w:t>Homepage</w:t>
-      </w:r>
-    </w:p>
-    <w:p>
-      <w:r>
-        <w:pict w14:anchorId="0B674247">
-          <v:rect id="_x0000_i1063" style="width:0;height:1.5pt" o:hralign="center" o:hrstd="t" o:hr="t" fillcolor="#a0a0a0" stroked="f"/>
+        <w:t>Pembuatan halaman:</w:t>
+      </w:r>
+    </w:p>
+    <w:p>
+      <w:pPr>
+        <w:numPr>
+          <w:ilvl w:val="0"/>
+          <w:numId w:val="6"/>
+        </w:numPr>
+      </w:pPr>
+      <w:r>
+        <w:t>Profil Polda</w:t>
+      </w:r>
+    </w:p>
+    <w:p>
+      <w:pPr>
+        <w:numPr>
+          <w:ilvl w:val="0"/>
+          <w:numId w:val="6"/>
+        </w:numPr>
+      </w:pPr>
+      <w:r>
+        <w:t>Struktur Organisasi</w:t>
+      </w:r>
+    </w:p>
+    <w:p>
+      <w:pPr>
+        <w:numPr>
+          <w:ilvl w:val="0"/>
+          <w:numId w:val="6"/>
+        </w:numPr>
+      </w:pPr>
+      <w:r>
+        <w:t>Visi Misi</w:t>
+      </w:r>
+    </w:p>
+    <w:p>
+      <w:pPr>
+        <w:numPr>
+          <w:ilvl w:val="0"/>
+          <w:numId w:val="6"/>
+        </w:numPr>
+      </w:pPr>
+      <w:r>
+        <w:t>Sejarah</w:t>
+      </w:r>
+    </w:p>
+    <w:p>
+      <w:pPr>
+        <w:numPr>
+          <w:ilvl w:val="0"/>
+          <w:numId w:val="6"/>
+        </w:numPr>
+      </w:pPr>
+      <w:r>
+        <w:t>Pejabat Utama</w:t>
+      </w:r>
+    </w:p>
+    <w:p>
+      <w:r>
+        <w:t>Estimasi:</w:t>
+      </w:r>
+      <w:r>
+        <w:br/>
+      </w:r>
+      <w:r>
+        <w:rPr>
+          <w:b/>
+          <w:bCs/>
+        </w:rPr>
+        <w:t>2 hari</w:t>
+      </w:r>
+    </w:p>
+    <w:p>
+      <w:r>
+        <w:pict w14:anchorId="5A5F122C">
+          <v:rect id="_x0000_i1086" style="width:0;height:1.5pt" o:hralign="center" o:hrstd="t" o:hr="t" fillcolor="#a0a0a0" stroked="f"/>
         </w:pict>
       </w:r>
     </w:p>
@@ -6417,83 +7768,19 @@
           <w:b/>
           <w:bCs/>
         </w:rPr>
-        <w:t>5. Tahapan Selanjutnya</w:t>
-      </w:r>
-    </w:p>
-    <w:p>
-      <w:pPr>
-        <w:rPr>
-          <w:b/>
-          <w:bCs/>
-        </w:rPr>
-      </w:pPr>
-      <w:r>
-        <w:rPr>
-          <w:b/>
-          <w:bCs/>
-        </w:rPr>
-        <w:t>Tahap 1</w:t>
-      </w:r>
-    </w:p>
-    <w:p>
-      <w:r>
-        <w:t>Menyelesaikan Landing Page</w:t>
-      </w:r>
-    </w:p>
-    <w:p>
-      <w:r>
-        <w:t>Meliputi:</w:t>
-      </w:r>
-    </w:p>
-    <w:p>
-      <w:pPr>
-        <w:numPr>
-          <w:ilvl w:val="0"/>
-          <w:numId w:val="5"/>
-        </w:numPr>
-      </w:pPr>
-      <w:r>
-        <w:t>Hero</w:t>
-      </w:r>
-    </w:p>
-    <w:p>
-      <w:pPr>
-        <w:numPr>
-          <w:ilvl w:val="0"/>
-          <w:numId w:val="5"/>
-        </w:numPr>
-      </w:pPr>
-      <w:r>
-        <w:t>Header</w:t>
-      </w:r>
-    </w:p>
-    <w:p>
-      <w:pPr>
-        <w:numPr>
-          <w:ilvl w:val="0"/>
-          <w:numId w:val="5"/>
-        </w:numPr>
-      </w:pPr>
-      <w:r>
-        <w:t>Statistik</w:t>
-      </w:r>
-    </w:p>
-    <w:p>
-      <w:pPr>
-        <w:numPr>
-          <w:ilvl w:val="0"/>
-          <w:numId w:val="5"/>
-        </w:numPr>
-      </w:pPr>
-      <w:r>
-        <w:t>Sambutan Kapolda</w:t>
-      </w:r>
-    </w:p>
-    <w:p>
-      <w:pPr>
-        <w:numPr>
-          <w:ilvl w:val="0"/>
-          <w:numId w:val="5"/>
+        <w:t>Tahap 3</w:t>
+      </w:r>
+    </w:p>
+    <w:p>
+      <w:r>
+        <w:t>Modul Informasi</w:t>
+      </w:r>
+    </w:p>
+    <w:p>
+      <w:pPr>
+        <w:numPr>
+          <w:ilvl w:val="0"/>
+          <w:numId w:val="7"/>
         </w:numPr>
       </w:pPr>
       <w:r>
@@ -6504,33 +7791,44 @@
       <w:pPr>
         <w:numPr>
           <w:ilvl w:val="0"/>
-          <w:numId w:val="5"/>
-        </w:numPr>
-      </w:pPr>
-      <w:r>
-        <w:t>Layanan</w:t>
-      </w:r>
-    </w:p>
-    <w:p>
-      <w:pPr>
-        <w:numPr>
-          <w:ilvl w:val="0"/>
-          <w:numId w:val="5"/>
-        </w:numPr>
-      </w:pPr>
-      <w:r>
-        <w:t>Quick Link</w:t>
-      </w:r>
-    </w:p>
-    <w:p>
-      <w:pPr>
-        <w:numPr>
-          <w:ilvl w:val="0"/>
-          <w:numId w:val="5"/>
-        </w:numPr>
-      </w:pPr>
-      <w:r>
-        <w:t>Footer</w:t>
+          <w:numId w:val="7"/>
+        </w:numPr>
+      </w:pPr>
+      <w:r>
+        <w:t>Artikel</w:t>
+      </w:r>
+    </w:p>
+    <w:p>
+      <w:pPr>
+        <w:numPr>
+          <w:ilvl w:val="0"/>
+          <w:numId w:val="7"/>
+        </w:numPr>
+      </w:pPr>
+      <w:r>
+        <w:t>Pengumuman</w:t>
+      </w:r>
+    </w:p>
+    <w:p>
+      <w:pPr>
+        <w:numPr>
+          <w:ilvl w:val="0"/>
+          <w:numId w:val="7"/>
+        </w:numPr>
+      </w:pPr>
+      <w:r>
+        <w:t>Galeri</w:t>
+      </w:r>
+    </w:p>
+    <w:p>
+      <w:pPr>
+        <w:numPr>
+          <w:ilvl w:val="0"/>
+          <w:numId w:val="7"/>
+        </w:numPr>
+      </w:pPr>
+      <w:r>
+        <w:t>Video</w:t>
       </w:r>
     </w:p>
     <w:p>
@@ -6545,13 +7843,13 @@
           <w:b/>
           <w:bCs/>
         </w:rPr>
-        <w:t>2–3 hari</w:t>
-      </w:r>
-    </w:p>
-    <w:p>
-      <w:r>
-        <w:pict w14:anchorId="136665E1">
-          <v:rect id="_x0000_i1064" style="width:0;height:1.5pt" o:hralign="center" o:hrstd="t" o:hr="t" fillcolor="#a0a0a0" stroked="f"/>
+        <w:t>3 hari</w:t>
+      </w:r>
+    </w:p>
+    <w:p>
+      <w:r>
+        <w:pict w14:anchorId="0C490CFC">
+          <v:rect id="_x0000_i1087" style="width:0;height:1.5pt" o:hralign="center" o:hrstd="t" o:hr="t" fillcolor="#a0a0a0" stroked="f"/>
         </w:pict>
       </w:r>
     </w:p>
@@ -6567,67 +7865,67 @@
           <w:b/>
           <w:bCs/>
         </w:rPr>
-        <w:t>Tahap 2</w:t>
-      </w:r>
-    </w:p>
-    <w:p>
-      <w:r>
-        <w:t>Pembuatan halaman:</w:t>
-      </w:r>
-    </w:p>
-    <w:p>
-      <w:pPr>
-        <w:numPr>
-          <w:ilvl w:val="0"/>
-          <w:numId w:val="6"/>
-        </w:numPr>
-      </w:pPr>
-      <w:r>
-        <w:t>Profil Polda</w:t>
-      </w:r>
-    </w:p>
-    <w:p>
-      <w:pPr>
-        <w:numPr>
-          <w:ilvl w:val="0"/>
-          <w:numId w:val="6"/>
-        </w:numPr>
-      </w:pPr>
-      <w:r>
-        <w:t>Struktur Organisasi</w:t>
-      </w:r>
-    </w:p>
-    <w:p>
-      <w:pPr>
-        <w:numPr>
-          <w:ilvl w:val="0"/>
-          <w:numId w:val="6"/>
-        </w:numPr>
-      </w:pPr>
-      <w:r>
-        <w:t>Visi Misi</w:t>
-      </w:r>
-    </w:p>
-    <w:p>
-      <w:pPr>
-        <w:numPr>
-          <w:ilvl w:val="0"/>
-          <w:numId w:val="6"/>
-        </w:numPr>
-      </w:pPr>
-      <w:r>
-        <w:t>Sejarah</w:t>
-      </w:r>
-    </w:p>
-    <w:p>
-      <w:pPr>
-        <w:numPr>
-          <w:ilvl w:val="0"/>
-          <w:numId w:val="6"/>
-        </w:numPr>
-      </w:pPr>
-      <w:r>
-        <w:t>Pejabat Utama</w:t>
+        <w:t>Tahap 4</w:t>
+      </w:r>
+    </w:p>
+    <w:p>
+      <w:r>
+        <w:t>Pelayanan Publik</w:t>
+      </w:r>
+    </w:p>
+    <w:p>
+      <w:pPr>
+        <w:numPr>
+          <w:ilvl w:val="0"/>
+          <w:numId w:val="8"/>
+        </w:numPr>
+      </w:pPr>
+      <w:r>
+        <w:t>SKCK</w:t>
+      </w:r>
+    </w:p>
+    <w:p>
+      <w:pPr>
+        <w:numPr>
+          <w:ilvl w:val="0"/>
+          <w:numId w:val="8"/>
+        </w:numPr>
+      </w:pPr>
+      <w:r>
+        <w:t>SIM</w:t>
+      </w:r>
+    </w:p>
+    <w:p>
+      <w:pPr>
+        <w:numPr>
+          <w:ilvl w:val="0"/>
+          <w:numId w:val="8"/>
+        </w:numPr>
+      </w:pPr>
+      <w:r>
+        <w:t>SPKT</w:t>
+      </w:r>
+    </w:p>
+    <w:p>
+      <w:pPr>
+        <w:numPr>
+          <w:ilvl w:val="0"/>
+          <w:numId w:val="8"/>
+        </w:numPr>
+      </w:pPr>
+      <w:r>
+        <w:t>Pengaduan</w:t>
+      </w:r>
+    </w:p>
+    <w:p>
+      <w:pPr>
+        <w:numPr>
+          <w:ilvl w:val="0"/>
+          <w:numId w:val="8"/>
+        </w:numPr>
+      </w:pPr>
+      <w:r>
+        <w:t>Kontak</w:t>
       </w:r>
     </w:p>
     <w:p>
@@ -6647,8 +7945,8 @@
     </w:p>
     <w:p>
       <w:r>
-        <w:pict w14:anchorId="5A5F122C">
-          <v:rect id="_x0000_i1065" style="width:0;height:1.5pt" o:hralign="center" o:hrstd="t" o:hr="t" fillcolor="#a0a0a0" stroked="f"/>
+        <w:pict w14:anchorId="6983E1B5">
+          <v:rect id="_x0000_i1088" style="width:0;height:1.5pt" o:hralign="center" o:hrstd="t" o:hr="t" fillcolor="#a0a0a0" stroked="f"/>
         </w:pict>
       </w:r>
     </w:p>
@@ -6664,68 +7962,57 @@
           <w:b/>
           <w:bCs/>
         </w:rPr>
-        <w:t>Tahap 3</w:t>
-      </w:r>
-    </w:p>
-    <w:p>
-      <w:r>
-        <w:t>Modul Informasi</w:t>
-      </w:r>
-    </w:p>
-    <w:p>
-      <w:pPr>
-        <w:numPr>
-          <w:ilvl w:val="0"/>
-          <w:numId w:val="7"/>
-        </w:numPr>
-      </w:pPr>
-      <w:r>
-        <w:t>Berita</w:t>
-      </w:r>
-    </w:p>
-    <w:p>
-      <w:pPr>
-        <w:numPr>
-          <w:ilvl w:val="0"/>
-          <w:numId w:val="7"/>
-        </w:numPr>
-      </w:pPr>
-      <w:r>
-        <w:t>Artikel</w:t>
-      </w:r>
-    </w:p>
-    <w:p>
-      <w:pPr>
-        <w:numPr>
-          <w:ilvl w:val="0"/>
-          <w:numId w:val="7"/>
+        <w:t>Tahap 5</w:t>
+      </w:r>
+    </w:p>
+    <w:p>
+      <w:r>
+        <w:t>Integrasi Backend</w:t>
+      </w:r>
+    </w:p>
+    <w:p>
+      <w:pPr>
+        <w:numPr>
+          <w:ilvl w:val="0"/>
+          <w:numId w:val="9"/>
+        </w:numPr>
+      </w:pPr>
+      <w:r>
+        <w:t>API</w:t>
+      </w:r>
+    </w:p>
+    <w:p>
+      <w:pPr>
+        <w:numPr>
+          <w:ilvl w:val="0"/>
+          <w:numId w:val="9"/>
         </w:numPr>
       </w:pPr>
       <w:r>
         <w:lastRenderedPageBreak/>
-        <w:t>Pengumuman</w:t>
-      </w:r>
-    </w:p>
-    <w:p>
-      <w:pPr>
-        <w:numPr>
-          <w:ilvl w:val="0"/>
-          <w:numId w:val="7"/>
-        </w:numPr>
-      </w:pPr>
-      <w:r>
-        <w:t>Galeri</w:t>
-      </w:r>
-    </w:p>
-    <w:p>
-      <w:pPr>
-        <w:numPr>
-          <w:ilvl w:val="0"/>
-          <w:numId w:val="7"/>
-        </w:numPr>
-      </w:pPr>
-      <w:r>
-        <w:t>Video</w:t>
+        <w:t>Database</w:t>
+      </w:r>
+    </w:p>
+    <w:p>
+      <w:pPr>
+        <w:numPr>
+          <w:ilvl w:val="0"/>
+          <w:numId w:val="9"/>
+        </w:numPr>
+      </w:pPr>
+      <w:r>
+        <w:t>Authentication</w:t>
+      </w:r>
+    </w:p>
+    <w:p>
+      <w:pPr>
+        <w:numPr>
+          <w:ilvl w:val="0"/>
+          <w:numId w:val="9"/>
+        </w:numPr>
+      </w:pPr>
+      <w:r>
+        <w:t>Dashboard Admin</w:t>
       </w:r>
     </w:p>
     <w:p>
@@ -6740,196 +8027,13 @@
           <w:b/>
           <w:bCs/>
         </w:rPr>
-        <w:t>3 hari</w:t>
-      </w:r>
-    </w:p>
-    <w:p>
-      <w:r>
-        <w:pict w14:anchorId="0C490CFC">
-          <v:rect id="_x0000_i1066" style="width:0;height:1.5pt" o:hralign="center" o:hrstd="t" o:hr="t" fillcolor="#a0a0a0" stroked="f"/>
-        </w:pict>
-      </w:r>
-    </w:p>
-    <w:p>
-      <w:pPr>
-        <w:rPr>
-          <w:b/>
-          <w:bCs/>
-        </w:rPr>
-      </w:pPr>
-      <w:r>
-        <w:rPr>
-          <w:b/>
-          <w:bCs/>
-        </w:rPr>
-        <w:t>Tahap 4</w:t>
-      </w:r>
-    </w:p>
-    <w:p>
-      <w:r>
-        <w:t>Pelayanan Publik</w:t>
-      </w:r>
-    </w:p>
-    <w:p>
-      <w:pPr>
-        <w:numPr>
-          <w:ilvl w:val="0"/>
-          <w:numId w:val="8"/>
-        </w:numPr>
-      </w:pPr>
-      <w:r>
-        <w:t>SKCK</w:t>
-      </w:r>
-    </w:p>
-    <w:p>
-      <w:pPr>
-        <w:numPr>
-          <w:ilvl w:val="0"/>
-          <w:numId w:val="8"/>
-        </w:numPr>
-      </w:pPr>
-      <w:r>
-        <w:t>SIM</w:t>
-      </w:r>
-    </w:p>
-    <w:p>
-      <w:pPr>
-        <w:numPr>
-          <w:ilvl w:val="0"/>
-          <w:numId w:val="8"/>
-        </w:numPr>
-      </w:pPr>
-      <w:r>
-        <w:t>SPKT</w:t>
-      </w:r>
-    </w:p>
-    <w:p>
-      <w:pPr>
-        <w:numPr>
-          <w:ilvl w:val="0"/>
-          <w:numId w:val="8"/>
-        </w:numPr>
-      </w:pPr>
-      <w:r>
-        <w:t>Pengaduan</w:t>
-      </w:r>
-    </w:p>
-    <w:p>
-      <w:pPr>
-        <w:numPr>
-          <w:ilvl w:val="0"/>
-          <w:numId w:val="8"/>
-        </w:numPr>
-      </w:pPr>
-      <w:r>
-        <w:t>Kontak</w:t>
-      </w:r>
-    </w:p>
-    <w:p>
-      <w:r>
-        <w:t>Estimasi:</w:t>
-      </w:r>
-      <w:r>
-        <w:br/>
-      </w:r>
-      <w:r>
-        <w:rPr>
-          <w:b/>
-          <w:bCs/>
-        </w:rPr>
-        <w:t>2 hari</w:t>
-      </w:r>
-    </w:p>
-    <w:p>
-      <w:r>
-        <w:pict w14:anchorId="6983E1B5">
-          <v:rect id="_x0000_i1067" style="width:0;height:1.5pt" o:hralign="center" o:hrstd="t" o:hr="t" fillcolor="#a0a0a0" stroked="f"/>
-        </w:pict>
-      </w:r>
-    </w:p>
-    <w:p>
-      <w:pPr>
-        <w:rPr>
-          <w:b/>
-          <w:bCs/>
-        </w:rPr>
-      </w:pPr>
-      <w:r>
-        <w:rPr>
-          <w:b/>
-          <w:bCs/>
-        </w:rPr>
-        <w:t>Tahap 5</w:t>
-      </w:r>
-    </w:p>
-    <w:p>
-      <w:r>
-        <w:t>Integrasi Backend</w:t>
-      </w:r>
-    </w:p>
-    <w:p>
-      <w:pPr>
-        <w:numPr>
-          <w:ilvl w:val="0"/>
-          <w:numId w:val="9"/>
-        </w:numPr>
-      </w:pPr>
-      <w:r>
-        <w:t>API</w:t>
-      </w:r>
-    </w:p>
-    <w:p>
-      <w:pPr>
-        <w:numPr>
-          <w:ilvl w:val="0"/>
-          <w:numId w:val="9"/>
-        </w:numPr>
-      </w:pPr>
-      <w:r>
-        <w:t>Database</w:t>
-      </w:r>
-    </w:p>
-    <w:p>
-      <w:pPr>
-        <w:numPr>
-          <w:ilvl w:val="0"/>
-          <w:numId w:val="9"/>
-        </w:numPr>
-      </w:pPr>
-      <w:r>
-        <w:t>Authentication</w:t>
-      </w:r>
-    </w:p>
-    <w:p>
-      <w:pPr>
-        <w:numPr>
-          <w:ilvl w:val="0"/>
-          <w:numId w:val="9"/>
-        </w:numPr>
-      </w:pPr>
-      <w:r>
-        <w:t>Dashboard Admin</w:t>
-      </w:r>
-    </w:p>
-    <w:p>
-      <w:r>
-        <w:t>Estimasi:</w:t>
-      </w:r>
-      <w:r>
-        <w:br/>
-      </w:r>
-      <w:r>
-        <w:rPr>
-          <w:b/>
-          <w:bCs/>
-        </w:rPr>
         <w:t>4–5 hari</w:t>
       </w:r>
     </w:p>
     <w:p>
       <w:r>
         <w:pict w14:anchorId="0376C582">
-          <v:rect id="_x0000_i1068" style="width:0;height:1.5pt" o:hralign="center" o:hrstd="t" o:hr="t" fillcolor="#a0a0a0" stroked="f"/>
+          <v:rect id="_x0000_i1089" style="width:0;height:1.5pt" o:hralign="center" o:hrstd="t" o:hr="t" fillcolor="#a0a0a0" stroked="f"/>
         </w:pict>
       </w:r>
     </w:p>
@@ -7142,7 +8246,6 @@
           </w:tcPr>
           <w:p>
             <w:r>
-              <w:lastRenderedPageBreak/>
               <w:t>Struktur Frontend</w:t>
             </w:r>
           </w:p>
@@ -7237,7 +8340,7 @@
     <w:p>
       <w:r>
         <w:pict w14:anchorId="7E83BD27">
-          <v:rect id="_x0000_i1069" style="width:0;height:1.5pt" o:hralign="center" o:hrstd="t" o:hr="t" fillcolor="#a0a0a0" stroked="f"/>
+          <v:rect id="_x0000_i1090" style="width:0;height:1.5pt" o:hralign="center" o:hrstd="t" o:hr="t" fillcolor="#a0a0a0" stroked="f"/>
         </w:pict>
       </w:r>
     </w:p>
@@ -7676,6 +8779,155 @@
     </w:lvl>
   </w:abstractNum>
   <w:abstractNum w:abstractNumId="2" w15:restartNumberingAfterBreak="0">
+    <w:nsid w:val="06912954"/>
+    <w:multiLevelType w:val="multilevel"/>
+    <w:tmpl w:val="929AA2A0"/>
+    <w:lvl w:ilvl="0">
+      <w:start w:val="1"/>
+      <w:numFmt w:val="bullet"/>
+      <w:lvlText w:val=""/>
+      <w:lvlJc w:val="left"/>
+      <w:pPr>
+        <w:tabs>
+          <w:tab w:val="num" w:pos="720"/>
+        </w:tabs>
+        <w:ind w:left="720" w:hanging="360"/>
+      </w:pPr>
+      <w:rPr>
+        <w:rFonts w:ascii="Symbol" w:hAnsi="Symbol" w:hint="default"/>
+        <w:sz w:val="20"/>
+      </w:rPr>
+    </w:lvl>
+    <w:lvl w:ilvl="1" w:tentative="1">
+      <w:start w:val="1"/>
+      <w:numFmt w:val="bullet"/>
+      <w:lvlText w:val="o"/>
+      <w:lvlJc w:val="left"/>
+      <w:pPr>
+        <w:tabs>
+          <w:tab w:val="num" w:pos="1440"/>
+        </w:tabs>
+        <w:ind w:left="1440" w:hanging="360"/>
+      </w:pPr>
+      <w:rPr>
+        <w:rFonts w:ascii="Courier New" w:hAnsi="Courier New" w:hint="default"/>
+        <w:sz w:val="20"/>
+      </w:rPr>
+    </w:lvl>
+    <w:lvl w:ilvl="2" w:tentative="1">
+      <w:start w:val="1"/>
+      <w:numFmt w:val="bullet"/>
+      <w:lvlText w:val=""/>
+      <w:lvlJc w:val="left"/>
+      <w:pPr>
+        <w:tabs>
+          <w:tab w:val="num" w:pos="2160"/>
+        </w:tabs>
+        <w:ind w:left="2160" w:hanging="360"/>
+      </w:pPr>
+      <w:rPr>
+        <w:rFonts w:ascii="Wingdings" w:hAnsi="Wingdings" w:hint="default"/>
+        <w:sz w:val="20"/>
+      </w:rPr>
+    </w:lvl>
+    <w:lvl w:ilvl="3" w:tentative="1">
+      <w:start w:val="1"/>
+      <w:numFmt w:val="bullet"/>
+      <w:lvlText w:val=""/>
+      <w:lvlJc w:val="left"/>
+      <w:pPr>
+        <w:tabs>
+          <w:tab w:val="num" w:pos="2880"/>
+        </w:tabs>
+        <w:ind w:left="2880" w:hanging="360"/>
+      </w:pPr>
+      <w:rPr>
+        <w:rFonts w:ascii="Wingdings" w:hAnsi="Wingdings" w:hint="default"/>
+        <w:sz w:val="20"/>
+      </w:rPr>
+    </w:lvl>
+    <w:lvl w:ilvl="4" w:tentative="1">
+      <w:start w:val="1"/>
+      <w:numFmt w:val="bullet"/>
+      <w:lvlText w:val=""/>
+      <w:lvlJc w:val="left"/>
+      <w:pPr>
+        <w:tabs>
+          <w:tab w:val="num" w:pos="3600"/>
+        </w:tabs>
+        <w:ind w:left="3600" w:hanging="360"/>
+      </w:pPr>
+      <w:rPr>
+        <w:rFonts w:ascii="Wingdings" w:hAnsi="Wingdings" w:hint="default"/>
+        <w:sz w:val="20"/>
+      </w:rPr>
+    </w:lvl>
+    <w:lvl w:ilvl="5" w:tentative="1">
+      <w:start w:val="1"/>
+      <w:numFmt w:val="bullet"/>
+      <w:lvlText w:val=""/>
+      <w:lvlJc w:val="left"/>
+      <w:pPr>
+        <w:tabs>
+          <w:tab w:val="num" w:pos="4320"/>
+        </w:tabs>
+        <w:ind w:left="4320" w:hanging="360"/>
+      </w:pPr>
+      <w:rPr>
+        <w:rFonts w:ascii="Wingdings" w:hAnsi="Wingdings" w:hint="default"/>
+        <w:sz w:val="20"/>
+      </w:rPr>
+    </w:lvl>
+    <w:lvl w:ilvl="6" w:tentative="1">
+      <w:start w:val="1"/>
+      <w:numFmt w:val="bullet"/>
+      <w:lvlText w:val=""/>
+      <w:lvlJc w:val="left"/>
+      <w:pPr>
+        <w:tabs>
+          <w:tab w:val="num" w:pos="5040"/>
+        </w:tabs>
+        <w:ind w:left="5040" w:hanging="360"/>
+      </w:pPr>
+      <w:rPr>
+        <w:rFonts w:ascii="Wingdings" w:hAnsi="Wingdings" w:hint="default"/>
+        <w:sz w:val="20"/>
+      </w:rPr>
+    </w:lvl>
+    <w:lvl w:ilvl="7" w:tentative="1">
+      <w:start w:val="1"/>
+      <w:numFmt w:val="bullet"/>
+      <w:lvlText w:val=""/>
+      <w:lvlJc w:val="left"/>
+      <w:pPr>
+        <w:tabs>
+          <w:tab w:val="num" w:pos="5760"/>
+        </w:tabs>
+        <w:ind w:left="5760" w:hanging="360"/>
+      </w:pPr>
+      <w:rPr>
+        <w:rFonts w:ascii="Wingdings" w:hAnsi="Wingdings" w:hint="default"/>
+        <w:sz w:val="20"/>
+      </w:rPr>
+    </w:lvl>
+    <w:lvl w:ilvl="8" w:tentative="1">
+      <w:start w:val="1"/>
+      <w:numFmt w:val="bullet"/>
+      <w:lvlText w:val=""/>
+      <w:lvlJc w:val="left"/>
+      <w:pPr>
+        <w:tabs>
+          <w:tab w:val="num" w:pos="6480"/>
+        </w:tabs>
+        <w:ind w:left="6480" w:hanging="360"/>
+      </w:pPr>
+      <w:rPr>
+        <w:rFonts w:ascii="Wingdings" w:hAnsi="Wingdings" w:hint="default"/>
+        <w:sz w:val="20"/>
+      </w:rPr>
+    </w:lvl>
+  </w:abstractNum>
+  <w:abstractNum w:abstractNumId="3" w15:restartNumberingAfterBreak="0">
     <w:nsid w:val="08F13EDD"/>
     <w:multiLevelType w:val="multilevel"/>
     <w:tmpl w:val="C94866F8"/>
@@ -7824,7 +9076,7 @@
       </w:rPr>
     </w:lvl>
   </w:abstractNum>
-  <w:abstractNum w:abstractNumId="3" w15:restartNumberingAfterBreak="0">
+  <w:abstractNum w:abstractNumId="4" w15:restartNumberingAfterBreak="0">
     <w:nsid w:val="09F81A48"/>
     <w:multiLevelType w:val="multilevel"/>
     <w:tmpl w:val="E0F2449A"/>
@@ -7937,7 +9189,7 @@
       </w:pPr>
     </w:lvl>
   </w:abstractNum>
-  <w:abstractNum w:abstractNumId="4" w15:restartNumberingAfterBreak="0">
+  <w:abstractNum w:abstractNumId="5" w15:restartNumberingAfterBreak="0">
     <w:nsid w:val="0A1453F2"/>
     <w:multiLevelType w:val="multilevel"/>
     <w:tmpl w:val="4A0041FA"/>
@@ -8086,7 +9338,7 @@
       </w:rPr>
     </w:lvl>
   </w:abstractNum>
-  <w:abstractNum w:abstractNumId="5" w15:restartNumberingAfterBreak="0">
+  <w:abstractNum w:abstractNumId="6" w15:restartNumberingAfterBreak="0">
     <w:nsid w:val="0FDF0841"/>
     <w:multiLevelType w:val="multilevel"/>
     <w:tmpl w:val="8DA0B15E"/>
@@ -8235,7 +9487,7 @@
       </w:rPr>
     </w:lvl>
   </w:abstractNum>
-  <w:abstractNum w:abstractNumId="6" w15:restartNumberingAfterBreak="0">
+  <w:abstractNum w:abstractNumId="7" w15:restartNumberingAfterBreak="0">
     <w:nsid w:val="114666D2"/>
     <w:multiLevelType w:val="multilevel"/>
     <w:tmpl w:val="BB9E2A82"/>
@@ -8384,7 +9636,7 @@
       </w:rPr>
     </w:lvl>
   </w:abstractNum>
-  <w:abstractNum w:abstractNumId="7" w15:restartNumberingAfterBreak="0">
+  <w:abstractNum w:abstractNumId="8" w15:restartNumberingAfterBreak="0">
     <w:nsid w:val="134B5B88"/>
     <w:multiLevelType w:val="multilevel"/>
     <w:tmpl w:val="81AC408C"/>
@@ -8533,7 +9785,7 @@
       </w:rPr>
     </w:lvl>
   </w:abstractNum>
-  <w:abstractNum w:abstractNumId="8" w15:restartNumberingAfterBreak="0">
+  <w:abstractNum w:abstractNumId="9" w15:restartNumberingAfterBreak="0">
     <w:nsid w:val="17961019"/>
     <w:multiLevelType w:val="multilevel"/>
     <w:tmpl w:val="90D47DC4"/>
@@ -8682,7 +9934,7 @@
       </w:rPr>
     </w:lvl>
   </w:abstractNum>
-  <w:abstractNum w:abstractNumId="9" w15:restartNumberingAfterBreak="0">
+  <w:abstractNum w:abstractNumId="10" w15:restartNumberingAfterBreak="0">
     <w:nsid w:val="1C1F7CF1"/>
     <w:multiLevelType w:val="multilevel"/>
     <w:tmpl w:val="DF346334"/>
@@ -8831,7 +10083,7 @@
       </w:rPr>
     </w:lvl>
   </w:abstractNum>
-  <w:abstractNum w:abstractNumId="10" w15:restartNumberingAfterBreak="0">
+  <w:abstractNum w:abstractNumId="11" w15:restartNumberingAfterBreak="0">
     <w:nsid w:val="1E3C2D4D"/>
     <w:multiLevelType w:val="multilevel"/>
     <w:tmpl w:val="37DA1464"/>
@@ -8980,7 +10232,7 @@
       </w:rPr>
     </w:lvl>
   </w:abstractNum>
-  <w:abstractNum w:abstractNumId="11" w15:restartNumberingAfterBreak="0">
+  <w:abstractNum w:abstractNumId="12" w15:restartNumberingAfterBreak="0">
     <w:nsid w:val="23D566AA"/>
     <w:multiLevelType w:val="multilevel"/>
     <w:tmpl w:val="A2BA2C06"/>
@@ -9129,7 +10381,156 @@
       </w:rPr>
     </w:lvl>
   </w:abstractNum>
-  <w:abstractNum w:abstractNumId="12" w15:restartNumberingAfterBreak="0">
+  <w:abstractNum w:abstractNumId="13" w15:restartNumberingAfterBreak="0">
+    <w:nsid w:val="26220E42"/>
+    <w:multiLevelType w:val="multilevel"/>
+    <w:tmpl w:val="532413BA"/>
+    <w:lvl w:ilvl="0">
+      <w:start w:val="1"/>
+      <w:numFmt w:val="bullet"/>
+      <w:lvlText w:val=""/>
+      <w:lvlJc w:val="left"/>
+      <w:pPr>
+        <w:tabs>
+          <w:tab w:val="num" w:pos="720"/>
+        </w:tabs>
+        <w:ind w:left="720" w:hanging="360"/>
+      </w:pPr>
+      <w:rPr>
+        <w:rFonts w:ascii="Symbol" w:hAnsi="Symbol" w:hint="default"/>
+        <w:sz w:val="20"/>
+      </w:rPr>
+    </w:lvl>
+    <w:lvl w:ilvl="1" w:tentative="1">
+      <w:start w:val="1"/>
+      <w:numFmt w:val="bullet"/>
+      <w:lvlText w:val="o"/>
+      <w:lvlJc w:val="left"/>
+      <w:pPr>
+        <w:tabs>
+          <w:tab w:val="num" w:pos="1440"/>
+        </w:tabs>
+        <w:ind w:left="1440" w:hanging="360"/>
+      </w:pPr>
+      <w:rPr>
+        <w:rFonts w:ascii="Courier New" w:hAnsi="Courier New" w:hint="default"/>
+        <w:sz w:val="20"/>
+      </w:rPr>
+    </w:lvl>
+    <w:lvl w:ilvl="2" w:tentative="1">
+      <w:start w:val="1"/>
+      <w:numFmt w:val="bullet"/>
+      <w:lvlText w:val=""/>
+      <w:lvlJc w:val="left"/>
+      <w:pPr>
+        <w:tabs>
+          <w:tab w:val="num" w:pos="2160"/>
+        </w:tabs>
+        <w:ind w:left="2160" w:hanging="360"/>
+      </w:pPr>
+      <w:rPr>
+        <w:rFonts w:ascii="Wingdings" w:hAnsi="Wingdings" w:hint="default"/>
+        <w:sz w:val="20"/>
+      </w:rPr>
+    </w:lvl>
+    <w:lvl w:ilvl="3" w:tentative="1">
+      <w:start w:val="1"/>
+      <w:numFmt w:val="bullet"/>
+      <w:lvlText w:val=""/>
+      <w:lvlJc w:val="left"/>
+      <w:pPr>
+        <w:tabs>
+          <w:tab w:val="num" w:pos="2880"/>
+        </w:tabs>
+        <w:ind w:left="2880" w:hanging="360"/>
+      </w:pPr>
+      <w:rPr>
+        <w:rFonts w:ascii="Wingdings" w:hAnsi="Wingdings" w:hint="default"/>
+        <w:sz w:val="20"/>
+      </w:rPr>
+    </w:lvl>
+    <w:lvl w:ilvl="4" w:tentative="1">
+      <w:start w:val="1"/>
+      <w:numFmt w:val="bullet"/>
+      <w:lvlText w:val=""/>
+      <w:lvlJc w:val="left"/>
+      <w:pPr>
+        <w:tabs>
+          <w:tab w:val="num" w:pos="3600"/>
+        </w:tabs>
+        <w:ind w:left="3600" w:hanging="360"/>
+      </w:pPr>
+      <w:rPr>
+        <w:rFonts w:ascii="Wingdings" w:hAnsi="Wingdings" w:hint="default"/>
+        <w:sz w:val="20"/>
+      </w:rPr>
+    </w:lvl>
+    <w:lvl w:ilvl="5" w:tentative="1">
+      <w:start w:val="1"/>
+      <w:numFmt w:val="bullet"/>
+      <w:lvlText w:val=""/>
+      <w:lvlJc w:val="left"/>
+      <w:pPr>
+        <w:tabs>
+          <w:tab w:val="num" w:pos="4320"/>
+        </w:tabs>
+        <w:ind w:left="4320" w:hanging="360"/>
+      </w:pPr>
+      <w:rPr>
+        <w:rFonts w:ascii="Wingdings" w:hAnsi="Wingdings" w:hint="default"/>
+        <w:sz w:val="20"/>
+      </w:rPr>
+    </w:lvl>
+    <w:lvl w:ilvl="6" w:tentative="1">
+      <w:start w:val="1"/>
+      <w:numFmt w:val="bullet"/>
+      <w:lvlText w:val=""/>
+      <w:lvlJc w:val="left"/>
+      <w:pPr>
+        <w:tabs>
+          <w:tab w:val="num" w:pos="5040"/>
+        </w:tabs>
+        <w:ind w:left="5040" w:hanging="360"/>
+      </w:pPr>
+      <w:rPr>
+        <w:rFonts w:ascii="Wingdings" w:hAnsi="Wingdings" w:hint="default"/>
+        <w:sz w:val="20"/>
+      </w:rPr>
+    </w:lvl>
+    <w:lvl w:ilvl="7" w:tentative="1">
+      <w:start w:val="1"/>
+      <w:numFmt w:val="bullet"/>
+      <w:lvlText w:val=""/>
+      <w:lvlJc w:val="left"/>
+      <w:pPr>
+        <w:tabs>
+          <w:tab w:val="num" w:pos="5760"/>
+        </w:tabs>
+        <w:ind w:left="5760" w:hanging="360"/>
+      </w:pPr>
+      <w:rPr>
+        <w:rFonts w:ascii="Wingdings" w:hAnsi="Wingdings" w:hint="default"/>
+        <w:sz w:val="20"/>
+      </w:rPr>
+    </w:lvl>
+    <w:lvl w:ilvl="8" w:tentative="1">
+      <w:start w:val="1"/>
+      <w:numFmt w:val="bullet"/>
+      <w:lvlText w:val=""/>
+      <w:lvlJc w:val="left"/>
+      <w:pPr>
+        <w:tabs>
+          <w:tab w:val="num" w:pos="6480"/>
+        </w:tabs>
+        <w:ind w:left="6480" w:hanging="360"/>
+      </w:pPr>
+      <w:rPr>
+        <w:rFonts w:ascii="Wingdings" w:hAnsi="Wingdings" w:hint="default"/>
+        <w:sz w:val="20"/>
+      </w:rPr>
+    </w:lvl>
+  </w:abstractNum>
+  <w:abstractNum w:abstractNumId="14" w15:restartNumberingAfterBreak="0">
     <w:nsid w:val="263D2EB3"/>
     <w:multiLevelType w:val="multilevel"/>
     <w:tmpl w:val="99D87B74"/>
@@ -9278,7 +10679,7 @@
       </w:rPr>
     </w:lvl>
   </w:abstractNum>
-  <w:abstractNum w:abstractNumId="13" w15:restartNumberingAfterBreak="0">
+  <w:abstractNum w:abstractNumId="15" w15:restartNumberingAfterBreak="0">
     <w:nsid w:val="28BC6712"/>
     <w:multiLevelType w:val="multilevel"/>
     <w:tmpl w:val="D6C854E8"/>
@@ -9391,7 +10792,7 @@
       </w:pPr>
     </w:lvl>
   </w:abstractNum>
-  <w:abstractNum w:abstractNumId="14" w15:restartNumberingAfterBreak="0">
+  <w:abstractNum w:abstractNumId="16" w15:restartNumberingAfterBreak="0">
     <w:nsid w:val="2CF729D0"/>
     <w:multiLevelType w:val="multilevel"/>
     <w:tmpl w:val="97589A7A"/>
@@ -9540,7 +10941,7 @@
       </w:rPr>
     </w:lvl>
   </w:abstractNum>
-  <w:abstractNum w:abstractNumId="15" w15:restartNumberingAfterBreak="0">
+  <w:abstractNum w:abstractNumId="17" w15:restartNumberingAfterBreak="0">
     <w:nsid w:val="2FF33C28"/>
     <w:multiLevelType w:val="multilevel"/>
     <w:tmpl w:val="F68CF34A"/>
@@ -9689,7 +11090,7 @@
       </w:rPr>
     </w:lvl>
   </w:abstractNum>
-  <w:abstractNum w:abstractNumId="16" w15:restartNumberingAfterBreak="0">
+  <w:abstractNum w:abstractNumId="18" w15:restartNumberingAfterBreak="0">
     <w:nsid w:val="34FF6A4D"/>
     <w:multiLevelType w:val="multilevel"/>
     <w:tmpl w:val="B8CAAC24"/>
@@ -9838,7 +11239,7 @@
       </w:rPr>
     </w:lvl>
   </w:abstractNum>
-  <w:abstractNum w:abstractNumId="17" w15:restartNumberingAfterBreak="0">
+  <w:abstractNum w:abstractNumId="19" w15:restartNumberingAfterBreak="0">
     <w:nsid w:val="35CA5796"/>
     <w:multiLevelType w:val="multilevel"/>
     <w:tmpl w:val="C3C62F88"/>
@@ -9987,7 +11388,7 @@
       </w:rPr>
     </w:lvl>
   </w:abstractNum>
-  <w:abstractNum w:abstractNumId="18" w15:restartNumberingAfterBreak="0">
+  <w:abstractNum w:abstractNumId="20" w15:restartNumberingAfterBreak="0">
     <w:nsid w:val="366B5B2B"/>
     <w:multiLevelType w:val="multilevel"/>
     <w:tmpl w:val="A9C45E80"/>
@@ -10136,7 +11537,7 @@
       </w:rPr>
     </w:lvl>
   </w:abstractNum>
-  <w:abstractNum w:abstractNumId="19" w15:restartNumberingAfterBreak="0">
+  <w:abstractNum w:abstractNumId="21" w15:restartNumberingAfterBreak="0">
     <w:nsid w:val="3A31215E"/>
     <w:multiLevelType w:val="multilevel"/>
     <w:tmpl w:val="B266A8AE"/>
@@ -10285,7 +11686,7 @@
       </w:rPr>
     </w:lvl>
   </w:abstractNum>
-  <w:abstractNum w:abstractNumId="20" w15:restartNumberingAfterBreak="0">
+  <w:abstractNum w:abstractNumId="22" w15:restartNumberingAfterBreak="0">
     <w:nsid w:val="3A5B73C3"/>
     <w:multiLevelType w:val="multilevel"/>
     <w:tmpl w:val="9572C6C4"/>
@@ -10434,7 +11835,7 @@
       </w:rPr>
     </w:lvl>
   </w:abstractNum>
-  <w:abstractNum w:abstractNumId="21" w15:restartNumberingAfterBreak="0">
+  <w:abstractNum w:abstractNumId="23" w15:restartNumberingAfterBreak="0">
     <w:nsid w:val="437A66C1"/>
     <w:multiLevelType w:val="multilevel"/>
     <w:tmpl w:val="8310618C"/>
@@ -10583,7 +11984,7 @@
       </w:rPr>
     </w:lvl>
   </w:abstractNum>
-  <w:abstractNum w:abstractNumId="22" w15:restartNumberingAfterBreak="0">
+  <w:abstractNum w:abstractNumId="24" w15:restartNumberingAfterBreak="0">
     <w:nsid w:val="4442549A"/>
     <w:multiLevelType w:val="multilevel"/>
     <w:tmpl w:val="A7422248"/>
@@ -10732,7 +12133,7 @@
       </w:rPr>
     </w:lvl>
   </w:abstractNum>
-  <w:abstractNum w:abstractNumId="23" w15:restartNumberingAfterBreak="0">
+  <w:abstractNum w:abstractNumId="25" w15:restartNumberingAfterBreak="0">
     <w:nsid w:val="44E42CB2"/>
     <w:multiLevelType w:val="multilevel"/>
     <w:tmpl w:val="D38A1586"/>
@@ -10881,7 +12282,7 @@
       </w:rPr>
     </w:lvl>
   </w:abstractNum>
-  <w:abstractNum w:abstractNumId="24" w15:restartNumberingAfterBreak="0">
+  <w:abstractNum w:abstractNumId="26" w15:restartNumberingAfterBreak="0">
     <w:nsid w:val="4BAE17C2"/>
     <w:multiLevelType w:val="multilevel"/>
     <w:tmpl w:val="564CFA64"/>
@@ -11030,7 +12431,7 @@
       </w:rPr>
     </w:lvl>
   </w:abstractNum>
-  <w:abstractNum w:abstractNumId="25" w15:restartNumberingAfterBreak="0">
+  <w:abstractNum w:abstractNumId="27" w15:restartNumberingAfterBreak="0">
     <w:nsid w:val="4CB50594"/>
     <w:multiLevelType w:val="multilevel"/>
     <w:tmpl w:val="4C6C39E4"/>
@@ -11143,7 +12544,7 @@
       </w:pPr>
     </w:lvl>
   </w:abstractNum>
-  <w:abstractNum w:abstractNumId="26" w15:restartNumberingAfterBreak="0">
+  <w:abstractNum w:abstractNumId="28" w15:restartNumberingAfterBreak="0">
     <w:nsid w:val="570763B6"/>
     <w:multiLevelType w:val="multilevel"/>
     <w:tmpl w:val="383CE75E"/>
@@ -11292,7 +12693,7 @@
       </w:rPr>
     </w:lvl>
   </w:abstractNum>
-  <w:abstractNum w:abstractNumId="27" w15:restartNumberingAfterBreak="0">
+  <w:abstractNum w:abstractNumId="29" w15:restartNumberingAfterBreak="0">
     <w:nsid w:val="5B7432DD"/>
     <w:multiLevelType w:val="multilevel"/>
     <w:tmpl w:val="04E66394"/>
@@ -11405,7 +12806,7 @@
       </w:pPr>
     </w:lvl>
   </w:abstractNum>
-  <w:abstractNum w:abstractNumId="28" w15:restartNumberingAfterBreak="0">
+  <w:abstractNum w:abstractNumId="30" w15:restartNumberingAfterBreak="0">
     <w:nsid w:val="5B807F41"/>
     <w:multiLevelType w:val="multilevel"/>
     <w:tmpl w:val="7848C27A"/>
@@ -11554,7 +12955,7 @@
       </w:rPr>
     </w:lvl>
   </w:abstractNum>
-  <w:abstractNum w:abstractNumId="29" w15:restartNumberingAfterBreak="0">
+  <w:abstractNum w:abstractNumId="31" w15:restartNumberingAfterBreak="0">
     <w:nsid w:val="5C992E79"/>
     <w:multiLevelType w:val="multilevel"/>
     <w:tmpl w:val="42F2A0DE"/>
@@ -11703,7 +13104,7 @@
       </w:rPr>
     </w:lvl>
   </w:abstractNum>
-  <w:abstractNum w:abstractNumId="30" w15:restartNumberingAfterBreak="0">
+  <w:abstractNum w:abstractNumId="32" w15:restartNumberingAfterBreak="0">
     <w:nsid w:val="62052D47"/>
     <w:multiLevelType w:val="multilevel"/>
     <w:tmpl w:val="629EA360"/>
@@ -11852,7 +13253,156 @@
       </w:rPr>
     </w:lvl>
   </w:abstractNum>
-  <w:abstractNum w:abstractNumId="31" w15:restartNumberingAfterBreak="0">
+  <w:abstractNum w:abstractNumId="33" w15:restartNumberingAfterBreak="0">
+    <w:nsid w:val="67E62F21"/>
+    <w:multiLevelType w:val="multilevel"/>
+    <w:tmpl w:val="90A8005A"/>
+    <w:lvl w:ilvl="0">
+      <w:start w:val="1"/>
+      <w:numFmt w:val="bullet"/>
+      <w:lvlText w:val=""/>
+      <w:lvlJc w:val="left"/>
+      <w:pPr>
+        <w:tabs>
+          <w:tab w:val="num" w:pos="720"/>
+        </w:tabs>
+        <w:ind w:left="720" w:hanging="360"/>
+      </w:pPr>
+      <w:rPr>
+        <w:rFonts w:ascii="Symbol" w:hAnsi="Symbol" w:hint="default"/>
+        <w:sz w:val="20"/>
+      </w:rPr>
+    </w:lvl>
+    <w:lvl w:ilvl="1" w:tentative="1">
+      <w:start w:val="1"/>
+      <w:numFmt w:val="bullet"/>
+      <w:lvlText w:val="o"/>
+      <w:lvlJc w:val="left"/>
+      <w:pPr>
+        <w:tabs>
+          <w:tab w:val="num" w:pos="1440"/>
+        </w:tabs>
+        <w:ind w:left="1440" w:hanging="360"/>
+      </w:pPr>
+      <w:rPr>
+        <w:rFonts w:ascii="Courier New" w:hAnsi="Courier New" w:hint="default"/>
+        <w:sz w:val="20"/>
+      </w:rPr>
+    </w:lvl>
+    <w:lvl w:ilvl="2" w:tentative="1">
+      <w:start w:val="1"/>
+      <w:numFmt w:val="bullet"/>
+      <w:lvlText w:val=""/>
+      <w:lvlJc w:val="left"/>
+      <w:pPr>
+        <w:tabs>
+          <w:tab w:val="num" w:pos="2160"/>
+        </w:tabs>
+        <w:ind w:left="2160" w:hanging="360"/>
+      </w:pPr>
+      <w:rPr>
+        <w:rFonts w:ascii="Wingdings" w:hAnsi="Wingdings" w:hint="default"/>
+        <w:sz w:val="20"/>
+      </w:rPr>
+    </w:lvl>
+    <w:lvl w:ilvl="3" w:tentative="1">
+      <w:start w:val="1"/>
+      <w:numFmt w:val="bullet"/>
+      <w:lvlText w:val=""/>
+      <w:lvlJc w:val="left"/>
+      <w:pPr>
+        <w:tabs>
+          <w:tab w:val="num" w:pos="2880"/>
+        </w:tabs>
+        <w:ind w:left="2880" w:hanging="360"/>
+      </w:pPr>
+      <w:rPr>
+        <w:rFonts w:ascii="Wingdings" w:hAnsi="Wingdings" w:hint="default"/>
+        <w:sz w:val="20"/>
+      </w:rPr>
+    </w:lvl>
+    <w:lvl w:ilvl="4" w:tentative="1">
+      <w:start w:val="1"/>
+      <w:numFmt w:val="bullet"/>
+      <w:lvlText w:val=""/>
+      <w:lvlJc w:val="left"/>
+      <w:pPr>
+        <w:tabs>
+          <w:tab w:val="num" w:pos="3600"/>
+        </w:tabs>
+        <w:ind w:left="3600" w:hanging="360"/>
+      </w:pPr>
+      <w:rPr>
+        <w:rFonts w:ascii="Wingdings" w:hAnsi="Wingdings" w:hint="default"/>
+        <w:sz w:val="20"/>
+      </w:rPr>
+    </w:lvl>
+    <w:lvl w:ilvl="5" w:tentative="1">
+      <w:start w:val="1"/>
+      <w:numFmt w:val="bullet"/>
+      <w:lvlText w:val=""/>
+      <w:lvlJc w:val="left"/>
+      <w:pPr>
+        <w:tabs>
+          <w:tab w:val="num" w:pos="4320"/>
+        </w:tabs>
+        <w:ind w:left="4320" w:hanging="360"/>
+      </w:pPr>
+      <w:rPr>
+        <w:rFonts w:ascii="Wingdings" w:hAnsi="Wingdings" w:hint="default"/>
+        <w:sz w:val="20"/>
+      </w:rPr>
+    </w:lvl>
+    <w:lvl w:ilvl="6" w:tentative="1">
+      <w:start w:val="1"/>
+      <w:numFmt w:val="bullet"/>
+      <w:lvlText w:val=""/>
+      <w:lvlJc w:val="left"/>
+      <w:pPr>
+        <w:tabs>
+          <w:tab w:val="num" w:pos="5040"/>
+        </w:tabs>
+        <w:ind w:left="5040" w:hanging="360"/>
+      </w:pPr>
+      <w:rPr>
+        <w:rFonts w:ascii="Wingdings" w:hAnsi="Wingdings" w:hint="default"/>
+        <w:sz w:val="20"/>
+      </w:rPr>
+    </w:lvl>
+    <w:lvl w:ilvl="7" w:tentative="1">
+      <w:start w:val="1"/>
+      <w:numFmt w:val="bullet"/>
+      <w:lvlText w:val=""/>
+      <w:lvlJc w:val="left"/>
+      <w:pPr>
+        <w:tabs>
+          <w:tab w:val="num" w:pos="5760"/>
+        </w:tabs>
+        <w:ind w:left="5760" w:hanging="360"/>
+      </w:pPr>
+      <w:rPr>
+        <w:rFonts w:ascii="Wingdings" w:hAnsi="Wingdings" w:hint="default"/>
+        <w:sz w:val="20"/>
+      </w:rPr>
+    </w:lvl>
+    <w:lvl w:ilvl="8" w:tentative="1">
+      <w:start w:val="1"/>
+      <w:numFmt w:val="bullet"/>
+      <w:lvlText w:val=""/>
+      <w:lvlJc w:val="left"/>
+      <w:pPr>
+        <w:tabs>
+          <w:tab w:val="num" w:pos="6480"/>
+        </w:tabs>
+        <w:ind w:left="6480" w:hanging="360"/>
+      </w:pPr>
+      <w:rPr>
+        <w:rFonts w:ascii="Wingdings" w:hAnsi="Wingdings" w:hint="default"/>
+        <w:sz w:val="20"/>
+      </w:rPr>
+    </w:lvl>
+  </w:abstractNum>
+  <w:abstractNum w:abstractNumId="34" w15:restartNumberingAfterBreak="0">
     <w:nsid w:val="6A75647D"/>
     <w:multiLevelType w:val="multilevel"/>
     <w:tmpl w:val="BDFAB4F8"/>
@@ -11965,7 +13515,7 @@
       </w:pPr>
     </w:lvl>
   </w:abstractNum>
-  <w:abstractNum w:abstractNumId="32" w15:restartNumberingAfterBreak="0">
+  <w:abstractNum w:abstractNumId="35" w15:restartNumberingAfterBreak="0">
     <w:nsid w:val="6A8D6412"/>
     <w:multiLevelType w:val="multilevel"/>
     <w:tmpl w:val="B9160BD8"/>
@@ -12114,7 +13664,7 @@
       </w:rPr>
     </w:lvl>
   </w:abstractNum>
-  <w:abstractNum w:abstractNumId="33" w15:restartNumberingAfterBreak="0">
+  <w:abstractNum w:abstractNumId="36" w15:restartNumberingAfterBreak="0">
     <w:nsid w:val="6F711C8B"/>
     <w:multiLevelType w:val="multilevel"/>
     <w:tmpl w:val="8D7C6FF0"/>
@@ -12263,7 +13813,7 @@
       </w:rPr>
     </w:lvl>
   </w:abstractNum>
-  <w:abstractNum w:abstractNumId="34" w15:restartNumberingAfterBreak="0">
+  <w:abstractNum w:abstractNumId="37" w15:restartNumberingAfterBreak="0">
     <w:nsid w:val="6FCA634E"/>
     <w:multiLevelType w:val="multilevel"/>
     <w:tmpl w:val="0068DFC6"/>
@@ -12376,7 +13926,7 @@
       </w:pPr>
     </w:lvl>
   </w:abstractNum>
-  <w:abstractNum w:abstractNumId="35" w15:restartNumberingAfterBreak="0">
+  <w:abstractNum w:abstractNumId="38" w15:restartNumberingAfterBreak="0">
     <w:nsid w:val="714D6B40"/>
     <w:multiLevelType w:val="multilevel"/>
     <w:tmpl w:val="ACBC5ED8"/>
@@ -12525,7 +14075,7 @@
       </w:rPr>
     </w:lvl>
   </w:abstractNum>
-  <w:abstractNum w:abstractNumId="36" w15:restartNumberingAfterBreak="0">
+  <w:abstractNum w:abstractNumId="39" w15:restartNumberingAfterBreak="0">
     <w:nsid w:val="71675477"/>
     <w:multiLevelType w:val="multilevel"/>
     <w:tmpl w:val="2E502C74"/>
@@ -12674,7 +14224,7 @@
       </w:rPr>
     </w:lvl>
   </w:abstractNum>
-  <w:abstractNum w:abstractNumId="37" w15:restartNumberingAfterBreak="0">
+  <w:abstractNum w:abstractNumId="40" w15:restartNumberingAfterBreak="0">
     <w:nsid w:val="73097647"/>
     <w:multiLevelType w:val="multilevel"/>
     <w:tmpl w:val="975085D0"/>
@@ -12823,7 +14373,7 @@
       </w:rPr>
     </w:lvl>
   </w:abstractNum>
-  <w:abstractNum w:abstractNumId="38" w15:restartNumberingAfterBreak="0">
+  <w:abstractNum w:abstractNumId="41" w15:restartNumberingAfterBreak="0">
     <w:nsid w:val="75370268"/>
     <w:multiLevelType w:val="multilevel"/>
     <w:tmpl w:val="F6BE7EC4"/>
@@ -12940,7 +14490,7 @@
       </w:pPr>
     </w:lvl>
   </w:abstractNum>
-  <w:abstractNum w:abstractNumId="39" w15:restartNumberingAfterBreak="0">
+  <w:abstractNum w:abstractNumId="42" w15:restartNumberingAfterBreak="0">
     <w:nsid w:val="75DC5712"/>
     <w:multiLevelType w:val="multilevel"/>
     <w:tmpl w:val="436C08C6"/>
@@ -13089,7 +14639,7 @@
       </w:rPr>
     </w:lvl>
   </w:abstractNum>
-  <w:abstractNum w:abstractNumId="40" w15:restartNumberingAfterBreak="0">
+  <w:abstractNum w:abstractNumId="43" w15:restartNumberingAfterBreak="0">
     <w:nsid w:val="79021159"/>
     <w:multiLevelType w:val="multilevel"/>
     <w:tmpl w:val="65CA8C04"/>
@@ -13238,7 +14788,7 @@
       </w:rPr>
     </w:lvl>
   </w:abstractNum>
-  <w:abstractNum w:abstractNumId="41" w15:restartNumberingAfterBreak="0">
+  <w:abstractNum w:abstractNumId="44" w15:restartNumberingAfterBreak="0">
     <w:nsid w:val="7A810433"/>
     <w:multiLevelType w:val="multilevel"/>
     <w:tmpl w:val="A7A63DE0"/>
@@ -13387,131 +14937,292 @@
       </w:rPr>
     </w:lvl>
   </w:abstractNum>
+  <w:abstractNum w:abstractNumId="45" w15:restartNumberingAfterBreak="0">
+    <w:nsid w:val="7E1F3B19"/>
+    <w:multiLevelType w:val="multilevel"/>
+    <w:tmpl w:val="F64EACF8"/>
+    <w:lvl w:ilvl="0">
+      <w:start w:val="1"/>
+      <w:numFmt w:val="bullet"/>
+      <w:lvlText w:val=""/>
+      <w:lvlJc w:val="left"/>
+      <w:pPr>
+        <w:tabs>
+          <w:tab w:val="num" w:pos="720"/>
+        </w:tabs>
+        <w:ind w:left="720" w:hanging="360"/>
+      </w:pPr>
+      <w:rPr>
+        <w:rFonts w:ascii="Symbol" w:hAnsi="Symbol" w:hint="default"/>
+        <w:sz w:val="20"/>
+      </w:rPr>
+    </w:lvl>
+    <w:lvl w:ilvl="1" w:tentative="1">
+      <w:start w:val="1"/>
+      <w:numFmt w:val="bullet"/>
+      <w:lvlText w:val="o"/>
+      <w:lvlJc w:val="left"/>
+      <w:pPr>
+        <w:tabs>
+          <w:tab w:val="num" w:pos="1440"/>
+        </w:tabs>
+        <w:ind w:left="1440" w:hanging="360"/>
+      </w:pPr>
+      <w:rPr>
+        <w:rFonts w:ascii="Courier New" w:hAnsi="Courier New" w:hint="default"/>
+        <w:sz w:val="20"/>
+      </w:rPr>
+    </w:lvl>
+    <w:lvl w:ilvl="2" w:tentative="1">
+      <w:start w:val="1"/>
+      <w:numFmt w:val="bullet"/>
+      <w:lvlText w:val=""/>
+      <w:lvlJc w:val="left"/>
+      <w:pPr>
+        <w:tabs>
+          <w:tab w:val="num" w:pos="2160"/>
+        </w:tabs>
+        <w:ind w:left="2160" w:hanging="360"/>
+      </w:pPr>
+      <w:rPr>
+        <w:rFonts w:ascii="Wingdings" w:hAnsi="Wingdings" w:hint="default"/>
+        <w:sz w:val="20"/>
+      </w:rPr>
+    </w:lvl>
+    <w:lvl w:ilvl="3" w:tentative="1">
+      <w:start w:val="1"/>
+      <w:numFmt w:val="bullet"/>
+      <w:lvlText w:val=""/>
+      <w:lvlJc w:val="left"/>
+      <w:pPr>
+        <w:tabs>
+          <w:tab w:val="num" w:pos="2880"/>
+        </w:tabs>
+        <w:ind w:left="2880" w:hanging="360"/>
+      </w:pPr>
+      <w:rPr>
+        <w:rFonts w:ascii="Wingdings" w:hAnsi="Wingdings" w:hint="default"/>
+        <w:sz w:val="20"/>
+      </w:rPr>
+    </w:lvl>
+    <w:lvl w:ilvl="4" w:tentative="1">
+      <w:start w:val="1"/>
+      <w:numFmt w:val="bullet"/>
+      <w:lvlText w:val=""/>
+      <w:lvlJc w:val="left"/>
+      <w:pPr>
+        <w:tabs>
+          <w:tab w:val="num" w:pos="3600"/>
+        </w:tabs>
+        <w:ind w:left="3600" w:hanging="360"/>
+      </w:pPr>
+      <w:rPr>
+        <w:rFonts w:ascii="Wingdings" w:hAnsi="Wingdings" w:hint="default"/>
+        <w:sz w:val="20"/>
+      </w:rPr>
+    </w:lvl>
+    <w:lvl w:ilvl="5" w:tentative="1">
+      <w:start w:val="1"/>
+      <w:numFmt w:val="bullet"/>
+      <w:lvlText w:val=""/>
+      <w:lvlJc w:val="left"/>
+      <w:pPr>
+        <w:tabs>
+          <w:tab w:val="num" w:pos="4320"/>
+        </w:tabs>
+        <w:ind w:left="4320" w:hanging="360"/>
+      </w:pPr>
+      <w:rPr>
+        <w:rFonts w:ascii="Wingdings" w:hAnsi="Wingdings" w:hint="default"/>
+        <w:sz w:val="20"/>
+      </w:rPr>
+    </w:lvl>
+    <w:lvl w:ilvl="6" w:tentative="1">
+      <w:start w:val="1"/>
+      <w:numFmt w:val="bullet"/>
+      <w:lvlText w:val=""/>
+      <w:lvlJc w:val="left"/>
+      <w:pPr>
+        <w:tabs>
+          <w:tab w:val="num" w:pos="5040"/>
+        </w:tabs>
+        <w:ind w:left="5040" w:hanging="360"/>
+      </w:pPr>
+      <w:rPr>
+        <w:rFonts w:ascii="Wingdings" w:hAnsi="Wingdings" w:hint="default"/>
+        <w:sz w:val="20"/>
+      </w:rPr>
+    </w:lvl>
+    <w:lvl w:ilvl="7" w:tentative="1">
+      <w:start w:val="1"/>
+      <w:numFmt w:val="bullet"/>
+      <w:lvlText w:val=""/>
+      <w:lvlJc w:val="left"/>
+      <w:pPr>
+        <w:tabs>
+          <w:tab w:val="num" w:pos="5760"/>
+        </w:tabs>
+        <w:ind w:left="5760" w:hanging="360"/>
+      </w:pPr>
+      <w:rPr>
+        <w:rFonts w:ascii="Wingdings" w:hAnsi="Wingdings" w:hint="default"/>
+        <w:sz w:val="20"/>
+      </w:rPr>
+    </w:lvl>
+    <w:lvl w:ilvl="8" w:tentative="1">
+      <w:start w:val="1"/>
+      <w:numFmt w:val="bullet"/>
+      <w:lvlText w:val=""/>
+      <w:lvlJc w:val="left"/>
+      <w:pPr>
+        <w:tabs>
+          <w:tab w:val="num" w:pos="6480"/>
+        </w:tabs>
+        <w:ind w:left="6480" w:hanging="360"/>
+      </w:pPr>
+      <w:rPr>
+        <w:rFonts w:ascii="Wingdings" w:hAnsi="Wingdings" w:hint="default"/>
+        <w:sz w:val="20"/>
+      </w:rPr>
+    </w:lvl>
+  </w:abstractNum>
   <w:num w:numId="1" w16cid:durableId="737898888">
-    <w:abstractNumId w:val="16"/>
+    <w:abstractNumId w:val="18"/>
   </w:num>
   <w:num w:numId="2" w16cid:durableId="977489983">
-    <w:abstractNumId w:val="24"/>
+    <w:abstractNumId w:val="26"/>
   </w:num>
   <w:num w:numId="3" w16cid:durableId="1558976557">
-    <w:abstractNumId w:val="19"/>
+    <w:abstractNumId w:val="21"/>
   </w:num>
   <w:num w:numId="4" w16cid:durableId="1913352525">
-    <w:abstractNumId w:val="13"/>
+    <w:abstractNumId w:val="15"/>
   </w:num>
   <w:num w:numId="5" w16cid:durableId="1880778978">
-    <w:abstractNumId w:val="37"/>
+    <w:abstractNumId w:val="40"/>
   </w:num>
   <w:num w:numId="6" w16cid:durableId="1800146990">
-    <w:abstractNumId w:val="39"/>
+    <w:abstractNumId w:val="42"/>
   </w:num>
   <w:num w:numId="7" w16cid:durableId="1503815334">
-    <w:abstractNumId w:val="26"/>
+    <w:abstractNumId w:val="28"/>
   </w:num>
   <w:num w:numId="8" w16cid:durableId="1619986117">
-    <w:abstractNumId w:val="21"/>
+    <w:abstractNumId w:val="23"/>
   </w:num>
   <w:num w:numId="9" w16cid:durableId="2144469480">
-    <w:abstractNumId w:val="35"/>
+    <w:abstractNumId w:val="38"/>
   </w:num>
   <w:num w:numId="10" w16cid:durableId="93208945">
-    <w:abstractNumId w:val="20"/>
+    <w:abstractNumId w:val="22"/>
   </w:num>
   <w:num w:numId="11" w16cid:durableId="1762098220">
-    <w:abstractNumId w:val="18"/>
+    <w:abstractNumId w:val="20"/>
   </w:num>
   <w:num w:numId="12" w16cid:durableId="1551267580">
     <w:abstractNumId w:val="0"/>
   </w:num>
   <w:num w:numId="13" w16cid:durableId="1535848944">
-    <w:abstractNumId w:val="27"/>
+    <w:abstractNumId w:val="29"/>
   </w:num>
   <w:num w:numId="14" w16cid:durableId="1030685986">
-    <w:abstractNumId w:val="4"/>
+    <w:abstractNumId w:val="5"/>
   </w:num>
   <w:num w:numId="15" w16cid:durableId="553739394">
+    <w:abstractNumId w:val="10"/>
+  </w:num>
+  <w:num w:numId="16" w16cid:durableId="1153981568">
+    <w:abstractNumId w:val="8"/>
+  </w:num>
+  <w:num w:numId="17" w16cid:durableId="1870533498">
+    <w:abstractNumId w:val="31"/>
+  </w:num>
+  <w:num w:numId="18" w16cid:durableId="1929725532">
+    <w:abstractNumId w:val="43"/>
+  </w:num>
+  <w:num w:numId="19" w16cid:durableId="1509638846">
+    <w:abstractNumId w:val="3"/>
+  </w:num>
+  <w:num w:numId="20" w16cid:durableId="746221917">
+    <w:abstractNumId w:val="12"/>
+  </w:num>
+  <w:num w:numId="21" w16cid:durableId="586352944">
+    <w:abstractNumId w:val="30"/>
+  </w:num>
+  <w:num w:numId="22" w16cid:durableId="746921981">
     <w:abstractNumId w:val="9"/>
   </w:num>
-  <w:num w:numId="16" w16cid:durableId="1153981568">
-    <w:abstractNumId w:val="7"/>
-  </w:num>
-  <w:num w:numId="17" w16cid:durableId="1870533498">
-    <w:abstractNumId w:val="29"/>
-  </w:num>
-  <w:num w:numId="18" w16cid:durableId="1929725532">
-    <w:abstractNumId w:val="40"/>
-  </w:num>
-  <w:num w:numId="19" w16cid:durableId="1509638846">
-    <w:abstractNumId w:val="2"/>
-  </w:num>
-  <w:num w:numId="20" w16cid:durableId="746221917">
-    <w:abstractNumId w:val="11"/>
-  </w:num>
-  <w:num w:numId="21" w16cid:durableId="586352944">
-    <w:abstractNumId w:val="28"/>
-  </w:num>
-  <w:num w:numId="22" w16cid:durableId="746921981">
-    <w:abstractNumId w:val="8"/>
-  </w:num>
   <w:num w:numId="23" w16cid:durableId="1991933526">
-    <w:abstractNumId w:val="36"/>
+    <w:abstractNumId w:val="39"/>
   </w:num>
   <w:num w:numId="24" w16cid:durableId="1533181391">
-    <w:abstractNumId w:val="38"/>
+    <w:abstractNumId w:val="41"/>
   </w:num>
   <w:num w:numId="25" w16cid:durableId="1903448416">
-    <w:abstractNumId w:val="15"/>
+    <w:abstractNumId w:val="17"/>
   </w:num>
   <w:num w:numId="26" w16cid:durableId="59252284">
-    <w:abstractNumId w:val="23"/>
+    <w:abstractNumId w:val="25"/>
   </w:num>
   <w:num w:numId="27" w16cid:durableId="1656101194">
-    <w:abstractNumId w:val="14"/>
+    <w:abstractNumId w:val="16"/>
   </w:num>
   <w:num w:numId="28" w16cid:durableId="1871793360">
-    <w:abstractNumId w:val="32"/>
+    <w:abstractNumId w:val="35"/>
   </w:num>
   <w:num w:numId="29" w16cid:durableId="2097705983">
     <w:abstractNumId w:val="1"/>
   </w:num>
   <w:num w:numId="30" w16cid:durableId="870609080">
-    <w:abstractNumId w:val="22"/>
+    <w:abstractNumId w:val="24"/>
   </w:num>
   <w:num w:numId="31" w16cid:durableId="1303536297">
-    <w:abstractNumId w:val="10"/>
+    <w:abstractNumId w:val="11"/>
   </w:num>
   <w:num w:numId="32" w16cid:durableId="1008681019">
-    <w:abstractNumId w:val="12"/>
+    <w:abstractNumId w:val="14"/>
   </w:num>
   <w:num w:numId="33" w16cid:durableId="232394737">
-    <w:abstractNumId w:val="31"/>
+    <w:abstractNumId w:val="34"/>
   </w:num>
   <w:num w:numId="34" w16cid:durableId="912736893">
-    <w:abstractNumId w:val="25"/>
+    <w:abstractNumId w:val="27"/>
   </w:num>
   <w:num w:numId="35" w16cid:durableId="693072345">
-    <w:abstractNumId w:val="3"/>
+    <w:abstractNumId w:val="4"/>
   </w:num>
   <w:num w:numId="36" w16cid:durableId="603611386">
-    <w:abstractNumId w:val="34"/>
+    <w:abstractNumId w:val="37"/>
   </w:num>
   <w:num w:numId="37" w16cid:durableId="1863661812">
-    <w:abstractNumId w:val="5"/>
+    <w:abstractNumId w:val="6"/>
   </w:num>
   <w:num w:numId="38" w16cid:durableId="2025088466">
-    <w:abstractNumId w:val="17"/>
+    <w:abstractNumId w:val="19"/>
   </w:num>
   <w:num w:numId="39" w16cid:durableId="1482769946">
+    <w:abstractNumId w:val="36"/>
+  </w:num>
+  <w:num w:numId="40" w16cid:durableId="521480390">
+    <w:abstractNumId w:val="7"/>
+  </w:num>
+  <w:num w:numId="41" w16cid:durableId="334111681">
+    <w:abstractNumId w:val="44"/>
+  </w:num>
+  <w:num w:numId="42" w16cid:durableId="399867049">
+    <w:abstractNumId w:val="32"/>
+  </w:num>
+  <w:num w:numId="43" w16cid:durableId="644358776">
+    <w:abstractNumId w:val="2"/>
+  </w:num>
+  <w:num w:numId="44" w16cid:durableId="595016506">
+    <w:abstractNumId w:val="45"/>
+  </w:num>
+  <w:num w:numId="45" w16cid:durableId="1795903056">
     <w:abstractNumId w:val="33"/>
   </w:num>
-  <w:num w:numId="40" w16cid:durableId="521480390">
-    <w:abstractNumId w:val="6"/>
-  </w:num>
-  <w:num w:numId="41" w16cid:durableId="334111681">
-    <w:abstractNumId w:val="41"/>
-  </w:num>
-  <w:num w:numId="42" w16cid:durableId="399867049">
-    <w:abstractNumId w:val="30"/>
+  <w:num w:numId="46" w16cid:durableId="306125774">
+    <w:abstractNumId w:val="13"/>
   </w:num>
 </w:numbering>
 </file>
